--- a/Documentacion.docx
+++ b/Documentacion.docx
@@ -527,145 +527,309 @@
         <w:rPr>
           <w:lang w:val="en-US"/>
         </w:rPr>
-        <w:t>@app.route('/')</w:t>
-      </w:r>
-    </w:p>
-    <w:p>
-      <w:pPr>
-        <w:rPr>
-          <w:lang w:val="en-US"/>
-        </w:rPr>
-      </w:pPr>
-      <w:r>
-        <w:rPr>
-          <w:lang w:val="en-US"/>
-        </w:rPr>
-        <w:t>def inicio():</w:t>
-      </w:r>
-    </w:p>
-    <w:p>
-      <w:pPr>
-        <w:rPr>
-          <w:lang w:val="en-US"/>
-        </w:rPr>
-      </w:pPr>
-      <w:r>
-        <w:rPr>
-          <w:lang w:val="en-US"/>
-        </w:rPr>
-        <w:t>    return render_template('inicio.html')</w:t>
-      </w:r>
-    </w:p>
-    <w:p>
-      <w:pPr>
-        <w:rPr>
-          <w:lang w:val="en-US"/>
-        </w:rPr>
-      </w:pPr>
-    </w:p>
-    <w:p>
-      <w:pPr>
-        <w:rPr>
-          <w:lang w:val="en-US"/>
-        </w:rPr>
-      </w:pPr>
-      <w:r>
-        <w:rPr>
-          <w:lang w:val="en-US"/>
-        </w:rPr>
-        <w:t>@app.route('/Ofimatica')</w:t>
-      </w:r>
-    </w:p>
-    <w:p>
-      <w:pPr>
-        <w:rPr>
-          <w:lang w:val="en-US"/>
-        </w:rPr>
-      </w:pPr>
-      <w:r>
-        <w:rPr>
-          <w:lang w:val="en-US"/>
-        </w:rPr>
-        <w:t>def ofimatica():</w:t>
-      </w:r>
-    </w:p>
-    <w:p>
-      <w:pPr>
-        <w:rPr>
-          <w:lang w:val="en-US"/>
-        </w:rPr>
-      </w:pPr>
-      <w:r>
-        <w:rPr>
-          <w:lang w:val="en-US"/>
-        </w:rPr>
-        <w:t>    return render_template('ofimatica.html')</w:t>
-      </w:r>
-    </w:p>
-    <w:p>
-      <w:pPr>
-        <w:rPr>
-          <w:lang w:val="en-US"/>
-        </w:rPr>
-      </w:pPr>
-    </w:p>
-    <w:p>
-      <w:pPr>
-        <w:rPr>
-          <w:lang w:val="en-US"/>
-        </w:rPr>
-      </w:pPr>
-      <w:r>
-        <w:rPr>
-          <w:lang w:val="en-US"/>
-        </w:rPr>
-        <w:t>@app.route('\VisualStudioCode')</w:t>
-      </w:r>
-    </w:p>
-    <w:p>
-      <w:pPr>
-        <w:rPr>
-          <w:lang w:val="en-US"/>
-        </w:rPr>
-      </w:pPr>
-      <w:r>
-        <w:rPr>
-          <w:lang w:val="en-US"/>
-        </w:rPr>
-        <w:t>def visualStudioCode():</w:t>
-      </w:r>
-    </w:p>
-    <w:p>
-      <w:pPr>
-        <w:rPr>
-          <w:lang w:val="en-US"/>
-        </w:rPr>
-      </w:pPr>
-      <w:r>
-        <w:rPr>
-          <w:lang w:val="en-US"/>
-        </w:rPr>
-        <w:t>    return render_template('visualstudiocode.html')</w:t>
-      </w:r>
-    </w:p>
-    <w:p>
-      <w:pPr>
-        <w:rPr>
-          <w:lang w:val="en-US"/>
-        </w:rPr>
-      </w:pPr>
-    </w:p>
-    <w:p>
-      <w:pPr>
-        <w:rPr>
-          <w:lang w:val="en-US"/>
-        </w:rPr>
-      </w:pPr>
-      <w:r>
-        <w:rPr>
-          <w:lang w:val="en-US"/>
-        </w:rPr>
-        <w:t>@app.route('/HTML_CSS')</w:t>
+        <w:t>@</w:t>
+      </w:r>
+      <w:proofErr w:type="gramStart"/>
+      <w:r>
+        <w:rPr>
+          <w:lang w:val="en-US"/>
+        </w:rPr>
+        <w:t>app.route</w:t>
+      </w:r>
+      <w:proofErr w:type="gramEnd"/>
+      <w:r>
+        <w:rPr>
+          <w:lang w:val="en-US"/>
+        </w:rPr>
+        <w:t>('/')</w:t>
+      </w:r>
+    </w:p>
+    <w:p>
+      <w:pPr>
+        <w:rPr>
+          <w:lang w:val="en-US"/>
+        </w:rPr>
+      </w:pPr>
+      <w:r>
+        <w:rPr>
+          <w:lang w:val="en-US"/>
+        </w:rPr>
+        <w:t xml:space="preserve">def </w:t>
+      </w:r>
+      <w:proofErr w:type="spellStart"/>
+      <w:proofErr w:type="gramStart"/>
+      <w:r>
+        <w:rPr>
+          <w:lang w:val="en-US"/>
+        </w:rPr>
+        <w:t>inicio</w:t>
+      </w:r>
+      <w:proofErr w:type="spellEnd"/>
+      <w:r>
+        <w:rPr>
+          <w:lang w:val="en-US"/>
+        </w:rPr>
+        <w:t>(</w:t>
+      </w:r>
+      <w:proofErr w:type="gramEnd"/>
+      <w:r>
+        <w:rPr>
+          <w:lang w:val="en-US"/>
+        </w:rPr>
+        <w:t>):</w:t>
+      </w:r>
+    </w:p>
+    <w:p>
+      <w:pPr>
+        <w:rPr>
+          <w:lang w:val="en-US"/>
+        </w:rPr>
+      </w:pPr>
+      <w:r>
+        <w:rPr>
+          <w:lang w:val="en-US"/>
+        </w:rPr>
+        <w:t xml:space="preserve">    return </w:t>
+      </w:r>
+      <w:proofErr w:type="spellStart"/>
+      <w:r>
+        <w:rPr>
+          <w:lang w:val="en-US"/>
+        </w:rPr>
+        <w:t>render_template</w:t>
+      </w:r>
+      <w:proofErr w:type="spellEnd"/>
+      <w:r>
+        <w:rPr>
+          <w:lang w:val="en-US"/>
+        </w:rPr>
+        <w:t>('inicio.html')</w:t>
+      </w:r>
+    </w:p>
+    <w:p>
+      <w:pPr>
+        <w:rPr>
+          <w:lang w:val="en-US"/>
+        </w:rPr>
+      </w:pPr>
+    </w:p>
+    <w:p>
+      <w:pPr>
+        <w:rPr>
+          <w:lang w:val="en-US"/>
+        </w:rPr>
+      </w:pPr>
+      <w:r>
+        <w:rPr>
+          <w:lang w:val="en-US"/>
+        </w:rPr>
+        <w:t>@</w:t>
+      </w:r>
+      <w:proofErr w:type="gramStart"/>
+      <w:r>
+        <w:rPr>
+          <w:lang w:val="en-US"/>
+        </w:rPr>
+        <w:t>app.route</w:t>
+      </w:r>
+      <w:proofErr w:type="gramEnd"/>
+      <w:r>
+        <w:rPr>
+          <w:lang w:val="en-US"/>
+        </w:rPr>
+        <w:t>('/Ofimatica')</w:t>
+      </w:r>
+    </w:p>
+    <w:p>
+      <w:pPr>
+        <w:rPr>
+          <w:lang w:val="en-US"/>
+        </w:rPr>
+      </w:pPr>
+      <w:r>
+        <w:rPr>
+          <w:lang w:val="en-US"/>
+        </w:rPr>
+        <w:t xml:space="preserve">def </w:t>
+      </w:r>
+      <w:proofErr w:type="spellStart"/>
+      <w:proofErr w:type="gramStart"/>
+      <w:r>
+        <w:rPr>
+          <w:lang w:val="en-US"/>
+        </w:rPr>
+        <w:t>ofimatica</w:t>
+      </w:r>
+      <w:proofErr w:type="spellEnd"/>
+      <w:r>
+        <w:rPr>
+          <w:lang w:val="en-US"/>
+        </w:rPr>
+        <w:t>(</w:t>
+      </w:r>
+      <w:proofErr w:type="gramEnd"/>
+      <w:r>
+        <w:rPr>
+          <w:lang w:val="en-US"/>
+        </w:rPr>
+        <w:t>):</w:t>
+      </w:r>
+    </w:p>
+    <w:p>
+      <w:pPr>
+        <w:rPr>
+          <w:lang w:val="en-US"/>
+        </w:rPr>
+      </w:pPr>
+      <w:r>
+        <w:rPr>
+          <w:lang w:val="en-US"/>
+        </w:rPr>
+        <w:t xml:space="preserve">    return </w:t>
+      </w:r>
+      <w:proofErr w:type="spellStart"/>
+      <w:r>
+        <w:rPr>
+          <w:lang w:val="en-US"/>
+        </w:rPr>
+        <w:t>render_template</w:t>
+      </w:r>
+      <w:proofErr w:type="spellEnd"/>
+      <w:r>
+        <w:rPr>
+          <w:lang w:val="en-US"/>
+        </w:rPr>
+        <w:t>('ofimatica.html')</w:t>
+      </w:r>
+    </w:p>
+    <w:p>
+      <w:pPr>
+        <w:rPr>
+          <w:lang w:val="en-US"/>
+        </w:rPr>
+      </w:pPr>
+    </w:p>
+    <w:p>
+      <w:pPr>
+        <w:rPr>
+          <w:lang w:val="en-US"/>
+        </w:rPr>
+      </w:pPr>
+      <w:r>
+        <w:rPr>
+          <w:lang w:val="en-US"/>
+        </w:rPr>
+        <w:t>@</w:t>
+      </w:r>
+      <w:proofErr w:type="gramStart"/>
+      <w:r>
+        <w:rPr>
+          <w:lang w:val="en-US"/>
+        </w:rPr>
+        <w:t>app.route</w:t>
+      </w:r>
+      <w:proofErr w:type="gramEnd"/>
+      <w:r>
+        <w:rPr>
+          <w:lang w:val="en-US"/>
+        </w:rPr>
+        <w:t>('\VisualStudioCode')</w:t>
+      </w:r>
+    </w:p>
+    <w:p>
+      <w:pPr>
+        <w:rPr>
+          <w:lang w:val="en-US"/>
+        </w:rPr>
+      </w:pPr>
+      <w:r>
+        <w:rPr>
+          <w:lang w:val="en-US"/>
+        </w:rPr>
+        <w:t xml:space="preserve">def </w:t>
+      </w:r>
+      <w:proofErr w:type="spellStart"/>
+      <w:proofErr w:type="gramStart"/>
+      <w:r>
+        <w:rPr>
+          <w:lang w:val="en-US"/>
+        </w:rPr>
+        <w:t>visualStudioCode</w:t>
+      </w:r>
+      <w:proofErr w:type="spellEnd"/>
+      <w:r>
+        <w:rPr>
+          <w:lang w:val="en-US"/>
+        </w:rPr>
+        <w:t>(</w:t>
+      </w:r>
+      <w:proofErr w:type="gramEnd"/>
+      <w:r>
+        <w:rPr>
+          <w:lang w:val="en-US"/>
+        </w:rPr>
+        <w:t>):</w:t>
+      </w:r>
+    </w:p>
+    <w:p>
+      <w:pPr>
+        <w:rPr>
+          <w:lang w:val="en-US"/>
+        </w:rPr>
+      </w:pPr>
+      <w:r>
+        <w:rPr>
+          <w:lang w:val="en-US"/>
+        </w:rPr>
+        <w:t xml:space="preserve">    return </w:t>
+      </w:r>
+      <w:proofErr w:type="spellStart"/>
+      <w:r>
+        <w:rPr>
+          <w:lang w:val="en-US"/>
+        </w:rPr>
+        <w:t>render_template</w:t>
+      </w:r>
+      <w:proofErr w:type="spellEnd"/>
+      <w:r>
+        <w:rPr>
+          <w:lang w:val="en-US"/>
+        </w:rPr>
+        <w:t>('visualstudiocode.html')</w:t>
+      </w:r>
+    </w:p>
+    <w:p>
+      <w:pPr>
+        <w:rPr>
+          <w:lang w:val="en-US"/>
+        </w:rPr>
+      </w:pPr>
+    </w:p>
+    <w:p>
+      <w:pPr>
+        <w:rPr>
+          <w:lang w:val="en-US"/>
+        </w:rPr>
+      </w:pPr>
+      <w:r>
+        <w:rPr>
+          <w:lang w:val="en-US"/>
+        </w:rPr>
+        <w:t>@</w:t>
+      </w:r>
+      <w:proofErr w:type="gramStart"/>
+      <w:r>
+        <w:rPr>
+          <w:lang w:val="en-US"/>
+        </w:rPr>
+        <w:t>app.route</w:t>
+      </w:r>
+      <w:proofErr w:type="gramEnd"/>
+      <w:r>
+        <w:rPr>
+          <w:lang w:val="en-US"/>
+        </w:rPr>
+        <w:t>('/HTML_CSS')</w:t>
       </w:r>
     </w:p>
     <w:p>
@@ -679,204 +843,440 @@
           <w:lang w:val="en-US"/>
         </w:rPr>
         <w:lastRenderedPageBreak/>
-        <w:t>def htmlCss():</w:t>
-      </w:r>
-    </w:p>
-    <w:p>
-      <w:pPr>
-        <w:rPr>
-          <w:lang w:val="en-US"/>
-        </w:rPr>
-      </w:pPr>
-      <w:r>
-        <w:rPr>
-          <w:lang w:val="en-US"/>
-        </w:rPr>
-        <w:t>    return render_template('htmlcss.htm')</w:t>
-      </w:r>
-    </w:p>
-    <w:p>
-      <w:pPr>
-        <w:rPr>
-          <w:lang w:val="en-US"/>
-        </w:rPr>
-      </w:pPr>
-    </w:p>
-    <w:p>
-      <w:pPr>
-        <w:rPr>
-          <w:lang w:val="en-US"/>
-        </w:rPr>
-      </w:pPr>
-      <w:r>
-        <w:rPr>
-          <w:lang w:val="en-US"/>
-        </w:rPr>
-        <w:t>@app.route('/Javascript')</w:t>
-      </w:r>
-    </w:p>
-    <w:p>
-      <w:pPr>
-        <w:rPr>
-          <w:lang w:val="en-US"/>
-        </w:rPr>
-      </w:pPr>
-      <w:r>
-        <w:rPr>
-          <w:lang w:val="en-US"/>
-        </w:rPr>
-        <w:t>def javaScript():</w:t>
-      </w:r>
-    </w:p>
-    <w:p>
-      <w:pPr>
-        <w:rPr>
-          <w:lang w:val="en-US"/>
-        </w:rPr>
-      </w:pPr>
-      <w:r>
-        <w:rPr>
-          <w:lang w:val="en-US"/>
-        </w:rPr>
-        <w:t>    return render_template('javascript.html')</w:t>
-      </w:r>
-    </w:p>
-    <w:p>
-      <w:pPr>
-        <w:rPr>
-          <w:lang w:val="en-US"/>
-        </w:rPr>
-      </w:pPr>
-    </w:p>
-    <w:p>
-      <w:pPr>
-        <w:rPr>
-          <w:lang w:val="en-US"/>
-        </w:rPr>
-      </w:pPr>
-      <w:r>
-        <w:rPr>
-          <w:lang w:val="en-US"/>
-        </w:rPr>
-        <w:t>@app.route('/Git_Github')</w:t>
-      </w:r>
-    </w:p>
-    <w:p>
-      <w:pPr>
-        <w:rPr>
-          <w:lang w:val="en-US"/>
-        </w:rPr>
-      </w:pPr>
-      <w:r>
-        <w:rPr>
-          <w:lang w:val="en-US"/>
-        </w:rPr>
-        <w:t>def gitGitHub():</w:t>
-      </w:r>
-    </w:p>
-    <w:p>
-      <w:pPr>
-        <w:rPr>
-          <w:lang w:val="en-US"/>
-        </w:rPr>
-      </w:pPr>
-      <w:r>
-        <w:rPr>
-          <w:lang w:val="en-US"/>
-        </w:rPr>
-        <w:t>    return render_template('gitgithub.html')</w:t>
-      </w:r>
-    </w:p>
-    <w:p>
-      <w:pPr>
-        <w:rPr>
-          <w:lang w:val="en-US"/>
-        </w:rPr>
-      </w:pPr>
-    </w:p>
-    <w:p>
-      <w:pPr>
-        <w:rPr>
-          <w:lang w:val="en-US"/>
-        </w:rPr>
-      </w:pPr>
-      <w:r>
-        <w:rPr>
-          <w:lang w:val="en-US"/>
-        </w:rPr>
-        <w:t>@app.route('/frameworkflask')</w:t>
-      </w:r>
-    </w:p>
-    <w:p>
-      <w:pPr>
-        <w:rPr>
-          <w:lang w:val="en-US"/>
-        </w:rPr>
-      </w:pPr>
-      <w:r>
-        <w:rPr>
-          <w:lang w:val="en-US"/>
-        </w:rPr>
-        <w:t>def frameworkFlask():</w:t>
-      </w:r>
-    </w:p>
-    <w:p>
-      <w:pPr>
-        <w:rPr>
-          <w:lang w:val="en-US"/>
-        </w:rPr>
-      </w:pPr>
-      <w:r>
-        <w:rPr>
-          <w:lang w:val="en-US"/>
-        </w:rPr>
-        <w:t>    return render_template('frameworkflask.html')</w:t>
-      </w:r>
-    </w:p>
-    <w:p>
-      <w:pPr>
-        <w:rPr>
-          <w:lang w:val="en-US"/>
-        </w:rPr>
-      </w:pPr>
-    </w:p>
-    <w:p>
-      <w:pPr>
-        <w:rPr>
-          <w:lang w:val="en-US"/>
-        </w:rPr>
-      </w:pPr>
-      <w:r>
-        <w:rPr>
-          <w:lang w:val="en-US"/>
-        </w:rPr>
-        <w:t>@app.route('/arduino_uno')</w:t>
-      </w:r>
-    </w:p>
-    <w:p>
-      <w:pPr>
-        <w:rPr>
-          <w:lang w:val="en-US"/>
-        </w:rPr>
-      </w:pPr>
-      <w:r>
-        <w:rPr>
-          <w:lang w:val="en-US"/>
-        </w:rPr>
-        <w:t>def arduinoUno():</w:t>
-      </w:r>
-    </w:p>
-    <w:p>
-      <w:pPr>
-        <w:rPr>
-          <w:lang w:val="en-US"/>
-        </w:rPr>
-      </w:pPr>
-      <w:r>
-        <w:rPr>
-          <w:lang w:val="en-US"/>
-        </w:rPr>
-        <w:t>    return render_template('arduino_uno.html')</w:t>
+        <w:t xml:space="preserve">def </w:t>
+      </w:r>
+      <w:proofErr w:type="spellStart"/>
+      <w:proofErr w:type="gramStart"/>
+      <w:r>
+        <w:rPr>
+          <w:lang w:val="en-US"/>
+        </w:rPr>
+        <w:t>htmlCss</w:t>
+      </w:r>
+      <w:proofErr w:type="spellEnd"/>
+      <w:r>
+        <w:rPr>
+          <w:lang w:val="en-US"/>
+        </w:rPr>
+        <w:t>(</w:t>
+      </w:r>
+      <w:proofErr w:type="gramEnd"/>
+      <w:r>
+        <w:rPr>
+          <w:lang w:val="en-US"/>
+        </w:rPr>
+        <w:t>):</w:t>
+      </w:r>
+    </w:p>
+    <w:p>
+      <w:pPr>
+        <w:rPr>
+          <w:lang w:val="en-US"/>
+        </w:rPr>
+      </w:pPr>
+      <w:r>
+        <w:rPr>
+          <w:lang w:val="en-US"/>
+        </w:rPr>
+        <w:t xml:space="preserve">    return </w:t>
+      </w:r>
+      <w:proofErr w:type="spellStart"/>
+      <w:r>
+        <w:rPr>
+          <w:lang w:val="en-US"/>
+        </w:rPr>
+        <w:t>render_template</w:t>
+      </w:r>
+      <w:proofErr w:type="spellEnd"/>
+      <w:r>
+        <w:rPr>
+          <w:lang w:val="en-US"/>
+        </w:rPr>
+        <w:t>('htmlcss.htm')</w:t>
+      </w:r>
+    </w:p>
+    <w:p>
+      <w:pPr>
+        <w:rPr>
+          <w:lang w:val="en-US"/>
+        </w:rPr>
+      </w:pPr>
+    </w:p>
+    <w:p>
+      <w:pPr>
+        <w:rPr>
+          <w:lang w:val="en-US"/>
+        </w:rPr>
+      </w:pPr>
+      <w:r>
+        <w:rPr>
+          <w:lang w:val="en-US"/>
+        </w:rPr>
+        <w:t>@</w:t>
+      </w:r>
+      <w:proofErr w:type="gramStart"/>
+      <w:r>
+        <w:rPr>
+          <w:lang w:val="en-US"/>
+        </w:rPr>
+        <w:t>app.route</w:t>
+      </w:r>
+      <w:proofErr w:type="gramEnd"/>
+      <w:r>
+        <w:rPr>
+          <w:lang w:val="en-US"/>
+        </w:rPr>
+        <w:t>('/Javascript')</w:t>
+      </w:r>
+    </w:p>
+    <w:p>
+      <w:pPr>
+        <w:rPr>
+          <w:lang w:val="en-US"/>
+        </w:rPr>
+      </w:pPr>
+      <w:r>
+        <w:rPr>
+          <w:lang w:val="en-US"/>
+        </w:rPr>
+        <w:t xml:space="preserve">def </w:t>
+      </w:r>
+      <w:proofErr w:type="spellStart"/>
+      <w:proofErr w:type="gramStart"/>
+      <w:r>
+        <w:rPr>
+          <w:lang w:val="en-US"/>
+        </w:rPr>
+        <w:t>javaScript</w:t>
+      </w:r>
+      <w:proofErr w:type="spellEnd"/>
+      <w:r>
+        <w:rPr>
+          <w:lang w:val="en-US"/>
+        </w:rPr>
+        <w:t>(</w:t>
+      </w:r>
+      <w:proofErr w:type="gramEnd"/>
+      <w:r>
+        <w:rPr>
+          <w:lang w:val="en-US"/>
+        </w:rPr>
+        <w:t>):</w:t>
+      </w:r>
+    </w:p>
+    <w:p>
+      <w:pPr>
+        <w:rPr>
+          <w:lang w:val="en-US"/>
+        </w:rPr>
+      </w:pPr>
+      <w:r>
+        <w:rPr>
+          <w:lang w:val="en-US"/>
+        </w:rPr>
+        <w:t xml:space="preserve">    return </w:t>
+      </w:r>
+      <w:proofErr w:type="spellStart"/>
+      <w:r>
+        <w:rPr>
+          <w:lang w:val="en-US"/>
+        </w:rPr>
+        <w:t>render_template</w:t>
+      </w:r>
+      <w:proofErr w:type="spellEnd"/>
+      <w:r>
+        <w:rPr>
+          <w:lang w:val="en-US"/>
+        </w:rPr>
+        <w:t>('javascript.html')</w:t>
+      </w:r>
+    </w:p>
+    <w:p>
+      <w:pPr>
+        <w:rPr>
+          <w:lang w:val="en-US"/>
+        </w:rPr>
+      </w:pPr>
+    </w:p>
+    <w:p>
+      <w:pPr>
+        <w:rPr>
+          <w:lang w:val="en-US"/>
+        </w:rPr>
+      </w:pPr>
+      <w:r>
+        <w:rPr>
+          <w:lang w:val="en-US"/>
+        </w:rPr>
+        <w:t>@</w:t>
+      </w:r>
+      <w:proofErr w:type="gramStart"/>
+      <w:r>
+        <w:rPr>
+          <w:lang w:val="en-US"/>
+        </w:rPr>
+        <w:t>app.route</w:t>
+      </w:r>
+      <w:proofErr w:type="gramEnd"/>
+      <w:r>
+        <w:rPr>
+          <w:lang w:val="en-US"/>
+        </w:rPr>
+        <w:t>('/Git_Github')</w:t>
+      </w:r>
+    </w:p>
+    <w:p>
+      <w:pPr>
+        <w:rPr>
+          <w:lang w:val="en-US"/>
+        </w:rPr>
+      </w:pPr>
+      <w:r>
+        <w:rPr>
+          <w:lang w:val="en-US"/>
+        </w:rPr>
+        <w:t xml:space="preserve">def </w:t>
+      </w:r>
+      <w:proofErr w:type="spellStart"/>
+      <w:proofErr w:type="gramStart"/>
+      <w:r>
+        <w:rPr>
+          <w:lang w:val="en-US"/>
+        </w:rPr>
+        <w:t>gitGitHub</w:t>
+      </w:r>
+      <w:proofErr w:type="spellEnd"/>
+      <w:r>
+        <w:rPr>
+          <w:lang w:val="en-US"/>
+        </w:rPr>
+        <w:t>(</w:t>
+      </w:r>
+      <w:proofErr w:type="gramEnd"/>
+      <w:r>
+        <w:rPr>
+          <w:lang w:val="en-US"/>
+        </w:rPr>
+        <w:t>):</w:t>
+      </w:r>
+    </w:p>
+    <w:p>
+      <w:pPr>
+        <w:rPr>
+          <w:lang w:val="en-US"/>
+        </w:rPr>
+      </w:pPr>
+      <w:r>
+        <w:rPr>
+          <w:lang w:val="en-US"/>
+        </w:rPr>
+        <w:t xml:space="preserve">    return </w:t>
+      </w:r>
+      <w:proofErr w:type="spellStart"/>
+      <w:r>
+        <w:rPr>
+          <w:lang w:val="en-US"/>
+        </w:rPr>
+        <w:t>render_template</w:t>
+      </w:r>
+      <w:proofErr w:type="spellEnd"/>
+      <w:r>
+        <w:rPr>
+          <w:lang w:val="en-US"/>
+        </w:rPr>
+        <w:t>('gitgithub.html')</w:t>
+      </w:r>
+    </w:p>
+    <w:p>
+      <w:pPr>
+        <w:rPr>
+          <w:lang w:val="en-US"/>
+        </w:rPr>
+      </w:pPr>
+    </w:p>
+    <w:p>
+      <w:pPr>
+        <w:rPr>
+          <w:lang w:val="en-US"/>
+        </w:rPr>
+      </w:pPr>
+      <w:r>
+        <w:rPr>
+          <w:lang w:val="en-US"/>
+        </w:rPr>
+        <w:t>@</w:t>
+      </w:r>
+      <w:proofErr w:type="gramStart"/>
+      <w:r>
+        <w:rPr>
+          <w:lang w:val="en-US"/>
+        </w:rPr>
+        <w:t>app.route</w:t>
+      </w:r>
+      <w:proofErr w:type="gramEnd"/>
+      <w:r>
+        <w:rPr>
+          <w:lang w:val="en-US"/>
+        </w:rPr>
+        <w:t>('/frameworkflask')</w:t>
+      </w:r>
+    </w:p>
+    <w:p>
+      <w:pPr>
+        <w:rPr>
+          <w:lang w:val="en-US"/>
+        </w:rPr>
+      </w:pPr>
+      <w:r>
+        <w:rPr>
+          <w:lang w:val="en-US"/>
+        </w:rPr>
+        <w:t xml:space="preserve">def </w:t>
+      </w:r>
+      <w:proofErr w:type="spellStart"/>
+      <w:proofErr w:type="gramStart"/>
+      <w:r>
+        <w:rPr>
+          <w:lang w:val="en-US"/>
+        </w:rPr>
+        <w:t>frameworkFlask</w:t>
+      </w:r>
+      <w:proofErr w:type="spellEnd"/>
+      <w:r>
+        <w:rPr>
+          <w:lang w:val="en-US"/>
+        </w:rPr>
+        <w:t>(</w:t>
+      </w:r>
+      <w:proofErr w:type="gramEnd"/>
+      <w:r>
+        <w:rPr>
+          <w:lang w:val="en-US"/>
+        </w:rPr>
+        <w:t>):</w:t>
+      </w:r>
+    </w:p>
+    <w:p>
+      <w:pPr>
+        <w:rPr>
+          <w:lang w:val="en-US"/>
+        </w:rPr>
+      </w:pPr>
+      <w:r>
+        <w:rPr>
+          <w:lang w:val="en-US"/>
+        </w:rPr>
+        <w:t xml:space="preserve">    return </w:t>
+      </w:r>
+      <w:proofErr w:type="spellStart"/>
+      <w:r>
+        <w:rPr>
+          <w:lang w:val="en-US"/>
+        </w:rPr>
+        <w:t>render_template</w:t>
+      </w:r>
+      <w:proofErr w:type="spellEnd"/>
+      <w:r>
+        <w:rPr>
+          <w:lang w:val="en-US"/>
+        </w:rPr>
+        <w:t>('frameworkflask.html')</w:t>
+      </w:r>
+    </w:p>
+    <w:p>
+      <w:pPr>
+        <w:rPr>
+          <w:lang w:val="en-US"/>
+        </w:rPr>
+      </w:pPr>
+    </w:p>
+    <w:p>
+      <w:pPr>
+        <w:rPr>
+          <w:lang w:val="en-US"/>
+        </w:rPr>
+      </w:pPr>
+      <w:r>
+        <w:rPr>
+          <w:lang w:val="en-US"/>
+        </w:rPr>
+        <w:t>@</w:t>
+      </w:r>
+      <w:proofErr w:type="gramStart"/>
+      <w:r>
+        <w:rPr>
+          <w:lang w:val="en-US"/>
+        </w:rPr>
+        <w:t>app.route</w:t>
+      </w:r>
+      <w:proofErr w:type="gramEnd"/>
+      <w:r>
+        <w:rPr>
+          <w:lang w:val="en-US"/>
+        </w:rPr>
+        <w:t>('/arduino_uno')</w:t>
+      </w:r>
+    </w:p>
+    <w:p>
+      <w:pPr>
+        <w:rPr>
+          <w:lang w:val="en-US"/>
+        </w:rPr>
+      </w:pPr>
+      <w:r>
+        <w:rPr>
+          <w:lang w:val="en-US"/>
+        </w:rPr>
+        <w:t xml:space="preserve">def </w:t>
+      </w:r>
+      <w:proofErr w:type="spellStart"/>
+      <w:proofErr w:type="gramStart"/>
+      <w:r>
+        <w:rPr>
+          <w:lang w:val="en-US"/>
+        </w:rPr>
+        <w:t>arduinoUno</w:t>
+      </w:r>
+      <w:proofErr w:type="spellEnd"/>
+      <w:r>
+        <w:rPr>
+          <w:lang w:val="en-US"/>
+        </w:rPr>
+        <w:t>(</w:t>
+      </w:r>
+      <w:proofErr w:type="gramEnd"/>
+      <w:r>
+        <w:rPr>
+          <w:lang w:val="en-US"/>
+        </w:rPr>
+        <w:t>):</w:t>
+      </w:r>
+    </w:p>
+    <w:p>
+      <w:pPr>
+        <w:rPr>
+          <w:lang w:val="en-US"/>
+        </w:rPr>
+      </w:pPr>
+      <w:r>
+        <w:rPr>
+          <w:lang w:val="en-US"/>
+        </w:rPr>
+        <w:t xml:space="preserve">    return </w:t>
+      </w:r>
+      <w:proofErr w:type="spellStart"/>
+      <w:r>
+        <w:rPr>
+          <w:lang w:val="en-US"/>
+        </w:rPr>
+        <w:t>render_template</w:t>
+      </w:r>
+      <w:proofErr w:type="spellEnd"/>
+      <w:r>
+        <w:rPr>
+          <w:lang w:val="en-US"/>
+        </w:rPr>
+        <w:t>('arduino_uno.html')</w:t>
       </w:r>
     </w:p>
     <w:p>
@@ -972,7 +1372,1559 @@
         <w:t xml:space="preserve"> y poder tomarles asistencia, pero eso más adelante.</w:t>
       </w:r>
     </w:p>
+    <w:p>
+      <w:pPr>
+        <w:rPr>
+          <w:lang w:val="en-US"/>
+        </w:rPr>
+      </w:pPr>
+      <w:r>
+        <w:rPr>
+          <w:lang w:val="en-US"/>
+        </w:rPr>
+        <w:lastRenderedPageBreak/>
+        <w:t>&lt;div class="alert alert-danger mt-4" role="alert"&gt;</w:t>
+      </w:r>
+    </w:p>
+    <w:p>
+      <w:r>
+        <w:rPr>
+          <w:lang w:val="en-US"/>
+        </w:rPr>
+        <w:t xml:space="preserve">                </w:t>
+      </w:r>
+      <w:r>
+        <w:t xml:space="preserve">&lt;h5 </w:t>
+      </w:r>
+      <w:proofErr w:type="spellStart"/>
+      <w:r>
+        <w:t>class</w:t>
+      </w:r>
+      <w:proofErr w:type="spellEnd"/>
+      <w:r>
+        <w:t>="</w:t>
+      </w:r>
+      <w:proofErr w:type="spellStart"/>
+      <w:r>
+        <w:t>alert-heading</w:t>
+      </w:r>
+      <w:proofErr w:type="spellEnd"/>
+      <w:r>
+        <w:t xml:space="preserve"> </w:t>
+      </w:r>
+      <w:proofErr w:type="spellStart"/>
+      <w:r>
+        <w:t>fw-bold</w:t>
+      </w:r>
+      <w:proofErr w:type="spellEnd"/>
+      <w:r>
+        <w:t>"&gt;</w:t>
+      </w:r>
+      <w:r>
+        <w:rPr>
+          <w:rFonts w:ascii="Segoe UI Emoji" w:hAnsi="Segoe UI Emoji" w:cs="Segoe UI Emoji"/>
+        </w:rPr>
+        <w:t>🛑</w:t>
+      </w:r>
+      <w:r>
+        <w:t xml:space="preserve"> El problema de las contraseñas guardadas por Windows&lt;/h5&gt;</w:t>
+      </w:r>
+    </w:p>
+    <w:p>
+      <w:r>
+        <w:t xml:space="preserve">                &lt;p&gt;Aunque cambies tu nombre local, Windows tiende a recordar el usuario de GitHub de la última persona que trabajó. Si no prestamos atención, ¡subirás tu tarea al perfil de tu </w:t>
+      </w:r>
+      <w:proofErr w:type="gramStart"/>
+      <w:r>
+        <w:t>compañero!&lt;</w:t>
+      </w:r>
+      <w:proofErr w:type="gramEnd"/>
+      <w:r>
+        <w:t>/p&gt;</w:t>
+      </w:r>
+    </w:p>
+    <w:p>
+      <w:r>
+        <w:t xml:space="preserve">                &lt;</w:t>
+      </w:r>
+      <w:proofErr w:type="spellStart"/>
+      <w:r>
+        <w:t>hr</w:t>
+      </w:r>
+      <w:proofErr w:type="spellEnd"/>
+      <w:r>
+        <w:t>&gt;</w:t>
+      </w:r>
+    </w:p>
+    <w:p>
+      <w:r>
+        <w:t xml:space="preserve">                &lt;h6 </w:t>
+      </w:r>
+      <w:proofErr w:type="spellStart"/>
+      <w:r>
+        <w:t>class</w:t>
+      </w:r>
+      <w:proofErr w:type="spellEnd"/>
+      <w:r>
+        <w:t>="</w:t>
+      </w:r>
+      <w:proofErr w:type="spellStart"/>
+      <w:r>
+        <w:t>fw-bold</w:t>
+      </w:r>
+      <w:proofErr w:type="spellEnd"/>
+      <w:r>
+        <w:t xml:space="preserve"> </w:t>
+      </w:r>
+      <w:proofErr w:type="spellStart"/>
+      <w:r>
+        <w:t>text-dark</w:t>
+      </w:r>
+      <w:proofErr w:type="spellEnd"/>
+      <w:r>
+        <w:t>"&gt;</w:t>
+      </w:r>
+      <w:r>
+        <w:rPr>
+          <w:rFonts w:ascii="Segoe UI Emoji" w:hAnsi="Segoe UI Emoji" w:cs="Segoe UI Emoji"/>
+        </w:rPr>
+        <w:t>🚀</w:t>
+      </w:r>
+      <w:r>
+        <w:t xml:space="preserve"> La Solución: Autenticación por Token en cada clase&lt;/h6&gt;</w:t>
+      </w:r>
+    </w:p>
+    <w:p>
+      <w:r>
+        <w:t xml:space="preserve">                &lt;p </w:t>
+      </w:r>
+      <w:proofErr w:type="spellStart"/>
+      <w:r>
+        <w:t>class</w:t>
+      </w:r>
+      <w:proofErr w:type="spellEnd"/>
+      <w:r>
+        <w:t>="mb-0"&gt;Para evitar conflictos, utilizaremos un &lt;</w:t>
+      </w:r>
+      <w:proofErr w:type="spellStart"/>
+      <w:r>
+        <w:t>strong</w:t>
+      </w:r>
+      <w:proofErr w:type="spellEnd"/>
+      <w:r>
+        <w:t>&gt;Token de Acceso Personal (PAT)&lt;/</w:t>
+      </w:r>
+      <w:proofErr w:type="spellStart"/>
+      <w:r>
+        <w:t>strong</w:t>
+      </w:r>
+      <w:proofErr w:type="spellEnd"/>
+      <w:r>
+        <w:t xml:space="preserve">&gt; de GitHub. Este token es una clave larga que reemplaza a tu contraseña tradicional y que solo tú debes </w:t>
+      </w:r>
+      <w:proofErr w:type="gramStart"/>
+      <w:r>
+        <w:t>conocer.&lt;</w:t>
+      </w:r>
+      <w:proofErr w:type="gramEnd"/>
+      <w:r>
+        <w:t>/p&gt;</w:t>
+      </w:r>
+    </w:p>
+    <w:p>
+      <w:pPr>
+        <w:rPr>
+          <w:lang w:val="en-US"/>
+        </w:rPr>
+      </w:pPr>
+      <w:r>
+        <w:t xml:space="preserve">            </w:t>
+      </w:r>
+      <w:r>
+        <w:rPr>
+          <w:lang w:val="en-US"/>
+        </w:rPr>
+        <w:t>&lt;/div&gt;</w:t>
+      </w:r>
+    </w:p>
+    <w:p>
+      <w:pPr>
+        <w:rPr>
+          <w:lang w:val="en-US"/>
+        </w:rPr>
+      </w:pPr>
+    </w:p>
+    <w:p>
+      <w:pPr>
+        <w:rPr>
+          <w:lang w:val="en-US"/>
+        </w:rPr>
+      </w:pPr>
+      <w:r>
+        <w:rPr>
+          <w:lang w:val="en-US"/>
+        </w:rPr>
+        <w:t xml:space="preserve">            &lt;div class="</w:t>
+      </w:r>
+      <w:proofErr w:type="spellStart"/>
+      <w:r>
+        <w:rPr>
+          <w:lang w:val="en-US"/>
+        </w:rPr>
+        <w:t>bg</w:t>
+      </w:r>
+      <w:proofErr w:type="spellEnd"/>
+      <w:r>
+        <w:rPr>
+          <w:lang w:val="en-US"/>
+        </w:rPr>
+        <w:t>-light p-4 rounded border my-4"&gt;</w:t>
+      </w:r>
+    </w:p>
+    <w:p>
+      <w:r>
+        <w:rPr>
+          <w:lang w:val="en-US"/>
+        </w:rPr>
+        <w:t xml:space="preserve">                </w:t>
+      </w:r>
+      <w:r>
+        <w:t xml:space="preserve">&lt;h4 </w:t>
+      </w:r>
+      <w:proofErr w:type="spellStart"/>
+      <w:r>
+        <w:t>class</w:t>
+      </w:r>
+      <w:proofErr w:type="spellEnd"/>
+      <w:r>
+        <w:t>="</w:t>
+      </w:r>
+      <w:proofErr w:type="spellStart"/>
+      <w:r>
+        <w:t>fw-bold</w:t>
+      </w:r>
+      <w:proofErr w:type="spellEnd"/>
+      <w:r>
+        <w:t xml:space="preserve"> </w:t>
+      </w:r>
+      <w:proofErr w:type="spellStart"/>
+      <w:r>
+        <w:t>text-dark</w:t>
+      </w:r>
+      <w:proofErr w:type="spellEnd"/>
+      <w:r>
+        <w:t xml:space="preserve"> mb-3"&gt;</w:t>
+      </w:r>
+      <w:r>
+        <w:rPr>
+          <w:rFonts w:ascii="Segoe UI Emoji" w:hAnsi="Segoe UI Emoji" w:cs="Segoe UI Emoji"/>
+        </w:rPr>
+        <w:t>🛠️</w:t>
+      </w:r>
+      <w:r>
+        <w:t xml:space="preserve"> Paso a Paso: Cómo subir tu código sin dejar rastro en la PC&lt;/h4&gt;</w:t>
+      </w:r>
+    </w:p>
+    <w:p>
+      <w:r>
+        <w:t xml:space="preserve">                </w:t>
+      </w:r>
+    </w:p>
+    <w:p>
+      <w:r>
+        <w:t xml:space="preserve">                &lt;</w:t>
+      </w:r>
+      <w:proofErr w:type="spellStart"/>
+      <w:r>
+        <w:t>div</w:t>
+      </w:r>
+      <w:proofErr w:type="spellEnd"/>
+      <w:r>
+        <w:t xml:space="preserve"> </w:t>
+      </w:r>
+      <w:proofErr w:type="spellStart"/>
+      <w:r>
+        <w:t>class</w:t>
+      </w:r>
+      <w:proofErr w:type="spellEnd"/>
+      <w:r>
+        <w:t>="mb-4"&gt;</w:t>
+      </w:r>
+    </w:p>
+    <w:p>
+      <w:r>
+        <w:t xml:space="preserve">                    &lt;h5&gt;&lt;</w:t>
+      </w:r>
+      <w:proofErr w:type="spellStart"/>
+      <w:r>
+        <w:t>span</w:t>
+      </w:r>
+      <w:proofErr w:type="spellEnd"/>
+      <w:r>
+        <w:t xml:space="preserve"> </w:t>
+      </w:r>
+      <w:proofErr w:type="spellStart"/>
+      <w:r>
+        <w:t>class</w:t>
+      </w:r>
+      <w:proofErr w:type="spellEnd"/>
+      <w:r>
+        <w:t>="</w:t>
+      </w:r>
+      <w:proofErr w:type="spellStart"/>
+      <w:r>
+        <w:t>badge</w:t>
+      </w:r>
+      <w:proofErr w:type="spellEnd"/>
+      <w:r>
+        <w:t xml:space="preserve"> </w:t>
+      </w:r>
+      <w:proofErr w:type="spellStart"/>
+      <w:r>
+        <w:t>bg-secondary</w:t>
+      </w:r>
+      <w:proofErr w:type="spellEnd"/>
+      <w:r>
+        <w:t xml:space="preserve"> me-2"&gt;Paso 1&lt;/</w:t>
+      </w:r>
+      <w:proofErr w:type="spellStart"/>
+      <w:r>
+        <w:t>span</w:t>
+      </w:r>
+      <w:proofErr w:type="spellEnd"/>
+      <w:r>
+        <w:t xml:space="preserve">&gt; Generar tu Token en GitHub (Se hace una sola </w:t>
+      </w:r>
+      <w:proofErr w:type="gramStart"/>
+      <w:r>
+        <w:t>vez)&lt;</w:t>
+      </w:r>
+      <w:proofErr w:type="gramEnd"/>
+      <w:r>
+        <w:t>/h5&gt;</w:t>
+      </w:r>
+    </w:p>
+    <w:p>
+      <w:r>
+        <w:t xml:space="preserve">                    &lt;p&gt;Entra a tu cuenta de GitHub desde el navegador y sigue esta ruta:&lt;/p&gt;</w:t>
+      </w:r>
+    </w:p>
+    <w:p>
+      <w:r>
+        <w:t xml:space="preserve">                    &lt;</w:t>
+      </w:r>
+      <w:proofErr w:type="spellStart"/>
+      <w:r>
+        <w:t>ol</w:t>
+      </w:r>
+      <w:proofErr w:type="spellEnd"/>
+      <w:r>
+        <w:t>&gt;</w:t>
+      </w:r>
+    </w:p>
+    <w:p>
+      <w:r>
+        <w:t xml:space="preserve">                        &lt;</w:t>
+      </w:r>
+      <w:proofErr w:type="spellStart"/>
+      <w:r>
+        <w:t>li</w:t>
+      </w:r>
+      <w:proofErr w:type="spellEnd"/>
+      <w:r>
+        <w:t xml:space="preserve">&gt;Ve a tu foto de perfil (arriba a la derecha) </w:t>
+      </w:r>
+      <w:r>
+        <w:rPr>
+          <w:rFonts w:ascii="Segoe UI Emoji" w:hAnsi="Segoe UI Emoji" w:cs="Segoe UI Emoji"/>
+        </w:rPr>
+        <w:t>➡️</w:t>
+      </w:r>
+      <w:r>
+        <w:t xml:space="preserve"> &lt;</w:t>
+      </w:r>
+      <w:proofErr w:type="spellStart"/>
+      <w:r>
+        <w:t>strong</w:t>
+      </w:r>
+      <w:proofErr w:type="spellEnd"/>
+      <w:r>
+        <w:t>&gt;</w:t>
+      </w:r>
+      <w:proofErr w:type="spellStart"/>
+      <w:r>
+        <w:t>Settings</w:t>
+      </w:r>
+      <w:proofErr w:type="spellEnd"/>
+      <w:r>
+        <w:t>&lt;/</w:t>
+      </w:r>
+      <w:proofErr w:type="spellStart"/>
+      <w:r>
+        <w:t>strong</w:t>
+      </w:r>
+      <w:proofErr w:type="spellEnd"/>
+      <w:r>
+        <w:t>&gt; (Configuración</w:t>
+      </w:r>
+      <w:proofErr w:type="gramStart"/>
+      <w:r>
+        <w:t>).&lt;</w:t>
+      </w:r>
+      <w:proofErr w:type="gramEnd"/>
+      <w:r>
+        <w:t>/</w:t>
+      </w:r>
+      <w:proofErr w:type="spellStart"/>
+      <w:r>
+        <w:t>li</w:t>
+      </w:r>
+      <w:proofErr w:type="spellEnd"/>
+      <w:r>
+        <w:t>&gt;</w:t>
+      </w:r>
+    </w:p>
+    <w:p>
+      <w:r>
+        <w:t xml:space="preserve">                        &lt;</w:t>
+      </w:r>
+      <w:proofErr w:type="spellStart"/>
+      <w:r>
+        <w:t>li</w:t>
+      </w:r>
+      <w:proofErr w:type="spellEnd"/>
+      <w:r>
+        <w:t>&gt;Baja en el menú izquierdo hasta el final y haz clic en &lt;</w:t>
+      </w:r>
+      <w:proofErr w:type="spellStart"/>
+      <w:r>
+        <w:t>strong</w:t>
+      </w:r>
+      <w:proofErr w:type="spellEnd"/>
+      <w:r>
+        <w:t>&gt;</w:t>
+      </w:r>
+      <w:proofErr w:type="spellStart"/>
+      <w:r>
+        <w:t>Developer</w:t>
+      </w:r>
+      <w:proofErr w:type="spellEnd"/>
+      <w:r>
+        <w:t xml:space="preserve"> </w:t>
+      </w:r>
+      <w:proofErr w:type="spellStart"/>
+      <w:r>
+        <w:t>Settings</w:t>
+      </w:r>
+      <w:proofErr w:type="spellEnd"/>
+      <w:r>
+        <w:t>&lt;/</w:t>
+      </w:r>
+      <w:proofErr w:type="spellStart"/>
+      <w:r>
+        <w:t>strong</w:t>
+      </w:r>
+      <w:proofErr w:type="spellEnd"/>
+      <w:proofErr w:type="gramStart"/>
+      <w:r>
+        <w:t>&gt;.&lt;</w:t>
+      </w:r>
+      <w:proofErr w:type="gramEnd"/>
+      <w:r>
+        <w:t>/</w:t>
+      </w:r>
+      <w:proofErr w:type="spellStart"/>
+      <w:r>
+        <w:t>li</w:t>
+      </w:r>
+      <w:proofErr w:type="spellEnd"/>
+      <w:r>
+        <w:t>&gt;</w:t>
+      </w:r>
+    </w:p>
+    <w:p>
+      <w:pPr>
+        <w:rPr>
+          <w:lang w:val="en-US"/>
+        </w:rPr>
+      </w:pPr>
+      <w:r>
+        <w:t xml:space="preserve">                        </w:t>
+      </w:r>
+      <w:r>
+        <w:rPr>
+          <w:lang w:val="en-US"/>
+        </w:rPr>
+        <w:t>&lt;li&gt;</w:t>
+      </w:r>
+      <w:proofErr w:type="spellStart"/>
+      <w:r>
+        <w:rPr>
+          <w:lang w:val="en-US"/>
+        </w:rPr>
+        <w:t>Selecciona</w:t>
+      </w:r>
+      <w:proofErr w:type="spellEnd"/>
+      <w:r>
+        <w:rPr>
+          <w:lang w:val="en-US"/>
+        </w:rPr>
+        <w:t xml:space="preserve"> &lt;strong&gt;Personal access tokens&lt;/strong&gt; </w:t>
+      </w:r>
+      <w:r>
+        <w:rPr>
+          <w:rFonts w:ascii="Segoe UI Emoji" w:hAnsi="Segoe UI Emoji" w:cs="Segoe UI Emoji"/>
+          <w:lang w:val="en-US"/>
+        </w:rPr>
+        <w:t>➡</w:t>
+      </w:r>
+      <w:r>
+        <w:rPr>
+          <w:rFonts w:ascii="Segoe UI Emoji" w:hAnsi="Segoe UI Emoji" w:cs="Segoe UI Emoji"/>
+        </w:rPr>
+        <w:t>️</w:t>
+      </w:r>
+      <w:r>
+        <w:rPr>
+          <w:lang w:val="en-US"/>
+        </w:rPr>
+        <w:t xml:space="preserve"> &lt;strong&gt;Tokens (classic)&lt;/strong</w:t>
+      </w:r>
+      <w:proofErr w:type="gramStart"/>
+      <w:r>
+        <w:rPr>
+          <w:lang w:val="en-US"/>
+        </w:rPr>
+        <w:t>&gt;.&lt;</w:t>
+      </w:r>
+      <w:proofErr w:type="gramEnd"/>
+      <w:r>
+        <w:rPr>
+          <w:lang w:val="en-US"/>
+        </w:rPr>
+        <w:t>/li&gt;</w:t>
+      </w:r>
+    </w:p>
+    <w:p>
+      <w:pPr>
+        <w:rPr>
+          <w:lang w:val="en-US"/>
+        </w:rPr>
+      </w:pPr>
+      <w:r>
+        <w:rPr>
+          <w:lang w:val="en-US"/>
+        </w:rPr>
+        <w:t xml:space="preserve">                        &lt;li&gt;Haz </w:t>
+      </w:r>
+      <w:proofErr w:type="spellStart"/>
+      <w:r>
+        <w:rPr>
+          <w:lang w:val="en-US"/>
+        </w:rPr>
+        <w:t>clic</w:t>
+      </w:r>
+      <w:proofErr w:type="spellEnd"/>
+      <w:r>
+        <w:rPr>
+          <w:lang w:val="en-US"/>
+        </w:rPr>
+        <w:t xml:space="preserve"> </w:t>
+      </w:r>
+      <w:proofErr w:type="spellStart"/>
+      <w:r>
+        <w:rPr>
+          <w:lang w:val="en-US"/>
+        </w:rPr>
+        <w:t>en</w:t>
+      </w:r>
+      <w:proofErr w:type="spellEnd"/>
+      <w:r>
+        <w:rPr>
+          <w:lang w:val="en-US"/>
+        </w:rPr>
+        <w:t xml:space="preserve"> &lt;strong&gt;Generate new token&lt;/strong&gt; (classic</w:t>
+      </w:r>
+      <w:proofErr w:type="gramStart"/>
+      <w:r>
+        <w:rPr>
+          <w:lang w:val="en-US"/>
+        </w:rPr>
+        <w:t>).&lt;</w:t>
+      </w:r>
+      <w:proofErr w:type="gramEnd"/>
+      <w:r>
+        <w:rPr>
+          <w:lang w:val="en-US"/>
+        </w:rPr>
+        <w:t>/li&gt;</w:t>
+      </w:r>
+    </w:p>
+    <w:p>
+      <w:r>
+        <w:rPr>
+          <w:lang w:val="en-US"/>
+        </w:rPr>
+        <w:lastRenderedPageBreak/>
+        <w:t xml:space="preserve">                        </w:t>
+      </w:r>
+      <w:r>
+        <w:t>&lt;</w:t>
+      </w:r>
+      <w:proofErr w:type="spellStart"/>
+      <w:r>
+        <w:t>li</w:t>
+      </w:r>
+      <w:proofErr w:type="spellEnd"/>
+      <w:r>
+        <w:t>&gt;Ponle un nombre (</w:t>
+      </w:r>
+      <w:proofErr w:type="spellStart"/>
+      <w:r>
+        <w:t>ej</w:t>
+      </w:r>
+      <w:proofErr w:type="spellEnd"/>
+      <w:r>
+        <w:t>: "</w:t>
+      </w:r>
+      <w:proofErr w:type="spellStart"/>
+      <w:r>
+        <w:t>ClaseComputacion</w:t>
+      </w:r>
+      <w:proofErr w:type="spellEnd"/>
+      <w:r>
+        <w:t>") y tilda la casilla principal que dice &lt;</w:t>
+      </w:r>
+      <w:proofErr w:type="spellStart"/>
+      <w:r>
+        <w:t>strong</w:t>
+      </w:r>
+      <w:proofErr w:type="spellEnd"/>
+      <w:r>
+        <w:t xml:space="preserve"> </w:t>
+      </w:r>
+      <w:proofErr w:type="spellStart"/>
+      <w:r>
+        <w:t>class</w:t>
+      </w:r>
+      <w:proofErr w:type="spellEnd"/>
+      <w:r>
+        <w:t>="</w:t>
+      </w:r>
+      <w:proofErr w:type="spellStart"/>
+      <w:r>
+        <w:t>text-primary</w:t>
+      </w:r>
+      <w:proofErr w:type="spellEnd"/>
+      <w:r>
+        <w:t>"&gt;repo&lt;/</w:t>
+      </w:r>
+      <w:proofErr w:type="spellStart"/>
+      <w:r>
+        <w:t>strong</w:t>
+      </w:r>
+      <w:proofErr w:type="spellEnd"/>
+      <w:r>
+        <w:t>&gt; (esto te da permisos para subir código</w:t>
+      </w:r>
+      <w:proofErr w:type="gramStart"/>
+      <w:r>
+        <w:t>).&lt;</w:t>
+      </w:r>
+      <w:proofErr w:type="gramEnd"/>
+      <w:r>
+        <w:t>/</w:t>
+      </w:r>
+      <w:proofErr w:type="spellStart"/>
+      <w:r>
+        <w:t>li</w:t>
+      </w:r>
+      <w:proofErr w:type="spellEnd"/>
+      <w:r>
+        <w:t>&gt;</w:t>
+      </w:r>
+    </w:p>
+    <w:p>
+      <w:pPr>
+        <w:rPr>
+          <w:lang w:val="en-US"/>
+        </w:rPr>
+      </w:pPr>
+      <w:r>
+        <w:t xml:space="preserve">                        </w:t>
+      </w:r>
+      <w:r>
+        <w:rPr>
+          <w:lang w:val="en-US"/>
+        </w:rPr>
+        <w:t xml:space="preserve">&lt;li&gt;Haz </w:t>
+      </w:r>
+      <w:proofErr w:type="spellStart"/>
+      <w:r>
+        <w:rPr>
+          <w:lang w:val="en-US"/>
+        </w:rPr>
+        <w:t>clic</w:t>
+      </w:r>
+      <w:proofErr w:type="spellEnd"/>
+      <w:r>
+        <w:rPr>
+          <w:lang w:val="en-US"/>
+        </w:rPr>
+        <w:t xml:space="preserve"> </w:t>
+      </w:r>
+      <w:proofErr w:type="spellStart"/>
+      <w:r>
+        <w:rPr>
+          <w:lang w:val="en-US"/>
+        </w:rPr>
+        <w:t>abajo</w:t>
+      </w:r>
+      <w:proofErr w:type="spellEnd"/>
+      <w:r>
+        <w:rPr>
+          <w:lang w:val="en-US"/>
+        </w:rPr>
+        <w:t xml:space="preserve"> de </w:t>
+      </w:r>
+      <w:proofErr w:type="spellStart"/>
+      <w:r>
+        <w:rPr>
+          <w:lang w:val="en-US"/>
+        </w:rPr>
+        <w:t>todo</w:t>
+      </w:r>
+      <w:proofErr w:type="spellEnd"/>
+      <w:r>
+        <w:rPr>
+          <w:lang w:val="en-US"/>
+        </w:rPr>
+        <w:t xml:space="preserve"> </w:t>
+      </w:r>
+      <w:proofErr w:type="spellStart"/>
+      <w:r>
+        <w:rPr>
+          <w:lang w:val="en-US"/>
+        </w:rPr>
+        <w:t>en</w:t>
+      </w:r>
+      <w:proofErr w:type="spellEnd"/>
+      <w:r>
+        <w:rPr>
+          <w:lang w:val="en-US"/>
+        </w:rPr>
+        <w:t xml:space="preserve"> &lt;strong&gt;Generate token&lt;/strong</w:t>
+      </w:r>
+      <w:proofErr w:type="gramStart"/>
+      <w:r>
+        <w:rPr>
+          <w:lang w:val="en-US"/>
+        </w:rPr>
+        <w:t>&gt;.&lt;</w:t>
+      </w:r>
+      <w:proofErr w:type="gramEnd"/>
+      <w:r>
+        <w:rPr>
+          <w:lang w:val="en-US"/>
+        </w:rPr>
+        <w:t>/li&gt;</w:t>
+      </w:r>
+    </w:p>
+    <w:p>
+      <w:pPr>
+        <w:rPr>
+          <w:lang w:val="en-US"/>
+        </w:rPr>
+      </w:pPr>
+      <w:r>
+        <w:rPr>
+          <w:lang w:val="en-US"/>
+        </w:rPr>
+        <w:t xml:space="preserve">                    &lt;/</w:t>
+      </w:r>
+      <w:proofErr w:type="spellStart"/>
+      <w:r>
+        <w:rPr>
+          <w:lang w:val="en-US"/>
+        </w:rPr>
+        <w:t>ol</w:t>
+      </w:r>
+      <w:proofErr w:type="spellEnd"/>
+      <w:r>
+        <w:rPr>
+          <w:lang w:val="en-US"/>
+        </w:rPr>
+        <w:t>&gt;</w:t>
+      </w:r>
+    </w:p>
+    <w:p>
+      <w:pPr>
+        <w:rPr>
+          <w:lang w:val="en-US"/>
+        </w:rPr>
+      </w:pPr>
+      <w:r>
+        <w:rPr>
+          <w:lang w:val="en-US"/>
+        </w:rPr>
+        <w:t xml:space="preserve">                    &lt;div class="alert alert-warning py-1 font-monospace small"&gt;</w:t>
+      </w:r>
+    </w:p>
+    <w:p>
+      <w:r>
+        <w:rPr>
+          <w:lang w:val="en-US"/>
+        </w:rPr>
+        <w:t xml:space="preserve">                        </w:t>
+      </w:r>
+      <w:r>
+        <w:rPr>
+          <w:rFonts w:ascii="Segoe UI Emoji" w:hAnsi="Segoe UI Emoji" w:cs="Segoe UI Emoji"/>
+        </w:rPr>
+        <w:t>⚠️</w:t>
+      </w:r>
+      <w:r>
+        <w:t xml:space="preserve"> &lt;</w:t>
+      </w:r>
+      <w:proofErr w:type="spellStart"/>
+      <w:r>
+        <w:t>strong</w:t>
+      </w:r>
+      <w:proofErr w:type="spellEnd"/>
+      <w:proofErr w:type="gramStart"/>
+      <w:r>
+        <w:t>&gt;¡IMPORTANTE!&lt;</w:t>
+      </w:r>
+      <w:proofErr w:type="gramEnd"/>
+      <w:r>
+        <w:t>/</w:t>
+      </w:r>
+      <w:proofErr w:type="spellStart"/>
+      <w:r>
+        <w:t>strong</w:t>
+      </w:r>
+      <w:proofErr w:type="spellEnd"/>
+      <w:r>
+        <w:t xml:space="preserve">&gt; Copia ese código largo que aparece (empieza con </w:t>
+      </w:r>
+      <w:proofErr w:type="spellStart"/>
+      <w:r>
+        <w:t>ghp</w:t>
+      </w:r>
+      <w:proofErr w:type="spellEnd"/>
+      <w:r>
+        <w:t>_...) y guárdalo en un bloc de notas o envíatelo por correo. GitHub NO te lo volverá a mostrar nunca más.</w:t>
+      </w:r>
+    </w:p>
+    <w:p>
+      <w:r>
+        <w:t xml:space="preserve">                    &lt;/</w:t>
+      </w:r>
+      <w:proofErr w:type="spellStart"/>
+      <w:r>
+        <w:t>div</w:t>
+      </w:r>
+      <w:proofErr w:type="spellEnd"/>
+      <w:r>
+        <w:t>&gt;</w:t>
+      </w:r>
+    </w:p>
+    <w:p>
+      <w:r>
+        <w:t xml:space="preserve">                &lt;/</w:t>
+      </w:r>
+      <w:proofErr w:type="spellStart"/>
+      <w:r>
+        <w:t>div</w:t>
+      </w:r>
+      <w:proofErr w:type="spellEnd"/>
+      <w:r>
+        <w:t>&gt;</w:t>
+      </w:r>
+    </w:p>
     <w:p/>
+    <w:p>
+      <w:r>
+        <w:t xml:space="preserve">                &lt;</w:t>
+      </w:r>
+      <w:proofErr w:type="spellStart"/>
+      <w:r>
+        <w:t>div</w:t>
+      </w:r>
+      <w:proofErr w:type="spellEnd"/>
+      <w:r>
+        <w:t xml:space="preserve"> </w:t>
+      </w:r>
+      <w:proofErr w:type="spellStart"/>
+      <w:r>
+        <w:t>class</w:t>
+      </w:r>
+      <w:proofErr w:type="spellEnd"/>
+      <w:r>
+        <w:t>="mb-4"&gt;</w:t>
+      </w:r>
+    </w:p>
+    <w:p>
+      <w:r>
+        <w:t xml:space="preserve">                    &lt;h5&gt;&lt;</w:t>
+      </w:r>
+      <w:proofErr w:type="spellStart"/>
+      <w:r>
+        <w:t>span</w:t>
+      </w:r>
+      <w:proofErr w:type="spellEnd"/>
+      <w:r>
+        <w:t xml:space="preserve"> </w:t>
+      </w:r>
+      <w:proofErr w:type="spellStart"/>
+      <w:r>
+        <w:t>class</w:t>
+      </w:r>
+      <w:proofErr w:type="spellEnd"/>
+      <w:r>
+        <w:t>="</w:t>
+      </w:r>
+      <w:proofErr w:type="spellStart"/>
+      <w:r>
+        <w:t>badge</w:t>
+      </w:r>
+      <w:proofErr w:type="spellEnd"/>
+      <w:r>
+        <w:t xml:space="preserve"> </w:t>
+      </w:r>
+      <w:proofErr w:type="spellStart"/>
+      <w:r>
+        <w:t>bg-secondary</w:t>
+      </w:r>
+      <w:proofErr w:type="spellEnd"/>
+      <w:r>
+        <w:t xml:space="preserve"> me-2"&gt;Paso 2&lt;/</w:t>
+      </w:r>
+      <w:proofErr w:type="spellStart"/>
+      <w:r>
+        <w:t>span</w:t>
+      </w:r>
+      <w:proofErr w:type="spellEnd"/>
+      <w:r>
+        <w:t>&gt; Desactivar el guardado automático en Windows&lt;/h5&gt;</w:t>
+      </w:r>
+    </w:p>
+    <w:p>
+      <w:r>
+        <w:t xml:space="preserve">                    &lt;p&gt;Antes de hacer el &lt;</w:t>
+      </w:r>
+      <w:proofErr w:type="spellStart"/>
+      <w:r>
+        <w:t>code</w:t>
+      </w:r>
+      <w:proofErr w:type="spellEnd"/>
+      <w:r>
+        <w:t>&gt;</w:t>
+      </w:r>
+      <w:proofErr w:type="spellStart"/>
+      <w:r>
+        <w:t>git</w:t>
+      </w:r>
+      <w:proofErr w:type="spellEnd"/>
+      <w:r>
+        <w:t xml:space="preserve"> </w:t>
+      </w:r>
+      <w:proofErr w:type="spellStart"/>
+      <w:r>
+        <w:t>push</w:t>
+      </w:r>
+      <w:proofErr w:type="spellEnd"/>
+      <w:r>
+        <w:t>&lt;/</w:t>
+      </w:r>
+      <w:proofErr w:type="spellStart"/>
+      <w:r>
+        <w:t>code</w:t>
+      </w:r>
+      <w:proofErr w:type="spellEnd"/>
+      <w:r>
+        <w:t xml:space="preserve">&gt;, abre la terminal en tu proyecto y ejecuta este comando </w:t>
+      </w:r>
+      <w:proofErr w:type="spellStart"/>
+      <w:r>
+        <w:t>comando</w:t>
+      </w:r>
+      <w:proofErr w:type="spellEnd"/>
+      <w:r>
+        <w:t xml:space="preserve"> para decirle a Git: &lt;em&gt;"No guardes ninguna contraseña en esta computadora"&lt;/em&gt;:&lt;/p&gt;</w:t>
+      </w:r>
+    </w:p>
+    <w:p>
+      <w:pPr>
+        <w:rPr>
+          <w:lang w:val="en-US"/>
+        </w:rPr>
+      </w:pPr>
+      <w:r>
+        <w:t xml:space="preserve">                    </w:t>
+      </w:r>
+      <w:r>
+        <w:rPr>
+          <w:lang w:val="en-US"/>
+        </w:rPr>
+        <w:t xml:space="preserve">&lt;div class="p-3 </w:t>
+      </w:r>
+      <w:proofErr w:type="spellStart"/>
+      <w:r>
+        <w:rPr>
+          <w:lang w:val="en-US"/>
+        </w:rPr>
+        <w:t>bg</w:t>
+      </w:r>
+      <w:proofErr w:type="spellEnd"/>
+      <w:r>
+        <w:rPr>
+          <w:lang w:val="en-US"/>
+        </w:rPr>
+        <w:t>-dark text-warning rounded font-monospace small mb-2"&gt;</w:t>
+      </w:r>
+    </w:p>
+    <w:p>
+      <w:pPr>
+        <w:rPr>
+          <w:lang w:val="en-US"/>
+        </w:rPr>
+      </w:pPr>
+      <w:r>
+        <w:rPr>
+          <w:lang w:val="en-US"/>
+        </w:rPr>
+        <w:t xml:space="preserve">                        git config --local </w:t>
+      </w:r>
+      <w:proofErr w:type="spellStart"/>
+      <w:proofErr w:type="gramStart"/>
+      <w:r>
+        <w:rPr>
+          <w:lang w:val="en-US"/>
+        </w:rPr>
+        <w:t>credential.helper</w:t>
+      </w:r>
+      <w:proofErr w:type="spellEnd"/>
+      <w:proofErr w:type="gramEnd"/>
+      <w:r>
+        <w:rPr>
+          <w:lang w:val="en-US"/>
+        </w:rPr>
+        <w:t xml:space="preserve"> ""</w:t>
+      </w:r>
+    </w:p>
+    <w:p>
+      <w:r>
+        <w:rPr>
+          <w:lang w:val="en-US"/>
+        </w:rPr>
+        <w:t xml:space="preserve">                    </w:t>
+      </w:r>
+      <w:r>
+        <w:t>&lt;/</w:t>
+      </w:r>
+      <w:proofErr w:type="spellStart"/>
+      <w:r>
+        <w:t>div</w:t>
+      </w:r>
+      <w:proofErr w:type="spellEnd"/>
+      <w:r>
+        <w:t>&gt;</w:t>
+      </w:r>
+    </w:p>
+    <w:p>
+      <w:r>
+        <w:t xml:space="preserve">                    &lt;p </w:t>
+      </w:r>
+      <w:proofErr w:type="spellStart"/>
+      <w:r>
+        <w:t>class</w:t>
+      </w:r>
+      <w:proofErr w:type="spellEnd"/>
+      <w:r>
+        <w:t>="</w:t>
+      </w:r>
+      <w:proofErr w:type="spellStart"/>
+      <w:r>
+        <w:t>small</w:t>
+      </w:r>
+      <w:proofErr w:type="spellEnd"/>
+      <w:r>
+        <w:t xml:space="preserve"> </w:t>
+      </w:r>
+      <w:proofErr w:type="spellStart"/>
+      <w:r>
+        <w:t>text-muted</w:t>
+      </w:r>
+      <w:proofErr w:type="spellEnd"/>
+      <w:r>
+        <w:t xml:space="preserve">"&gt;Esto asegura que cuando termine la clase, nadie más pueda usar tus </w:t>
+      </w:r>
+      <w:proofErr w:type="gramStart"/>
+      <w:r>
+        <w:t>accesos.&lt;</w:t>
+      </w:r>
+      <w:proofErr w:type="gramEnd"/>
+      <w:r>
+        <w:t>/p&gt;</w:t>
+      </w:r>
+    </w:p>
+    <w:p>
+      <w:r>
+        <w:t xml:space="preserve">                &lt;/</w:t>
+      </w:r>
+      <w:proofErr w:type="spellStart"/>
+      <w:r>
+        <w:t>div</w:t>
+      </w:r>
+      <w:proofErr w:type="spellEnd"/>
+      <w:r>
+        <w:t>&gt;</w:t>
+      </w:r>
+    </w:p>
+    <w:p/>
+    <w:p>
+      <w:r>
+        <w:t xml:space="preserve">                &lt;</w:t>
+      </w:r>
+      <w:proofErr w:type="spellStart"/>
+      <w:r>
+        <w:t>div</w:t>
+      </w:r>
+      <w:proofErr w:type="spellEnd"/>
+      <w:r>
+        <w:t xml:space="preserve"> </w:t>
+      </w:r>
+      <w:proofErr w:type="spellStart"/>
+      <w:r>
+        <w:t>class</w:t>
+      </w:r>
+      <w:proofErr w:type="spellEnd"/>
+      <w:r>
+        <w:t>="mb-4"&gt;</w:t>
+      </w:r>
+    </w:p>
+    <w:p>
+      <w:r>
+        <w:t xml:space="preserve">                    &lt;h5&gt;&lt;</w:t>
+      </w:r>
+      <w:proofErr w:type="spellStart"/>
+      <w:r>
+        <w:t>span</w:t>
+      </w:r>
+      <w:proofErr w:type="spellEnd"/>
+      <w:r>
+        <w:t xml:space="preserve"> </w:t>
+      </w:r>
+      <w:proofErr w:type="spellStart"/>
+      <w:r>
+        <w:t>class</w:t>
+      </w:r>
+      <w:proofErr w:type="spellEnd"/>
+      <w:r>
+        <w:t>="</w:t>
+      </w:r>
+      <w:proofErr w:type="spellStart"/>
+      <w:r>
+        <w:t>badge</w:t>
+      </w:r>
+      <w:proofErr w:type="spellEnd"/>
+      <w:r>
+        <w:t xml:space="preserve"> </w:t>
+      </w:r>
+      <w:proofErr w:type="spellStart"/>
+      <w:r>
+        <w:t>bg-secondary</w:t>
+      </w:r>
+      <w:proofErr w:type="spellEnd"/>
+      <w:r>
+        <w:t xml:space="preserve"> me-2"&gt;Paso 3&lt;/</w:t>
+      </w:r>
+      <w:proofErr w:type="spellStart"/>
+      <w:r>
+        <w:t>span</w:t>
+      </w:r>
+      <w:proofErr w:type="spellEnd"/>
+      <w:r>
+        <w:t>&gt; Hacer el Push e ingresar las credenciales&lt;/h5&gt;</w:t>
+      </w:r>
+    </w:p>
+    <w:p>
+      <w:r>
+        <w:t xml:space="preserve">                    &lt;p&gt;Cuando ejecutes el comando para subir tu código por primera vez en la clase:&lt;/p&gt;</w:t>
+      </w:r>
+    </w:p>
+    <w:p>
+      <w:pPr>
+        <w:rPr>
+          <w:lang w:val="en-US"/>
+        </w:rPr>
+      </w:pPr>
+      <w:r>
+        <w:lastRenderedPageBreak/>
+        <w:t xml:space="preserve">                    </w:t>
+      </w:r>
+      <w:r>
+        <w:rPr>
+          <w:lang w:val="en-US"/>
+        </w:rPr>
+        <w:t xml:space="preserve">&lt;div class="p-3 </w:t>
+      </w:r>
+      <w:proofErr w:type="spellStart"/>
+      <w:r>
+        <w:rPr>
+          <w:lang w:val="en-US"/>
+        </w:rPr>
+        <w:t>bg</w:t>
+      </w:r>
+      <w:proofErr w:type="spellEnd"/>
+      <w:r>
+        <w:rPr>
+          <w:lang w:val="en-US"/>
+        </w:rPr>
+        <w:t>-dark text-light rounded font-monospace small mb-2"&gt;</w:t>
+      </w:r>
+    </w:p>
+    <w:p>
+      <w:pPr>
+        <w:rPr>
+          <w:lang w:val="en-US"/>
+        </w:rPr>
+      </w:pPr>
+      <w:r>
+        <w:rPr>
+          <w:lang w:val="en-US"/>
+        </w:rPr>
+        <w:t xml:space="preserve">                        git push origin main</w:t>
+      </w:r>
+    </w:p>
+    <w:p>
+      <w:pPr>
+        <w:rPr>
+          <w:lang w:val="en-US"/>
+        </w:rPr>
+      </w:pPr>
+      <w:r>
+        <w:rPr>
+          <w:lang w:val="en-US"/>
+        </w:rPr>
+        <w:t xml:space="preserve">                    &lt;/div&gt;</w:t>
+      </w:r>
+    </w:p>
+    <w:p>
+      <w:r>
+        <w:rPr>
+          <w:lang w:val="en-US"/>
+        </w:rPr>
+        <w:t xml:space="preserve">                    </w:t>
+      </w:r>
+      <w:r>
+        <w:t>&lt;p&gt;Git abrirá una ventana flotante o te pedirá en la consola dos datos:&lt;/p&gt;</w:t>
+      </w:r>
+    </w:p>
+    <w:p>
+      <w:r>
+        <w:t xml:space="preserve">                    &lt;</w:t>
+      </w:r>
+      <w:proofErr w:type="spellStart"/>
+      <w:r>
+        <w:t>ul</w:t>
+      </w:r>
+      <w:proofErr w:type="spellEnd"/>
+      <w:r>
+        <w:t>&gt;</w:t>
+      </w:r>
+    </w:p>
+    <w:p>
+      <w:r>
+        <w:t xml:space="preserve">                        &lt;</w:t>
+      </w:r>
+      <w:proofErr w:type="spellStart"/>
+      <w:r>
+        <w:t>li</w:t>
+      </w:r>
+      <w:proofErr w:type="spellEnd"/>
+      <w:r>
+        <w:t>&gt;&lt;</w:t>
+      </w:r>
+      <w:proofErr w:type="spellStart"/>
+      <w:r>
+        <w:t>strong</w:t>
+      </w:r>
+      <w:proofErr w:type="spellEnd"/>
+      <w:r>
+        <w:t>&gt;</w:t>
+      </w:r>
+      <w:proofErr w:type="spellStart"/>
+      <w:r>
+        <w:t>Username</w:t>
+      </w:r>
+      <w:proofErr w:type="spellEnd"/>
+      <w:r>
+        <w:t>:&lt;/</w:t>
+      </w:r>
+      <w:proofErr w:type="spellStart"/>
+      <w:r>
+        <w:t>strong</w:t>
+      </w:r>
+      <w:proofErr w:type="spellEnd"/>
+      <w:r>
+        <w:t xml:space="preserve">&gt; Escribe tu usuario de </w:t>
+      </w:r>
+      <w:proofErr w:type="gramStart"/>
+      <w:r>
+        <w:t>GitHub.&lt;</w:t>
+      </w:r>
+      <w:proofErr w:type="gramEnd"/>
+      <w:r>
+        <w:t>/</w:t>
+      </w:r>
+      <w:proofErr w:type="spellStart"/>
+      <w:r>
+        <w:t>li</w:t>
+      </w:r>
+      <w:proofErr w:type="spellEnd"/>
+      <w:r>
+        <w:t>&gt;</w:t>
+      </w:r>
+    </w:p>
+    <w:p>
+      <w:r>
+        <w:t xml:space="preserve">                        </w:t>
+      </w:r>
+      <w:r>
+        <w:rPr>
+          <w:lang w:val="en-US"/>
+        </w:rPr>
+        <w:t xml:space="preserve">&lt;li&gt;&lt;strong&gt;Password:&lt;/strong&gt; &lt;span class="text-danger </w:t>
+      </w:r>
+      <w:proofErr w:type="spellStart"/>
+      <w:r>
+        <w:rPr>
+          <w:lang w:val="en-US"/>
+        </w:rPr>
+        <w:t>fw</w:t>
+      </w:r>
+      <w:proofErr w:type="spellEnd"/>
+      <w:r>
+        <w:rPr>
+          <w:lang w:val="en-US"/>
+        </w:rPr>
+        <w:t xml:space="preserve">-bold"&gt;NO </w:t>
+      </w:r>
+      <w:proofErr w:type="spellStart"/>
+      <w:r>
+        <w:rPr>
+          <w:lang w:val="en-US"/>
+        </w:rPr>
+        <w:t>pongas</w:t>
+      </w:r>
+      <w:proofErr w:type="spellEnd"/>
+      <w:r>
+        <w:rPr>
+          <w:lang w:val="en-US"/>
+        </w:rPr>
+        <w:t xml:space="preserve"> </w:t>
+      </w:r>
+      <w:proofErr w:type="spellStart"/>
+      <w:r>
+        <w:rPr>
+          <w:lang w:val="en-US"/>
+        </w:rPr>
+        <w:t>tu</w:t>
+      </w:r>
+      <w:proofErr w:type="spellEnd"/>
+      <w:r>
+        <w:rPr>
+          <w:lang w:val="en-US"/>
+        </w:rPr>
+        <w:t xml:space="preserve"> </w:t>
+      </w:r>
+      <w:proofErr w:type="spellStart"/>
+      <w:r>
+        <w:rPr>
+          <w:lang w:val="en-US"/>
+        </w:rPr>
+        <w:t>contraseña</w:t>
+      </w:r>
+      <w:proofErr w:type="spellEnd"/>
+      <w:r>
+        <w:rPr>
+          <w:lang w:val="en-US"/>
+        </w:rPr>
+        <w:t xml:space="preserve"> habitual&lt;/span&gt;. </w:t>
+      </w:r>
+      <w:r>
+        <w:t>Pega aquí el &lt;</w:t>
+      </w:r>
+      <w:proofErr w:type="spellStart"/>
+      <w:r>
+        <w:t>strong</w:t>
+      </w:r>
+      <w:proofErr w:type="spellEnd"/>
+      <w:r>
+        <w:t>&gt;Token (</w:t>
+      </w:r>
+      <w:proofErr w:type="spellStart"/>
+      <w:r>
+        <w:t>ghp</w:t>
+      </w:r>
+      <w:proofErr w:type="spellEnd"/>
+      <w:r>
+        <w:t>_</w:t>
+      </w:r>
+      <w:proofErr w:type="gramStart"/>
+      <w:r>
+        <w:t>...)&lt;</w:t>
+      </w:r>
+      <w:proofErr w:type="gramEnd"/>
+      <w:r>
+        <w:t>/</w:t>
+      </w:r>
+      <w:proofErr w:type="spellStart"/>
+      <w:r>
+        <w:t>strong</w:t>
+      </w:r>
+      <w:proofErr w:type="spellEnd"/>
+      <w:r>
+        <w:t xml:space="preserve">&gt; que generaste en el Paso </w:t>
+      </w:r>
+      <w:proofErr w:type="gramStart"/>
+      <w:r>
+        <w:t>1.&lt;</w:t>
+      </w:r>
+      <w:proofErr w:type="gramEnd"/>
+      <w:r>
+        <w:t>/</w:t>
+      </w:r>
+      <w:proofErr w:type="spellStart"/>
+      <w:r>
+        <w:t>li</w:t>
+      </w:r>
+      <w:proofErr w:type="spellEnd"/>
+      <w:r>
+        <w:t>&gt;</w:t>
+      </w:r>
+    </w:p>
+    <w:p>
+      <w:pPr>
+        <w:rPr>
+          <w:lang w:val="en-US"/>
+        </w:rPr>
+      </w:pPr>
+      <w:r>
+        <w:t xml:space="preserve">                    </w:t>
+      </w:r>
+      <w:r>
+        <w:rPr>
+          <w:lang w:val="en-US"/>
+        </w:rPr>
+        <w:t>&lt;/ul&gt;</w:t>
+      </w:r>
+    </w:p>
+    <w:p>
+      <w:pPr>
+        <w:rPr>
+          <w:lang w:val="en-US"/>
+        </w:rPr>
+      </w:pPr>
+      <w:r>
+        <w:rPr>
+          <w:lang w:val="en-US"/>
+        </w:rPr>
+        <w:t xml:space="preserve">                &lt;/div&gt;</w:t>
+      </w:r>
+    </w:p>
+    <w:p>
+      <w:pPr>
+        <w:rPr>
+          <w:lang w:val="en-US"/>
+        </w:rPr>
+      </w:pPr>
+      <w:r>
+        <w:rPr>
+          <w:lang w:val="en-US"/>
+        </w:rPr>
+        <w:t xml:space="preserve">                </w:t>
+      </w:r>
+    </w:p>
+    <w:p>
+      <w:pPr>
+        <w:rPr>
+          <w:lang w:val="en-US"/>
+        </w:rPr>
+      </w:pPr>
+      <w:r>
+        <w:rPr>
+          <w:lang w:val="en-US"/>
+        </w:rPr>
+        <w:t xml:space="preserve">                &lt;div class="alert alert-success mb-0" role="alert"&gt;</w:t>
+      </w:r>
+    </w:p>
+    <w:p>
+      <w:r>
+        <w:rPr>
+          <w:lang w:val="en-US"/>
+        </w:rPr>
+        <w:t xml:space="preserve">                    </w:t>
+      </w:r>
+      <w:r>
+        <w:rPr>
+          <w:rFonts w:ascii="Segoe UI Emoji" w:hAnsi="Segoe UI Emoji" w:cs="Segoe UI Emoji"/>
+        </w:rPr>
+        <w:t>🎉</w:t>
+      </w:r>
+      <w:r>
+        <w:t xml:space="preserve"> &lt;</w:t>
+      </w:r>
+      <w:proofErr w:type="spellStart"/>
+      <w:r>
+        <w:t>strong</w:t>
+      </w:r>
+      <w:proofErr w:type="spellEnd"/>
+      <w:proofErr w:type="gramStart"/>
+      <w:r>
+        <w:t>&gt;¡Listo!&lt;</w:t>
+      </w:r>
+      <w:proofErr w:type="gramEnd"/>
+      <w:r>
+        <w:t>/</w:t>
+      </w:r>
+      <w:proofErr w:type="spellStart"/>
+      <w:r>
+        <w:t>strong</w:t>
+      </w:r>
+      <w:proofErr w:type="spellEnd"/>
+      <w:r>
+        <w:t>&gt; Tu código se subirá de forma segura a tu propia cuenta. En la siguiente clase, el próximo alumno que use la PC tendrá que poner sus propios datos porque gracias al Paso 2, la máquina no recordó los tuyos.</w:t>
+      </w:r>
+    </w:p>
+    <w:p>
+      <w:r>
+        <w:t xml:space="preserve">                &lt;/</w:t>
+      </w:r>
+      <w:proofErr w:type="spellStart"/>
+      <w:r>
+        <w:t>div</w:t>
+      </w:r>
+      <w:proofErr w:type="spellEnd"/>
+      <w:r>
+        <w:t>&gt;</w:t>
+      </w:r>
+    </w:p>
+    <w:p>
+      <w:r>
+        <w:t xml:space="preserve">            &lt;/</w:t>
+      </w:r>
+      <w:proofErr w:type="spellStart"/>
+      <w:r>
+        <w:t>div</w:t>
+      </w:r>
+      <w:proofErr w:type="spellEnd"/>
+      <w:r>
+        <w:t>&gt;</w:t>
+      </w:r>
+    </w:p>
     <w:sectPr>
       <w:pgSz w:w="11906" w:h="16838"/>
       <w:pgMar w:top="1417" w:right="1701" w:bottom="1417" w:left="1701" w:header="708" w:footer="708" w:gutter="0"/>

--- a/Documentacion.docx
+++ b/Documentacion.docx
@@ -14,8 +14,17 @@
           <w:b/>
           <w:bCs/>
         </w:rPr>
-        <w:t>Usuario alumno de prueba: jgomez</w:t>
-      </w:r>
+        <w:t xml:space="preserve">Usuario alumno de prueba: </w:t>
+      </w:r>
+      <w:proofErr w:type="spellStart"/>
+      <w:r>
+        <w:rPr>
+          <w:b/>
+          <w:bCs/>
+        </w:rPr>
+        <w:t>jgomez</w:t>
+      </w:r>
+      <w:proofErr w:type="spellEnd"/>
     </w:p>
     <w:p>
       <w:pPr>
@@ -77,12 +86,37 @@
           <w:bCs/>
         </w:rPr>
       </w:pPr>
-      <w:r>
-        <w:rPr>
-          <w:b/>
-          <w:bCs/>
-        </w:rPr>
-        <w:t>Internal Database URL</w:t>
+      <w:proofErr w:type="spellStart"/>
+      <w:r>
+        <w:rPr>
+          <w:b/>
+          <w:bCs/>
+        </w:rPr>
+        <w:t>Internal</w:t>
+      </w:r>
+      <w:proofErr w:type="spellEnd"/>
+      <w:r>
+        <w:rPr>
+          <w:b/>
+          <w:bCs/>
+        </w:rPr>
+        <w:t xml:space="preserve"> </w:t>
+      </w:r>
+      <w:proofErr w:type="spellStart"/>
+      <w:r>
+        <w:rPr>
+          <w:b/>
+          <w:bCs/>
+        </w:rPr>
+        <w:t>Database</w:t>
+      </w:r>
+      <w:proofErr w:type="spellEnd"/>
+      <w:r>
+        <w:rPr>
+          <w:b/>
+          <w:bCs/>
+        </w:rPr>
+        <w:t xml:space="preserve"> URL</w:t>
       </w:r>
       <w:r>
         <w:rPr>
@@ -119,7 +153,1281 @@
           <w:b/>
           <w:bCs/>
         </w:rPr>
-        <w:t>Como hasta ahora venías usando SQLite (que genera un archivo .db local en la carpeta del proyecto), al subirlo a Render te vas a encontrar con un problema: Render borra los archivos locales cada vez que el servidor se reinicia o se duerme. Por eso, para producción necesitamos una base de datos real, externa y permanente. La mejor opción gratuita y nativa en Render es PostgreSQL.</w:t>
+        <w:t>Agregar datos en la base de datos de Render</w:t>
+      </w:r>
+    </w:p>
+    <w:p>
+      <w:pPr>
+        <w:rPr>
+          <w:b/>
+          <w:bCs/>
+        </w:rPr>
+      </w:pPr>
+      <w:r>
+        <w:rPr>
+          <w:b/>
+          <w:bCs/>
+        </w:rPr>
+        <w:t>Como tu archivo ya está en GitHub, lo ideal sería que hagas estos ajustes localmente y luego subas la versión corregida (</w:t>
+      </w:r>
+      <w:proofErr w:type="spellStart"/>
+      <w:r>
+        <w:rPr>
+          <w:b/>
+          <w:bCs/>
+        </w:rPr>
+        <w:t>git</w:t>
+      </w:r>
+      <w:proofErr w:type="spellEnd"/>
+      <w:r>
+        <w:rPr>
+          <w:b/>
+          <w:bCs/>
+        </w:rPr>
+        <w:t xml:space="preserve"> </w:t>
+      </w:r>
+      <w:proofErr w:type="spellStart"/>
+      <w:r>
+        <w:rPr>
+          <w:b/>
+          <w:bCs/>
+        </w:rPr>
+        <w:t>commit</w:t>
+      </w:r>
+      <w:proofErr w:type="spellEnd"/>
+      <w:r>
+        <w:rPr>
+          <w:b/>
+          <w:bCs/>
+        </w:rPr>
+        <w:t xml:space="preserve"> y </w:t>
+      </w:r>
+      <w:proofErr w:type="spellStart"/>
+      <w:r>
+        <w:rPr>
+          <w:b/>
+          <w:bCs/>
+        </w:rPr>
+        <w:t>git</w:t>
+      </w:r>
+      <w:proofErr w:type="spellEnd"/>
+      <w:r>
+        <w:rPr>
+          <w:b/>
+          <w:bCs/>
+        </w:rPr>
+        <w:t xml:space="preserve"> </w:t>
+      </w:r>
+      <w:proofErr w:type="spellStart"/>
+      <w:r>
+        <w:rPr>
+          <w:b/>
+          <w:bCs/>
+        </w:rPr>
+        <w:t>push</w:t>
+      </w:r>
+      <w:proofErr w:type="spellEnd"/>
+      <w:r>
+        <w:rPr>
+          <w:b/>
+          <w:bCs/>
+        </w:rPr>
+        <w:t>) antes de ejecutarlo en Render.</w:t>
+      </w:r>
+    </w:p>
+    <w:p>
+      <w:pPr>
+        <w:rPr>
+          <w:b/>
+          <w:bCs/>
+        </w:rPr>
+      </w:pPr>
+      <w:r>
+        <w:rPr>
+          <w:b/>
+          <w:bCs/>
+        </w:rPr>
+        <w:t>Aquí tienes los puntos clave a revisar en tu crear_datos.py:</w:t>
+      </w:r>
+    </w:p>
+    <w:p>
+      <w:pPr>
+        <w:rPr>
+          <w:b/>
+          <w:bCs/>
+        </w:rPr>
+      </w:pPr>
+      <w:r>
+        <w:rPr>
+          <w:b/>
+          <w:bCs/>
+        </w:rPr>
+        <w:t xml:space="preserve">1. El único cambio crítico: ¿Cómo se maneja </w:t>
+      </w:r>
+      <w:proofErr w:type="spellStart"/>
+      <w:proofErr w:type="gramStart"/>
+      <w:r>
+        <w:rPr>
+          <w:b/>
+          <w:bCs/>
+        </w:rPr>
+        <w:t>db.drop</w:t>
+      </w:r>
+      <w:proofErr w:type="gramEnd"/>
+      <w:r>
+        <w:rPr>
+          <w:b/>
+          <w:bCs/>
+        </w:rPr>
+        <w:t>_</w:t>
+      </w:r>
+      <w:proofErr w:type="gramStart"/>
+      <w:r>
+        <w:rPr>
+          <w:b/>
+          <w:bCs/>
+        </w:rPr>
+        <w:t>all</w:t>
+      </w:r>
+      <w:proofErr w:type="spellEnd"/>
+      <w:r>
+        <w:rPr>
+          <w:b/>
+          <w:bCs/>
+        </w:rPr>
+        <w:t>(</w:t>
+      </w:r>
+      <w:proofErr w:type="gramEnd"/>
+      <w:r>
+        <w:rPr>
+          <w:b/>
+          <w:bCs/>
+        </w:rPr>
+        <w:t>)?</w:t>
+      </w:r>
+    </w:p>
+    <w:p>
+      <w:pPr>
+        <w:rPr>
+          <w:b/>
+          <w:bCs/>
+        </w:rPr>
+      </w:pPr>
+      <w:r>
+        <w:rPr>
+          <w:b/>
+          <w:bCs/>
+        </w:rPr>
+        <w:t>En la línea 9 tienes:</w:t>
+      </w:r>
+    </w:p>
+    <w:p>
+      <w:pPr>
+        <w:rPr>
+          <w:b/>
+          <w:bCs/>
+        </w:rPr>
+      </w:pPr>
+      <w:r>
+        <w:rPr>
+          <w:b/>
+          <w:bCs/>
+        </w:rPr>
+        <w:t>Python</w:t>
+      </w:r>
+    </w:p>
+    <w:p>
+      <w:pPr>
+        <w:rPr>
+          <w:b/>
+          <w:bCs/>
+        </w:rPr>
+      </w:pPr>
+      <w:proofErr w:type="spellStart"/>
+      <w:proofErr w:type="gramStart"/>
+      <w:r>
+        <w:rPr>
+          <w:b/>
+          <w:bCs/>
+        </w:rPr>
+        <w:t>db.drop</w:t>
+      </w:r>
+      <w:proofErr w:type="gramEnd"/>
+      <w:r>
+        <w:rPr>
+          <w:b/>
+          <w:bCs/>
+        </w:rPr>
+        <w:t>_</w:t>
+      </w:r>
+      <w:proofErr w:type="gramStart"/>
+      <w:r>
+        <w:rPr>
+          <w:b/>
+          <w:bCs/>
+        </w:rPr>
+        <w:t>all</w:t>
+      </w:r>
+      <w:proofErr w:type="spellEnd"/>
+      <w:r>
+        <w:rPr>
+          <w:b/>
+          <w:bCs/>
+        </w:rPr>
+        <w:t>(</w:t>
+      </w:r>
+      <w:proofErr w:type="gramEnd"/>
+      <w:r>
+        <w:rPr>
+          <w:b/>
+          <w:bCs/>
+        </w:rPr>
+        <w:t>)</w:t>
+      </w:r>
+    </w:p>
+    <w:p>
+      <w:pPr>
+        <w:numPr>
+          <w:ilvl w:val="0"/>
+          <w:numId w:val="5"/>
+        </w:numPr>
+        <w:rPr>
+          <w:b/>
+          <w:bCs/>
+        </w:rPr>
+      </w:pPr>
+      <w:r>
+        <w:rPr>
+          <w:b/>
+          <w:bCs/>
+        </w:rPr>
+        <w:t>En tu computadora (SQLite): Esto funciona al instante porque borrar un archivo local .</w:t>
+      </w:r>
+      <w:proofErr w:type="spellStart"/>
+      <w:r>
+        <w:rPr>
+          <w:b/>
+          <w:bCs/>
+        </w:rPr>
+        <w:t>db</w:t>
+      </w:r>
+      <w:proofErr w:type="spellEnd"/>
+      <w:r>
+        <w:rPr>
+          <w:b/>
+          <w:bCs/>
+        </w:rPr>
+        <w:t xml:space="preserve"> toma milisegundos.</w:t>
+      </w:r>
+    </w:p>
+    <w:p>
+      <w:pPr>
+        <w:numPr>
+          <w:ilvl w:val="0"/>
+          <w:numId w:val="5"/>
+        </w:numPr>
+        <w:rPr>
+          <w:b/>
+          <w:bCs/>
+        </w:rPr>
+      </w:pPr>
+      <w:r>
+        <w:rPr>
+          <w:b/>
+          <w:bCs/>
+        </w:rPr>
+        <w:t>En Render (PostgreSQL): PostgreSQL es un motor de base de datos más estricto. Si tu aplicación Flask en Render ya se está ejecutando en segundo plano, es muy probable que mantenga "conexiones abiertas o bloqueos" en las tablas. Si el script intenta borrarlas mientras la app las usa, Render te arrojará un error de "</w:t>
+      </w:r>
+      <w:proofErr w:type="spellStart"/>
+      <w:r>
+        <w:rPr>
+          <w:b/>
+          <w:bCs/>
+        </w:rPr>
+        <w:t>Database</w:t>
+      </w:r>
+      <w:proofErr w:type="spellEnd"/>
+      <w:r>
+        <w:rPr>
+          <w:b/>
+          <w:bCs/>
+        </w:rPr>
+        <w:t xml:space="preserve"> </w:t>
+      </w:r>
+      <w:proofErr w:type="spellStart"/>
+      <w:r>
+        <w:rPr>
+          <w:b/>
+          <w:bCs/>
+        </w:rPr>
+        <w:t>timeout</w:t>
+      </w:r>
+      <w:proofErr w:type="spellEnd"/>
+      <w:r>
+        <w:rPr>
+          <w:b/>
+          <w:bCs/>
+        </w:rPr>
+        <w:t xml:space="preserve">" o "Lock </w:t>
+      </w:r>
+      <w:proofErr w:type="spellStart"/>
+      <w:r>
+        <w:rPr>
+          <w:b/>
+          <w:bCs/>
+        </w:rPr>
+        <w:t>conflict</w:t>
+      </w:r>
+      <w:proofErr w:type="spellEnd"/>
+      <w:r>
+        <w:rPr>
+          <w:b/>
+          <w:bCs/>
+        </w:rPr>
+        <w:t>".</w:t>
+      </w:r>
+    </w:p>
+    <w:p>
+      <w:pPr>
+        <w:rPr>
+          <w:b/>
+          <w:bCs/>
+        </w:rPr>
+      </w:pPr>
+      <w:r>
+        <w:rPr>
+          <w:rFonts w:ascii="Segoe UI Emoji" w:hAnsi="Segoe UI Emoji" w:cs="Segoe UI Emoji"/>
+          <w:b/>
+          <w:bCs/>
+        </w:rPr>
+        <w:t>💡</w:t>
+      </w:r>
+      <w:r>
+        <w:rPr>
+          <w:b/>
+          <w:bCs/>
+        </w:rPr>
+        <w:t xml:space="preserve"> La solución recomendada: Comenta o elimina esa línea para que en Render solo cree lo que falta sin intentar destruir la base de datos completa. Cambia las líneas 9 y 10 por esto:</w:t>
+      </w:r>
+    </w:p>
+    <w:p>
+      <w:pPr>
+        <w:rPr>
+          <w:b/>
+          <w:bCs/>
+        </w:rPr>
+      </w:pPr>
+      <w:r>
+        <w:rPr>
+          <w:b/>
+          <w:bCs/>
+        </w:rPr>
+        <w:t>Python</w:t>
+      </w:r>
+    </w:p>
+    <w:p>
+      <w:pPr>
+        <w:rPr>
+          <w:b/>
+          <w:bCs/>
+        </w:rPr>
+      </w:pPr>
+      <w:r>
+        <w:rPr>
+          <w:b/>
+          <w:bCs/>
+        </w:rPr>
+        <w:t xml:space="preserve"># </w:t>
+      </w:r>
+      <w:proofErr w:type="spellStart"/>
+      <w:proofErr w:type="gramStart"/>
+      <w:r>
+        <w:rPr>
+          <w:b/>
+          <w:bCs/>
+        </w:rPr>
+        <w:t>db.drop</w:t>
+      </w:r>
+      <w:proofErr w:type="gramEnd"/>
+      <w:r>
+        <w:rPr>
+          <w:b/>
+          <w:bCs/>
+        </w:rPr>
+        <w:t>_</w:t>
+      </w:r>
+      <w:proofErr w:type="gramStart"/>
+      <w:r>
+        <w:rPr>
+          <w:b/>
+          <w:bCs/>
+        </w:rPr>
+        <w:t>all</w:t>
+      </w:r>
+      <w:proofErr w:type="spellEnd"/>
+      <w:r>
+        <w:rPr>
+          <w:b/>
+          <w:bCs/>
+        </w:rPr>
+        <w:t>()  &lt;</w:t>
+      </w:r>
+      <w:proofErr w:type="gramEnd"/>
+      <w:r>
+        <w:rPr>
+          <w:b/>
+          <w:bCs/>
+        </w:rPr>
+        <w:t>-- Lo comentamos para evitar bloqueos en el servidor de producción</w:t>
+      </w:r>
+    </w:p>
+    <w:p>
+      <w:pPr>
+        <w:rPr>
+          <w:b/>
+          <w:bCs/>
+        </w:rPr>
+      </w:pPr>
+      <w:proofErr w:type="spellStart"/>
+      <w:proofErr w:type="gramStart"/>
+      <w:r>
+        <w:rPr>
+          <w:b/>
+          <w:bCs/>
+        </w:rPr>
+        <w:t>db.create</w:t>
+      </w:r>
+      <w:proofErr w:type="gramEnd"/>
+      <w:r>
+        <w:rPr>
+          <w:b/>
+          <w:bCs/>
+        </w:rPr>
+        <w:t>_</w:t>
+      </w:r>
+      <w:proofErr w:type="gramStart"/>
+      <w:r>
+        <w:rPr>
+          <w:b/>
+          <w:bCs/>
+        </w:rPr>
+        <w:t>all</w:t>
+      </w:r>
+      <w:proofErr w:type="spellEnd"/>
+      <w:r>
+        <w:rPr>
+          <w:b/>
+          <w:bCs/>
+        </w:rPr>
+        <w:t>(</w:t>
+      </w:r>
+      <w:proofErr w:type="gramEnd"/>
+      <w:r>
+        <w:rPr>
+          <w:b/>
+          <w:bCs/>
+        </w:rPr>
+        <w:t>)</w:t>
+      </w:r>
+    </w:p>
+    <w:p>
+      <w:pPr>
+        <w:rPr>
+          <w:b/>
+          <w:bCs/>
+        </w:rPr>
+      </w:pPr>
+      <w:r>
+        <w:rPr>
+          <w:b/>
+          <w:bCs/>
+        </w:rPr>
+        <w:lastRenderedPageBreak/>
+        <w:t>2. Corrección de los mensajes de texto (Opcional, para no confundir a los alumnos)</w:t>
+      </w:r>
+    </w:p>
+    <w:p>
+      <w:pPr>
+        <w:rPr>
+          <w:b/>
+          <w:bCs/>
+        </w:rPr>
+      </w:pPr>
+      <w:r>
+        <w:rPr>
+          <w:b/>
+          <w:bCs/>
+        </w:rPr>
+        <w:t>En la línea 11 tienes este mensaje impreso:</w:t>
+      </w:r>
+    </w:p>
+    <w:p>
+      <w:pPr>
+        <w:rPr>
+          <w:b/>
+          <w:bCs/>
+        </w:rPr>
+      </w:pPr>
+      <w:r>
+        <w:rPr>
+          <w:b/>
+          <w:bCs/>
+        </w:rPr>
+        <w:t>Python</w:t>
+      </w:r>
+    </w:p>
+    <w:p>
+      <w:pPr>
+        <w:rPr>
+          <w:b/>
+          <w:bCs/>
+        </w:rPr>
+      </w:pPr>
+      <w:proofErr w:type="spellStart"/>
+      <w:proofErr w:type="gramStart"/>
+      <w:r>
+        <w:rPr>
+          <w:b/>
+          <w:bCs/>
+        </w:rPr>
+        <w:t>print</w:t>
+      </w:r>
+      <w:proofErr w:type="spellEnd"/>
+      <w:r>
+        <w:rPr>
+          <w:b/>
+          <w:bCs/>
+        </w:rPr>
+        <w:t>(</w:t>
+      </w:r>
+      <w:proofErr w:type="gramEnd"/>
+      <w:r>
+        <w:rPr>
+          <w:b/>
+          <w:bCs/>
+        </w:rPr>
+        <w:t>"</w:t>
+      </w:r>
+      <w:r>
+        <w:rPr>
+          <w:rFonts w:ascii="Segoe UI Emoji" w:hAnsi="Segoe UI Emoji" w:cs="Segoe UI Emoji"/>
+          <w:b/>
+          <w:bCs/>
+        </w:rPr>
+        <w:t>✅</w:t>
+      </w:r>
+      <w:r>
+        <w:rPr>
+          <w:b/>
+          <w:bCs/>
+        </w:rPr>
+        <w:t xml:space="preserve"> Tablas creadas con </w:t>
+      </w:r>
+      <w:r>
+        <w:rPr>
+          <w:rFonts w:ascii="Calibri" w:hAnsi="Calibri" w:cs="Calibri"/>
+          <w:b/>
+          <w:bCs/>
+        </w:rPr>
+        <w:t>é</w:t>
+      </w:r>
+      <w:r>
+        <w:rPr>
+          <w:b/>
+          <w:bCs/>
+        </w:rPr>
+        <w:t>xito en '</w:t>
+      </w:r>
+      <w:proofErr w:type="spellStart"/>
+      <w:r>
+        <w:rPr>
+          <w:b/>
+          <w:bCs/>
+        </w:rPr>
+        <w:t>taller_computacion.db</w:t>
+      </w:r>
+      <w:proofErr w:type="spellEnd"/>
+      <w:r>
+        <w:rPr>
+          <w:b/>
+          <w:bCs/>
+        </w:rPr>
+        <w:t>'.")</w:t>
+      </w:r>
+    </w:p>
+    <w:p>
+      <w:pPr>
+        <w:rPr>
+          <w:b/>
+          <w:bCs/>
+        </w:rPr>
+      </w:pPr>
+      <w:r>
+        <w:rPr>
+          <w:b/>
+          <w:bCs/>
+        </w:rPr>
+        <w:t xml:space="preserve">Cuando este script corra en la nube de Render conectado a PostgreSQL, las tablas no se van a crear en un archivo llamado </w:t>
+      </w:r>
+      <w:proofErr w:type="spellStart"/>
+      <w:r>
+        <w:rPr>
+          <w:b/>
+          <w:bCs/>
+        </w:rPr>
+        <w:t>taller_computacion.db</w:t>
+      </w:r>
+      <w:proofErr w:type="spellEnd"/>
+      <w:r>
+        <w:rPr>
+          <w:b/>
+          <w:bCs/>
+        </w:rPr>
+        <w:t>, sino en el servidor de bases de datos relacionales de Render.</w:t>
+      </w:r>
+    </w:p>
+    <w:p>
+      <w:pPr>
+        <w:rPr>
+          <w:b/>
+          <w:bCs/>
+        </w:rPr>
+      </w:pPr>
+      <w:r>
+        <w:rPr>
+          <w:b/>
+          <w:bCs/>
+        </w:rPr>
+        <w:t>Para que el mensaje sea técnicamente correcto tanto en local como en la nube, puedes cambiarlo por:</w:t>
+      </w:r>
+    </w:p>
+    <w:p>
+      <w:pPr>
+        <w:rPr>
+          <w:b/>
+          <w:bCs/>
+        </w:rPr>
+      </w:pPr>
+      <w:r>
+        <w:rPr>
+          <w:b/>
+          <w:bCs/>
+        </w:rPr>
+        <w:t>Python</w:t>
+      </w:r>
+    </w:p>
+    <w:p>
+      <w:pPr>
+        <w:rPr>
+          <w:b/>
+          <w:bCs/>
+        </w:rPr>
+      </w:pPr>
+      <w:proofErr w:type="spellStart"/>
+      <w:proofErr w:type="gramStart"/>
+      <w:r>
+        <w:rPr>
+          <w:b/>
+          <w:bCs/>
+        </w:rPr>
+        <w:t>print</w:t>
+      </w:r>
+      <w:proofErr w:type="spellEnd"/>
+      <w:r>
+        <w:rPr>
+          <w:b/>
+          <w:bCs/>
+        </w:rPr>
+        <w:t>(</w:t>
+      </w:r>
+      <w:proofErr w:type="gramEnd"/>
+      <w:r>
+        <w:rPr>
+          <w:b/>
+          <w:bCs/>
+        </w:rPr>
+        <w:t>"</w:t>
+      </w:r>
+      <w:r>
+        <w:rPr>
+          <w:rFonts w:ascii="Segoe UI Emoji" w:hAnsi="Segoe UI Emoji" w:cs="Segoe UI Emoji"/>
+          <w:b/>
+          <w:bCs/>
+        </w:rPr>
+        <w:t>✅</w:t>
+      </w:r>
+      <w:r>
+        <w:rPr>
+          <w:b/>
+          <w:bCs/>
+        </w:rPr>
+        <w:t xml:space="preserve"> Tablas e infraestructura de la base de datos preparadas con </w:t>
+      </w:r>
+      <w:r>
+        <w:rPr>
+          <w:rFonts w:ascii="Calibri" w:hAnsi="Calibri" w:cs="Calibri"/>
+          <w:b/>
+          <w:bCs/>
+        </w:rPr>
+        <w:t>é</w:t>
+      </w:r>
+      <w:r>
+        <w:rPr>
+          <w:b/>
+          <w:bCs/>
+        </w:rPr>
+        <w:t>xito.")</w:t>
+      </w:r>
+    </w:p>
+    <w:p>
+      <w:pPr>
+        <w:rPr>
+          <w:b/>
+          <w:bCs/>
+        </w:rPr>
+      </w:pPr>
+      <w:r>
+        <w:rPr>
+          <w:b/>
+          <w:bCs/>
+        </w:rPr>
+        <w:t>3. ¿El script sabe dónde está la base de datos de Render?</w:t>
+      </w:r>
+    </w:p>
+    <w:p>
+      <w:pPr>
+        <w:rPr>
+          <w:b/>
+          <w:bCs/>
+        </w:rPr>
+      </w:pPr>
+      <w:r>
+        <w:rPr>
+          <w:b/>
+          <w:bCs/>
+        </w:rPr>
+        <w:t>El script inicia con la línea:</w:t>
+      </w:r>
+    </w:p>
+    <w:p>
+      <w:pPr>
+        <w:rPr>
+          <w:b/>
+          <w:bCs/>
+          <w:lang w:val="en-US"/>
+        </w:rPr>
+      </w:pPr>
+      <w:r>
+        <w:rPr>
+          <w:b/>
+          <w:bCs/>
+          <w:lang w:val="en-US"/>
+        </w:rPr>
+        <w:t>Python</w:t>
+      </w:r>
+    </w:p>
+    <w:p>
+      <w:pPr>
+        <w:rPr>
+          <w:b/>
+          <w:bCs/>
+          <w:lang w:val="en-US"/>
+        </w:rPr>
+      </w:pPr>
+      <w:r>
+        <w:rPr>
+          <w:b/>
+          <w:bCs/>
+          <w:lang w:val="en-US"/>
+        </w:rPr>
+        <w:t xml:space="preserve">from app import app, </w:t>
+      </w:r>
+      <w:proofErr w:type="spellStart"/>
+      <w:r>
+        <w:rPr>
+          <w:b/>
+          <w:bCs/>
+          <w:lang w:val="en-US"/>
+        </w:rPr>
+        <w:t>db</w:t>
+      </w:r>
+      <w:proofErr w:type="spellEnd"/>
+    </w:p>
+    <w:p>
+      <w:pPr>
+        <w:rPr>
+          <w:b/>
+          <w:bCs/>
+        </w:rPr>
+      </w:pPr>
+      <w:r>
+        <w:rPr>
+          <w:b/>
+          <w:bCs/>
+        </w:rPr>
+        <w:t>Esto significa que crear_datos.py va a heredar la configuración exacta de la base de datos que configuraste en tu archivo principal app.py.</w:t>
+      </w:r>
+    </w:p>
+    <w:p>
+      <w:pPr>
+        <w:numPr>
+          <w:ilvl w:val="0"/>
+          <w:numId w:val="6"/>
+        </w:numPr>
+        <w:rPr>
+          <w:b/>
+          <w:bCs/>
+        </w:rPr>
+      </w:pPr>
+      <w:r>
+        <w:rPr>
+          <w:b/>
+          <w:bCs/>
+        </w:rPr>
+        <w:t>Si en tu app.py ya configuraste las variables de entorno para que en Render se conecte a PostgreSQL (usando DATABASE_URL), el script mágicamente sabrá que debe inyectar los datos en internet.</w:t>
+      </w:r>
+    </w:p>
+    <w:p>
+      <w:pPr>
+        <w:numPr>
+          <w:ilvl w:val="0"/>
+          <w:numId w:val="6"/>
+        </w:numPr>
+        <w:rPr>
+          <w:b/>
+          <w:bCs/>
+        </w:rPr>
+      </w:pPr>
+      <w:r>
+        <w:rPr>
+          <w:b/>
+          <w:bCs/>
+        </w:rPr>
+        <w:t>Si en tu app.py todavía tienes la ruta fija a SQLite (ej. sqlite:///taller_computacion.db), el script creará un archivo temporal dentro del servidor de Render que se borrará cada vez que el servidor se reinicie.</w:t>
+      </w:r>
+    </w:p>
+    <w:p>
+      <w:pPr>
+        <w:rPr>
+          <w:b/>
+          <w:bCs/>
+        </w:rPr>
+      </w:pPr>
+      <w:r>
+        <w:rPr>
+          <w:b/>
+          <w:bCs/>
+          <w:i/>
+          <w:iCs/>
+        </w:rPr>
+        <w:t>Asegúrate de que tu app.py use la variable de entorno que te da Render para conectar la base de datos relacional antes de lanzar el comando.</w:t>
+      </w:r>
+    </w:p>
+    <w:p>
+      <w:pPr>
+        <w:rPr>
+          <w:b/>
+          <w:bCs/>
+        </w:rPr>
+      </w:pPr>
+      <w:r>
+        <w:rPr>
+          <w:rFonts w:ascii="Segoe UI Emoji" w:hAnsi="Segoe UI Emoji" w:cs="Segoe UI Emoji"/>
+          <w:b/>
+          <w:bCs/>
+        </w:rPr>
+        <w:t>📝</w:t>
+      </w:r>
+      <w:r>
+        <w:rPr>
+          <w:b/>
+          <w:bCs/>
+        </w:rPr>
+        <w:t xml:space="preserve"> Resumen de lo que debes hacer ahora:</w:t>
+      </w:r>
+    </w:p>
+    <w:p>
+      <w:pPr>
+        <w:numPr>
+          <w:ilvl w:val="0"/>
+          <w:numId w:val="7"/>
+        </w:numPr>
+        <w:rPr>
+          <w:b/>
+          <w:bCs/>
+        </w:rPr>
+      </w:pPr>
+      <w:r>
+        <w:rPr>
+          <w:b/>
+          <w:bCs/>
+        </w:rPr>
+        <w:t xml:space="preserve">Abre tu crear_datos.py local, comenta la línea </w:t>
+      </w:r>
+      <w:proofErr w:type="spellStart"/>
+      <w:proofErr w:type="gramStart"/>
+      <w:r>
+        <w:rPr>
+          <w:b/>
+          <w:bCs/>
+        </w:rPr>
+        <w:t>db.drop</w:t>
+      </w:r>
+      <w:proofErr w:type="gramEnd"/>
+      <w:r>
+        <w:rPr>
+          <w:b/>
+          <w:bCs/>
+        </w:rPr>
+        <w:t>_</w:t>
+      </w:r>
+      <w:proofErr w:type="gramStart"/>
+      <w:r>
+        <w:rPr>
+          <w:b/>
+          <w:bCs/>
+        </w:rPr>
+        <w:t>all</w:t>
+      </w:r>
+      <w:proofErr w:type="spellEnd"/>
+      <w:r>
+        <w:rPr>
+          <w:b/>
+          <w:bCs/>
+        </w:rPr>
+        <w:t>(</w:t>
+      </w:r>
+      <w:proofErr w:type="gramEnd"/>
+      <w:r>
+        <w:rPr>
+          <w:b/>
+          <w:bCs/>
+        </w:rPr>
+        <w:t>).</w:t>
+      </w:r>
+    </w:p>
+    <w:p>
+      <w:pPr>
+        <w:numPr>
+          <w:ilvl w:val="0"/>
+          <w:numId w:val="7"/>
+        </w:numPr>
+        <w:rPr>
+          <w:b/>
+          <w:bCs/>
+        </w:rPr>
+      </w:pPr>
+      <w:r>
+        <w:rPr>
+          <w:b/>
+          <w:bCs/>
+        </w:rPr>
+        <w:t>Guarda el archivo.</w:t>
+      </w:r>
+    </w:p>
+    <w:p>
+      <w:pPr>
+        <w:numPr>
+          <w:ilvl w:val="0"/>
+          <w:numId w:val="7"/>
+        </w:numPr>
+        <w:rPr>
+          <w:b/>
+          <w:bCs/>
+        </w:rPr>
+      </w:pPr>
+      <w:r>
+        <w:rPr>
+          <w:b/>
+          <w:bCs/>
+        </w:rPr>
+        <w:t>Sube los cambios a GitHub:</w:t>
+      </w:r>
+    </w:p>
+    <w:p>
+      <w:pPr>
+        <w:rPr>
+          <w:b/>
+          <w:bCs/>
+          <w:lang w:val="en-US"/>
+        </w:rPr>
+      </w:pPr>
+      <w:r>
+        <w:rPr>
+          <w:b/>
+          <w:bCs/>
+          <w:lang w:val="en-US"/>
+        </w:rPr>
+        <w:t>Bash</w:t>
+      </w:r>
+    </w:p>
+    <w:p>
+      <w:pPr>
+        <w:rPr>
+          <w:b/>
+          <w:bCs/>
+          <w:lang w:val="en-US"/>
+        </w:rPr>
+      </w:pPr>
+      <w:r>
+        <w:rPr>
+          <w:b/>
+          <w:bCs/>
+          <w:lang w:val="en-US"/>
+        </w:rPr>
+        <w:t>git add crear_datos.py</w:t>
+      </w:r>
+    </w:p>
+    <w:p>
+      <w:pPr>
+        <w:rPr>
+          <w:b/>
+          <w:bCs/>
+        </w:rPr>
+      </w:pPr>
+      <w:proofErr w:type="spellStart"/>
+      <w:r>
+        <w:rPr>
+          <w:b/>
+          <w:bCs/>
+        </w:rPr>
+        <w:lastRenderedPageBreak/>
+        <w:t>git</w:t>
+      </w:r>
+      <w:proofErr w:type="spellEnd"/>
+      <w:r>
+        <w:rPr>
+          <w:b/>
+          <w:bCs/>
+        </w:rPr>
+        <w:t xml:space="preserve"> </w:t>
+      </w:r>
+      <w:proofErr w:type="spellStart"/>
+      <w:r>
+        <w:rPr>
+          <w:b/>
+          <w:bCs/>
+        </w:rPr>
+        <w:t>commit</w:t>
+      </w:r>
+      <w:proofErr w:type="spellEnd"/>
+      <w:r>
+        <w:rPr>
+          <w:b/>
+          <w:bCs/>
+        </w:rPr>
+        <w:t xml:space="preserve"> -m "Ajuste de </w:t>
+      </w:r>
+      <w:proofErr w:type="spellStart"/>
+      <w:r>
+        <w:rPr>
+          <w:b/>
+          <w:bCs/>
+        </w:rPr>
+        <w:t>crear_datos</w:t>
+      </w:r>
+      <w:proofErr w:type="spellEnd"/>
+      <w:r>
+        <w:rPr>
+          <w:b/>
+          <w:bCs/>
+        </w:rPr>
+        <w:t xml:space="preserve"> para producción en Render"</w:t>
+      </w:r>
+    </w:p>
+    <w:p>
+      <w:pPr>
+        <w:rPr>
+          <w:b/>
+          <w:bCs/>
+        </w:rPr>
+      </w:pPr>
+      <w:proofErr w:type="spellStart"/>
+      <w:r>
+        <w:rPr>
+          <w:b/>
+          <w:bCs/>
+        </w:rPr>
+        <w:t>git</w:t>
+      </w:r>
+      <w:proofErr w:type="spellEnd"/>
+      <w:r>
+        <w:rPr>
+          <w:b/>
+          <w:bCs/>
+        </w:rPr>
+        <w:t xml:space="preserve"> </w:t>
+      </w:r>
+      <w:proofErr w:type="spellStart"/>
+      <w:r>
+        <w:rPr>
+          <w:b/>
+          <w:bCs/>
+        </w:rPr>
+        <w:t>push</w:t>
+      </w:r>
+      <w:proofErr w:type="spellEnd"/>
+    </w:p>
+    <w:p>
+      <w:pPr>
+        <w:numPr>
+          <w:ilvl w:val="0"/>
+          <w:numId w:val="7"/>
+        </w:numPr>
+        <w:rPr>
+          <w:b/>
+          <w:bCs/>
+        </w:rPr>
+      </w:pPr>
+      <w:r>
+        <w:rPr>
+          <w:b/>
+          <w:bCs/>
+        </w:rPr>
+        <w:t xml:space="preserve">Ahora sí, ve al panel de Render y pon el comando en el </w:t>
+      </w:r>
+      <w:proofErr w:type="spellStart"/>
+      <w:r>
+        <w:rPr>
+          <w:b/>
+          <w:bCs/>
+        </w:rPr>
+        <w:t>Build</w:t>
+      </w:r>
+      <w:proofErr w:type="spellEnd"/>
+      <w:r>
+        <w:rPr>
+          <w:b/>
+          <w:bCs/>
+        </w:rPr>
+        <w:t xml:space="preserve"> </w:t>
+      </w:r>
+      <w:proofErr w:type="spellStart"/>
+      <w:r>
+        <w:rPr>
+          <w:b/>
+          <w:bCs/>
+        </w:rPr>
+        <w:t>Command</w:t>
+      </w:r>
+      <w:proofErr w:type="spellEnd"/>
+      <w:r>
+        <w:rPr>
+          <w:b/>
+          <w:bCs/>
+        </w:rPr>
+        <w:t xml:space="preserve"> tal como lo vimos antes: </w:t>
+      </w:r>
+      <w:proofErr w:type="spellStart"/>
+      <w:r>
+        <w:rPr>
+          <w:b/>
+          <w:bCs/>
+        </w:rPr>
+        <w:t>pip</w:t>
+      </w:r>
+      <w:proofErr w:type="spellEnd"/>
+      <w:r>
+        <w:rPr>
+          <w:b/>
+          <w:bCs/>
+        </w:rPr>
+        <w:t xml:space="preserve"> </w:t>
+      </w:r>
+      <w:proofErr w:type="spellStart"/>
+      <w:r>
+        <w:rPr>
+          <w:b/>
+          <w:bCs/>
+        </w:rPr>
+        <w:t>install</w:t>
+      </w:r>
+      <w:proofErr w:type="spellEnd"/>
+      <w:r>
+        <w:rPr>
+          <w:b/>
+          <w:bCs/>
+        </w:rPr>
+        <w:t xml:space="preserve"> -r requirements.txt &amp;&amp; </w:t>
+      </w:r>
+      <w:proofErr w:type="spellStart"/>
+      <w:r>
+        <w:rPr>
+          <w:b/>
+          <w:bCs/>
+        </w:rPr>
+        <w:t>python</w:t>
+      </w:r>
+      <w:proofErr w:type="spellEnd"/>
+      <w:r>
+        <w:rPr>
+          <w:b/>
+          <w:bCs/>
+        </w:rPr>
+        <w:t xml:space="preserve"> crear_datos.py. ¡Correrá sin ningún cabo suelto!</w:t>
+      </w:r>
+    </w:p>
+    <w:p>
+      <w:pPr>
+        <w:ind w:left="720"/>
+        <w:rPr>
+          <w:b/>
+          <w:bCs/>
+        </w:rPr>
+      </w:pPr>
+    </w:p>
+    <w:p>
+      <w:pPr>
+        <w:rPr>
+          <w:b/>
+          <w:bCs/>
+        </w:rPr>
+      </w:pPr>
+      <w:r>
+        <w:rPr>
+          <w:b/>
+          <w:bCs/>
+        </w:rPr>
+        <w:t>---------------------------------------------</w:t>
+      </w:r>
+    </w:p>
+    <w:p>
+      <w:pPr>
+        <w:rPr>
+          <w:b/>
+          <w:bCs/>
+        </w:rPr>
+      </w:pPr>
+    </w:p>
+    <w:p>
+      <w:pPr>
+        <w:rPr>
+          <w:b/>
+          <w:bCs/>
+        </w:rPr>
+      </w:pPr>
+      <w:r>
+        <w:rPr>
+          <w:b/>
+          <w:bCs/>
+        </w:rPr>
+        <w:t>Como hasta ahora venías usando SQLite (que genera un archivo .</w:t>
+      </w:r>
+      <w:proofErr w:type="spellStart"/>
+      <w:r>
+        <w:rPr>
+          <w:b/>
+          <w:bCs/>
+        </w:rPr>
+        <w:t>db</w:t>
+      </w:r>
+      <w:proofErr w:type="spellEnd"/>
+      <w:r>
+        <w:rPr>
+          <w:b/>
+          <w:bCs/>
+        </w:rPr>
+        <w:t xml:space="preserve"> local en la carpeta del proyecto), al subirlo a Render te vas a encontrar con un problema: Render borra los archivos locales cada vez que el servidor se reinicia o se duerme. Por eso, para producción necesitamos una base de datos real, externa y permanente. La mejor opción gratuita y nativa en Render es PostgreSQL.</w:t>
       </w:r>
     </w:p>
     <w:p>
@@ -163,12 +1471,21 @@
           <w:bCs/>
         </w:rPr>
       </w:pPr>
-      <w:r>
-        <w:rPr>
-          <w:b/>
-          <w:bCs/>
-        </w:rPr>
-        <w:t>Entrá a tu panel de Render.com.</w:t>
+      <w:proofErr w:type="spellStart"/>
+      <w:r>
+        <w:rPr>
+          <w:b/>
+          <w:bCs/>
+        </w:rPr>
+        <w:t>Entrá</w:t>
+      </w:r>
+      <w:proofErr w:type="spellEnd"/>
+      <w:r>
+        <w:rPr>
+          <w:b/>
+          <w:bCs/>
+        </w:rPr>
+        <w:t xml:space="preserve"> a tu panel de Render.com.</w:t>
       </w:r>
     </w:p>
     <w:p>
@@ -182,12 +1499,37 @@
           <w:bCs/>
         </w:rPr>
       </w:pPr>
-      <w:r>
-        <w:rPr>
-          <w:b/>
-          <w:bCs/>
-        </w:rPr>
-        <w:t>Hacé clic en el botón "New +" (arriba a la derecha) y seleccioná PostgreSQL.</w:t>
+      <w:proofErr w:type="spellStart"/>
+      <w:r>
+        <w:rPr>
+          <w:b/>
+          <w:bCs/>
+        </w:rPr>
+        <w:t>Hacé</w:t>
+      </w:r>
+      <w:proofErr w:type="spellEnd"/>
+      <w:r>
+        <w:rPr>
+          <w:b/>
+          <w:bCs/>
+        </w:rPr>
+        <w:t xml:space="preserve"> clic en el botón "New +" (arriba a la derecha) y </w:t>
+      </w:r>
+      <w:proofErr w:type="spellStart"/>
+      <w:r>
+        <w:rPr>
+          <w:b/>
+          <w:bCs/>
+        </w:rPr>
+        <w:t>seleccioná</w:t>
+      </w:r>
+      <w:proofErr w:type="spellEnd"/>
+      <w:r>
+        <w:rPr>
+          <w:b/>
+          <w:bCs/>
+        </w:rPr>
+        <w:t xml:space="preserve"> PostgreSQL.</w:t>
       </w:r>
     </w:p>
     <w:p>
@@ -201,12 +1543,21 @@
           <w:bCs/>
         </w:rPr>
       </w:pPr>
-      <w:r>
-        <w:rPr>
-          <w:b/>
-          <w:bCs/>
-        </w:rPr>
-        <w:t>Completá los campos básicos:</w:t>
+      <w:proofErr w:type="spellStart"/>
+      <w:r>
+        <w:rPr>
+          <w:b/>
+          <w:bCs/>
+        </w:rPr>
+        <w:t>Completá</w:t>
+      </w:r>
+      <w:proofErr w:type="spellEnd"/>
+      <w:r>
+        <w:rPr>
+          <w:b/>
+          <w:bCs/>
+        </w:rPr>
+        <w:t xml:space="preserve"> los campos básicos:</w:t>
       </w:r>
     </w:p>
     <w:p>
@@ -225,7 +1576,39 @@
           <w:b/>
           <w:bCs/>
         </w:rPr>
-        <w:t>Name: taller-computacion-db (o el nombre que quieras).</w:t>
+        <w:t>Name: taller-</w:t>
+      </w:r>
+      <w:proofErr w:type="spellStart"/>
+      <w:r>
+        <w:rPr>
+          <w:b/>
+          <w:bCs/>
+        </w:rPr>
+        <w:t>computacion</w:t>
+      </w:r>
+      <w:proofErr w:type="spellEnd"/>
+      <w:r>
+        <w:rPr>
+          <w:b/>
+          <w:bCs/>
+        </w:rPr>
+        <w:t>-</w:t>
+      </w:r>
+      <w:proofErr w:type="spellStart"/>
+      <w:r>
+        <w:rPr>
+          <w:b/>
+          <w:bCs/>
+        </w:rPr>
+        <w:t>db</w:t>
+      </w:r>
+      <w:proofErr w:type="spellEnd"/>
+      <w:r>
+        <w:rPr>
+          <w:b/>
+          <w:bCs/>
+        </w:rPr>
+        <w:t xml:space="preserve"> (o el nombre que quieras).</w:t>
       </w:r>
     </w:p>
     <w:p>
@@ -239,13 +1622,31 @@
           <w:bCs/>
         </w:rPr>
       </w:pPr>
-      <w:r>
-        <w:rPr>
-          <w:b/>
-          <w:bCs/>
-        </w:rPr>
-        <w:t>Database: taller_db</w:t>
-      </w:r>
+      <w:proofErr w:type="spellStart"/>
+      <w:r>
+        <w:rPr>
+          <w:b/>
+          <w:bCs/>
+        </w:rPr>
+        <w:t>Database</w:t>
+      </w:r>
+      <w:proofErr w:type="spellEnd"/>
+      <w:r>
+        <w:rPr>
+          <w:b/>
+          <w:bCs/>
+        </w:rPr>
+        <w:t xml:space="preserve">: </w:t>
+      </w:r>
+      <w:proofErr w:type="spellStart"/>
+      <w:r>
+        <w:rPr>
+          <w:b/>
+          <w:bCs/>
+        </w:rPr>
+        <w:t>taller_db</w:t>
+      </w:r>
+      <w:proofErr w:type="spellEnd"/>
     </w:p>
     <w:p>
       <w:pPr>
@@ -258,13 +1659,31 @@
           <w:bCs/>
         </w:rPr>
       </w:pPr>
-      <w:r>
-        <w:rPr>
-          <w:b/>
-          <w:bCs/>
-        </w:rPr>
-        <w:t>User: luis</w:t>
-      </w:r>
+      <w:proofErr w:type="spellStart"/>
+      <w:r>
+        <w:rPr>
+          <w:b/>
+          <w:bCs/>
+        </w:rPr>
+        <w:t>User</w:t>
+      </w:r>
+      <w:proofErr w:type="spellEnd"/>
+      <w:r>
+        <w:rPr>
+          <w:b/>
+          <w:bCs/>
+        </w:rPr>
+        <w:t xml:space="preserve">: </w:t>
+      </w:r>
+      <w:proofErr w:type="spellStart"/>
+      <w:r>
+        <w:rPr>
+          <w:b/>
+          <w:bCs/>
+        </w:rPr>
+        <w:t>luis</w:t>
+      </w:r>
+      <w:proofErr w:type="spellEnd"/>
     </w:p>
     <w:p>
       <w:pPr>
@@ -328,12 +1747,53 @@
           <w:bCs/>
         </w:rPr>
       </w:pPr>
-      <w:r>
-        <w:rPr>
-          <w:b/>
-          <w:bCs/>
-        </w:rPr>
-        <w:t>Instance Type: Seleccioná el plan Free (Gratuito).</w:t>
+      <w:proofErr w:type="spellStart"/>
+      <w:r>
+        <w:rPr>
+          <w:b/>
+          <w:bCs/>
+        </w:rPr>
+        <w:t>Instance</w:t>
+      </w:r>
+      <w:proofErr w:type="spellEnd"/>
+      <w:r>
+        <w:rPr>
+          <w:b/>
+          <w:bCs/>
+        </w:rPr>
+        <w:t xml:space="preserve"> </w:t>
+      </w:r>
+      <w:proofErr w:type="spellStart"/>
+      <w:r>
+        <w:rPr>
+          <w:b/>
+          <w:bCs/>
+        </w:rPr>
+        <w:t>Type</w:t>
+      </w:r>
+      <w:proofErr w:type="spellEnd"/>
+      <w:r>
+        <w:rPr>
+          <w:b/>
+          <w:bCs/>
+        </w:rPr>
+        <w:t xml:space="preserve">: </w:t>
+      </w:r>
+      <w:proofErr w:type="spellStart"/>
+      <w:r>
+        <w:rPr>
+          <w:b/>
+          <w:bCs/>
+        </w:rPr>
+        <w:t>Seleccioná</w:t>
+      </w:r>
+      <w:proofErr w:type="spellEnd"/>
+      <w:r>
+        <w:rPr>
+          <w:b/>
+          <w:bCs/>
+        </w:rPr>
+        <w:t xml:space="preserve"> el plan Free (Gratuito).</w:t>
       </w:r>
     </w:p>
     <w:p>
@@ -352,23 +1812,81 @@
           <w:b/>
           <w:bCs/>
         </w:rPr>
-        <w:t>Bajá del todo y hacé clic en Create Database.</w:t>
-      </w:r>
-    </w:p>
-    <w:p>
-      <w:pPr>
-        <w:rPr>
-          <w:b/>
-          <w:bCs/>
-        </w:rPr>
-      </w:pPr>
-      <w:r>
-        <w:rPr>
-          <w:b/>
-          <w:bCs/>
-        </w:rPr>
-        <w:t xml:space="preserve">Esperá unos dos minutos hasta que el estado cambie de </w:t>
-      </w:r>
+        <w:t xml:space="preserve">Bajá del todo y </w:t>
+      </w:r>
+      <w:proofErr w:type="spellStart"/>
+      <w:r>
+        <w:rPr>
+          <w:b/>
+          <w:bCs/>
+        </w:rPr>
+        <w:t>hacé</w:t>
+      </w:r>
+      <w:proofErr w:type="spellEnd"/>
+      <w:r>
+        <w:rPr>
+          <w:b/>
+          <w:bCs/>
+        </w:rPr>
+        <w:t xml:space="preserve"> clic en </w:t>
+      </w:r>
+      <w:proofErr w:type="spellStart"/>
+      <w:r>
+        <w:rPr>
+          <w:b/>
+          <w:bCs/>
+        </w:rPr>
+        <w:t>Create</w:t>
+      </w:r>
+      <w:proofErr w:type="spellEnd"/>
+      <w:r>
+        <w:rPr>
+          <w:b/>
+          <w:bCs/>
+        </w:rPr>
+        <w:t xml:space="preserve"> </w:t>
+      </w:r>
+      <w:proofErr w:type="spellStart"/>
+      <w:r>
+        <w:rPr>
+          <w:b/>
+          <w:bCs/>
+        </w:rPr>
+        <w:t>Database</w:t>
+      </w:r>
+      <w:proofErr w:type="spellEnd"/>
+      <w:r>
+        <w:rPr>
+          <w:b/>
+          <w:bCs/>
+        </w:rPr>
+        <w:t>.</w:t>
+      </w:r>
+    </w:p>
+    <w:p>
+      <w:pPr>
+        <w:rPr>
+          <w:b/>
+          <w:bCs/>
+        </w:rPr>
+      </w:pPr>
+      <w:proofErr w:type="spellStart"/>
+      <w:r>
+        <w:rPr>
+          <w:b/>
+          <w:bCs/>
+        </w:rPr>
+        <w:t>Esperá</w:t>
+      </w:r>
+      <w:proofErr w:type="spellEnd"/>
+      <w:r>
+        <w:rPr>
+          <w:b/>
+          <w:bCs/>
+        </w:rPr>
+        <w:t xml:space="preserve"> unos dos minutos hasta que el estado cambie de </w:t>
+      </w:r>
+      <w:proofErr w:type="spellStart"/>
       <w:r>
         <w:rPr>
           <w:b/>
@@ -378,6 +1896,7 @@
         </w:rPr>
         <w:t>Creating</w:t>
       </w:r>
+      <w:proofErr w:type="spellEnd"/>
       <w:r>
         <w:rPr>
           <w:b/>
@@ -402,7 +1921,102 @@
           <w:b/>
           <w:bCs/>
         </w:rPr>
-        <w:t>Una vez activa, bajá hasta la sección Connections y copiá el valor que dice Internal Database URL. Es una cadena larga que empieza con postgresql://....</w:t>
+        <w:t xml:space="preserve">Una vez activa, bajá hasta la sección </w:t>
+      </w:r>
+      <w:proofErr w:type="spellStart"/>
+      <w:r>
+        <w:rPr>
+          <w:b/>
+          <w:bCs/>
+        </w:rPr>
+        <w:t>Connections</w:t>
+      </w:r>
+      <w:proofErr w:type="spellEnd"/>
+      <w:r>
+        <w:rPr>
+          <w:b/>
+          <w:bCs/>
+        </w:rPr>
+        <w:t xml:space="preserve"> y </w:t>
+      </w:r>
+      <w:proofErr w:type="spellStart"/>
+      <w:r>
+        <w:rPr>
+          <w:b/>
+          <w:bCs/>
+        </w:rPr>
+        <w:t>copiá</w:t>
+      </w:r>
+      <w:proofErr w:type="spellEnd"/>
+      <w:r>
+        <w:rPr>
+          <w:b/>
+          <w:bCs/>
+        </w:rPr>
+        <w:t xml:space="preserve"> el valor que dice </w:t>
+      </w:r>
+      <w:proofErr w:type="spellStart"/>
+      <w:r>
+        <w:rPr>
+          <w:b/>
+          <w:bCs/>
+        </w:rPr>
+        <w:t>Internal</w:t>
+      </w:r>
+      <w:proofErr w:type="spellEnd"/>
+      <w:r>
+        <w:rPr>
+          <w:b/>
+          <w:bCs/>
+        </w:rPr>
+        <w:t xml:space="preserve"> </w:t>
+      </w:r>
+      <w:proofErr w:type="spellStart"/>
+      <w:r>
+        <w:rPr>
+          <w:b/>
+          <w:bCs/>
+        </w:rPr>
+        <w:t>Database</w:t>
+      </w:r>
+      <w:proofErr w:type="spellEnd"/>
+      <w:r>
+        <w:rPr>
+          <w:b/>
+          <w:bCs/>
+        </w:rPr>
+        <w:t xml:space="preserve"> URL. Es una cadena larga que empieza con </w:t>
+      </w:r>
+      <w:proofErr w:type="spellStart"/>
+      <w:r>
+        <w:rPr>
+          <w:b/>
+          <w:bCs/>
+        </w:rPr>
+        <w:t>postgresql</w:t>
+      </w:r>
+      <w:proofErr w:type="spellEnd"/>
+      <w:r>
+        <w:rPr>
+          <w:b/>
+          <w:bCs/>
+        </w:rPr>
+        <w:t>://....</w:t>
+      </w:r>
+    </w:p>
+    <w:p>
+      <w:pPr>
+        <w:rPr>
+          <w:b/>
+          <w:bCs/>
+        </w:rPr>
+      </w:pPr>
+      <w:r>
+        <w:rPr>
+          <w:b/>
+          <w:bCs/>
+        </w:rPr>
+        <w:t>Parte 2: Configurar la Variable de Entorno en tu Web Service</w:t>
       </w:r>
     </w:p>
     <w:p>
@@ -418,21 +2032,6 @@
           <w:bCs/>
         </w:rPr>
         <w:lastRenderedPageBreak/>
-        <w:t>Parte 2: Configurar la Variable de Entorno en tu Web Service</w:t>
-      </w:r>
-    </w:p>
-    <w:p>
-      <w:pPr>
-        <w:rPr>
-          <w:b/>
-          <w:bCs/>
-        </w:rPr>
-      </w:pPr>
-      <w:r>
-        <w:rPr>
-          <w:b/>
-          <w:bCs/>
-        </w:rPr>
         <w:t>Para que tu aplicación de Flask sepa dónde conectarse en internet sin exponer contraseñas en GitHub:</w:t>
       </w:r>
     </w:p>
@@ -452,7 +2051,23 @@
           <w:b/>
           <w:bCs/>
         </w:rPr>
-        <w:t>En tu panel de Render, entrá a tu Web Service (donde está tu app web).</w:t>
+        <w:t xml:space="preserve">En tu panel de Render, </w:t>
+      </w:r>
+      <w:proofErr w:type="spellStart"/>
+      <w:r>
+        <w:rPr>
+          <w:b/>
+          <w:bCs/>
+        </w:rPr>
+        <w:t>entrá</w:t>
+      </w:r>
+      <w:proofErr w:type="spellEnd"/>
+      <w:r>
+        <w:rPr>
+          <w:b/>
+          <w:bCs/>
+        </w:rPr>
+        <w:t xml:space="preserve"> a tu Web Service (donde está tu app web).</w:t>
       </w:r>
     </w:p>
     <w:p>
@@ -471,7 +2086,39 @@
           <w:b/>
           <w:bCs/>
         </w:rPr>
-        <w:t>En el menú de la izquierda, hacé clic en Environment (Entorno).</w:t>
+        <w:t xml:space="preserve">En el menú de la izquierda, </w:t>
+      </w:r>
+      <w:proofErr w:type="spellStart"/>
+      <w:r>
+        <w:rPr>
+          <w:b/>
+          <w:bCs/>
+        </w:rPr>
+        <w:t>hacé</w:t>
+      </w:r>
+      <w:proofErr w:type="spellEnd"/>
+      <w:r>
+        <w:rPr>
+          <w:b/>
+          <w:bCs/>
+        </w:rPr>
+        <w:t xml:space="preserve"> clic en </w:t>
+      </w:r>
+      <w:proofErr w:type="spellStart"/>
+      <w:r>
+        <w:rPr>
+          <w:b/>
+          <w:bCs/>
+        </w:rPr>
+        <w:t>Environment</w:t>
+      </w:r>
+      <w:proofErr w:type="spellEnd"/>
+      <w:r>
+        <w:rPr>
+          <w:b/>
+          <w:bCs/>
+        </w:rPr>
+        <w:t xml:space="preserve"> (Entorno).</w:t>
       </w:r>
     </w:p>
     <w:p>
@@ -485,12 +2132,53 @@
           <w:bCs/>
         </w:rPr>
       </w:pPr>
-      <w:r>
-        <w:rPr>
-          <w:b/>
-          <w:bCs/>
-        </w:rPr>
-        <w:t>Hacé clic en Add Environment Variable e ingresá:</w:t>
+      <w:proofErr w:type="spellStart"/>
+      <w:r>
+        <w:rPr>
+          <w:b/>
+          <w:bCs/>
+        </w:rPr>
+        <w:t>Hacé</w:t>
+      </w:r>
+      <w:proofErr w:type="spellEnd"/>
+      <w:r>
+        <w:rPr>
+          <w:b/>
+          <w:bCs/>
+        </w:rPr>
+        <w:t xml:space="preserve"> clic en Add </w:t>
+      </w:r>
+      <w:proofErr w:type="spellStart"/>
+      <w:r>
+        <w:rPr>
+          <w:b/>
+          <w:bCs/>
+        </w:rPr>
+        <w:t>Environment</w:t>
+      </w:r>
+      <w:proofErr w:type="spellEnd"/>
+      <w:r>
+        <w:rPr>
+          <w:b/>
+          <w:bCs/>
+        </w:rPr>
+        <w:t xml:space="preserve"> Variable e </w:t>
+      </w:r>
+      <w:proofErr w:type="spellStart"/>
+      <w:r>
+        <w:rPr>
+          <w:b/>
+          <w:bCs/>
+        </w:rPr>
+        <w:t>ingresá</w:t>
+      </w:r>
+      <w:proofErr w:type="spellEnd"/>
+      <w:r>
+        <w:rPr>
+          <w:b/>
+          <w:bCs/>
+        </w:rPr>
+        <w:t>:</w:t>
       </w:r>
     </w:p>
     <w:p>
@@ -523,12 +2211,21 @@
           <w:bCs/>
         </w:rPr>
       </w:pPr>
-      <w:r>
-        <w:rPr>
-          <w:b/>
-          <w:bCs/>
-        </w:rPr>
-        <w:t xml:space="preserve">Value: </w:t>
+      <w:proofErr w:type="spellStart"/>
+      <w:r>
+        <w:rPr>
+          <w:b/>
+          <w:bCs/>
+        </w:rPr>
+        <w:t>Value</w:t>
+      </w:r>
+      <w:proofErr w:type="spellEnd"/>
+      <w:r>
+        <w:rPr>
+          <w:b/>
+          <w:bCs/>
+        </w:rPr>
+        <w:t xml:space="preserve">: </w:t>
       </w:r>
       <w:r>
         <w:rPr>
@@ -552,13 +2249,59 @@
           <w:lang w:val="en-US"/>
         </w:rPr>
       </w:pPr>
-      <w:r>
-        <w:rPr>
-          <w:b/>
-          <w:bCs/>
-          <w:lang w:val="en-US"/>
-        </w:rPr>
-        <w:t>Hacé clic en Save Changes.</w:t>
+      <w:proofErr w:type="spellStart"/>
+      <w:r>
+        <w:rPr>
+          <w:b/>
+          <w:bCs/>
+          <w:lang w:val="en-US"/>
+        </w:rPr>
+        <w:t>Hacé</w:t>
+      </w:r>
+      <w:proofErr w:type="spellEnd"/>
+      <w:r>
+        <w:rPr>
+          <w:b/>
+          <w:bCs/>
+          <w:lang w:val="en-US"/>
+        </w:rPr>
+        <w:t xml:space="preserve"> </w:t>
+      </w:r>
+      <w:proofErr w:type="spellStart"/>
+      <w:r>
+        <w:rPr>
+          <w:b/>
+          <w:bCs/>
+          <w:lang w:val="en-US"/>
+        </w:rPr>
+        <w:t>clic</w:t>
+      </w:r>
+      <w:proofErr w:type="spellEnd"/>
+      <w:r>
+        <w:rPr>
+          <w:b/>
+          <w:bCs/>
+          <w:lang w:val="en-US"/>
+        </w:rPr>
+        <w:t xml:space="preserve"> </w:t>
+      </w:r>
+      <w:proofErr w:type="spellStart"/>
+      <w:r>
+        <w:rPr>
+          <w:b/>
+          <w:bCs/>
+          <w:lang w:val="en-US"/>
+        </w:rPr>
+        <w:t>en</w:t>
+      </w:r>
+      <w:proofErr w:type="spellEnd"/>
+      <w:r>
+        <w:rPr>
+          <w:b/>
+          <w:bCs/>
+          <w:lang w:val="en-US"/>
+        </w:rPr>
+        <w:t xml:space="preserve"> Save Changes.</w:t>
       </w:r>
     </w:p>
     <w:p>
@@ -588,22 +2331,79 @@
           <w:b/>
           <w:bCs/>
         </w:rPr>
-        <w:t>Para que el proyecto funcione con SQLite cuando estás programando en tu casa, pero cambie automáticamente a PostgreSQL cuando se ejecute en Render, tenés que configurar un if/else dinámico usando la librería os.</w:t>
-      </w:r>
-    </w:p>
-    <w:p>
-      <w:pPr>
-        <w:rPr>
-          <w:b/>
-          <w:bCs/>
-        </w:rPr>
-      </w:pPr>
-      <w:r>
-        <w:rPr>
-          <w:b/>
-          <w:bCs/>
-        </w:rPr>
-        <w:t>Modificá la configuración de la base de datos en tu app.py para que quede de esta manera:</w:t>
+        <w:t xml:space="preserve">Para que el proyecto funcione con SQLite cuando estás programando en tu casa, pero cambie automáticamente a PostgreSQL cuando se ejecute en Render, </w:t>
+      </w:r>
+      <w:proofErr w:type="spellStart"/>
+      <w:r>
+        <w:rPr>
+          <w:b/>
+          <w:bCs/>
+        </w:rPr>
+        <w:t>tenés</w:t>
+      </w:r>
+      <w:proofErr w:type="spellEnd"/>
+      <w:r>
+        <w:rPr>
+          <w:b/>
+          <w:bCs/>
+        </w:rPr>
+        <w:t xml:space="preserve"> que configurar un </w:t>
+      </w:r>
+      <w:proofErr w:type="spellStart"/>
+      <w:r>
+        <w:rPr>
+          <w:b/>
+          <w:bCs/>
+        </w:rPr>
+        <w:t>if</w:t>
+      </w:r>
+      <w:proofErr w:type="spellEnd"/>
+      <w:r>
+        <w:rPr>
+          <w:b/>
+          <w:bCs/>
+        </w:rPr>
+        <w:t>/</w:t>
+      </w:r>
+      <w:proofErr w:type="spellStart"/>
+      <w:r>
+        <w:rPr>
+          <w:b/>
+          <w:bCs/>
+        </w:rPr>
+        <w:t>else</w:t>
+      </w:r>
+      <w:proofErr w:type="spellEnd"/>
+      <w:r>
+        <w:rPr>
+          <w:b/>
+          <w:bCs/>
+        </w:rPr>
+        <w:t xml:space="preserve"> dinámico usando la librería os.</w:t>
+      </w:r>
+    </w:p>
+    <w:p>
+      <w:pPr>
+        <w:rPr>
+          <w:b/>
+          <w:bCs/>
+        </w:rPr>
+      </w:pPr>
+      <w:proofErr w:type="spellStart"/>
+      <w:r>
+        <w:rPr>
+          <w:b/>
+          <w:bCs/>
+        </w:rPr>
+        <w:t>Modificá</w:t>
+      </w:r>
+      <w:proofErr w:type="spellEnd"/>
+      <w:r>
+        <w:rPr>
+          <w:b/>
+          <w:bCs/>
+        </w:rPr>
+        <w:t xml:space="preserve"> la configuración de la base de datos en tu app.py para que quede de esta manera:</w:t>
       </w:r>
     </w:p>
     <w:p>
@@ -628,35 +2428,60 @@
           <w:bCs/>
         </w:rPr>
       </w:pPr>
-      <w:r>
-        <w:rPr>
-          <w:b/>
-          <w:bCs/>
-        </w:rPr>
-        <w:t>import os</w:t>
-      </w:r>
-    </w:p>
-    <w:p>
-      <w:pPr>
-        <w:rPr>
-          <w:b/>
-          <w:bCs/>
-        </w:rPr>
-      </w:pPr>
-    </w:p>
-    <w:p>
-      <w:pPr>
-        <w:rPr>
-          <w:b/>
-          <w:bCs/>
-        </w:rPr>
-      </w:pPr>
-      <w:r>
-        <w:rPr>
-          <w:b/>
-          <w:bCs/>
-        </w:rPr>
-        <w:t># ... (otros imports y configuraciones) ...</w:t>
+      <w:proofErr w:type="spellStart"/>
+      <w:r>
+        <w:rPr>
+          <w:b/>
+          <w:bCs/>
+        </w:rPr>
+        <w:t>import</w:t>
+      </w:r>
+      <w:proofErr w:type="spellEnd"/>
+      <w:r>
+        <w:rPr>
+          <w:b/>
+          <w:bCs/>
+        </w:rPr>
+        <w:t xml:space="preserve"> os</w:t>
+      </w:r>
+    </w:p>
+    <w:p>
+      <w:pPr>
+        <w:rPr>
+          <w:b/>
+          <w:bCs/>
+        </w:rPr>
+      </w:pPr>
+    </w:p>
+    <w:p>
+      <w:pPr>
+        <w:rPr>
+          <w:b/>
+          <w:bCs/>
+        </w:rPr>
+      </w:pPr>
+      <w:r>
+        <w:rPr>
+          <w:b/>
+          <w:bCs/>
+        </w:rPr>
+        <w:t xml:space="preserve"># ... (otros </w:t>
+      </w:r>
+      <w:proofErr w:type="spellStart"/>
+      <w:r>
+        <w:rPr>
+          <w:b/>
+          <w:bCs/>
+        </w:rPr>
+        <w:t>imports</w:t>
+      </w:r>
+      <w:proofErr w:type="spellEnd"/>
+      <w:r>
+        <w:rPr>
+          <w:b/>
+          <w:bCs/>
+        </w:rPr>
+        <w:t xml:space="preserve"> y configuraciones) ...</w:t>
       </w:r>
     </w:p>
     <w:p>
@@ -694,30 +2519,55 @@
           <w:b/>
           <w:bCs/>
         </w:rPr>
-        <w:t>URL_BASE_DATOS = os.environ.get('DATABASE_URL')</w:t>
-      </w:r>
-    </w:p>
-    <w:p>
-      <w:pPr>
-        <w:rPr>
-          <w:b/>
-          <w:bCs/>
-        </w:rPr>
-      </w:pPr>
-    </w:p>
-    <w:p>
-      <w:pPr>
-        <w:rPr>
-          <w:b/>
-          <w:bCs/>
-        </w:rPr>
-      </w:pPr>
-      <w:r>
-        <w:rPr>
-          <w:b/>
-          <w:bCs/>
-        </w:rPr>
-        <w:t>if URL_BASE_DATOS:</w:t>
+        <w:t xml:space="preserve">URL_BASE_DATOS = </w:t>
+      </w:r>
+      <w:proofErr w:type="spellStart"/>
+      <w:r>
+        <w:rPr>
+          <w:b/>
+          <w:bCs/>
+        </w:rPr>
+        <w:t>os.environ.get</w:t>
+      </w:r>
+      <w:proofErr w:type="spellEnd"/>
+      <w:r>
+        <w:rPr>
+          <w:b/>
+          <w:bCs/>
+        </w:rPr>
+        <w:t>('DATABASE_URL')</w:t>
+      </w:r>
+    </w:p>
+    <w:p>
+      <w:pPr>
+        <w:rPr>
+          <w:b/>
+          <w:bCs/>
+        </w:rPr>
+      </w:pPr>
+    </w:p>
+    <w:p>
+      <w:pPr>
+        <w:rPr>
+          <w:b/>
+          <w:bCs/>
+        </w:rPr>
+      </w:pPr>
+      <w:proofErr w:type="spellStart"/>
+      <w:r>
+        <w:rPr>
+          <w:b/>
+          <w:bCs/>
+        </w:rPr>
+        <w:t>if</w:t>
+      </w:r>
+      <w:proofErr w:type="spellEnd"/>
+      <w:r>
+        <w:rPr>
+          <w:b/>
+          <w:bCs/>
+        </w:rPr>
+        <w:t xml:space="preserve"> URL_BASE_DATOS:</w:t>
       </w:r>
     </w:p>
     <w:p>
@@ -747,7 +2597,39 @@
           <w:b/>
           <w:bCs/>
         </w:rPr>
-        <w:t xml:space="preserve">    # Corrección de un detalle técnico de SQLAlchemy con strings modernos:</w:t>
+        <w:t xml:space="preserve">    # Corrección de un detalle técnico de </w:t>
+      </w:r>
+      <w:proofErr w:type="spellStart"/>
+      <w:r>
+        <w:rPr>
+          <w:b/>
+          <w:bCs/>
+        </w:rPr>
+        <w:t>SQLAlchemy</w:t>
+      </w:r>
+      <w:proofErr w:type="spellEnd"/>
+      <w:r>
+        <w:rPr>
+          <w:b/>
+          <w:bCs/>
+        </w:rPr>
+        <w:t xml:space="preserve"> con </w:t>
+      </w:r>
+      <w:proofErr w:type="spellStart"/>
+      <w:r>
+        <w:rPr>
+          <w:b/>
+          <w:bCs/>
+        </w:rPr>
+        <w:t>strings</w:t>
+      </w:r>
+      <w:proofErr w:type="spellEnd"/>
+      <w:r>
+        <w:rPr>
+          <w:b/>
+          <w:bCs/>
+        </w:rPr>
+        <w:t xml:space="preserve"> modernos:</w:t>
       </w:r>
     </w:p>
     <w:p>
@@ -771,7 +2653,43 @@
           <w:bCs/>
           <w:lang w:val="en-US"/>
         </w:rPr>
-        <w:t>if URL_BASE_DATOS.startswith("postgres://"):</w:t>
+        <w:t xml:space="preserve">if </w:t>
+      </w:r>
+      <w:proofErr w:type="spellStart"/>
+      <w:r>
+        <w:rPr>
+          <w:b/>
+          <w:bCs/>
+          <w:lang w:val="en-US"/>
+        </w:rPr>
+        <w:t>URL_BASE_DATOS.startswith</w:t>
+      </w:r>
+      <w:proofErr w:type="spellEnd"/>
+      <w:r>
+        <w:rPr>
+          <w:b/>
+          <w:bCs/>
+          <w:lang w:val="en-US"/>
+        </w:rPr>
+        <w:t>("</w:t>
+      </w:r>
+      <w:proofErr w:type="spellStart"/>
+      <w:r>
+        <w:rPr>
+          <w:b/>
+          <w:bCs/>
+          <w:lang w:val="en-US"/>
+        </w:rPr>
+        <w:t>postgres</w:t>
+      </w:r>
+      <w:proofErr w:type="spellEnd"/>
+      <w:r>
+        <w:rPr>
+          <w:b/>
+          <w:bCs/>
+          <w:lang w:val="en-US"/>
+        </w:rPr>
+        <w:t>://"):</w:t>
       </w:r>
     </w:p>
     <w:p>
@@ -794,7 +2712,55 @@
           <w:b/>
           <w:bCs/>
         </w:rPr>
-        <w:t>URL_BASE_DATOS = URL_BASE_DATOS.replace("postgres://", "postgresql://", 1)</w:t>
+        <w:t xml:space="preserve">URL_BASE_DATOS = </w:t>
+      </w:r>
+      <w:proofErr w:type="spellStart"/>
+      <w:r>
+        <w:rPr>
+          <w:b/>
+          <w:bCs/>
+        </w:rPr>
+        <w:t>URL_BASE_DATOS.replace</w:t>
+      </w:r>
+      <w:proofErr w:type="spellEnd"/>
+      <w:r>
+        <w:rPr>
+          <w:b/>
+          <w:bCs/>
+        </w:rPr>
+        <w:t>("</w:t>
+      </w:r>
+      <w:proofErr w:type="spellStart"/>
+      <w:r>
+        <w:rPr>
+          <w:b/>
+          <w:bCs/>
+        </w:rPr>
+        <w:t>postgres</w:t>
+      </w:r>
+      <w:proofErr w:type="spellEnd"/>
+      <w:r>
+        <w:rPr>
+          <w:b/>
+          <w:bCs/>
+        </w:rPr>
+        <w:t>://", "</w:t>
+      </w:r>
+      <w:proofErr w:type="spellStart"/>
+      <w:r>
+        <w:rPr>
+          <w:b/>
+          <w:bCs/>
+        </w:rPr>
+        <w:t>postgresql</w:t>
+      </w:r>
+      <w:proofErr w:type="spellEnd"/>
+      <w:r>
+        <w:rPr>
+          <w:b/>
+          <w:bCs/>
+        </w:rPr>
+        <w:t>://", 1)</w:t>
       </w:r>
     </w:p>
     <w:p>
@@ -812,13 +2778,47 @@
         </w:rPr>
         <w:t xml:space="preserve">    </w:t>
       </w:r>
-      <w:r>
-        <w:rPr>
-          <w:b/>
-          <w:bCs/>
-          <w:lang w:val="en-US"/>
-        </w:rPr>
-        <w:t>app.config['SQLALCHEMY_DATABASE_URI'] = URL_BASE_DATOS</w:t>
+      <w:proofErr w:type="spellStart"/>
+      <w:r>
+        <w:rPr>
+          <w:b/>
+          <w:bCs/>
+          <w:lang w:val="en-US"/>
+        </w:rPr>
+        <w:t>app.config</w:t>
+      </w:r>
+      <w:proofErr w:type="spellEnd"/>
+      <w:r>
+        <w:rPr>
+          <w:b/>
+          <w:bCs/>
+          <w:lang w:val="en-US"/>
+        </w:rPr>
+        <w:t>['SQLALCHEMY_DATABASE_URI'] = URL_BASE_DATOS</w:t>
+      </w:r>
+    </w:p>
+    <w:p>
+      <w:pPr>
+        <w:rPr>
+          <w:b/>
+          <w:bCs/>
+        </w:rPr>
+      </w:pPr>
+      <w:proofErr w:type="spellStart"/>
+      <w:r>
+        <w:rPr>
+          <w:b/>
+          <w:bCs/>
+        </w:rPr>
+        <w:t>else</w:t>
+      </w:r>
+      <w:proofErr w:type="spellEnd"/>
+      <w:r>
+        <w:rPr>
+          <w:b/>
+          <w:bCs/>
+        </w:rPr>
+        <w:t>:</w:t>
       </w:r>
     </w:p>
     <w:p>
@@ -834,21 +2834,6 @@
           <w:bCs/>
         </w:rPr>
         <w:lastRenderedPageBreak/>
-        <w:t>else:</w:t>
-      </w:r>
-    </w:p>
-    <w:p>
-      <w:pPr>
-        <w:rPr>
-          <w:b/>
-          <w:bCs/>
-        </w:rPr>
-      </w:pPr>
-      <w:r>
-        <w:rPr>
-          <w:b/>
-          <w:bCs/>
-        </w:rPr>
         <w:t xml:space="preserve">    # Si estamos en tu computadora (local), sigue usando el archivo SQLite de siempre</w:t>
       </w:r>
     </w:p>
@@ -857,54 +2842,145 @@
         <w:rPr>
           <w:b/>
           <w:bCs/>
-        </w:rPr>
-      </w:pPr>
-      <w:r>
-        <w:rPr>
-          <w:b/>
-          <w:bCs/>
-        </w:rPr>
-        <w:t xml:space="preserve">    app.config['SQLALCHEMY_DATABASE_URI'] = 'sqlite:///taller_computacion.db'</w:t>
-      </w:r>
-    </w:p>
-    <w:p>
-      <w:pPr>
-        <w:rPr>
-          <w:b/>
-          <w:bCs/>
-        </w:rPr>
-      </w:pPr>
-    </w:p>
-    <w:p>
-      <w:pPr>
-        <w:rPr>
-          <w:b/>
-          <w:bCs/>
-          <w:lang w:val="en-US"/>
-        </w:rPr>
-      </w:pPr>
-      <w:r>
-        <w:rPr>
-          <w:b/>
-          <w:bCs/>
-          <w:lang w:val="en-US"/>
-        </w:rPr>
-        <w:t>app.config['SQLALCHEMY_TRACK_MODIFICATIONS'] = False</w:t>
-      </w:r>
-    </w:p>
-    <w:p>
-      <w:pPr>
-        <w:rPr>
-          <w:b/>
-          <w:bCs/>
-        </w:rPr>
-      </w:pPr>
-      <w:r>
-        <w:rPr>
-          <w:b/>
-          <w:bCs/>
-        </w:rPr>
-        <w:t>db = SQLAlchemy(app)</w:t>
+          <w:lang w:val="en-US"/>
+        </w:rPr>
+      </w:pPr>
+      <w:r>
+        <w:rPr>
+          <w:b/>
+          <w:bCs/>
+        </w:rPr>
+        <w:t xml:space="preserve">    </w:t>
+      </w:r>
+      <w:proofErr w:type="spellStart"/>
+      <w:r>
+        <w:rPr>
+          <w:b/>
+          <w:bCs/>
+          <w:lang w:val="en-US"/>
+        </w:rPr>
+        <w:t>app.config</w:t>
+      </w:r>
+      <w:proofErr w:type="spellEnd"/>
+      <w:r>
+        <w:rPr>
+          <w:b/>
+          <w:bCs/>
+          <w:lang w:val="en-US"/>
+        </w:rPr>
+        <w:t>['SQLALCHEMY_DATABASE_URI'] = '</w:t>
+      </w:r>
+      <w:proofErr w:type="spellStart"/>
+      <w:r>
+        <w:rPr>
+          <w:b/>
+          <w:bCs/>
+          <w:lang w:val="en-US"/>
+        </w:rPr>
+        <w:t>sqlite</w:t>
+      </w:r>
+      <w:proofErr w:type="spellEnd"/>
+      <w:r>
+        <w:rPr>
+          <w:b/>
+          <w:bCs/>
+          <w:lang w:val="en-US"/>
+        </w:rPr>
+        <w:t>:///</w:t>
+      </w:r>
+      <w:proofErr w:type="spellStart"/>
+      <w:r>
+        <w:rPr>
+          <w:b/>
+          <w:bCs/>
+          <w:lang w:val="en-US"/>
+        </w:rPr>
+        <w:t>taller_computacion.db</w:t>
+      </w:r>
+      <w:proofErr w:type="spellEnd"/>
+      <w:r>
+        <w:rPr>
+          <w:b/>
+          <w:bCs/>
+          <w:lang w:val="en-US"/>
+        </w:rPr>
+        <w:t>'</w:t>
+      </w:r>
+    </w:p>
+    <w:p>
+      <w:pPr>
+        <w:rPr>
+          <w:b/>
+          <w:bCs/>
+          <w:lang w:val="en-US"/>
+        </w:rPr>
+      </w:pPr>
+    </w:p>
+    <w:p>
+      <w:pPr>
+        <w:rPr>
+          <w:b/>
+          <w:bCs/>
+          <w:lang w:val="en-US"/>
+        </w:rPr>
+      </w:pPr>
+      <w:proofErr w:type="spellStart"/>
+      <w:r>
+        <w:rPr>
+          <w:b/>
+          <w:bCs/>
+          <w:lang w:val="en-US"/>
+        </w:rPr>
+        <w:t>app.config</w:t>
+      </w:r>
+      <w:proofErr w:type="spellEnd"/>
+      <w:r>
+        <w:rPr>
+          <w:b/>
+          <w:bCs/>
+          <w:lang w:val="en-US"/>
+        </w:rPr>
+        <w:t>['SQLALCHEMY_TRACK_MODIFICATIONS'] = False</w:t>
+      </w:r>
+    </w:p>
+    <w:p>
+      <w:pPr>
+        <w:rPr>
+          <w:b/>
+          <w:bCs/>
+        </w:rPr>
+      </w:pPr>
+      <w:proofErr w:type="spellStart"/>
+      <w:r>
+        <w:rPr>
+          <w:b/>
+          <w:bCs/>
+        </w:rPr>
+        <w:t>db</w:t>
+      </w:r>
+      <w:proofErr w:type="spellEnd"/>
+      <w:r>
+        <w:rPr>
+          <w:b/>
+          <w:bCs/>
+        </w:rPr>
+        <w:t xml:space="preserve"> = </w:t>
+      </w:r>
+      <w:proofErr w:type="spellStart"/>
+      <w:r>
+        <w:rPr>
+          <w:b/>
+          <w:bCs/>
+        </w:rPr>
+        <w:t>SQLAlchemy</w:t>
+      </w:r>
+      <w:proofErr w:type="spellEnd"/>
+      <w:r>
+        <w:rPr>
+          <w:b/>
+          <w:bCs/>
+        </w:rPr>
+        <w:t>(app)</w:t>
       </w:r>
     </w:p>
     <w:p>
@@ -942,7 +3018,23 @@
           <w:b/>
           <w:bCs/>
         </w:rPr>
-        <w:t>Para que Flask se pueda conectar a PostgreSQL en producción, necesita un "traductor" de Python. Tenés que agregar la librería psycopg2-binary a tu archivo de dependencias.</w:t>
+        <w:t xml:space="preserve">Para que Flask se pueda conectar a PostgreSQL en producción, necesita un "traductor" de Python. </w:t>
+      </w:r>
+      <w:proofErr w:type="spellStart"/>
+      <w:r>
+        <w:rPr>
+          <w:b/>
+          <w:bCs/>
+        </w:rPr>
+        <w:t>Tenés</w:t>
+      </w:r>
+      <w:proofErr w:type="spellEnd"/>
+      <w:r>
+        <w:rPr>
+          <w:b/>
+          <w:bCs/>
+        </w:rPr>
+        <w:t xml:space="preserve"> que agregar la librería psycopg2-binary a tu archivo de dependencias.</w:t>
       </w:r>
     </w:p>
     <w:p>
@@ -961,7 +3053,23 @@
           <w:b/>
           <w:bCs/>
         </w:rPr>
-        <w:t>En tu terminal local (con el entorno virtual activo), corré:</w:t>
+        <w:t xml:space="preserve">En tu terminal local (con el entorno virtual activo), </w:t>
+      </w:r>
+      <w:proofErr w:type="spellStart"/>
+      <w:r>
+        <w:rPr>
+          <w:b/>
+          <w:bCs/>
+        </w:rPr>
+        <w:t>corré</w:t>
+      </w:r>
+      <w:proofErr w:type="spellEnd"/>
+      <w:r>
+        <w:rPr>
+          <w:b/>
+          <w:bCs/>
+        </w:rPr>
+        <w:t>:</w:t>
       </w:r>
     </w:p>
     <w:p>
@@ -986,12 +3094,37 @@
           <w:bCs/>
         </w:rPr>
       </w:pPr>
-      <w:r>
-        <w:rPr>
-          <w:b/>
-          <w:bCs/>
-        </w:rPr>
-        <w:t>pip install psycopg2-binary</w:t>
+      <w:proofErr w:type="spellStart"/>
+      <w:r>
+        <w:rPr>
+          <w:b/>
+          <w:bCs/>
+        </w:rPr>
+        <w:t>pip</w:t>
+      </w:r>
+      <w:proofErr w:type="spellEnd"/>
+      <w:r>
+        <w:rPr>
+          <w:b/>
+          <w:bCs/>
+        </w:rPr>
+        <w:t xml:space="preserve"> </w:t>
+      </w:r>
+      <w:proofErr w:type="spellStart"/>
+      <w:r>
+        <w:rPr>
+          <w:b/>
+          <w:bCs/>
+        </w:rPr>
+        <w:t>install</w:t>
+      </w:r>
+      <w:proofErr w:type="spellEnd"/>
+      <w:r>
+        <w:rPr>
+          <w:b/>
+          <w:bCs/>
+        </w:rPr>
+        <w:t xml:space="preserve"> psycopg2-binary</w:t>
       </w:r>
     </w:p>
     <w:p>
@@ -1005,12 +3138,21 @@
           <w:bCs/>
         </w:rPr>
       </w:pPr>
-      <w:r>
-        <w:rPr>
-          <w:b/>
-          <w:bCs/>
-        </w:rPr>
-        <w:t>Actualizá tu archivo de requerimientos:</w:t>
+      <w:proofErr w:type="spellStart"/>
+      <w:r>
+        <w:rPr>
+          <w:b/>
+          <w:bCs/>
+        </w:rPr>
+        <w:t>Actualizá</w:t>
+      </w:r>
+      <w:proofErr w:type="spellEnd"/>
+      <w:r>
+        <w:rPr>
+          <w:b/>
+          <w:bCs/>
+        </w:rPr>
+        <w:t xml:space="preserve"> tu archivo de requerimientos:</w:t>
       </w:r>
     </w:p>
     <w:p>
@@ -1035,12 +3177,37 @@
           <w:bCs/>
         </w:rPr>
       </w:pPr>
-      <w:r>
-        <w:rPr>
-          <w:b/>
-          <w:bCs/>
-        </w:rPr>
-        <w:t>pip freeze &gt; requirements.txt</w:t>
+      <w:proofErr w:type="spellStart"/>
+      <w:r>
+        <w:rPr>
+          <w:b/>
+          <w:bCs/>
+        </w:rPr>
+        <w:t>pip</w:t>
+      </w:r>
+      <w:proofErr w:type="spellEnd"/>
+      <w:r>
+        <w:rPr>
+          <w:b/>
+          <w:bCs/>
+        </w:rPr>
+        <w:t xml:space="preserve"> </w:t>
+      </w:r>
+      <w:proofErr w:type="spellStart"/>
+      <w:r>
+        <w:rPr>
+          <w:b/>
+          <w:bCs/>
+        </w:rPr>
+        <w:t>freeze</w:t>
+      </w:r>
+      <w:proofErr w:type="spellEnd"/>
+      <w:r>
+        <w:rPr>
+          <w:b/>
+          <w:bCs/>
+        </w:rPr>
+        <w:t xml:space="preserve"> &gt; requirements.txt</w:t>
       </w:r>
     </w:p>
     <w:p>
@@ -1059,7 +3226,135 @@
           <w:b/>
           <w:bCs/>
         </w:rPr>
-        <w:t>Subí este cambio a GitHub (git add, git commit -m "Configuracion de DB para produccion", git push).</w:t>
+        <w:t>Subí este cambio a GitHub (</w:t>
+      </w:r>
+      <w:proofErr w:type="spellStart"/>
+      <w:r>
+        <w:rPr>
+          <w:b/>
+          <w:bCs/>
+        </w:rPr>
+        <w:t>git</w:t>
+      </w:r>
+      <w:proofErr w:type="spellEnd"/>
+      <w:r>
+        <w:rPr>
+          <w:b/>
+          <w:bCs/>
+        </w:rPr>
+        <w:t xml:space="preserve"> </w:t>
+      </w:r>
+      <w:proofErr w:type="spellStart"/>
+      <w:r>
+        <w:rPr>
+          <w:b/>
+          <w:bCs/>
+        </w:rPr>
+        <w:t>add</w:t>
+      </w:r>
+      <w:proofErr w:type="spellEnd"/>
+      <w:r>
+        <w:rPr>
+          <w:b/>
+          <w:bCs/>
+        </w:rPr>
+        <w:t xml:space="preserve">, </w:t>
+      </w:r>
+      <w:proofErr w:type="spellStart"/>
+      <w:r>
+        <w:rPr>
+          <w:b/>
+          <w:bCs/>
+        </w:rPr>
+        <w:t>git</w:t>
+      </w:r>
+      <w:proofErr w:type="spellEnd"/>
+      <w:r>
+        <w:rPr>
+          <w:b/>
+          <w:bCs/>
+        </w:rPr>
+        <w:t xml:space="preserve"> </w:t>
+      </w:r>
+      <w:proofErr w:type="spellStart"/>
+      <w:r>
+        <w:rPr>
+          <w:b/>
+          <w:bCs/>
+        </w:rPr>
+        <w:t>commit</w:t>
+      </w:r>
+      <w:proofErr w:type="spellEnd"/>
+      <w:r>
+        <w:rPr>
+          <w:b/>
+          <w:bCs/>
+        </w:rPr>
+        <w:t xml:space="preserve"> -m "</w:t>
+      </w:r>
+      <w:proofErr w:type="spellStart"/>
+      <w:r>
+        <w:rPr>
+          <w:b/>
+          <w:bCs/>
+        </w:rPr>
+        <w:t>Configuracion</w:t>
+      </w:r>
+      <w:proofErr w:type="spellEnd"/>
+      <w:r>
+        <w:rPr>
+          <w:b/>
+          <w:bCs/>
+        </w:rPr>
+        <w:t xml:space="preserve"> de DB para </w:t>
+      </w:r>
+      <w:proofErr w:type="spellStart"/>
+      <w:r>
+        <w:rPr>
+          <w:b/>
+          <w:bCs/>
+        </w:rPr>
+        <w:t>produccion</w:t>
+      </w:r>
+      <w:proofErr w:type="spellEnd"/>
+      <w:r>
+        <w:rPr>
+          <w:b/>
+          <w:bCs/>
+        </w:rPr>
+        <w:t xml:space="preserve">", </w:t>
+      </w:r>
+      <w:proofErr w:type="spellStart"/>
+      <w:r>
+        <w:rPr>
+          <w:b/>
+          <w:bCs/>
+        </w:rPr>
+        <w:t>git</w:t>
+      </w:r>
+      <w:proofErr w:type="spellEnd"/>
+      <w:r>
+        <w:rPr>
+          <w:b/>
+          <w:bCs/>
+        </w:rPr>
+        <w:t xml:space="preserve"> </w:t>
+      </w:r>
+      <w:proofErr w:type="spellStart"/>
+      <w:r>
+        <w:rPr>
+          <w:b/>
+          <w:bCs/>
+        </w:rPr>
+        <w:t>push</w:t>
+      </w:r>
+      <w:proofErr w:type="spellEnd"/>
+      <w:r>
+        <w:rPr>
+          <w:b/>
+          <w:bCs/>
+        </w:rPr>
+        <w:t>).</w:t>
       </w:r>
     </w:p>
     <w:p>
@@ -1104,7 +3399,23 @@
           <w:b/>
           <w:bCs/>
         </w:rPr>
-        <w:t>Para crear la estructura inicial y tus usuarios de prueba, agregá este pequeño bloque temporal al final de tu app.py, justo antes de arrancar la app:</w:t>
+        <w:t xml:space="preserve">Para crear la estructura inicial y tus usuarios de prueba, </w:t>
+      </w:r>
+      <w:proofErr w:type="spellStart"/>
+      <w:r>
+        <w:rPr>
+          <w:b/>
+          <w:bCs/>
+        </w:rPr>
+        <w:t>agregá</w:t>
+      </w:r>
+      <w:proofErr w:type="spellEnd"/>
+      <w:r>
+        <w:rPr>
+          <w:b/>
+          <w:bCs/>
+        </w:rPr>
+        <w:t xml:space="preserve"> este pequeño bloque temporal al final de tu app.py, justo antes de arrancar la app:</w:t>
       </w:r>
     </w:p>
     <w:p>
@@ -1185,24 +3496,43 @@
           <w:bCs/>
           <w:lang w:val="en-US"/>
         </w:rPr>
-        <w:t>with app.app_context():</w:t>
-      </w:r>
-    </w:p>
-    <w:p>
-      <w:pPr>
-        <w:rPr>
-          <w:b/>
-          <w:bCs/>
-          <w:lang w:val="en-US"/>
-        </w:rPr>
-      </w:pPr>
-      <w:r>
-        <w:rPr>
-          <w:b/>
-          <w:bCs/>
-          <w:lang w:val="en-US"/>
-        </w:rPr>
-        <w:t xml:space="preserve">        db.create_all()</w:t>
+        <w:t xml:space="preserve">with </w:t>
+      </w:r>
+      <w:proofErr w:type="spellStart"/>
+      <w:r>
+        <w:rPr>
+          <w:b/>
+          <w:bCs/>
+          <w:lang w:val="en-US"/>
+        </w:rPr>
+        <w:t>app.app_</w:t>
+      </w:r>
+      <w:proofErr w:type="gramStart"/>
+      <w:r>
+        <w:rPr>
+          <w:b/>
+          <w:bCs/>
+          <w:lang w:val="en-US"/>
+        </w:rPr>
+        <w:t>context</w:t>
+      </w:r>
+      <w:proofErr w:type="spellEnd"/>
+      <w:r>
+        <w:rPr>
+          <w:b/>
+          <w:bCs/>
+          <w:lang w:val="en-US"/>
+        </w:rPr>
+        <w:t>(</w:t>
+      </w:r>
+      <w:proofErr w:type="gramEnd"/>
+      <w:r>
+        <w:rPr>
+          <w:b/>
+          <w:bCs/>
+          <w:lang w:val="en-US"/>
+        </w:rPr>
+        <w:t>):</w:t>
       </w:r>
     </w:p>
     <w:p>
@@ -1221,74 +3551,217 @@
         </w:rPr>
         <w:t xml:space="preserve">        </w:t>
       </w:r>
-    </w:p>
-    <w:p>
-      <w:pPr>
-        <w:rPr>
-          <w:b/>
-          <w:bCs/>
-        </w:rPr>
-      </w:pPr>
-      <w:r>
-        <w:rPr>
-          <w:b/>
-          <w:bCs/>
-          <w:lang w:val="en-US"/>
+      <w:proofErr w:type="spellStart"/>
+      <w:proofErr w:type="gramStart"/>
+      <w:r>
+        <w:rPr>
+          <w:b/>
+          <w:bCs/>
+          <w:lang w:val="en-US"/>
+        </w:rPr>
+        <w:t>db.create</w:t>
+      </w:r>
+      <w:proofErr w:type="gramEnd"/>
+      <w:r>
+        <w:rPr>
+          <w:b/>
+          <w:bCs/>
+          <w:lang w:val="en-US"/>
+        </w:rPr>
+        <w:t>_</w:t>
+      </w:r>
+      <w:proofErr w:type="gramStart"/>
+      <w:r>
+        <w:rPr>
+          <w:b/>
+          <w:bCs/>
+          <w:lang w:val="en-US"/>
+        </w:rPr>
+        <w:t>all</w:t>
+      </w:r>
+      <w:proofErr w:type="spellEnd"/>
+      <w:r>
+        <w:rPr>
+          <w:b/>
+          <w:bCs/>
+          <w:lang w:val="en-US"/>
+        </w:rPr>
+        <w:t>(</w:t>
+      </w:r>
+      <w:proofErr w:type="gramEnd"/>
+      <w:r>
+        <w:rPr>
+          <w:b/>
+          <w:bCs/>
+          <w:lang w:val="en-US"/>
+        </w:rPr>
+        <w:t>)</w:t>
+      </w:r>
+    </w:p>
+    <w:p>
+      <w:pPr>
+        <w:rPr>
+          <w:b/>
+          <w:bCs/>
+          <w:lang w:val="en-US"/>
+        </w:rPr>
+      </w:pPr>
+      <w:r>
+        <w:rPr>
+          <w:b/>
+          <w:bCs/>
+          <w:lang w:val="en-US"/>
+        </w:rPr>
+        <w:t xml:space="preserve">        </w:t>
+      </w:r>
+    </w:p>
+    <w:p>
+      <w:pPr>
+        <w:rPr>
+          <w:b/>
+          <w:bCs/>
+        </w:rPr>
+      </w:pPr>
+      <w:r>
+        <w:rPr>
+          <w:b/>
+          <w:bCs/>
+          <w:lang w:val="en-US"/>
+        </w:rPr>
+        <w:t xml:space="preserve">        </w:t>
+      </w:r>
+      <w:r>
+        <w:rPr>
+          <w:b/>
+          <w:bCs/>
+        </w:rPr>
+        <w:t xml:space="preserve"># Opcional: </w:t>
+      </w:r>
+      <w:proofErr w:type="spellStart"/>
+      <w:r>
+        <w:rPr>
+          <w:b/>
+          <w:bCs/>
+        </w:rPr>
+        <w:t>Podés</w:t>
+      </w:r>
+      <w:proofErr w:type="spellEnd"/>
+      <w:r>
+        <w:rPr>
+          <w:b/>
+          <w:bCs/>
+        </w:rPr>
+        <w:t xml:space="preserve"> meter una validación acá para registrar tu usuario '</w:t>
+      </w:r>
+      <w:proofErr w:type="spellStart"/>
+      <w:r>
+        <w:rPr>
+          <w:b/>
+          <w:bCs/>
+        </w:rPr>
+        <w:t>luis</w:t>
+      </w:r>
+      <w:proofErr w:type="spellEnd"/>
+      <w:r>
+        <w:rPr>
+          <w:b/>
+          <w:bCs/>
+        </w:rPr>
+        <w:t xml:space="preserve">' </w:t>
+      </w:r>
+    </w:p>
+    <w:p>
+      <w:pPr>
+        <w:rPr>
+          <w:b/>
+          <w:bCs/>
+        </w:rPr>
+      </w:pPr>
+      <w:r>
+        <w:rPr>
+          <w:b/>
+          <w:bCs/>
         </w:rPr>
         <w:lastRenderedPageBreak/>
+        <w:t xml:space="preserve">        # automáticamente si la tabla de Alumnos está vacía en producción.</w:t>
+      </w:r>
+    </w:p>
+    <w:p>
+      <w:pPr>
+        <w:rPr>
+          <w:b/>
+          <w:bCs/>
+        </w:rPr>
+      </w:pPr>
+      <w:r>
+        <w:rPr>
+          <w:b/>
+          <w:bCs/>
+        </w:rPr>
         <w:t xml:space="preserve">        </w:t>
       </w:r>
-      <w:r>
-        <w:rPr>
-          <w:b/>
-          <w:bCs/>
-        </w:rPr>
-        <w:t xml:space="preserve"># Opcional: Podés meter una validación acá para registrar tu usuario 'luis' </w:t>
-      </w:r>
-    </w:p>
-    <w:p>
-      <w:pPr>
-        <w:rPr>
-          <w:b/>
-          <w:bCs/>
-        </w:rPr>
-      </w:pPr>
-      <w:r>
-        <w:rPr>
-          <w:b/>
-          <w:bCs/>
-        </w:rPr>
-        <w:t xml:space="preserve">        # automáticamente si la tabla de Alumnos está vacía en producción.</w:t>
-      </w:r>
-    </w:p>
-    <w:p>
-      <w:pPr>
-        <w:rPr>
-          <w:b/>
-          <w:bCs/>
-        </w:rPr>
-      </w:pPr>
-      <w:r>
-        <w:rPr>
-          <w:b/>
-          <w:bCs/>
-        </w:rPr>
-        <w:t xml:space="preserve">        </w:t>
-      </w:r>
-    </w:p>
-    <w:p>
-      <w:pPr>
-        <w:rPr>
-          <w:b/>
-          <w:bCs/>
-        </w:rPr>
-      </w:pPr>
-      <w:r>
-        <w:rPr>
-          <w:b/>
-          <w:bCs/>
-        </w:rPr>
-        <w:t xml:space="preserve">    app.run(debug=False) # En producción se recomienda debug=False</w:t>
+    </w:p>
+    <w:p>
+      <w:pPr>
+        <w:rPr>
+          <w:b/>
+          <w:bCs/>
+        </w:rPr>
+      </w:pPr>
+      <w:r>
+        <w:rPr>
+          <w:b/>
+          <w:bCs/>
+        </w:rPr>
+        <w:t xml:space="preserve">    </w:t>
+      </w:r>
+      <w:proofErr w:type="spellStart"/>
+      <w:r>
+        <w:rPr>
+          <w:b/>
+          <w:bCs/>
+        </w:rPr>
+        <w:t>app.run</w:t>
+      </w:r>
+      <w:proofErr w:type="spellEnd"/>
+      <w:r>
+        <w:rPr>
+          <w:b/>
+          <w:bCs/>
+        </w:rPr>
+        <w:t>(</w:t>
+      </w:r>
+      <w:proofErr w:type="spellStart"/>
+      <w:r>
+        <w:rPr>
+          <w:b/>
+          <w:bCs/>
+        </w:rPr>
+        <w:t>debug</w:t>
+      </w:r>
+      <w:proofErr w:type="spellEnd"/>
+      <w:r>
+        <w:rPr>
+          <w:b/>
+          <w:bCs/>
+        </w:rPr>
+        <w:t xml:space="preserve">=False) # En producción se recomienda </w:t>
+      </w:r>
+      <w:proofErr w:type="spellStart"/>
+      <w:r>
+        <w:rPr>
+          <w:b/>
+          <w:bCs/>
+        </w:rPr>
+        <w:t>debug</w:t>
+      </w:r>
+      <w:proofErr w:type="spellEnd"/>
+      <w:r>
+        <w:rPr>
+          <w:b/>
+          <w:bCs/>
+        </w:rPr>
+        <w:t>=False</w:t>
       </w:r>
     </w:p>
     <w:p>
@@ -1373,10 +3846,27 @@
           <w:i/>
           <w:iCs/>
         </w:rPr>
-        <w:t>Media Queries</w:t>
-      </w:r>
-      <w:r>
-        <w:t xml:space="preserve"> en CSS manual para cada pantalla, vas a gastar el 70% de tu tiempo en diseño y el 30% en contenido. Bootstrap te da la estructura responsiva lista en minutos gracias a su sistema de grilla (row, col).</w:t>
+        <w:t xml:space="preserve">Media </w:t>
+      </w:r>
+      <w:proofErr w:type="spellStart"/>
+      <w:r>
+        <w:rPr>
+          <w:i/>
+          <w:iCs/>
+        </w:rPr>
+        <w:t>Queries</w:t>
+      </w:r>
+      <w:proofErr w:type="spellEnd"/>
+      <w:r>
+        <w:t xml:space="preserve"> en CSS manual para cada pantalla, vas a gastar el 70% de tu tiempo en diseño y el 30% en contenido. Bootstrap te da la estructura responsiva lista en minutos gracias a su sistema de grilla (</w:t>
+      </w:r>
+      <w:proofErr w:type="spellStart"/>
+      <w:r>
+        <w:t>row</w:t>
+      </w:r>
+      <w:proofErr w:type="spellEnd"/>
+      <w:r>
+        <w:t>, col).</w:t>
       </w:r>
     </w:p>
     <w:p>
@@ -1416,7 +3906,15 @@
         <w:t>Render</w:t>
       </w:r>
       <w:r>
-        <w:t>, Bootstrap se integra de maravilla. Puedes usar plantillas base de Jinja2 (base.html) e importar Bootstrap mediante CDN en segundos. No necesitas compilar assets complejos, lo que simplifica enormemente el despliegue en Render.</w:t>
+        <w:t xml:space="preserve">, Bootstrap se integra de maravilla. Puedes usar plantillas base de Jinja2 (base.html) e importar Bootstrap mediante CDN en segundos. No necesitas compilar </w:t>
+      </w:r>
+      <w:proofErr w:type="spellStart"/>
+      <w:r>
+        <w:t>assets</w:t>
+      </w:r>
+      <w:proofErr w:type="spellEnd"/>
+      <w:r>
+        <w:t xml:space="preserve"> complejos, lo que simplifica enormemente el despliegue en Render.</w:t>
       </w:r>
     </w:p>
     <w:p>
@@ -1445,45 +3943,143 @@
           <w:b/>
           <w:bCs/>
         </w:rPr>
-        <w:t>1.Estructura estática con Bootstrap:</w:t>
-      </w:r>
-      <w:r>
-        <w:t>Fase 1: Frontend.</w:t>
-      </w:r>
-    </w:p>
-    <w:p>
-      <w:r>
-        <w:t>Crea un prototipo simple en HTML puro. Usa el CDN de Bootstrap. Diseña la barra de navegación (navbar) responsiva, una página de inicio con tarjetas (cards) para cada tema (Ofimática, Python, etc.) y una estructura limpia para los contenidos. Prueba cómo se ve en tu celular.</w:t>
-      </w:r>
-    </w:p>
-    <w:p>
-      <w:r>
-        <w:rPr>
-          <w:b/>
-          <w:bCs/>
-        </w:rPr>
+        <w:t xml:space="preserve">1.Estructura estática con </w:t>
+      </w:r>
+      <w:proofErr w:type="spellStart"/>
+      <w:proofErr w:type="gramStart"/>
+      <w:r>
+        <w:rPr>
+          <w:b/>
+          <w:bCs/>
+        </w:rPr>
+        <w:t>Bootstrap:</w:t>
+      </w:r>
+      <w:r>
+        <w:t>Fase</w:t>
+      </w:r>
+      <w:proofErr w:type="spellEnd"/>
+      <w:proofErr w:type="gramEnd"/>
+      <w:r>
+        <w:t xml:space="preserve"> 1: </w:t>
+      </w:r>
+      <w:proofErr w:type="spellStart"/>
+      <w:r>
+        <w:t>Frontend</w:t>
+      </w:r>
+      <w:proofErr w:type="spellEnd"/>
+      <w:r>
+        <w:t>.</w:t>
+      </w:r>
+    </w:p>
+    <w:p>
+      <w:r>
+        <w:t>Crea un prototipo simple en HTML puro. Usa el CDN de Bootstrap. Diseña la barra de navegación (</w:t>
+      </w:r>
+      <w:proofErr w:type="spellStart"/>
+      <w:r>
+        <w:t>navbar</w:t>
+      </w:r>
+      <w:proofErr w:type="spellEnd"/>
+      <w:r>
+        <w:t>) responsiva, una página de inicio con tarjetas (</w:t>
+      </w:r>
+      <w:proofErr w:type="spellStart"/>
+      <w:r>
+        <w:t>cards</w:t>
+      </w:r>
+      <w:proofErr w:type="spellEnd"/>
+      <w:r>
+        <w:t>) para cada tema (Ofimática, Python, etc.) y una estructura limpia para los contenidos. Prueba cómo se ve en tu celular.</w:t>
+      </w:r>
+    </w:p>
+    <w:p>
+      <w:r>
+        <w:rPr>
+          <w:b/>
+          <w:bCs/>
+        </w:rPr>
+        <w:t xml:space="preserve">2.Migración a </w:t>
+      </w:r>
+      <w:proofErr w:type="spellStart"/>
+      <w:proofErr w:type="gramStart"/>
+      <w:r>
+        <w:rPr>
+          <w:b/>
+          <w:bCs/>
+        </w:rPr>
+        <w:t>Flask:</w:t>
+      </w:r>
+      <w:r>
+        <w:t>Fase</w:t>
+      </w:r>
+      <w:proofErr w:type="spellEnd"/>
+      <w:proofErr w:type="gramEnd"/>
+      <w:r>
+        <w:t xml:space="preserve"> 2: </w:t>
+      </w:r>
+      <w:proofErr w:type="spellStart"/>
+      <w:r>
+        <w:t>Backend</w:t>
+      </w:r>
+      <w:proofErr w:type="spellEnd"/>
+      <w:r>
+        <w:t>.</w:t>
+      </w:r>
+    </w:p>
+    <w:p>
+      <w:r>
         <w:lastRenderedPageBreak/>
-        <w:t>2.Migración a Flask:</w:t>
-      </w:r>
-      <w:r>
-        <w:t>Fase 2: Backend.</w:t>
-      </w:r>
-    </w:p>
-    <w:p>
-      <w:r>
-        <w:t>Una vez que el diseño te guste, monta tu estructura de carpetas en Flask. Lleva tu HTML a la carpeta templates y divídelo usando herencia de plantillas de Jinja2 (crea un base.html con el navbar y footer, y extiende las demás páginas desde ahí).</w:t>
-      </w:r>
-    </w:p>
-    <w:p>
-      <w:r>
-        <w:rPr>
-          <w:b/>
-          <w:bCs/>
-        </w:rPr>
-        <w:t>3.Carga de contenidos dinámicos:</w:t>
-      </w:r>
-      <w:r>
-        <w:t>Fase 3: Lógica.</w:t>
+        <w:t xml:space="preserve">Una vez que el diseño te guste, monta tu estructura de carpetas en Flask. Lleva tu HTML a la carpeta </w:t>
+      </w:r>
+      <w:proofErr w:type="spellStart"/>
+      <w:r>
+        <w:t>templates</w:t>
+      </w:r>
+      <w:proofErr w:type="spellEnd"/>
+      <w:r>
+        <w:t xml:space="preserve"> y divídelo usando herencia de plantillas de Jinja2 (crea un base.html con el </w:t>
+      </w:r>
+      <w:proofErr w:type="spellStart"/>
+      <w:r>
+        <w:t>navbar</w:t>
+      </w:r>
+      <w:proofErr w:type="spellEnd"/>
+      <w:r>
+        <w:t xml:space="preserve"> y </w:t>
+      </w:r>
+      <w:proofErr w:type="spellStart"/>
+      <w:r>
+        <w:t>footer</w:t>
+      </w:r>
+      <w:proofErr w:type="spellEnd"/>
+      <w:r>
+        <w:t>, y extiende las demás páginas desde ahí).</w:t>
+      </w:r>
+    </w:p>
+    <w:p>
+      <w:r>
+        <w:rPr>
+          <w:b/>
+          <w:bCs/>
+        </w:rPr>
+        <w:t xml:space="preserve">3.Carga de contenidos </w:t>
+      </w:r>
+      <w:proofErr w:type="spellStart"/>
+      <w:proofErr w:type="gramStart"/>
+      <w:r>
+        <w:rPr>
+          <w:b/>
+          <w:bCs/>
+        </w:rPr>
+        <w:t>dinámicos:</w:t>
+      </w:r>
+      <w:r>
+        <w:t>Fase</w:t>
+      </w:r>
+      <w:proofErr w:type="spellEnd"/>
+      <w:proofErr w:type="gramEnd"/>
+      <w:r>
+        <w:t xml:space="preserve"> 3: Lógica.</w:t>
       </w:r>
     </w:p>
     <w:p>
@@ -1497,15 +4093,37 @@
           <w:b/>
           <w:bCs/>
         </w:rPr>
-        <w:t>4.Preparación para Render:</w:t>
-      </w:r>
-      <w:r>
-        <w:t>Fase 4: Despliegue.</w:t>
-      </w:r>
-    </w:p>
-    <w:p>
-      <w:r>
-        <w:t>Crea el archivo requirements.txt y asegúrate de usar un servidor web para producción como gunicorn (Render lo requiere para Python). Sube tu código a GitHub y conéctalo con Render para el despliegue automático.</w:t>
+        <w:t xml:space="preserve">4.Preparación para </w:t>
+      </w:r>
+      <w:proofErr w:type="spellStart"/>
+      <w:proofErr w:type="gramStart"/>
+      <w:r>
+        <w:rPr>
+          <w:b/>
+          <w:bCs/>
+        </w:rPr>
+        <w:t>Render:</w:t>
+      </w:r>
+      <w:r>
+        <w:t>Fase</w:t>
+      </w:r>
+      <w:proofErr w:type="spellEnd"/>
+      <w:proofErr w:type="gramEnd"/>
+      <w:r>
+        <w:t xml:space="preserve"> 4: Despliegue.</w:t>
+      </w:r>
+    </w:p>
+    <w:p>
+      <w:r>
+        <w:t xml:space="preserve">Crea el archivo requirements.txt y asegúrate de usar un servidor web para producción como </w:t>
+      </w:r>
+      <w:proofErr w:type="spellStart"/>
+      <w:r>
+        <w:t>gunicorn</w:t>
+      </w:r>
+      <w:proofErr w:type="spellEnd"/>
+      <w:r>
+        <w:t xml:space="preserve"> (Render lo requiere para Python). Sube tu código a GitHub y conéctalo con Render para el despliegue automático.</w:t>
       </w:r>
     </w:p>
     <w:p>
@@ -1534,13 +4152,135 @@
         <w:t>únicamente</w:t>
       </w:r>
       <w:r>
-        <w:t xml:space="preserve"> para evaluar a los alumnos sobre sus conocimientos de CSS puro, y quisieras demostrarles cómo funciona flexbox, grid y @media a nivel atómico. Pero como tu web es un portal de contenidos completo que abarca desde ofimática hasta Flask, priorizar la velocidad y robustez de Bootstrap es la decisión más inteligente.</w:t>
-      </w:r>
-    </w:p>
-    <w:p>
-      <w:r>
-        <w:t>Actualemente tengo creada mi estructura flask de la siguiente manera: templates con los archivos: inicio.html , ofimatica.html, visualstudiocode.html, htmlcss.htm, javascript.html, gitgithub.html, frameworkflask.html, arduino_uno.html en la carpeta static poseo tres subcarpetas: css donde adentro tengo estilos.css, js: adentro está funciones.js, img: donde todavía no tengo nada. Además ya cree este código que pertenece app.py que lo tengo en la raiz del proyecto: from flask import Flask, render_template</w:t>
-      </w:r>
+        <w:t xml:space="preserve"> para evaluar a los alumnos sobre sus conocimientos de CSS puro, y quisieras demostrarles cómo funciona </w:t>
+      </w:r>
+      <w:proofErr w:type="spellStart"/>
+      <w:r>
+        <w:t>flexbox</w:t>
+      </w:r>
+      <w:proofErr w:type="spellEnd"/>
+      <w:r>
+        <w:t xml:space="preserve">, </w:t>
+      </w:r>
+      <w:proofErr w:type="spellStart"/>
+      <w:r>
+        <w:t>grid</w:t>
+      </w:r>
+      <w:proofErr w:type="spellEnd"/>
+      <w:r>
+        <w:t xml:space="preserve"> y @media a nivel atómico. Pero como tu web es un portal de contenidos completo que abarca desde ofimática hasta Flask, priorizar la velocidad y robustez de Bootstrap es la decisión más inteligente.</w:t>
+      </w:r>
+    </w:p>
+    <w:p>
+      <w:proofErr w:type="spellStart"/>
+      <w:r>
+        <w:t>Actualemente</w:t>
+      </w:r>
+      <w:proofErr w:type="spellEnd"/>
+      <w:r>
+        <w:t xml:space="preserve"> tengo creada mi estructura </w:t>
+      </w:r>
+      <w:proofErr w:type="spellStart"/>
+      <w:r>
+        <w:t>flask</w:t>
+      </w:r>
+      <w:proofErr w:type="spellEnd"/>
+      <w:r>
+        <w:t xml:space="preserve"> de la siguiente manera: </w:t>
+      </w:r>
+      <w:proofErr w:type="spellStart"/>
+      <w:r>
+        <w:t>templates</w:t>
+      </w:r>
+      <w:proofErr w:type="spellEnd"/>
+      <w:r>
+        <w:t xml:space="preserve"> con los archivos: </w:t>
+      </w:r>
+      <w:proofErr w:type="gramStart"/>
+      <w:r>
+        <w:t>inicio.html ,</w:t>
+      </w:r>
+      <w:proofErr w:type="gramEnd"/>
+      <w:r>
+        <w:t xml:space="preserve"> ofimatica.html, visualstudiocode.html, htmlcss.htm, javascript.html, gitgithub.html, frameworkflask.html, arduino_uno.html en la carpeta </w:t>
+      </w:r>
+      <w:proofErr w:type="spellStart"/>
+      <w:r>
+        <w:t>static</w:t>
+      </w:r>
+      <w:proofErr w:type="spellEnd"/>
+      <w:r>
+        <w:t xml:space="preserve"> poseo tres subcarpetas: </w:t>
+      </w:r>
+      <w:proofErr w:type="spellStart"/>
+      <w:r>
+        <w:t>css</w:t>
+      </w:r>
+      <w:proofErr w:type="spellEnd"/>
+      <w:r>
+        <w:t xml:space="preserve"> donde adentro tengo estilos.css, </w:t>
+      </w:r>
+      <w:proofErr w:type="spellStart"/>
+      <w:r>
+        <w:t>js</w:t>
+      </w:r>
+      <w:proofErr w:type="spellEnd"/>
+      <w:r>
+        <w:t xml:space="preserve">: adentro está funciones.js, </w:t>
+      </w:r>
+      <w:proofErr w:type="spellStart"/>
+      <w:r>
+        <w:t>img</w:t>
+      </w:r>
+      <w:proofErr w:type="spellEnd"/>
+      <w:r>
+        <w:t xml:space="preserve">: donde todavía no tengo nada. </w:t>
+      </w:r>
+      <w:proofErr w:type="gramStart"/>
+      <w:r>
+        <w:t>Además</w:t>
+      </w:r>
+      <w:proofErr w:type="gramEnd"/>
+      <w:r>
+        <w:t xml:space="preserve"> ya cree este código que pertenece app.py que lo tengo en la </w:t>
+      </w:r>
+      <w:proofErr w:type="spellStart"/>
+      <w:r>
+        <w:t>raiz</w:t>
+      </w:r>
+      <w:proofErr w:type="spellEnd"/>
+      <w:r>
+        <w:t xml:space="preserve"> del proyecto: </w:t>
+      </w:r>
+      <w:proofErr w:type="spellStart"/>
+      <w:r>
+        <w:t>from</w:t>
+      </w:r>
+      <w:proofErr w:type="spellEnd"/>
+      <w:r>
+        <w:t xml:space="preserve"> </w:t>
+      </w:r>
+      <w:proofErr w:type="spellStart"/>
+      <w:r>
+        <w:t>flask</w:t>
+      </w:r>
+      <w:proofErr w:type="spellEnd"/>
+      <w:r>
+        <w:t xml:space="preserve"> </w:t>
+      </w:r>
+      <w:proofErr w:type="spellStart"/>
+      <w:r>
+        <w:t>import</w:t>
+      </w:r>
+      <w:proofErr w:type="spellEnd"/>
+      <w:r>
+        <w:t xml:space="preserve"> Flask, </w:t>
+      </w:r>
+      <w:proofErr w:type="spellStart"/>
+      <w:r>
+        <w:t>render_template</w:t>
+      </w:r>
+      <w:proofErr w:type="spellEnd"/>
     </w:p>
     <w:p>
       <w:pPr>
@@ -1563,362 +4303,175 @@
       </w:pPr>
     </w:p>
     <w:p>
-      <w:r>
-        <w:t>@app.route('/')</w:t>
-      </w:r>
-    </w:p>
-    <w:p>
-      <w:r>
-        <w:t>def inicio():</w:t>
-      </w:r>
-    </w:p>
-    <w:p>
-      <w:pPr>
-        <w:rPr>
-          <w:lang w:val="en-US"/>
-        </w:rPr>
-      </w:pPr>
-      <w:r>
+      <w:pPr>
+        <w:rPr>
+          <w:lang w:val="en-US"/>
+        </w:rPr>
+      </w:pPr>
+      <w:r>
+        <w:rPr>
+          <w:lang w:val="en-US"/>
+        </w:rPr>
+        <w:t>@</w:t>
+      </w:r>
+      <w:proofErr w:type="gramStart"/>
+      <w:r>
+        <w:rPr>
+          <w:lang w:val="en-US"/>
+        </w:rPr>
+        <w:t>app.route</w:t>
+      </w:r>
+      <w:proofErr w:type="gramEnd"/>
+      <w:r>
+        <w:rPr>
+          <w:lang w:val="en-US"/>
+        </w:rPr>
+        <w:t>('/')</w:t>
+      </w:r>
+    </w:p>
+    <w:p>
+      <w:pPr>
+        <w:rPr>
+          <w:lang w:val="en-US"/>
+        </w:rPr>
+      </w:pPr>
+      <w:r>
+        <w:rPr>
+          <w:lang w:val="en-US"/>
+        </w:rPr>
+        <w:t xml:space="preserve">def </w:t>
+      </w:r>
+      <w:proofErr w:type="spellStart"/>
+      <w:proofErr w:type="gramStart"/>
+      <w:r>
+        <w:rPr>
+          <w:lang w:val="en-US"/>
+        </w:rPr>
+        <w:t>inicio</w:t>
+      </w:r>
+      <w:proofErr w:type="spellEnd"/>
+      <w:r>
+        <w:rPr>
+          <w:lang w:val="en-US"/>
+        </w:rPr>
+        <w:t>(</w:t>
+      </w:r>
+      <w:proofErr w:type="gramEnd"/>
+      <w:r>
+        <w:rPr>
+          <w:lang w:val="en-US"/>
+        </w:rPr>
+        <w:t>):</w:t>
+      </w:r>
+    </w:p>
+    <w:p>
+      <w:pPr>
+        <w:rPr>
+          <w:lang w:val="en-US"/>
+        </w:rPr>
+      </w:pPr>
+      <w:r>
+        <w:rPr>
+          <w:lang w:val="en-US"/>
+        </w:rPr>
         <w:t xml:space="preserve">    </w:t>
       </w:r>
       <w:r>
         <w:rPr>
           <w:lang w:val="en-US"/>
         </w:rPr>
-        <w:t>return render_template('inicio.html')</w:t>
-      </w:r>
-    </w:p>
-    <w:p>
-      <w:pPr>
-        <w:rPr>
-          <w:lang w:val="en-US"/>
-        </w:rPr>
-      </w:pPr>
-    </w:p>
-    <w:p>
-      <w:r>
-        <w:t>@app.route('/Ofimatica')</w:t>
-      </w:r>
-    </w:p>
-    <w:p>
-      <w:r>
-        <w:lastRenderedPageBreak/>
-        <w:t>def ofimatica():</w:t>
-      </w:r>
-    </w:p>
-    <w:p>
-      <w:pPr>
-        <w:rPr>
-          <w:lang w:val="en-US"/>
-        </w:rPr>
-      </w:pPr>
-      <w:r>
-        <w:t xml:space="preserve">    </w:t>
-      </w:r>
-      <w:r>
-        <w:rPr>
-          <w:lang w:val="en-US"/>
-        </w:rPr>
-        <w:t>return render_template('ofimatica.html')</w:t>
-      </w:r>
-    </w:p>
-    <w:p>
-      <w:pPr>
-        <w:rPr>
-          <w:lang w:val="en-US"/>
-        </w:rPr>
-      </w:pPr>
-    </w:p>
-    <w:p>
-      <w:pPr>
-        <w:rPr>
-          <w:lang w:val="en-US"/>
-        </w:rPr>
-      </w:pPr>
-      <w:r>
-        <w:rPr>
-          <w:lang w:val="en-US"/>
-        </w:rPr>
-        <w:t>@app.route('\VisualStudioCode')</w:t>
-      </w:r>
-    </w:p>
-    <w:p>
-      <w:pPr>
-        <w:rPr>
-          <w:lang w:val="en-US"/>
-        </w:rPr>
-      </w:pPr>
-      <w:r>
-        <w:rPr>
-          <w:lang w:val="en-US"/>
-        </w:rPr>
-        <w:t>def visualStudioCode():</w:t>
-      </w:r>
-    </w:p>
-    <w:p>
-      <w:pPr>
-        <w:rPr>
-          <w:lang w:val="en-US"/>
-        </w:rPr>
-      </w:pPr>
-      <w:r>
-        <w:rPr>
-          <w:lang w:val="en-US"/>
-        </w:rPr>
-        <w:t>    return render_template('visualstudiocode.html')</w:t>
-      </w:r>
-    </w:p>
-    <w:p>
-      <w:pPr>
-        <w:rPr>
-          <w:lang w:val="en-US"/>
-        </w:rPr>
-      </w:pPr>
-    </w:p>
-    <w:p>
-      <w:pPr>
-        <w:rPr>
-          <w:lang w:val="en-US"/>
-        </w:rPr>
-      </w:pPr>
-      <w:r>
-        <w:rPr>
-          <w:lang w:val="en-US"/>
-        </w:rPr>
-        <w:t>@app.route('/HTML_CSS')</w:t>
-      </w:r>
-    </w:p>
-    <w:p>
-      <w:pPr>
-        <w:rPr>
-          <w:lang w:val="en-US"/>
-        </w:rPr>
-      </w:pPr>
-      <w:r>
-        <w:rPr>
-          <w:lang w:val="en-US"/>
-        </w:rPr>
-        <w:t>def htmlCss():</w:t>
-      </w:r>
-    </w:p>
-    <w:p>
-      <w:pPr>
-        <w:rPr>
-          <w:lang w:val="en-US"/>
-        </w:rPr>
-      </w:pPr>
-      <w:r>
-        <w:rPr>
-          <w:lang w:val="en-US"/>
-        </w:rPr>
-        <w:t>    return render_template('htmlcss.htm')</w:t>
-      </w:r>
-    </w:p>
-    <w:p>
-      <w:pPr>
-        <w:rPr>
-          <w:lang w:val="en-US"/>
-        </w:rPr>
-      </w:pPr>
-    </w:p>
-    <w:p>
-      <w:pPr>
-        <w:rPr>
-          <w:lang w:val="en-US"/>
-        </w:rPr>
-      </w:pPr>
-      <w:r>
-        <w:rPr>
-          <w:lang w:val="en-US"/>
-        </w:rPr>
-        <w:t>@app.route('/Javascript')</w:t>
-      </w:r>
-    </w:p>
-    <w:p>
-      <w:pPr>
-        <w:rPr>
-          <w:lang w:val="en-US"/>
-        </w:rPr>
-      </w:pPr>
-      <w:r>
-        <w:rPr>
-          <w:lang w:val="en-US"/>
-        </w:rPr>
-        <w:t>def javaScript():</w:t>
-      </w:r>
-    </w:p>
-    <w:p>
-      <w:pPr>
-        <w:rPr>
-          <w:lang w:val="en-US"/>
-        </w:rPr>
-      </w:pPr>
-      <w:r>
-        <w:rPr>
-          <w:lang w:val="en-US"/>
-        </w:rPr>
-        <w:t>    return render_template('javascript.html')</w:t>
-      </w:r>
-    </w:p>
-    <w:p>
-      <w:pPr>
-        <w:rPr>
-          <w:lang w:val="en-US"/>
-        </w:rPr>
-      </w:pPr>
-    </w:p>
-    <w:p>
-      <w:pPr>
-        <w:rPr>
-          <w:lang w:val="en-US"/>
-        </w:rPr>
-      </w:pPr>
-      <w:r>
-        <w:rPr>
-          <w:lang w:val="en-US"/>
-        </w:rPr>
-        <w:t>@app.route('/Git_Github')</w:t>
-      </w:r>
-    </w:p>
-    <w:p>
-      <w:pPr>
-        <w:rPr>
-          <w:lang w:val="en-US"/>
-        </w:rPr>
-      </w:pPr>
-      <w:r>
-        <w:rPr>
-          <w:lang w:val="en-US"/>
-        </w:rPr>
-        <w:t>def gitGitHub():</w:t>
-      </w:r>
-    </w:p>
-    <w:p>
-      <w:pPr>
-        <w:rPr>
-          <w:lang w:val="en-US"/>
-        </w:rPr>
-      </w:pPr>
-      <w:r>
-        <w:rPr>
-          <w:lang w:val="en-US"/>
-        </w:rPr>
-        <w:t>    return render_template('gitgithub.html')</w:t>
-      </w:r>
-    </w:p>
-    <w:p>
-      <w:pPr>
-        <w:rPr>
-          <w:lang w:val="en-US"/>
-        </w:rPr>
-      </w:pPr>
-    </w:p>
-    <w:p>
-      <w:pPr>
-        <w:rPr>
-          <w:lang w:val="en-US"/>
-        </w:rPr>
-      </w:pPr>
-      <w:r>
-        <w:rPr>
-          <w:lang w:val="en-US"/>
-        </w:rPr>
-        <w:t>@app.route('/frameworkflask')</w:t>
-      </w:r>
-    </w:p>
-    <w:p>
-      <w:pPr>
-        <w:rPr>
-          <w:lang w:val="en-US"/>
-        </w:rPr>
-      </w:pPr>
-      <w:r>
-        <w:rPr>
-          <w:lang w:val="en-US"/>
-        </w:rPr>
-        <w:t>def frameworkFlask():</w:t>
-      </w:r>
-    </w:p>
-    <w:p>
-      <w:pPr>
-        <w:rPr>
-          <w:lang w:val="en-US"/>
-        </w:rPr>
-      </w:pPr>
-      <w:r>
-        <w:rPr>
-          <w:lang w:val="en-US"/>
-        </w:rPr>
-        <w:t>    return render_template('frameworkflask.html')</w:t>
-      </w:r>
-    </w:p>
-    <w:p>
-      <w:pPr>
-        <w:rPr>
-          <w:lang w:val="en-US"/>
-        </w:rPr>
-      </w:pPr>
-    </w:p>
-    <w:p>
-      <w:pPr>
-        <w:rPr>
-          <w:lang w:val="en-US"/>
-        </w:rPr>
-      </w:pPr>
-      <w:r>
-        <w:rPr>
-          <w:lang w:val="en-US"/>
-        </w:rPr>
-        <w:t>@app.route('/arduino_uno')</w:t>
-      </w:r>
-    </w:p>
-    <w:p>
-      <w:pPr>
-        <w:rPr>
-          <w:lang w:val="en-US"/>
-        </w:rPr>
-      </w:pPr>
-      <w:r>
-        <w:rPr>
-          <w:lang w:val="en-US"/>
-        </w:rPr>
-        <w:t>def arduinoUno():</w:t>
-      </w:r>
-    </w:p>
-    <w:p>
-      <w:pPr>
-        <w:rPr>
-          <w:lang w:val="en-US"/>
-        </w:rPr>
-      </w:pPr>
-      <w:r>
-        <w:rPr>
-          <w:lang w:val="en-US"/>
-        </w:rPr>
-        <w:t>    return render_template('arduino_uno.html')</w:t>
-      </w:r>
-    </w:p>
-    <w:p>
-      <w:pPr>
-        <w:rPr>
-          <w:lang w:val="en-US"/>
-        </w:rPr>
-      </w:pPr>
-    </w:p>
-    <w:p>
-      <w:pPr>
-        <w:rPr>
-          <w:lang w:val="en-US"/>
-        </w:rPr>
-      </w:pPr>
-      <w:r>
-        <w:rPr>
-          <w:lang w:val="en-US"/>
-        </w:rPr>
-        <w:t>if __name__=='__main__':</w:t>
-      </w:r>
-    </w:p>
-    <w:p>
+        <w:t xml:space="preserve">return </w:t>
+      </w:r>
+      <w:proofErr w:type="spellStart"/>
+      <w:r>
+        <w:rPr>
+          <w:lang w:val="en-US"/>
+        </w:rPr>
+        <w:t>render_template</w:t>
+      </w:r>
+      <w:proofErr w:type="spellEnd"/>
+      <w:r>
+        <w:rPr>
+          <w:lang w:val="en-US"/>
+        </w:rPr>
+        <w:t>('inicio.html')</w:t>
+      </w:r>
+    </w:p>
+    <w:p>
+      <w:pPr>
+        <w:rPr>
+          <w:lang w:val="en-US"/>
+        </w:rPr>
+      </w:pPr>
+    </w:p>
+    <w:p>
+      <w:pPr>
+        <w:rPr>
+          <w:lang w:val="en-US"/>
+        </w:rPr>
+      </w:pPr>
+      <w:r>
+        <w:rPr>
+          <w:lang w:val="en-US"/>
+        </w:rPr>
+        <w:t>@</w:t>
+      </w:r>
+      <w:proofErr w:type="gramStart"/>
+      <w:r>
+        <w:rPr>
+          <w:lang w:val="en-US"/>
+        </w:rPr>
+        <w:t>app.route</w:t>
+      </w:r>
+      <w:proofErr w:type="gramEnd"/>
+      <w:r>
+        <w:rPr>
+          <w:lang w:val="en-US"/>
+        </w:rPr>
+        <w:t>('/Ofimatica')</w:t>
+      </w:r>
+    </w:p>
+    <w:p>
+      <w:pPr>
+        <w:rPr>
+          <w:lang w:val="en-US"/>
+        </w:rPr>
+      </w:pPr>
+      <w:r>
+        <w:rPr>
+          <w:lang w:val="en-US"/>
+        </w:rPr>
+        <w:t xml:space="preserve">def </w:t>
+      </w:r>
+      <w:proofErr w:type="spellStart"/>
+      <w:proofErr w:type="gramStart"/>
+      <w:r>
+        <w:rPr>
+          <w:lang w:val="en-US"/>
+        </w:rPr>
+        <w:t>ofimatica</w:t>
+      </w:r>
+      <w:proofErr w:type="spellEnd"/>
+      <w:r>
+        <w:rPr>
+          <w:lang w:val="en-US"/>
+        </w:rPr>
+        <w:t>(</w:t>
+      </w:r>
+      <w:proofErr w:type="gramEnd"/>
+      <w:r>
+        <w:rPr>
+          <w:lang w:val="en-US"/>
+        </w:rPr>
+        <w:t>):</w:t>
+      </w:r>
+    </w:p>
+    <w:p>
+      <w:pPr>
+        <w:rPr>
+          <w:lang w:val="en-US"/>
+        </w:rPr>
+      </w:pPr>
       <w:r>
         <w:rPr>
           <w:lang w:val="en-US"/>
@@ -1927,19 +4480,694 @@
         <w:t xml:space="preserve">    </w:t>
       </w:r>
       <w:r>
-        <w:t>app.run(debug=True)</w:t>
-      </w:r>
-    </w:p>
-    <w:p>
-      <w:r>
-        <w:t>    """ app.run(host="0.0.0.0", port=10000) se debe aplicar para subirlo al servidor RENDER y comentar la línea de arriba """</w:t>
+        <w:rPr>
+          <w:lang w:val="en-US"/>
+        </w:rPr>
+        <w:t xml:space="preserve">return </w:t>
+      </w:r>
+      <w:proofErr w:type="spellStart"/>
+      <w:r>
+        <w:rPr>
+          <w:lang w:val="en-US"/>
+        </w:rPr>
+        <w:t>render_template</w:t>
+      </w:r>
+      <w:proofErr w:type="spellEnd"/>
+      <w:r>
+        <w:rPr>
+          <w:lang w:val="en-US"/>
+        </w:rPr>
+        <w:t>('ofimatica.html')</w:t>
+      </w:r>
+    </w:p>
+    <w:p>
+      <w:pPr>
+        <w:rPr>
+          <w:lang w:val="en-US"/>
+        </w:rPr>
+      </w:pPr>
+    </w:p>
+    <w:p>
+      <w:pPr>
+        <w:rPr>
+          <w:lang w:val="en-US"/>
+        </w:rPr>
+      </w:pPr>
+      <w:r>
+        <w:rPr>
+          <w:lang w:val="en-US"/>
+        </w:rPr>
+        <w:t>@</w:t>
+      </w:r>
+      <w:proofErr w:type="gramStart"/>
+      <w:r>
+        <w:rPr>
+          <w:lang w:val="en-US"/>
+        </w:rPr>
+        <w:t>app.route</w:t>
+      </w:r>
+      <w:proofErr w:type="gramEnd"/>
+      <w:r>
+        <w:rPr>
+          <w:lang w:val="en-US"/>
+        </w:rPr>
+        <w:t>('\VisualStudioCode')</w:t>
+      </w:r>
+    </w:p>
+    <w:p>
+      <w:pPr>
+        <w:rPr>
+          <w:lang w:val="en-US"/>
+        </w:rPr>
+      </w:pPr>
+      <w:r>
+        <w:rPr>
+          <w:lang w:val="en-US"/>
+        </w:rPr>
+        <w:t xml:space="preserve">def </w:t>
+      </w:r>
+      <w:proofErr w:type="spellStart"/>
+      <w:proofErr w:type="gramStart"/>
+      <w:r>
+        <w:rPr>
+          <w:lang w:val="en-US"/>
+        </w:rPr>
+        <w:t>visualStudioCode</w:t>
+      </w:r>
+      <w:proofErr w:type="spellEnd"/>
+      <w:r>
+        <w:rPr>
+          <w:lang w:val="en-US"/>
+        </w:rPr>
+        <w:t>(</w:t>
+      </w:r>
+      <w:proofErr w:type="gramEnd"/>
+      <w:r>
+        <w:rPr>
+          <w:lang w:val="en-US"/>
+        </w:rPr>
+        <w:t>):</w:t>
+      </w:r>
+    </w:p>
+    <w:p>
+      <w:pPr>
+        <w:rPr>
+          <w:lang w:val="en-US"/>
+        </w:rPr>
+      </w:pPr>
+      <w:r>
+        <w:rPr>
+          <w:lang w:val="en-US"/>
+        </w:rPr>
+        <w:t xml:space="preserve">    return </w:t>
+      </w:r>
+      <w:proofErr w:type="spellStart"/>
+      <w:r>
+        <w:rPr>
+          <w:lang w:val="en-US"/>
+        </w:rPr>
+        <w:t>render_template</w:t>
+      </w:r>
+      <w:proofErr w:type="spellEnd"/>
+      <w:r>
+        <w:rPr>
+          <w:lang w:val="en-US"/>
+        </w:rPr>
+        <w:t>('visualstudiocode.html')</w:t>
+      </w:r>
+    </w:p>
+    <w:p>
+      <w:pPr>
+        <w:rPr>
+          <w:lang w:val="en-US"/>
+        </w:rPr>
+      </w:pPr>
+    </w:p>
+    <w:p>
+      <w:pPr>
+        <w:rPr>
+          <w:lang w:val="en-US"/>
+        </w:rPr>
+      </w:pPr>
+      <w:r>
+        <w:rPr>
+          <w:lang w:val="en-US"/>
+        </w:rPr>
+        <w:t>@</w:t>
+      </w:r>
+      <w:proofErr w:type="gramStart"/>
+      <w:r>
+        <w:rPr>
+          <w:lang w:val="en-US"/>
+        </w:rPr>
+        <w:t>app.route</w:t>
+      </w:r>
+      <w:proofErr w:type="gramEnd"/>
+      <w:r>
+        <w:rPr>
+          <w:lang w:val="en-US"/>
+        </w:rPr>
+        <w:t>('/HTML_CSS')</w:t>
+      </w:r>
+    </w:p>
+    <w:p>
+      <w:pPr>
+        <w:rPr>
+          <w:lang w:val="en-US"/>
+        </w:rPr>
+      </w:pPr>
+      <w:r>
+        <w:rPr>
+          <w:lang w:val="en-US"/>
+        </w:rPr>
+        <w:t xml:space="preserve">def </w:t>
+      </w:r>
+      <w:proofErr w:type="spellStart"/>
+      <w:proofErr w:type="gramStart"/>
+      <w:r>
+        <w:rPr>
+          <w:lang w:val="en-US"/>
+        </w:rPr>
+        <w:t>htmlCss</w:t>
+      </w:r>
+      <w:proofErr w:type="spellEnd"/>
+      <w:r>
+        <w:rPr>
+          <w:lang w:val="en-US"/>
+        </w:rPr>
+        <w:t>(</w:t>
+      </w:r>
+      <w:proofErr w:type="gramEnd"/>
+      <w:r>
+        <w:rPr>
+          <w:lang w:val="en-US"/>
+        </w:rPr>
+        <w:t>):</w:t>
+      </w:r>
+    </w:p>
+    <w:p>
+      <w:pPr>
+        <w:rPr>
+          <w:lang w:val="en-US"/>
+        </w:rPr>
+      </w:pPr>
+      <w:r>
+        <w:rPr>
+          <w:lang w:val="en-US"/>
+        </w:rPr>
+        <w:t xml:space="preserve">    return </w:t>
+      </w:r>
+      <w:proofErr w:type="spellStart"/>
+      <w:r>
+        <w:rPr>
+          <w:lang w:val="en-US"/>
+        </w:rPr>
+        <w:t>render_template</w:t>
+      </w:r>
+      <w:proofErr w:type="spellEnd"/>
+      <w:r>
+        <w:rPr>
+          <w:lang w:val="en-US"/>
+        </w:rPr>
+        <w:t>('htmlcss.htm')</w:t>
+      </w:r>
+    </w:p>
+    <w:p>
+      <w:pPr>
+        <w:rPr>
+          <w:lang w:val="en-US"/>
+        </w:rPr>
+      </w:pPr>
+    </w:p>
+    <w:p>
+      <w:pPr>
+        <w:rPr>
+          <w:lang w:val="en-US"/>
+        </w:rPr>
+      </w:pPr>
+      <w:r>
+        <w:rPr>
+          <w:lang w:val="en-US"/>
+        </w:rPr>
+        <w:t>@</w:t>
+      </w:r>
+      <w:proofErr w:type="gramStart"/>
+      <w:r>
+        <w:rPr>
+          <w:lang w:val="en-US"/>
+        </w:rPr>
+        <w:t>app.route</w:t>
+      </w:r>
+      <w:proofErr w:type="gramEnd"/>
+      <w:r>
+        <w:rPr>
+          <w:lang w:val="en-US"/>
+        </w:rPr>
+        <w:t>('/Javascript')</w:t>
+      </w:r>
+    </w:p>
+    <w:p>
+      <w:pPr>
+        <w:rPr>
+          <w:lang w:val="en-US"/>
+        </w:rPr>
+      </w:pPr>
+      <w:r>
+        <w:rPr>
+          <w:lang w:val="en-US"/>
+        </w:rPr>
+        <w:t xml:space="preserve">def </w:t>
+      </w:r>
+      <w:proofErr w:type="spellStart"/>
+      <w:proofErr w:type="gramStart"/>
+      <w:r>
+        <w:rPr>
+          <w:lang w:val="en-US"/>
+        </w:rPr>
+        <w:t>javaScript</w:t>
+      </w:r>
+      <w:proofErr w:type="spellEnd"/>
+      <w:r>
+        <w:rPr>
+          <w:lang w:val="en-US"/>
+        </w:rPr>
+        <w:t>(</w:t>
+      </w:r>
+      <w:proofErr w:type="gramEnd"/>
+      <w:r>
+        <w:rPr>
+          <w:lang w:val="en-US"/>
+        </w:rPr>
+        <w:t>):</w:t>
+      </w:r>
+    </w:p>
+    <w:p>
+      <w:pPr>
+        <w:rPr>
+          <w:lang w:val="en-US"/>
+        </w:rPr>
+      </w:pPr>
+      <w:r>
+        <w:rPr>
+          <w:lang w:val="en-US"/>
+        </w:rPr>
+        <w:t xml:space="preserve">    return </w:t>
+      </w:r>
+      <w:proofErr w:type="spellStart"/>
+      <w:r>
+        <w:rPr>
+          <w:lang w:val="en-US"/>
+        </w:rPr>
+        <w:t>render_template</w:t>
+      </w:r>
+      <w:proofErr w:type="spellEnd"/>
+      <w:r>
+        <w:rPr>
+          <w:lang w:val="en-US"/>
+        </w:rPr>
+        <w:t>('javascript.html')</w:t>
+      </w:r>
+    </w:p>
+    <w:p>
+      <w:pPr>
+        <w:rPr>
+          <w:lang w:val="en-US"/>
+        </w:rPr>
+      </w:pPr>
+    </w:p>
+    <w:p>
+      <w:pPr>
+        <w:rPr>
+          <w:lang w:val="en-US"/>
+        </w:rPr>
+      </w:pPr>
+      <w:r>
+        <w:rPr>
+          <w:lang w:val="en-US"/>
+        </w:rPr>
+        <w:t>@</w:t>
+      </w:r>
+      <w:proofErr w:type="gramStart"/>
+      <w:r>
+        <w:rPr>
+          <w:lang w:val="en-US"/>
+        </w:rPr>
+        <w:t>app.route</w:t>
+      </w:r>
+      <w:proofErr w:type="gramEnd"/>
+      <w:r>
+        <w:rPr>
+          <w:lang w:val="en-US"/>
+        </w:rPr>
+        <w:t>('/Git_Github')</w:t>
+      </w:r>
+    </w:p>
+    <w:p>
+      <w:pPr>
+        <w:rPr>
+          <w:lang w:val="en-US"/>
+        </w:rPr>
+      </w:pPr>
+      <w:r>
+        <w:rPr>
+          <w:lang w:val="en-US"/>
+        </w:rPr>
+        <w:t xml:space="preserve">def </w:t>
+      </w:r>
+      <w:proofErr w:type="spellStart"/>
+      <w:proofErr w:type="gramStart"/>
+      <w:r>
+        <w:rPr>
+          <w:lang w:val="en-US"/>
+        </w:rPr>
+        <w:t>gitGitHub</w:t>
+      </w:r>
+      <w:proofErr w:type="spellEnd"/>
+      <w:r>
+        <w:rPr>
+          <w:lang w:val="en-US"/>
+        </w:rPr>
+        <w:t>(</w:t>
+      </w:r>
+      <w:proofErr w:type="gramEnd"/>
+      <w:r>
+        <w:rPr>
+          <w:lang w:val="en-US"/>
+        </w:rPr>
+        <w:t>):</w:t>
+      </w:r>
+    </w:p>
+    <w:p>
+      <w:pPr>
+        <w:rPr>
+          <w:lang w:val="en-US"/>
+        </w:rPr>
+      </w:pPr>
+      <w:r>
+        <w:rPr>
+          <w:lang w:val="en-US"/>
+        </w:rPr>
+        <w:t xml:space="preserve">    return </w:t>
+      </w:r>
+      <w:proofErr w:type="spellStart"/>
+      <w:r>
+        <w:rPr>
+          <w:lang w:val="en-US"/>
+        </w:rPr>
+        <w:t>render_template</w:t>
+      </w:r>
+      <w:proofErr w:type="spellEnd"/>
+      <w:r>
+        <w:rPr>
+          <w:lang w:val="en-US"/>
+        </w:rPr>
+        <w:t>('gitgithub.html')</w:t>
+      </w:r>
+    </w:p>
+    <w:p>
+      <w:pPr>
+        <w:rPr>
+          <w:lang w:val="en-US"/>
+        </w:rPr>
+      </w:pPr>
+    </w:p>
+    <w:p>
+      <w:pPr>
+        <w:rPr>
+          <w:lang w:val="en-US"/>
+        </w:rPr>
+      </w:pPr>
+      <w:r>
+        <w:rPr>
+          <w:lang w:val="en-US"/>
+        </w:rPr>
+        <w:t>@</w:t>
+      </w:r>
+      <w:proofErr w:type="gramStart"/>
+      <w:r>
+        <w:rPr>
+          <w:lang w:val="en-US"/>
+        </w:rPr>
+        <w:t>app.route</w:t>
+      </w:r>
+      <w:proofErr w:type="gramEnd"/>
+      <w:r>
+        <w:rPr>
+          <w:lang w:val="en-US"/>
+        </w:rPr>
+        <w:t>('/frameworkflask')</w:t>
+      </w:r>
+    </w:p>
+    <w:p>
+      <w:pPr>
+        <w:rPr>
+          <w:lang w:val="en-US"/>
+        </w:rPr>
+      </w:pPr>
+      <w:r>
+        <w:rPr>
+          <w:lang w:val="en-US"/>
+        </w:rPr>
+        <w:t xml:space="preserve">def </w:t>
+      </w:r>
+      <w:proofErr w:type="spellStart"/>
+      <w:proofErr w:type="gramStart"/>
+      <w:r>
+        <w:rPr>
+          <w:lang w:val="en-US"/>
+        </w:rPr>
+        <w:t>frameworkFlask</w:t>
+      </w:r>
+      <w:proofErr w:type="spellEnd"/>
+      <w:r>
+        <w:rPr>
+          <w:lang w:val="en-US"/>
+        </w:rPr>
+        <w:t>(</w:t>
+      </w:r>
+      <w:proofErr w:type="gramEnd"/>
+      <w:r>
+        <w:rPr>
+          <w:lang w:val="en-US"/>
+        </w:rPr>
+        <w:t>):</w:t>
+      </w:r>
+    </w:p>
+    <w:p>
+      <w:pPr>
+        <w:rPr>
+          <w:lang w:val="en-US"/>
+        </w:rPr>
+      </w:pPr>
+      <w:r>
+        <w:rPr>
+          <w:lang w:val="en-US"/>
+        </w:rPr>
+        <w:t xml:space="preserve">    return </w:t>
+      </w:r>
+      <w:proofErr w:type="spellStart"/>
+      <w:r>
+        <w:rPr>
+          <w:lang w:val="en-US"/>
+        </w:rPr>
+        <w:t>render_template</w:t>
+      </w:r>
+      <w:proofErr w:type="spellEnd"/>
+      <w:r>
+        <w:rPr>
+          <w:lang w:val="en-US"/>
+        </w:rPr>
+        <w:t>('frameworkflask.html')</w:t>
+      </w:r>
+    </w:p>
+    <w:p>
+      <w:pPr>
+        <w:rPr>
+          <w:lang w:val="en-US"/>
+        </w:rPr>
+      </w:pPr>
+    </w:p>
+    <w:p>
+      <w:pPr>
+        <w:rPr>
+          <w:lang w:val="en-US"/>
+        </w:rPr>
+      </w:pPr>
+      <w:r>
+        <w:rPr>
+          <w:lang w:val="en-US"/>
+        </w:rPr>
+        <w:t>@</w:t>
+      </w:r>
+      <w:proofErr w:type="gramStart"/>
+      <w:r>
+        <w:rPr>
+          <w:lang w:val="en-US"/>
+        </w:rPr>
+        <w:t>app.route</w:t>
+      </w:r>
+      <w:proofErr w:type="gramEnd"/>
+      <w:r>
+        <w:rPr>
+          <w:lang w:val="en-US"/>
+        </w:rPr>
+        <w:t>('/arduino_uno')</w:t>
+      </w:r>
+    </w:p>
+    <w:p>
+      <w:pPr>
+        <w:rPr>
+          <w:lang w:val="en-US"/>
+        </w:rPr>
+      </w:pPr>
+      <w:r>
+        <w:rPr>
+          <w:lang w:val="en-US"/>
+        </w:rPr>
+        <w:t xml:space="preserve">def </w:t>
+      </w:r>
+      <w:proofErr w:type="spellStart"/>
+      <w:proofErr w:type="gramStart"/>
+      <w:r>
+        <w:rPr>
+          <w:lang w:val="en-US"/>
+        </w:rPr>
+        <w:t>arduinoUno</w:t>
+      </w:r>
+      <w:proofErr w:type="spellEnd"/>
+      <w:r>
+        <w:rPr>
+          <w:lang w:val="en-US"/>
+        </w:rPr>
+        <w:t>(</w:t>
+      </w:r>
+      <w:proofErr w:type="gramEnd"/>
+      <w:r>
+        <w:rPr>
+          <w:lang w:val="en-US"/>
+        </w:rPr>
+        <w:t>):</w:t>
+      </w:r>
+    </w:p>
+    <w:p>
+      <w:pPr>
+        <w:rPr>
+          <w:lang w:val="en-US"/>
+        </w:rPr>
+      </w:pPr>
+      <w:r>
+        <w:rPr>
+          <w:lang w:val="en-US"/>
+        </w:rPr>
+        <w:t xml:space="preserve">    return </w:t>
+      </w:r>
+      <w:proofErr w:type="spellStart"/>
+      <w:r>
+        <w:rPr>
+          <w:lang w:val="en-US"/>
+        </w:rPr>
+        <w:t>render_template</w:t>
+      </w:r>
+      <w:proofErr w:type="spellEnd"/>
+      <w:r>
+        <w:rPr>
+          <w:lang w:val="en-US"/>
+        </w:rPr>
+        <w:t>('arduino_uno.html')</w:t>
+      </w:r>
+    </w:p>
+    <w:p>
+      <w:pPr>
+        <w:rPr>
+          <w:lang w:val="en-US"/>
+        </w:rPr>
+      </w:pPr>
+    </w:p>
+    <w:p>
+      <w:pPr>
+        <w:rPr>
+          <w:lang w:val="en-US"/>
+        </w:rPr>
+      </w:pPr>
+      <w:r>
+        <w:rPr>
+          <w:lang w:val="en-US"/>
+        </w:rPr>
+        <w:t>if __name__=='__main__':</w:t>
+      </w:r>
+    </w:p>
+    <w:p>
+      <w:r>
+        <w:rPr>
+          <w:lang w:val="en-US"/>
+        </w:rPr>
+        <w:t xml:space="preserve">    </w:t>
+      </w:r>
+      <w:proofErr w:type="spellStart"/>
+      <w:r>
+        <w:t>app.run</w:t>
+      </w:r>
+      <w:proofErr w:type="spellEnd"/>
+      <w:r>
+        <w:t>(</w:t>
+      </w:r>
+      <w:proofErr w:type="spellStart"/>
+      <w:r>
+        <w:t>debug</w:t>
+      </w:r>
+      <w:proofErr w:type="spellEnd"/>
+      <w:r>
+        <w:t>=True)</w:t>
+      </w:r>
+    </w:p>
+    <w:p>
+      <w:r>
+        <w:lastRenderedPageBreak/>
+        <w:t xml:space="preserve">    """ </w:t>
+      </w:r>
+      <w:proofErr w:type="spellStart"/>
+      <w:proofErr w:type="gramStart"/>
+      <w:r>
+        <w:t>app.run</w:t>
+      </w:r>
+      <w:proofErr w:type="spellEnd"/>
+      <w:r>
+        <w:t>(</w:t>
+      </w:r>
+      <w:proofErr w:type="gramEnd"/>
+      <w:r>
+        <w:t xml:space="preserve">host="0.0.0.0", </w:t>
+      </w:r>
+      <w:proofErr w:type="spellStart"/>
+      <w:r>
+        <w:t>port</w:t>
+      </w:r>
+      <w:proofErr w:type="spellEnd"/>
+      <w:r>
+        <w:t>=10000) se debe aplicar para subirlo al servidor RENDER y comentar la línea de arriba """</w:t>
       </w:r>
     </w:p>
     <w:p/>
     <w:p/>
     <w:p>
       <w:r>
-        <w:t>Todavía me está faltando agregar el archivo base.html en templates, me puedes ayudar a armar el resto teniendo presente la estructura enviada y agregando que sea responsive, luego en el futuro quiero agregar base de datos para tener un apartado y poder tomar evaluaciones a mis alumnos y la posibilidad de otro apartado para mi y poder tomarles asistencia, pero eso más adelante.</w:t>
+        <w:t xml:space="preserve">Todavía me está faltando agregar el archivo base.html en </w:t>
+      </w:r>
+      <w:proofErr w:type="spellStart"/>
+      <w:r>
+        <w:t>templates</w:t>
+      </w:r>
+      <w:proofErr w:type="spellEnd"/>
+      <w:r>
+        <w:t xml:space="preserve">, me puedes ayudar a armar el resto teniendo presente la estructura enviada y agregando que sea responsive, luego en el futuro quiero agregar base de datos para tener un apartado y poder tomar evaluaciones a mis alumnos y la posibilidad de otro apartado para </w:t>
+      </w:r>
+      <w:proofErr w:type="spellStart"/>
+      <w:r>
+        <w:t>mi</w:t>
+      </w:r>
+      <w:proofErr w:type="spellEnd"/>
+      <w:r>
+        <w:t xml:space="preserve"> y poder tomarles asistencia, pero eso más adelante.</w:t>
       </w:r>
     </w:p>
     <w:p>
@@ -1963,7 +5191,31 @@
         <w:t xml:space="preserve">                </w:t>
       </w:r>
       <w:r>
-        <w:t>&lt;h5 class="alert-heading fw-bold"&gt;</w:t>
+        <w:t xml:space="preserve">&lt;h5 </w:t>
+      </w:r>
+      <w:proofErr w:type="spellStart"/>
+      <w:r>
+        <w:t>class</w:t>
+      </w:r>
+      <w:proofErr w:type="spellEnd"/>
+      <w:r>
+        <w:t>="</w:t>
+      </w:r>
+      <w:proofErr w:type="spellStart"/>
+      <w:r>
+        <w:t>alert-heading</w:t>
+      </w:r>
+      <w:proofErr w:type="spellEnd"/>
+      <w:r>
+        <w:t xml:space="preserve"> </w:t>
+      </w:r>
+      <w:proofErr w:type="spellStart"/>
+      <w:r>
+        <w:t>fw-bold</w:t>
+      </w:r>
+      <w:proofErr w:type="spellEnd"/>
+      <w:r>
+        <w:t>"&gt;</w:t>
       </w:r>
       <w:r>
         <w:rPr>
@@ -1977,17 +5229,57 @@
     </w:p>
     <w:p>
       <w:r>
-        <w:t xml:space="preserve">                &lt;p&gt;Aunque cambies tu nombre local, Windows tiende a recordar el usuario de GitHub de la última persona que trabajó. Si no prestamos atención, ¡subirás tu tarea al perfil de tu compañero!&lt;/p&gt;</w:t>
-      </w:r>
-    </w:p>
-    <w:p>
-      <w:r>
-        <w:t xml:space="preserve">                &lt;hr&gt;</w:t>
-      </w:r>
-    </w:p>
-    <w:p>
-      <w:r>
-        <w:t xml:space="preserve">                &lt;h6 class="fw-bold text-dark"&gt;</w:t>
+        <w:t xml:space="preserve">                &lt;p&gt;Aunque cambies tu nombre local, Windows tiende a recordar el usuario de GitHub de la última persona que trabajó. Si no prestamos atención, ¡subirás tu tarea al perfil de tu </w:t>
+      </w:r>
+      <w:proofErr w:type="gramStart"/>
+      <w:r>
+        <w:t>compañero!&lt;</w:t>
+      </w:r>
+      <w:proofErr w:type="gramEnd"/>
+      <w:r>
+        <w:t>/p&gt;</w:t>
+      </w:r>
+    </w:p>
+    <w:p>
+      <w:r>
+        <w:t xml:space="preserve">                &lt;</w:t>
+      </w:r>
+      <w:proofErr w:type="spellStart"/>
+      <w:r>
+        <w:t>hr</w:t>
+      </w:r>
+      <w:proofErr w:type="spellEnd"/>
+      <w:r>
+        <w:t>&gt;</w:t>
+      </w:r>
+    </w:p>
+    <w:p>
+      <w:r>
+        <w:t xml:space="preserve">                &lt;h6 </w:t>
+      </w:r>
+      <w:proofErr w:type="spellStart"/>
+      <w:r>
+        <w:t>class</w:t>
+      </w:r>
+      <w:proofErr w:type="spellEnd"/>
+      <w:r>
+        <w:t>="</w:t>
+      </w:r>
+      <w:proofErr w:type="spellStart"/>
+      <w:r>
+        <w:t>fw-bold</w:t>
+      </w:r>
+      <w:proofErr w:type="spellEnd"/>
+      <w:r>
+        <w:t xml:space="preserve"> </w:t>
+      </w:r>
+      <w:proofErr w:type="spellStart"/>
+      <w:r>
+        <w:t>text-dark</w:t>
+      </w:r>
+      <w:proofErr w:type="spellEnd"/>
+      <w:r>
+        <w:t>"&gt;</w:t>
       </w:r>
       <w:r>
         <w:rPr>
@@ -2001,7 +5293,39 @@
     </w:p>
     <w:p>
       <w:r>
-        <w:t xml:space="preserve">                &lt;p class="mb-0"&gt;Para evitar conflictos, utilizaremos un &lt;strong&gt;Token de Acceso Personal (PAT)&lt;/strong&gt; de GitHub. Este token es una clave larga que reemplaza a tu contraseña tradicional y que solo tú debes conocer.&lt;/p&gt;</w:t>
+        <w:t xml:space="preserve">                &lt;p </w:t>
+      </w:r>
+      <w:proofErr w:type="spellStart"/>
+      <w:r>
+        <w:t>class</w:t>
+      </w:r>
+      <w:proofErr w:type="spellEnd"/>
+      <w:r>
+        <w:t>="mb-0"&gt;Para evitar conflictos, utilizaremos un &lt;</w:t>
+      </w:r>
+      <w:proofErr w:type="spellStart"/>
+      <w:r>
+        <w:t>strong</w:t>
+      </w:r>
+      <w:proofErr w:type="spellEnd"/>
+      <w:r>
+        <w:t>&gt;Token de Acceso Personal (PAT)&lt;/</w:t>
+      </w:r>
+      <w:proofErr w:type="spellStart"/>
+      <w:r>
+        <w:t>strong</w:t>
+      </w:r>
+      <w:proofErr w:type="spellEnd"/>
+      <w:r>
+        <w:t xml:space="preserve">&gt; de GitHub. Este token es una clave larga que reemplaza a tu contraseña tradicional y que solo tú debes </w:t>
+      </w:r>
+      <w:proofErr w:type="gramStart"/>
+      <w:r>
+        <w:t>conocer.&lt;</w:t>
+      </w:r>
+      <w:proofErr w:type="gramEnd"/>
+      <w:r>
+        <w:t>/p&gt;</w:t>
       </w:r>
     </w:p>
     <w:p>
@@ -2037,7 +5361,21 @@
         <w:rPr>
           <w:lang w:val="en-US"/>
         </w:rPr>
-        <w:t xml:space="preserve">            &lt;div class="bg-light p-4 rounded border my-4"&gt;</w:t>
+        <w:t xml:space="preserve">            &lt;div class="</w:t>
+      </w:r>
+      <w:proofErr w:type="spellStart"/>
+      <w:r>
+        <w:rPr>
+          <w:lang w:val="en-US"/>
+        </w:rPr>
+        <w:t>bg</w:t>
+      </w:r>
+      <w:proofErr w:type="spellEnd"/>
+      <w:r>
+        <w:rPr>
+          <w:lang w:val="en-US"/>
+        </w:rPr>
+        <w:t>-light p-4 rounded border my-4"&gt;</w:t>
       </w:r>
     </w:p>
     <w:p>
@@ -2048,7 +5386,31 @@
         <w:t xml:space="preserve">                </w:t>
       </w:r>
       <w:r>
-        <w:t>&lt;h4 class="fw-bold text-dark mb-3"&gt;</w:t>
+        <w:t xml:space="preserve">&lt;h4 </w:t>
+      </w:r>
+      <w:proofErr w:type="spellStart"/>
+      <w:r>
+        <w:t>class</w:t>
+      </w:r>
+      <w:proofErr w:type="spellEnd"/>
+      <w:r>
+        <w:t>="</w:t>
+      </w:r>
+      <w:proofErr w:type="spellStart"/>
+      <w:r>
+        <w:t>fw-bold</w:t>
+      </w:r>
+      <w:proofErr w:type="spellEnd"/>
+      <w:r>
+        <w:t xml:space="preserve"> </w:t>
+      </w:r>
+      <w:proofErr w:type="spellStart"/>
+      <w:r>
+        <w:t>text-dark</w:t>
+      </w:r>
+      <w:proofErr w:type="spellEnd"/>
+      <w:r>
+        <w:t xml:space="preserve"> mb-3"&gt;</w:t>
       </w:r>
       <w:r>
         <w:rPr>
@@ -2067,12 +5429,76 @@
     </w:p>
     <w:p>
       <w:r>
-        <w:t xml:space="preserve">                &lt;div class="mb-4"&gt;</w:t>
-      </w:r>
-    </w:p>
-    <w:p>
-      <w:r>
-        <w:t xml:space="preserve">                    &lt;h5&gt;&lt;span class="badge bg-secondary me-2"&gt;Paso 1&lt;/span&gt; Generar tu Token en GitHub (Se hace una sola vez)&lt;/h5&gt;</w:t>
+        <w:t xml:space="preserve">                &lt;</w:t>
+      </w:r>
+      <w:proofErr w:type="spellStart"/>
+      <w:r>
+        <w:t>div</w:t>
+      </w:r>
+      <w:proofErr w:type="spellEnd"/>
+      <w:r>
+        <w:t xml:space="preserve"> </w:t>
+      </w:r>
+      <w:proofErr w:type="spellStart"/>
+      <w:r>
+        <w:t>class</w:t>
+      </w:r>
+      <w:proofErr w:type="spellEnd"/>
+      <w:r>
+        <w:t>="mb-4"&gt;</w:t>
+      </w:r>
+    </w:p>
+    <w:p>
+      <w:r>
+        <w:t xml:space="preserve">                    &lt;h5&gt;&lt;</w:t>
+      </w:r>
+      <w:proofErr w:type="spellStart"/>
+      <w:r>
+        <w:t>span</w:t>
+      </w:r>
+      <w:proofErr w:type="spellEnd"/>
+      <w:r>
+        <w:t xml:space="preserve"> </w:t>
+      </w:r>
+      <w:proofErr w:type="spellStart"/>
+      <w:r>
+        <w:t>class</w:t>
+      </w:r>
+      <w:proofErr w:type="spellEnd"/>
+      <w:r>
+        <w:t>="</w:t>
+      </w:r>
+      <w:proofErr w:type="spellStart"/>
+      <w:r>
+        <w:t>badge</w:t>
+      </w:r>
+      <w:proofErr w:type="spellEnd"/>
+      <w:r>
+        <w:t xml:space="preserve"> </w:t>
+      </w:r>
+      <w:proofErr w:type="spellStart"/>
+      <w:r>
+        <w:t>bg-secondary</w:t>
+      </w:r>
+      <w:proofErr w:type="spellEnd"/>
+      <w:r>
+        <w:t xml:space="preserve"> me-2"&gt;Paso 1&lt;/</w:t>
+      </w:r>
+      <w:proofErr w:type="spellStart"/>
+      <w:r>
+        <w:t>span</w:t>
+      </w:r>
+      <w:proofErr w:type="spellEnd"/>
+      <w:r>
+        <w:t xml:space="preserve">&gt; Generar tu Token en GitHub (Se hace una sola </w:t>
+      </w:r>
+      <w:proofErr w:type="gramStart"/>
+      <w:r>
+        <w:t>vez)&lt;</w:t>
+      </w:r>
+      <w:proofErr w:type="gramEnd"/>
+      <w:r>
+        <w:t>/h5&gt;</w:t>
       </w:r>
     </w:p>
     <w:p>
@@ -2082,13 +5508,29 @@
     </w:p>
     <w:p>
       <w:r>
+        <w:t xml:space="preserve">                    &lt;</w:t>
+      </w:r>
+      <w:proofErr w:type="spellStart"/>
+      <w:r>
+        <w:t>ol</w:t>
+      </w:r>
+      <w:proofErr w:type="spellEnd"/>
+      <w:r>
+        <w:t>&gt;</w:t>
+      </w:r>
+    </w:p>
+    <w:p>
+      <w:r>
         <w:lastRenderedPageBreak/>
-        <w:t xml:space="preserve">                    &lt;ol&gt;</w:t>
-      </w:r>
-    </w:p>
-    <w:p>
-      <w:r>
-        <w:t xml:space="preserve">                        &lt;li&gt;Ve a tu foto de perfil (arriba a la derecha) </w:t>
+        <w:t xml:space="preserve">                        &lt;</w:t>
+      </w:r>
+      <w:proofErr w:type="spellStart"/>
+      <w:r>
+        <w:t>li</w:t>
+      </w:r>
+      <w:proofErr w:type="spellEnd"/>
+      <w:r>
+        <w:t xml:space="preserve">&gt;Ve a tu foto de perfil (arriba a la derecha) </w:t>
       </w:r>
       <w:r>
         <w:rPr>
@@ -2097,12 +5539,105 @@
         <w:t>➡️</w:t>
       </w:r>
       <w:r>
-        <w:t xml:space="preserve"> &lt;strong&gt;Settings&lt;/strong&gt; (Configuración).&lt;/li&gt;</w:t>
-      </w:r>
-    </w:p>
-    <w:p>
-      <w:r>
-        <w:t xml:space="preserve">                        &lt;li&gt;Baja en el menú izquierdo hasta el final y haz clic en &lt;strong&gt;Developer Settings&lt;/strong&gt;.&lt;/li&gt;</w:t>
+        <w:t xml:space="preserve"> &lt;</w:t>
+      </w:r>
+      <w:proofErr w:type="spellStart"/>
+      <w:r>
+        <w:t>strong</w:t>
+      </w:r>
+      <w:proofErr w:type="spellEnd"/>
+      <w:r>
+        <w:t>&gt;</w:t>
+      </w:r>
+      <w:proofErr w:type="spellStart"/>
+      <w:r>
+        <w:t>Settings</w:t>
+      </w:r>
+      <w:proofErr w:type="spellEnd"/>
+      <w:r>
+        <w:t>&lt;/</w:t>
+      </w:r>
+      <w:proofErr w:type="spellStart"/>
+      <w:r>
+        <w:t>strong</w:t>
+      </w:r>
+      <w:proofErr w:type="spellEnd"/>
+      <w:r>
+        <w:t>&gt; (Configuración</w:t>
+      </w:r>
+      <w:proofErr w:type="gramStart"/>
+      <w:r>
+        <w:t>).&lt;</w:t>
+      </w:r>
+      <w:proofErr w:type="gramEnd"/>
+      <w:r>
+        <w:t>/</w:t>
+      </w:r>
+      <w:proofErr w:type="spellStart"/>
+      <w:r>
+        <w:t>li</w:t>
+      </w:r>
+      <w:proofErr w:type="spellEnd"/>
+      <w:r>
+        <w:t>&gt;</w:t>
+      </w:r>
+    </w:p>
+    <w:p>
+      <w:r>
+        <w:t xml:space="preserve">                        &lt;</w:t>
+      </w:r>
+      <w:proofErr w:type="spellStart"/>
+      <w:r>
+        <w:t>li</w:t>
+      </w:r>
+      <w:proofErr w:type="spellEnd"/>
+      <w:r>
+        <w:t>&gt;Baja en el menú izquierdo hasta el final y haz clic en &lt;</w:t>
+      </w:r>
+      <w:proofErr w:type="spellStart"/>
+      <w:r>
+        <w:t>strong</w:t>
+      </w:r>
+      <w:proofErr w:type="spellEnd"/>
+      <w:r>
+        <w:t>&gt;</w:t>
+      </w:r>
+      <w:proofErr w:type="spellStart"/>
+      <w:r>
+        <w:t>Developer</w:t>
+      </w:r>
+      <w:proofErr w:type="spellEnd"/>
+      <w:r>
+        <w:t xml:space="preserve"> </w:t>
+      </w:r>
+      <w:proofErr w:type="spellStart"/>
+      <w:r>
+        <w:t>Settings</w:t>
+      </w:r>
+      <w:proofErr w:type="spellEnd"/>
+      <w:r>
+        <w:t>&lt;/</w:t>
+      </w:r>
+      <w:proofErr w:type="spellStart"/>
+      <w:r>
+        <w:t>strong</w:t>
+      </w:r>
+      <w:proofErr w:type="spellEnd"/>
+      <w:proofErr w:type="gramStart"/>
+      <w:r>
+        <w:t>&gt;.&lt;</w:t>
+      </w:r>
+      <w:proofErr w:type="gramEnd"/>
+      <w:r>
+        <w:t>/</w:t>
+      </w:r>
+      <w:proofErr w:type="spellStart"/>
+      <w:r>
+        <w:t>li</w:t>
+      </w:r>
+      <w:proofErr w:type="spellEnd"/>
+      <w:r>
+        <w:t>&gt;</w:t>
       </w:r>
     </w:p>
     <w:p>
@@ -2118,7 +5653,21 @@
         <w:rPr>
           <w:lang w:val="en-US"/>
         </w:rPr>
-        <w:t xml:space="preserve">&lt;li&gt;Selecciona &lt;strong&gt;Personal access tokens&lt;/strong&gt; </w:t>
+        <w:t>&lt;li&gt;</w:t>
+      </w:r>
+      <w:proofErr w:type="spellStart"/>
+      <w:r>
+        <w:rPr>
+          <w:lang w:val="en-US"/>
+        </w:rPr>
+        <w:t>Selecciona</w:t>
+      </w:r>
+      <w:proofErr w:type="spellEnd"/>
+      <w:r>
+        <w:rPr>
+          <w:lang w:val="en-US"/>
+        </w:rPr>
+        <w:t xml:space="preserve"> &lt;strong&gt;Personal access tokens&lt;/strong&gt; </w:t>
       </w:r>
       <w:r>
         <w:rPr>
@@ -2137,20 +5686,76 @@
         <w:rPr>
           <w:lang w:val="en-US"/>
         </w:rPr>
-        <w:t xml:space="preserve"> &lt;strong&gt;Tokens (classic)&lt;/strong&gt;.&lt;/li&gt;</w:t>
-      </w:r>
-    </w:p>
-    <w:p>
-      <w:pPr>
-        <w:rPr>
-          <w:lang w:val="en-US"/>
-        </w:rPr>
-      </w:pPr>
-      <w:r>
-        <w:rPr>
-          <w:lang w:val="en-US"/>
-        </w:rPr>
-        <w:t xml:space="preserve">                        &lt;li&gt;Haz clic en &lt;strong&gt;Generate new token&lt;/strong&gt; (classic).&lt;/li&gt;</w:t>
+        <w:t xml:space="preserve"> &lt;strong&gt;Tokens (classic)&lt;/strong</w:t>
+      </w:r>
+      <w:proofErr w:type="gramStart"/>
+      <w:r>
+        <w:rPr>
+          <w:lang w:val="en-US"/>
+        </w:rPr>
+        <w:t>&gt;.&lt;</w:t>
+      </w:r>
+      <w:proofErr w:type="gramEnd"/>
+      <w:r>
+        <w:rPr>
+          <w:lang w:val="en-US"/>
+        </w:rPr>
+        <w:t>/li&gt;</w:t>
+      </w:r>
+    </w:p>
+    <w:p>
+      <w:pPr>
+        <w:rPr>
+          <w:lang w:val="en-US"/>
+        </w:rPr>
+      </w:pPr>
+      <w:r>
+        <w:rPr>
+          <w:lang w:val="en-US"/>
+        </w:rPr>
+        <w:t xml:space="preserve">                        &lt;li&gt;Haz </w:t>
+      </w:r>
+      <w:proofErr w:type="spellStart"/>
+      <w:r>
+        <w:rPr>
+          <w:lang w:val="en-US"/>
+        </w:rPr>
+        <w:t>clic</w:t>
+      </w:r>
+      <w:proofErr w:type="spellEnd"/>
+      <w:r>
+        <w:rPr>
+          <w:lang w:val="en-US"/>
+        </w:rPr>
+        <w:t xml:space="preserve"> </w:t>
+      </w:r>
+      <w:proofErr w:type="spellStart"/>
+      <w:r>
+        <w:rPr>
+          <w:lang w:val="en-US"/>
+        </w:rPr>
+        <w:t>en</w:t>
+      </w:r>
+      <w:proofErr w:type="spellEnd"/>
+      <w:r>
+        <w:rPr>
+          <w:lang w:val="en-US"/>
+        </w:rPr>
+        <w:t xml:space="preserve"> &lt;strong&gt;Generate new token&lt;/strong&gt; (classic</w:t>
+      </w:r>
+      <w:proofErr w:type="gramStart"/>
+      <w:r>
+        <w:rPr>
+          <w:lang w:val="en-US"/>
+        </w:rPr>
+        <w:t>).&lt;</w:t>
+      </w:r>
+      <w:proofErr w:type="gramEnd"/>
+      <w:r>
+        <w:rPr>
+          <w:lang w:val="en-US"/>
+        </w:rPr>
+        <w:t>/li&gt;</w:t>
       </w:r>
     </w:p>
     <w:p>
@@ -2161,7 +5766,79 @@
         <w:t xml:space="preserve">                        </w:t>
       </w:r>
       <w:r>
-        <w:t>&lt;li&gt;Ponle un nombre (ej: "ClaseComputacion") y tilda la casilla principal que dice &lt;strong class="text-primary"&gt;repo&lt;/strong&gt; (esto te da permisos para subir código).&lt;/li&gt;</w:t>
+        <w:t>&lt;</w:t>
+      </w:r>
+      <w:proofErr w:type="spellStart"/>
+      <w:r>
+        <w:t>li</w:t>
+      </w:r>
+      <w:proofErr w:type="spellEnd"/>
+      <w:r>
+        <w:t>&gt;Ponle un nombre (</w:t>
+      </w:r>
+      <w:proofErr w:type="spellStart"/>
+      <w:r>
+        <w:t>ej</w:t>
+      </w:r>
+      <w:proofErr w:type="spellEnd"/>
+      <w:r>
+        <w:t>: "</w:t>
+      </w:r>
+      <w:proofErr w:type="spellStart"/>
+      <w:r>
+        <w:t>ClaseComputacion</w:t>
+      </w:r>
+      <w:proofErr w:type="spellEnd"/>
+      <w:r>
+        <w:t>") y tilda la casilla principal que dice &lt;</w:t>
+      </w:r>
+      <w:proofErr w:type="spellStart"/>
+      <w:r>
+        <w:t>strong</w:t>
+      </w:r>
+      <w:proofErr w:type="spellEnd"/>
+      <w:r>
+        <w:t xml:space="preserve"> </w:t>
+      </w:r>
+      <w:proofErr w:type="spellStart"/>
+      <w:r>
+        <w:t>class</w:t>
+      </w:r>
+      <w:proofErr w:type="spellEnd"/>
+      <w:r>
+        <w:t>="</w:t>
+      </w:r>
+      <w:proofErr w:type="spellStart"/>
+      <w:r>
+        <w:t>text-primary</w:t>
+      </w:r>
+      <w:proofErr w:type="spellEnd"/>
+      <w:r>
+        <w:t>"&gt;repo&lt;/</w:t>
+      </w:r>
+      <w:proofErr w:type="spellStart"/>
+      <w:r>
+        <w:t>strong</w:t>
+      </w:r>
+      <w:proofErr w:type="spellEnd"/>
+      <w:r>
+        <w:t>&gt; (esto te da permisos para subir código</w:t>
+      </w:r>
+      <w:proofErr w:type="gramStart"/>
+      <w:r>
+        <w:t>).&lt;</w:t>
+      </w:r>
+      <w:proofErr w:type="gramEnd"/>
+      <w:r>
+        <w:t>/</w:t>
+      </w:r>
+      <w:proofErr w:type="spellStart"/>
+      <w:r>
+        <w:t>li</w:t>
+      </w:r>
+      <w:proofErr w:type="spellEnd"/>
+      <w:r>
+        <w:t>&gt;</w:t>
       </w:r>
     </w:p>
     <w:p>
@@ -2177,20 +5854,104 @@
         <w:rPr>
           <w:lang w:val="en-US"/>
         </w:rPr>
-        <w:t>&lt;li&gt;Haz clic abajo de todo en &lt;strong&gt;Generate token&lt;/strong&gt;.&lt;/li&gt;</w:t>
-      </w:r>
-    </w:p>
-    <w:p>
-      <w:pPr>
-        <w:rPr>
-          <w:lang w:val="en-US"/>
-        </w:rPr>
-      </w:pPr>
-      <w:r>
-        <w:rPr>
-          <w:lang w:val="en-US"/>
-        </w:rPr>
-        <w:t xml:space="preserve">                    &lt;/ol&gt;</w:t>
+        <w:t xml:space="preserve">&lt;li&gt;Haz </w:t>
+      </w:r>
+      <w:proofErr w:type="spellStart"/>
+      <w:r>
+        <w:rPr>
+          <w:lang w:val="en-US"/>
+        </w:rPr>
+        <w:t>clic</w:t>
+      </w:r>
+      <w:proofErr w:type="spellEnd"/>
+      <w:r>
+        <w:rPr>
+          <w:lang w:val="en-US"/>
+        </w:rPr>
+        <w:t xml:space="preserve"> </w:t>
+      </w:r>
+      <w:proofErr w:type="spellStart"/>
+      <w:r>
+        <w:rPr>
+          <w:lang w:val="en-US"/>
+        </w:rPr>
+        <w:t>abajo</w:t>
+      </w:r>
+      <w:proofErr w:type="spellEnd"/>
+      <w:r>
+        <w:rPr>
+          <w:lang w:val="en-US"/>
+        </w:rPr>
+        <w:t xml:space="preserve"> de </w:t>
+      </w:r>
+      <w:proofErr w:type="spellStart"/>
+      <w:r>
+        <w:rPr>
+          <w:lang w:val="en-US"/>
+        </w:rPr>
+        <w:t>todo</w:t>
+      </w:r>
+      <w:proofErr w:type="spellEnd"/>
+      <w:r>
+        <w:rPr>
+          <w:lang w:val="en-US"/>
+        </w:rPr>
+        <w:t xml:space="preserve"> </w:t>
+      </w:r>
+      <w:proofErr w:type="spellStart"/>
+      <w:r>
+        <w:rPr>
+          <w:lang w:val="en-US"/>
+        </w:rPr>
+        <w:t>en</w:t>
+      </w:r>
+      <w:proofErr w:type="spellEnd"/>
+      <w:r>
+        <w:rPr>
+          <w:lang w:val="en-US"/>
+        </w:rPr>
+        <w:t xml:space="preserve"> &lt;strong&gt;Generate token&lt;/strong</w:t>
+      </w:r>
+      <w:proofErr w:type="gramStart"/>
+      <w:r>
+        <w:rPr>
+          <w:lang w:val="en-US"/>
+        </w:rPr>
+        <w:t>&gt;.&lt;</w:t>
+      </w:r>
+      <w:proofErr w:type="gramEnd"/>
+      <w:r>
+        <w:rPr>
+          <w:lang w:val="en-US"/>
+        </w:rPr>
+        <w:t>/li&gt;</w:t>
+      </w:r>
+    </w:p>
+    <w:p>
+      <w:pPr>
+        <w:rPr>
+          <w:lang w:val="en-US"/>
+        </w:rPr>
+      </w:pPr>
+      <w:r>
+        <w:rPr>
+          <w:lang w:val="en-US"/>
+        </w:rPr>
+        <w:t xml:space="preserve">                    &lt;/</w:t>
+      </w:r>
+      <w:proofErr w:type="spellStart"/>
+      <w:r>
+        <w:rPr>
+          <w:lang w:val="en-US"/>
+        </w:rPr>
+        <w:t>ol</w:t>
+      </w:r>
+      <w:proofErr w:type="spellEnd"/>
+      <w:r>
+        <w:rPr>
+          <w:lang w:val="en-US"/>
+        </w:rPr>
+        <w:t>&gt;</w:t>
       </w:r>
     </w:p>
     <w:p>
@@ -2220,259 +5981,744 @@
         <w:t>⚠️</w:t>
       </w:r>
       <w:r>
-        <w:t xml:space="preserve"> &lt;strong&gt;¡IMPORTANTE!&lt;/strong&gt; Copia ese código largo que aparece (empieza con ghp_...) y guárdalo en un bloc de notas o envíatelo por correo. GitHub NO te lo volverá a mostrar nunca más.</w:t>
-      </w:r>
-    </w:p>
-    <w:p>
-      <w:r>
+        <w:t xml:space="preserve"> &lt;</w:t>
+      </w:r>
+      <w:proofErr w:type="spellStart"/>
+      <w:r>
+        <w:t>strong</w:t>
+      </w:r>
+      <w:proofErr w:type="spellEnd"/>
+      <w:proofErr w:type="gramStart"/>
+      <w:r>
+        <w:t>&gt;¡IMPORTANTE!&lt;</w:t>
+      </w:r>
+      <w:proofErr w:type="gramEnd"/>
+      <w:r>
+        <w:t>/</w:t>
+      </w:r>
+      <w:proofErr w:type="spellStart"/>
+      <w:r>
+        <w:t>strong</w:t>
+      </w:r>
+      <w:proofErr w:type="spellEnd"/>
+      <w:r>
+        <w:t xml:space="preserve">&gt; Copia ese código largo que aparece (empieza con </w:t>
+      </w:r>
+      <w:proofErr w:type="spellStart"/>
+      <w:r>
+        <w:t>ghp</w:t>
+      </w:r>
+      <w:proofErr w:type="spellEnd"/>
+      <w:r>
+        <w:t>_...) y guárdalo en un bloc de notas o envíatelo por correo. GitHub NO te lo volverá a mostrar nunca más.</w:t>
+      </w:r>
+    </w:p>
+    <w:p>
+      <w:r>
+        <w:t xml:space="preserve">                    &lt;/</w:t>
+      </w:r>
+      <w:proofErr w:type="spellStart"/>
+      <w:r>
+        <w:t>div</w:t>
+      </w:r>
+      <w:proofErr w:type="spellEnd"/>
+      <w:r>
+        <w:t>&gt;</w:t>
+      </w:r>
+    </w:p>
+    <w:p>
+      <w:r>
+        <w:t xml:space="preserve">                &lt;/</w:t>
+      </w:r>
+      <w:proofErr w:type="spellStart"/>
+      <w:r>
+        <w:t>div</w:t>
+      </w:r>
+      <w:proofErr w:type="spellEnd"/>
+      <w:r>
+        <w:t>&gt;</w:t>
+      </w:r>
+    </w:p>
+    <w:p/>
+    <w:p>
+      <w:r>
+        <w:t xml:space="preserve">                &lt;</w:t>
+      </w:r>
+      <w:proofErr w:type="spellStart"/>
+      <w:r>
+        <w:t>div</w:t>
+      </w:r>
+      <w:proofErr w:type="spellEnd"/>
+      <w:r>
+        <w:t xml:space="preserve"> </w:t>
+      </w:r>
+      <w:proofErr w:type="spellStart"/>
+      <w:r>
+        <w:t>class</w:t>
+      </w:r>
+      <w:proofErr w:type="spellEnd"/>
+      <w:r>
+        <w:t>="mb-4"&gt;</w:t>
+      </w:r>
+    </w:p>
+    <w:p>
+      <w:r>
+        <w:t xml:space="preserve">                    &lt;h5&gt;&lt;</w:t>
+      </w:r>
+      <w:proofErr w:type="spellStart"/>
+      <w:r>
+        <w:t>span</w:t>
+      </w:r>
+      <w:proofErr w:type="spellEnd"/>
+      <w:r>
+        <w:t xml:space="preserve"> </w:t>
+      </w:r>
+      <w:proofErr w:type="spellStart"/>
+      <w:r>
+        <w:t>class</w:t>
+      </w:r>
+      <w:proofErr w:type="spellEnd"/>
+      <w:r>
+        <w:t>="</w:t>
+      </w:r>
+      <w:proofErr w:type="spellStart"/>
+      <w:r>
+        <w:t>badge</w:t>
+      </w:r>
+      <w:proofErr w:type="spellEnd"/>
+      <w:r>
+        <w:t xml:space="preserve"> </w:t>
+      </w:r>
+      <w:proofErr w:type="spellStart"/>
+      <w:r>
+        <w:t>bg-secondary</w:t>
+      </w:r>
+      <w:proofErr w:type="spellEnd"/>
+      <w:r>
+        <w:t xml:space="preserve"> me-2"&gt;Paso 2&lt;/</w:t>
+      </w:r>
+      <w:proofErr w:type="spellStart"/>
+      <w:r>
+        <w:t>span</w:t>
+      </w:r>
+      <w:proofErr w:type="spellEnd"/>
+      <w:r>
+        <w:t>&gt; Desactivar el guardado automático en Windows&lt;/h5&gt;</w:t>
+      </w:r>
+    </w:p>
+    <w:p>
+      <w:r>
+        <w:t xml:space="preserve">                    &lt;p&gt;Antes de hacer el &lt;</w:t>
+      </w:r>
+      <w:proofErr w:type="spellStart"/>
+      <w:r>
+        <w:t>code</w:t>
+      </w:r>
+      <w:proofErr w:type="spellEnd"/>
+      <w:r>
+        <w:t>&gt;</w:t>
+      </w:r>
+      <w:proofErr w:type="spellStart"/>
+      <w:r>
+        <w:t>git</w:t>
+      </w:r>
+      <w:proofErr w:type="spellEnd"/>
+      <w:r>
+        <w:t xml:space="preserve"> </w:t>
+      </w:r>
+      <w:proofErr w:type="spellStart"/>
+      <w:r>
+        <w:t>push</w:t>
+      </w:r>
+      <w:proofErr w:type="spellEnd"/>
+      <w:r>
+        <w:t>&lt;/</w:t>
+      </w:r>
+      <w:proofErr w:type="spellStart"/>
+      <w:r>
+        <w:t>code</w:t>
+      </w:r>
+      <w:proofErr w:type="spellEnd"/>
+      <w:r>
+        <w:t xml:space="preserve">&gt;, abre la terminal en tu proyecto y ejecuta este comando </w:t>
+      </w:r>
+      <w:proofErr w:type="spellStart"/>
+      <w:r>
+        <w:t>comando</w:t>
+      </w:r>
+      <w:proofErr w:type="spellEnd"/>
+      <w:r>
+        <w:t xml:space="preserve"> para decirle a Git: &lt;em&gt;"No guardes ninguna contraseña en esta computadora"&lt;/em&gt;:&lt;/p&gt;</w:t>
+      </w:r>
+    </w:p>
+    <w:p>
+      <w:pPr>
+        <w:rPr>
+          <w:lang w:val="en-US"/>
+        </w:rPr>
+      </w:pPr>
+      <w:r>
+        <w:t xml:space="preserve">                    </w:t>
+      </w:r>
+      <w:r>
+        <w:rPr>
+          <w:lang w:val="en-US"/>
+        </w:rPr>
+        <w:t xml:space="preserve">&lt;div class="p-3 </w:t>
+      </w:r>
+      <w:proofErr w:type="spellStart"/>
+      <w:r>
+        <w:rPr>
+          <w:lang w:val="en-US"/>
+        </w:rPr>
+        <w:t>bg</w:t>
+      </w:r>
+      <w:proofErr w:type="spellEnd"/>
+      <w:r>
+        <w:rPr>
+          <w:lang w:val="en-US"/>
+        </w:rPr>
+        <w:t>-dark text-warning rounded font-monospace small mb-2"&gt;</w:t>
+      </w:r>
+    </w:p>
+    <w:p>
+      <w:pPr>
+        <w:rPr>
+          <w:lang w:val="en-US"/>
+        </w:rPr>
+      </w:pPr>
+      <w:r>
+        <w:rPr>
+          <w:lang w:val="en-US"/>
+        </w:rPr>
+        <w:t xml:space="preserve">                        git config --local </w:t>
+      </w:r>
+      <w:proofErr w:type="spellStart"/>
+      <w:proofErr w:type="gramStart"/>
+      <w:r>
+        <w:rPr>
+          <w:lang w:val="en-US"/>
+        </w:rPr>
+        <w:t>credential.helper</w:t>
+      </w:r>
+      <w:proofErr w:type="spellEnd"/>
+      <w:proofErr w:type="gramEnd"/>
+      <w:r>
+        <w:rPr>
+          <w:lang w:val="en-US"/>
+        </w:rPr>
+        <w:t xml:space="preserve"> ""</w:t>
+      </w:r>
+    </w:p>
+    <w:p>
+      <w:r>
+        <w:rPr>
+          <w:lang w:val="en-US"/>
+        </w:rPr>
+        <w:t xml:space="preserve">                    </w:t>
+      </w:r>
+      <w:r>
+        <w:t>&lt;/</w:t>
+      </w:r>
+      <w:proofErr w:type="spellStart"/>
+      <w:r>
+        <w:t>div</w:t>
+      </w:r>
+      <w:proofErr w:type="spellEnd"/>
+      <w:r>
+        <w:t>&gt;</w:t>
+      </w:r>
+    </w:p>
+    <w:p>
+      <w:r>
+        <w:t xml:space="preserve">                    &lt;p </w:t>
+      </w:r>
+      <w:proofErr w:type="spellStart"/>
+      <w:r>
+        <w:t>class</w:t>
+      </w:r>
+      <w:proofErr w:type="spellEnd"/>
+      <w:r>
+        <w:t>="</w:t>
+      </w:r>
+      <w:proofErr w:type="spellStart"/>
+      <w:r>
+        <w:t>small</w:t>
+      </w:r>
+      <w:proofErr w:type="spellEnd"/>
+      <w:r>
+        <w:t xml:space="preserve"> </w:t>
+      </w:r>
+      <w:proofErr w:type="spellStart"/>
+      <w:r>
+        <w:t>text-muted</w:t>
+      </w:r>
+      <w:proofErr w:type="spellEnd"/>
+      <w:r>
+        <w:t xml:space="preserve">"&gt;Esto asegura que cuando termine la clase, nadie más pueda usar tus </w:t>
+      </w:r>
+      <w:proofErr w:type="gramStart"/>
+      <w:r>
+        <w:t>accesos.&lt;</w:t>
+      </w:r>
+      <w:proofErr w:type="gramEnd"/>
+      <w:r>
+        <w:t>/p&gt;</w:t>
+      </w:r>
+    </w:p>
+    <w:p>
+      <w:r>
+        <w:t xml:space="preserve">                &lt;/</w:t>
+      </w:r>
+      <w:proofErr w:type="spellStart"/>
+      <w:r>
+        <w:t>div</w:t>
+      </w:r>
+      <w:proofErr w:type="spellEnd"/>
+      <w:r>
+        <w:t>&gt;</w:t>
+      </w:r>
+    </w:p>
+    <w:p/>
+    <w:p>
+      <w:r>
+        <w:t xml:space="preserve">                &lt;</w:t>
+      </w:r>
+      <w:proofErr w:type="spellStart"/>
+      <w:r>
+        <w:t>div</w:t>
+      </w:r>
+      <w:proofErr w:type="spellEnd"/>
+      <w:r>
+        <w:t xml:space="preserve"> </w:t>
+      </w:r>
+      <w:proofErr w:type="spellStart"/>
+      <w:r>
+        <w:t>class</w:t>
+      </w:r>
+      <w:proofErr w:type="spellEnd"/>
+      <w:r>
+        <w:t>="mb-4"&gt;</w:t>
+      </w:r>
+    </w:p>
+    <w:p>
+      <w:r>
+        <w:t xml:space="preserve">                    &lt;h5&gt;&lt;</w:t>
+      </w:r>
+      <w:proofErr w:type="spellStart"/>
+      <w:r>
+        <w:t>span</w:t>
+      </w:r>
+      <w:proofErr w:type="spellEnd"/>
+      <w:r>
+        <w:t xml:space="preserve"> </w:t>
+      </w:r>
+      <w:proofErr w:type="spellStart"/>
+      <w:r>
+        <w:t>class</w:t>
+      </w:r>
+      <w:proofErr w:type="spellEnd"/>
+      <w:r>
+        <w:t>="</w:t>
+      </w:r>
+      <w:proofErr w:type="spellStart"/>
+      <w:r>
+        <w:t>badge</w:t>
+      </w:r>
+      <w:proofErr w:type="spellEnd"/>
+      <w:r>
+        <w:t xml:space="preserve"> </w:t>
+      </w:r>
+      <w:proofErr w:type="spellStart"/>
+      <w:r>
+        <w:t>bg-secondary</w:t>
+      </w:r>
+      <w:proofErr w:type="spellEnd"/>
+      <w:r>
+        <w:t xml:space="preserve"> me-2"&gt;Paso 3&lt;/</w:t>
+      </w:r>
+      <w:proofErr w:type="spellStart"/>
+      <w:r>
+        <w:t>span</w:t>
+      </w:r>
+      <w:proofErr w:type="spellEnd"/>
+      <w:r>
+        <w:t>&gt; Hacer el Push e ingresar las credenciales&lt;/h5&gt;</w:t>
+      </w:r>
+    </w:p>
+    <w:p>
+      <w:r>
+        <w:t xml:space="preserve">                    &lt;p&gt;Cuando ejecutes el comando para subir tu código por primera vez en la clase:&lt;/p&gt;</w:t>
+      </w:r>
+    </w:p>
+    <w:p>
+      <w:pPr>
+        <w:rPr>
+          <w:lang w:val="en-US"/>
+        </w:rPr>
+      </w:pPr>
+      <w:r>
+        <w:t xml:space="preserve">                    </w:t>
+      </w:r>
+      <w:r>
+        <w:rPr>
+          <w:lang w:val="en-US"/>
+        </w:rPr>
+        <w:t xml:space="preserve">&lt;div class="p-3 </w:t>
+      </w:r>
+      <w:proofErr w:type="spellStart"/>
+      <w:r>
+        <w:rPr>
+          <w:lang w:val="en-US"/>
+        </w:rPr>
+        <w:t>bg</w:t>
+      </w:r>
+      <w:proofErr w:type="spellEnd"/>
+      <w:r>
+        <w:rPr>
+          <w:lang w:val="en-US"/>
+        </w:rPr>
+        <w:t>-dark text-light rounded font-monospace small mb-2"&gt;</w:t>
+      </w:r>
+    </w:p>
+    <w:p>
+      <w:pPr>
+        <w:rPr>
+          <w:lang w:val="en-US"/>
+        </w:rPr>
+      </w:pPr>
+      <w:r>
+        <w:rPr>
+          <w:lang w:val="en-US"/>
+        </w:rPr>
+        <w:t xml:space="preserve">                        git push origin main</w:t>
+      </w:r>
+    </w:p>
+    <w:p>
+      <w:pPr>
+        <w:rPr>
+          <w:lang w:val="en-US"/>
+        </w:rPr>
+      </w:pPr>
+      <w:r>
+        <w:rPr>
+          <w:lang w:val="en-US"/>
+        </w:rPr>
         <w:t xml:space="preserve">                    &lt;/div&gt;</w:t>
       </w:r>
     </w:p>
     <w:p>
       <w:r>
+        <w:rPr>
+          <w:lang w:val="en-US"/>
+        </w:rPr>
+        <w:t xml:space="preserve">                    </w:t>
+      </w:r>
+      <w:r>
+        <w:t>&lt;p&gt;Git abrirá una ventana flotante o te pedirá en la consola dos datos:&lt;/p&gt;</w:t>
+      </w:r>
+    </w:p>
+    <w:p>
+      <w:r>
+        <w:t xml:space="preserve">                    &lt;</w:t>
+      </w:r>
+      <w:proofErr w:type="spellStart"/>
+      <w:r>
+        <w:t>ul</w:t>
+      </w:r>
+      <w:proofErr w:type="spellEnd"/>
+      <w:r>
+        <w:t>&gt;</w:t>
+      </w:r>
+    </w:p>
+    <w:p>
+      <w:r>
+        <w:t xml:space="preserve">                        &lt;</w:t>
+      </w:r>
+      <w:proofErr w:type="spellStart"/>
+      <w:r>
+        <w:t>li</w:t>
+      </w:r>
+      <w:proofErr w:type="spellEnd"/>
+      <w:r>
+        <w:t>&gt;&lt;</w:t>
+      </w:r>
+      <w:proofErr w:type="spellStart"/>
+      <w:r>
+        <w:t>strong</w:t>
+      </w:r>
+      <w:proofErr w:type="spellEnd"/>
+      <w:r>
+        <w:t>&gt;</w:t>
+      </w:r>
+      <w:proofErr w:type="spellStart"/>
+      <w:r>
+        <w:t>Username</w:t>
+      </w:r>
+      <w:proofErr w:type="spellEnd"/>
+      <w:r>
+        <w:t>:&lt;/</w:t>
+      </w:r>
+      <w:proofErr w:type="spellStart"/>
+      <w:r>
+        <w:t>strong</w:t>
+      </w:r>
+      <w:proofErr w:type="spellEnd"/>
+      <w:r>
+        <w:t xml:space="preserve">&gt; Escribe tu usuario de </w:t>
+      </w:r>
+      <w:proofErr w:type="gramStart"/>
+      <w:r>
+        <w:t>GitHub.&lt;</w:t>
+      </w:r>
+      <w:proofErr w:type="gramEnd"/>
+      <w:r>
+        <w:t>/</w:t>
+      </w:r>
+      <w:proofErr w:type="spellStart"/>
+      <w:r>
+        <w:t>li</w:t>
+      </w:r>
+      <w:proofErr w:type="spellEnd"/>
+      <w:r>
+        <w:t>&gt;</w:t>
+      </w:r>
+    </w:p>
+    <w:p>
+      <w:r>
+        <w:t xml:space="preserve">                        </w:t>
+      </w:r>
+      <w:r>
+        <w:rPr>
+          <w:lang w:val="en-US"/>
+        </w:rPr>
+        <w:t xml:space="preserve">&lt;li&gt;&lt;strong&gt;Password:&lt;/strong&gt; &lt;span class="text-danger </w:t>
+      </w:r>
+      <w:proofErr w:type="spellStart"/>
+      <w:r>
+        <w:rPr>
+          <w:lang w:val="en-US"/>
+        </w:rPr>
+        <w:t>fw</w:t>
+      </w:r>
+      <w:proofErr w:type="spellEnd"/>
+      <w:r>
+        <w:rPr>
+          <w:lang w:val="en-US"/>
+        </w:rPr>
+        <w:t xml:space="preserve">-bold"&gt;NO </w:t>
+      </w:r>
+      <w:proofErr w:type="spellStart"/>
+      <w:r>
+        <w:rPr>
+          <w:lang w:val="en-US"/>
+        </w:rPr>
+        <w:t>pongas</w:t>
+      </w:r>
+      <w:proofErr w:type="spellEnd"/>
+      <w:r>
+        <w:rPr>
+          <w:lang w:val="en-US"/>
+        </w:rPr>
+        <w:t xml:space="preserve"> </w:t>
+      </w:r>
+      <w:proofErr w:type="spellStart"/>
+      <w:r>
+        <w:rPr>
+          <w:lang w:val="en-US"/>
+        </w:rPr>
+        <w:t>tu</w:t>
+      </w:r>
+      <w:proofErr w:type="spellEnd"/>
+      <w:r>
+        <w:rPr>
+          <w:lang w:val="en-US"/>
+        </w:rPr>
+        <w:t xml:space="preserve"> </w:t>
+      </w:r>
+      <w:proofErr w:type="spellStart"/>
+      <w:r>
+        <w:rPr>
+          <w:lang w:val="en-US"/>
+        </w:rPr>
+        <w:t>contraseña</w:t>
+      </w:r>
+      <w:proofErr w:type="spellEnd"/>
+      <w:r>
+        <w:rPr>
+          <w:lang w:val="en-US"/>
+        </w:rPr>
+        <w:t xml:space="preserve"> habitual&lt;/span&gt;. </w:t>
+      </w:r>
+      <w:r>
+        <w:t>Pega aquí el &lt;</w:t>
+      </w:r>
+      <w:proofErr w:type="spellStart"/>
+      <w:r>
+        <w:t>strong</w:t>
+      </w:r>
+      <w:proofErr w:type="spellEnd"/>
+      <w:r>
+        <w:t>&gt;Token (</w:t>
+      </w:r>
+      <w:proofErr w:type="spellStart"/>
+      <w:r>
+        <w:t>ghp</w:t>
+      </w:r>
+      <w:proofErr w:type="spellEnd"/>
+      <w:r>
+        <w:t>_</w:t>
+      </w:r>
+      <w:proofErr w:type="gramStart"/>
+      <w:r>
+        <w:t>...)&lt;</w:t>
+      </w:r>
+      <w:proofErr w:type="gramEnd"/>
+      <w:r>
+        <w:t>/</w:t>
+      </w:r>
+      <w:proofErr w:type="spellStart"/>
+      <w:r>
+        <w:t>strong</w:t>
+      </w:r>
+      <w:proofErr w:type="spellEnd"/>
+      <w:r>
+        <w:t xml:space="preserve">&gt; que generaste en el Paso </w:t>
+      </w:r>
+      <w:proofErr w:type="gramStart"/>
+      <w:r>
+        <w:t>1.&lt;</w:t>
+      </w:r>
+      <w:proofErr w:type="gramEnd"/>
+      <w:r>
+        <w:t>/</w:t>
+      </w:r>
+      <w:proofErr w:type="spellStart"/>
+      <w:r>
+        <w:t>li</w:t>
+      </w:r>
+      <w:proofErr w:type="spellEnd"/>
+      <w:r>
+        <w:t>&gt;</w:t>
+      </w:r>
+    </w:p>
+    <w:p>
+      <w:pPr>
+        <w:rPr>
+          <w:lang w:val="en-US"/>
+        </w:rPr>
+      </w:pPr>
+      <w:r>
+        <w:t xml:space="preserve">                    </w:t>
+      </w:r>
+      <w:r>
+        <w:rPr>
+          <w:lang w:val="en-US"/>
+        </w:rPr>
+        <w:t>&lt;/ul&gt;</w:t>
+      </w:r>
+    </w:p>
+    <w:p>
+      <w:pPr>
+        <w:rPr>
+          <w:lang w:val="en-US"/>
+        </w:rPr>
+      </w:pPr>
+      <w:r>
+        <w:rPr>
+          <w:lang w:val="en-US"/>
+        </w:rPr>
         <w:t xml:space="preserve">                &lt;/div&gt;</w:t>
       </w:r>
     </w:p>
-    <w:p/>
-    <w:p>
-      <w:r>
-        <w:t xml:space="preserve">                &lt;div class="mb-4"&gt;</w:t>
-      </w:r>
-    </w:p>
-    <w:p>
-      <w:r>
-        <w:t xml:space="preserve">                    &lt;h5&gt;&lt;span class="badge bg-secondary me-2"&gt;Paso 2&lt;/span&gt; Desactivar el guardado automático en Windows&lt;/h5&gt;</w:t>
-      </w:r>
-    </w:p>
-    <w:p>
-      <w:r>
-        <w:t xml:space="preserve">                    &lt;p&gt;Antes de hacer el &lt;code&gt;git push&lt;/code&gt;, abre la terminal en tu proyecto y ejecuta este comando comando para decirle a Git: &lt;em&gt;"No guardes ninguna contraseña en esta computadora"&lt;/em&gt;:&lt;/p&gt;</w:t>
-      </w:r>
-    </w:p>
-    <w:p>
-      <w:pPr>
-        <w:rPr>
-          <w:lang w:val="en-US"/>
-        </w:rPr>
-      </w:pPr>
-      <w:r>
+    <w:p>
+      <w:pPr>
+        <w:rPr>
+          <w:lang w:val="en-US"/>
+        </w:rPr>
+      </w:pPr>
+      <w:r>
+        <w:rPr>
+          <w:lang w:val="en-US"/>
+        </w:rPr>
+        <w:t xml:space="preserve">                </w:t>
+      </w:r>
+    </w:p>
+    <w:p>
+      <w:pPr>
+        <w:rPr>
+          <w:lang w:val="en-US"/>
+        </w:rPr>
+      </w:pPr>
+      <w:r>
+        <w:rPr>
+          <w:lang w:val="en-US"/>
+        </w:rPr>
+        <w:t xml:space="preserve">                &lt;div class="alert alert-success mb-0" role="alert"&gt;</w:t>
+      </w:r>
+    </w:p>
+    <w:p>
+      <w:r>
+        <w:rPr>
+          <w:lang w:val="en-US"/>
+        </w:rPr>
         <w:t xml:space="preserve">                    </w:t>
       </w:r>
       <w:r>
         <w:rPr>
-          <w:lang w:val="en-US"/>
-        </w:rPr>
-        <w:t>&lt;div class="p-3 bg-dark text-warning rounded font-monospace small mb-2"&gt;</w:t>
-      </w:r>
-    </w:p>
-    <w:p>
-      <w:pPr>
-        <w:rPr>
-          <w:lang w:val="en-US"/>
-        </w:rPr>
-      </w:pPr>
-      <w:r>
-        <w:rPr>
-          <w:lang w:val="en-US"/>
-        </w:rPr>
-        <w:t xml:space="preserve">                        git config --local credential.helper ""</w:t>
-      </w:r>
-    </w:p>
-    <w:p>
-      <w:r>
-        <w:rPr>
-          <w:lang w:val="en-US"/>
-        </w:rPr>
-        <w:t xml:space="preserve">                    </w:t>
-      </w:r>
-      <w:r>
-        <w:t>&lt;/div&gt;</w:t>
-      </w:r>
-    </w:p>
-    <w:p>
-      <w:r>
-        <w:t xml:space="preserve">                    &lt;p class="small text-muted"&gt;Esto asegura que cuando termine la clase, nadie más pueda usar tus accesos.&lt;/p&gt;</w:t>
-      </w:r>
-    </w:p>
-    <w:p>
-      <w:r>
-        <w:lastRenderedPageBreak/>
-        <w:t xml:space="preserve">                &lt;/div&gt;</w:t>
-      </w:r>
-    </w:p>
-    <w:p/>
-    <w:p>
-      <w:r>
-        <w:t xml:space="preserve">                &lt;div class="mb-4"&gt;</w:t>
-      </w:r>
-    </w:p>
-    <w:p>
-      <w:r>
-        <w:t xml:space="preserve">                    &lt;h5&gt;&lt;span class="badge bg-secondary me-2"&gt;Paso 3&lt;/span&gt; Hacer el Push e ingresar las credenciales&lt;/h5&gt;</w:t>
-      </w:r>
-    </w:p>
-    <w:p>
-      <w:r>
-        <w:t xml:space="preserve">                    &lt;p&gt;Cuando ejecutes el comando para subir tu código por primera vez en la clase:&lt;/p&gt;</w:t>
-      </w:r>
-    </w:p>
-    <w:p>
-      <w:pPr>
-        <w:rPr>
-          <w:lang w:val="en-US"/>
-        </w:rPr>
-      </w:pPr>
-      <w:r>
-        <w:t xml:space="preserve">                    </w:t>
-      </w:r>
-      <w:r>
-        <w:rPr>
-          <w:lang w:val="en-US"/>
-        </w:rPr>
-        <w:t>&lt;div class="p-3 bg-dark text-light rounded font-monospace small mb-2"&gt;</w:t>
-      </w:r>
-    </w:p>
-    <w:p>
-      <w:pPr>
-        <w:rPr>
-          <w:lang w:val="en-US"/>
-        </w:rPr>
-      </w:pPr>
-      <w:r>
-        <w:rPr>
-          <w:lang w:val="en-US"/>
-        </w:rPr>
-        <w:t xml:space="preserve">                        git push origin main</w:t>
-      </w:r>
-    </w:p>
-    <w:p>
-      <w:pPr>
-        <w:rPr>
-          <w:lang w:val="en-US"/>
-        </w:rPr>
-      </w:pPr>
-      <w:r>
-        <w:rPr>
-          <w:lang w:val="en-US"/>
-        </w:rPr>
-        <w:t xml:space="preserve">                    &lt;/div&gt;</w:t>
-      </w:r>
-    </w:p>
-    <w:p>
-      <w:r>
-        <w:rPr>
-          <w:lang w:val="en-US"/>
-        </w:rPr>
-        <w:t xml:space="preserve">                    </w:t>
-      </w:r>
-      <w:r>
-        <w:t>&lt;p&gt;Git abrirá una ventana flotante o te pedirá en la consola dos datos:&lt;/p&gt;</w:t>
-      </w:r>
-    </w:p>
-    <w:p>
-      <w:r>
-        <w:t xml:space="preserve">                    &lt;ul&gt;</w:t>
-      </w:r>
-    </w:p>
-    <w:p>
-      <w:r>
-        <w:t xml:space="preserve">                        &lt;li&gt;&lt;strong&gt;Username:&lt;/strong&gt; Escribe tu usuario de GitHub.&lt;/li&gt;</w:t>
-      </w:r>
-    </w:p>
-    <w:p>
-      <w:r>
-        <w:t xml:space="preserve">                        </w:t>
-      </w:r>
-      <w:r>
-        <w:rPr>
-          <w:lang w:val="en-US"/>
-        </w:rPr>
-        <w:t xml:space="preserve">&lt;li&gt;&lt;strong&gt;Password:&lt;/strong&gt; &lt;span class="text-danger fw-bold"&gt;NO pongas tu contraseña habitual&lt;/span&gt;. </w:t>
-      </w:r>
-      <w:r>
-        <w:t>Pega aquí el &lt;strong&gt;Token (ghp_...)&lt;/strong&gt; que generaste en el Paso 1.&lt;/li&gt;</w:t>
-      </w:r>
-    </w:p>
-    <w:p>
-      <w:pPr>
-        <w:rPr>
-          <w:lang w:val="en-US"/>
-        </w:rPr>
-      </w:pPr>
-      <w:r>
-        <w:t xml:space="preserve">                    </w:t>
-      </w:r>
-      <w:r>
-        <w:rPr>
-          <w:lang w:val="en-US"/>
-        </w:rPr>
-        <w:t>&lt;/ul&gt;</w:t>
-      </w:r>
-    </w:p>
-    <w:p>
-      <w:pPr>
-        <w:rPr>
-          <w:lang w:val="en-US"/>
-        </w:rPr>
-      </w:pPr>
-      <w:r>
-        <w:rPr>
-          <w:lang w:val="en-US"/>
-        </w:rPr>
-        <w:t xml:space="preserve">                &lt;/div&gt;</w:t>
-      </w:r>
-    </w:p>
-    <w:p>
-      <w:pPr>
-        <w:rPr>
-          <w:lang w:val="en-US"/>
-        </w:rPr>
-      </w:pPr>
-      <w:r>
-        <w:rPr>
-          <w:lang w:val="en-US"/>
-        </w:rPr>
-        <w:t xml:space="preserve">                </w:t>
-      </w:r>
-    </w:p>
-    <w:p>
-      <w:pPr>
-        <w:rPr>
-          <w:lang w:val="en-US"/>
-        </w:rPr>
-      </w:pPr>
-      <w:r>
-        <w:rPr>
-          <w:lang w:val="en-US"/>
-        </w:rPr>
-        <w:t xml:space="preserve">                &lt;div class="alert alert-success mb-0" role="alert"&gt;</w:t>
-      </w:r>
-    </w:p>
-    <w:p>
-      <w:r>
-        <w:rPr>
-          <w:lang w:val="en-US"/>
-        </w:rPr>
-        <w:t xml:space="preserve">                    </w:t>
-      </w:r>
-      <w:r>
-        <w:rPr>
           <w:rFonts w:ascii="Segoe UI Emoji" w:hAnsi="Segoe UI Emoji" w:cs="Segoe UI Emoji"/>
         </w:rPr>
         <w:t>🎉</w:t>
       </w:r>
       <w:r>
-        <w:t xml:space="preserve"> &lt;strong&gt;¡Listo!&lt;/strong&gt; Tu código se subirá de forma segura a tu propia cuenta. En la siguiente clase, el próximo alumno que use la PC tendrá que poner sus propios datos porque gracias al Paso 2, la máquina no recordó los tuyos.</w:t>
-      </w:r>
-    </w:p>
-    <w:p>
-      <w:r>
-        <w:t xml:space="preserve">                &lt;/div&gt;</w:t>
-      </w:r>
-    </w:p>
-    <w:p>
-      <w:r>
-        <w:t xml:space="preserve">            &lt;/div&gt;</w:t>
+        <w:t xml:space="preserve"> &lt;</w:t>
+      </w:r>
+      <w:proofErr w:type="spellStart"/>
+      <w:r>
+        <w:t>strong</w:t>
+      </w:r>
+      <w:proofErr w:type="spellEnd"/>
+      <w:proofErr w:type="gramStart"/>
+      <w:r>
+        <w:t>&gt;¡Listo!&lt;</w:t>
+      </w:r>
+      <w:proofErr w:type="gramEnd"/>
+      <w:r>
+        <w:t>/</w:t>
+      </w:r>
+      <w:proofErr w:type="spellStart"/>
+      <w:r>
+        <w:t>strong</w:t>
+      </w:r>
+      <w:proofErr w:type="spellEnd"/>
+      <w:r>
+        <w:t>&gt; Tu código se subirá de forma segura a tu propia cuenta. En la siguiente clase, el próximo alumno que use la PC tendrá que poner sus propios datos porque gracias al Paso 2, la máquina no recordó los tuyos.</w:t>
+      </w:r>
+    </w:p>
+    <w:p>
+      <w:r>
+        <w:t xml:space="preserve">                &lt;/</w:t>
+      </w:r>
+      <w:proofErr w:type="spellStart"/>
+      <w:r>
+        <w:t>div</w:t>
+      </w:r>
+      <w:proofErr w:type="spellEnd"/>
+      <w:r>
+        <w:t>&gt;</w:t>
+      </w:r>
+    </w:p>
+    <w:p>
+      <w:r>
+        <w:t xml:space="preserve">            &lt;/</w:t>
+      </w:r>
+      <w:proofErr w:type="spellStart"/>
+      <w:r>
+        <w:t>div</w:t>
+      </w:r>
+      <w:proofErr w:type="spellEnd"/>
+      <w:r>
+        <w:t>&gt;</w:t>
       </w:r>
     </w:p>
     <w:sectPr>
@@ -2488,6 +6734,155 @@
 <file path=word/numbering.xml><?xml version="1.0" encoding="utf-8"?>
 <w:numbering xmlns:wpc="http://schemas.microsoft.com/office/word/2010/wordprocessingCanvas" xmlns:cx="http://schemas.microsoft.com/office/drawing/2014/chartex" xmlns:cx1="http://schemas.microsoft.com/office/drawing/2015/9/8/chartex" xmlns:cx2="http://schemas.microsoft.com/office/drawing/2015/10/21/chartex" xmlns:cx3="http://schemas.microsoft.com/office/drawing/2016/5/9/chartex" xmlns:cx4="http://schemas.microsoft.com/office/drawing/2016/5/10/chartex" xmlns:cx5="http://schemas.microsoft.com/office/drawing/2016/5/11/chartex" xmlns:cx6="http://schemas.microsoft.com/office/drawing/2016/5/12/chartex" xmlns:cx7="http://schemas.microsoft.com/office/drawing/2016/5/13/chartex" xmlns:cx8="http://schemas.microsoft.com/office/drawing/2016/5/14/chartex" xmlns:mc="http://schemas.openxmlformats.org/markup-compatibility/2006" xmlns:aink="http://schemas.microsoft.com/office/drawing/2016/ink" xmlns:am3d="http://schemas.microsoft.com/office/drawing/2017/model3d" xmlns:o="urn:schemas-microsoft-com:office:office" xmlns:oel="http://schemas.microsoft.com/office/2019/extlst" xmlns:r="http://schemas.openxmlformats.org/officeDocument/2006/relationships" xmlns:m="http://schemas.openxmlformats.org/officeDocument/2006/math" xmlns:v="urn:schemas-microsoft-com:vml" xmlns:wp14="http://schemas.microsoft.com/office/word/2010/wordprocessingDrawing" xmlns:wp="http://schemas.openxmlformats.org/drawingml/2006/wordprocessingDrawing" xmlns:w10="urn:schemas-microsoft-com:office:word" xmlns:w="http://schemas.openxmlformats.org/wordprocessingml/2006/main" xmlns:w14="http://schemas.microsoft.com/office/word/2010/wordml" xmlns:w15="http://schemas.microsoft.com/office/word/2012/wordml" xmlns:w16cex="http://schemas.microsoft.com/office/word/2018/wordml/cex" xmlns:w16cid="http://schemas.microsoft.com/office/word/2016/wordml/cid" xmlns:w16="http://schemas.microsoft.com/office/word/2018/wordml" xmlns:w16du="http://schemas.microsoft.com/office/word/2023/wordml/word16du" xmlns:w16sdtdh="http://schemas.microsoft.com/office/word/2020/wordml/sdtdatahash" xmlns:w16sdtfl="http://schemas.microsoft.com/office/word/2024/wordml/sdtformatlock" xmlns:w16se="http://schemas.microsoft.com/office/word/2015/wordml/symex" xmlns:wpg="http://schemas.microsoft.com/office/word/2010/wordprocessingGroup" xmlns:wpi="http://schemas.microsoft.com/office/word/2010/wordprocessingInk" xmlns:wne="http://schemas.microsoft.com/office/word/2006/wordml" xmlns:wps="http://schemas.microsoft.com/office/word/2010/wordprocessingShape" mc:Ignorable="w14 w15 w16se w16cid w16 w16cex w16sdtdh w16sdtfl w16du wp14">
   <w:abstractNum w:abstractNumId="0" w15:restartNumberingAfterBreak="0">
+    <w:nsid w:val="1C563F8E"/>
+    <w:multiLevelType w:val="multilevel"/>
+    <w:tmpl w:val="D81093DC"/>
+    <w:lvl w:ilvl="0">
+      <w:start w:val="1"/>
+      <w:numFmt w:val="bullet"/>
+      <w:lvlText w:val=""/>
+      <w:lvlJc w:val="left"/>
+      <w:pPr>
+        <w:tabs>
+          <w:tab w:val="num" w:pos="720"/>
+        </w:tabs>
+        <w:ind w:left="720" w:hanging="360"/>
+      </w:pPr>
+      <w:rPr>
+        <w:rFonts w:ascii="Symbol" w:hAnsi="Symbol" w:hint="default"/>
+        <w:sz w:val="20"/>
+      </w:rPr>
+    </w:lvl>
+    <w:lvl w:ilvl="1" w:tentative="1">
+      <w:start w:val="1"/>
+      <w:numFmt w:val="bullet"/>
+      <w:lvlText w:val="o"/>
+      <w:lvlJc w:val="left"/>
+      <w:pPr>
+        <w:tabs>
+          <w:tab w:val="num" w:pos="1440"/>
+        </w:tabs>
+        <w:ind w:left="1440" w:hanging="360"/>
+      </w:pPr>
+      <w:rPr>
+        <w:rFonts w:ascii="Courier New" w:hAnsi="Courier New" w:hint="default"/>
+        <w:sz w:val="20"/>
+      </w:rPr>
+    </w:lvl>
+    <w:lvl w:ilvl="2" w:tentative="1">
+      <w:start w:val="1"/>
+      <w:numFmt w:val="bullet"/>
+      <w:lvlText w:val=""/>
+      <w:lvlJc w:val="left"/>
+      <w:pPr>
+        <w:tabs>
+          <w:tab w:val="num" w:pos="2160"/>
+        </w:tabs>
+        <w:ind w:left="2160" w:hanging="360"/>
+      </w:pPr>
+      <w:rPr>
+        <w:rFonts w:ascii="Wingdings" w:hAnsi="Wingdings" w:hint="default"/>
+        <w:sz w:val="20"/>
+      </w:rPr>
+    </w:lvl>
+    <w:lvl w:ilvl="3" w:tentative="1">
+      <w:start w:val="1"/>
+      <w:numFmt w:val="bullet"/>
+      <w:lvlText w:val=""/>
+      <w:lvlJc w:val="left"/>
+      <w:pPr>
+        <w:tabs>
+          <w:tab w:val="num" w:pos="2880"/>
+        </w:tabs>
+        <w:ind w:left="2880" w:hanging="360"/>
+      </w:pPr>
+      <w:rPr>
+        <w:rFonts w:ascii="Wingdings" w:hAnsi="Wingdings" w:hint="default"/>
+        <w:sz w:val="20"/>
+      </w:rPr>
+    </w:lvl>
+    <w:lvl w:ilvl="4" w:tentative="1">
+      <w:start w:val="1"/>
+      <w:numFmt w:val="bullet"/>
+      <w:lvlText w:val=""/>
+      <w:lvlJc w:val="left"/>
+      <w:pPr>
+        <w:tabs>
+          <w:tab w:val="num" w:pos="3600"/>
+        </w:tabs>
+        <w:ind w:left="3600" w:hanging="360"/>
+      </w:pPr>
+      <w:rPr>
+        <w:rFonts w:ascii="Wingdings" w:hAnsi="Wingdings" w:hint="default"/>
+        <w:sz w:val="20"/>
+      </w:rPr>
+    </w:lvl>
+    <w:lvl w:ilvl="5" w:tentative="1">
+      <w:start w:val="1"/>
+      <w:numFmt w:val="bullet"/>
+      <w:lvlText w:val=""/>
+      <w:lvlJc w:val="left"/>
+      <w:pPr>
+        <w:tabs>
+          <w:tab w:val="num" w:pos="4320"/>
+        </w:tabs>
+        <w:ind w:left="4320" w:hanging="360"/>
+      </w:pPr>
+      <w:rPr>
+        <w:rFonts w:ascii="Wingdings" w:hAnsi="Wingdings" w:hint="default"/>
+        <w:sz w:val="20"/>
+      </w:rPr>
+    </w:lvl>
+    <w:lvl w:ilvl="6" w:tentative="1">
+      <w:start w:val="1"/>
+      <w:numFmt w:val="bullet"/>
+      <w:lvlText w:val=""/>
+      <w:lvlJc w:val="left"/>
+      <w:pPr>
+        <w:tabs>
+          <w:tab w:val="num" w:pos="5040"/>
+        </w:tabs>
+        <w:ind w:left="5040" w:hanging="360"/>
+      </w:pPr>
+      <w:rPr>
+        <w:rFonts w:ascii="Wingdings" w:hAnsi="Wingdings" w:hint="default"/>
+        <w:sz w:val="20"/>
+      </w:rPr>
+    </w:lvl>
+    <w:lvl w:ilvl="7" w:tentative="1">
+      <w:start w:val="1"/>
+      <w:numFmt w:val="bullet"/>
+      <w:lvlText w:val=""/>
+      <w:lvlJc w:val="left"/>
+      <w:pPr>
+        <w:tabs>
+          <w:tab w:val="num" w:pos="5760"/>
+        </w:tabs>
+        <w:ind w:left="5760" w:hanging="360"/>
+      </w:pPr>
+      <w:rPr>
+        <w:rFonts w:ascii="Wingdings" w:hAnsi="Wingdings" w:hint="default"/>
+        <w:sz w:val="20"/>
+      </w:rPr>
+    </w:lvl>
+    <w:lvl w:ilvl="8" w:tentative="1">
+      <w:start w:val="1"/>
+      <w:numFmt w:val="bullet"/>
+      <w:lvlText w:val=""/>
+      <w:lvlJc w:val="left"/>
+      <w:pPr>
+        <w:tabs>
+          <w:tab w:val="num" w:pos="6480"/>
+        </w:tabs>
+        <w:ind w:left="6480" w:hanging="360"/>
+      </w:pPr>
+      <w:rPr>
+        <w:rFonts w:ascii="Wingdings" w:hAnsi="Wingdings" w:hint="default"/>
+        <w:sz w:val="20"/>
+      </w:rPr>
+    </w:lvl>
+  </w:abstractNum>
+  <w:abstractNum w:abstractNumId="1" w15:restartNumberingAfterBreak="0">
     <w:nsid w:val="2234539D"/>
     <w:multiLevelType w:val="multilevel"/>
     <w:tmpl w:val="DA244A56"/>
@@ -2600,7 +6995,7 @@
       </w:pPr>
     </w:lvl>
   </w:abstractNum>
-  <w:abstractNum w:abstractNumId="1" w15:restartNumberingAfterBreak="0">
+  <w:abstractNum w:abstractNumId="2" w15:restartNumberingAfterBreak="0">
     <w:nsid w:val="4CA8055D"/>
     <w:multiLevelType w:val="multilevel"/>
     <w:tmpl w:val="DA48AD50"/>
@@ -2713,7 +7108,269 @@
       </w:pPr>
     </w:lvl>
   </w:abstractNum>
-  <w:abstractNum w:abstractNumId="2" w15:restartNumberingAfterBreak="0">
+  <w:abstractNum w:abstractNumId="3" w15:restartNumberingAfterBreak="0">
+    <w:nsid w:val="4FAF446E"/>
+    <w:multiLevelType w:val="multilevel"/>
+    <w:tmpl w:val="FAFE94E8"/>
+    <w:lvl w:ilvl="0">
+      <w:start w:val="1"/>
+      <w:numFmt w:val="bullet"/>
+      <w:lvlText w:val=""/>
+      <w:lvlJc w:val="left"/>
+      <w:pPr>
+        <w:tabs>
+          <w:tab w:val="num" w:pos="720"/>
+        </w:tabs>
+        <w:ind w:left="720" w:hanging="360"/>
+      </w:pPr>
+      <w:rPr>
+        <w:rFonts w:ascii="Symbol" w:hAnsi="Symbol" w:hint="default"/>
+        <w:sz w:val="20"/>
+      </w:rPr>
+    </w:lvl>
+    <w:lvl w:ilvl="1" w:tentative="1">
+      <w:start w:val="1"/>
+      <w:numFmt w:val="bullet"/>
+      <w:lvlText w:val="o"/>
+      <w:lvlJc w:val="left"/>
+      <w:pPr>
+        <w:tabs>
+          <w:tab w:val="num" w:pos="1440"/>
+        </w:tabs>
+        <w:ind w:left="1440" w:hanging="360"/>
+      </w:pPr>
+      <w:rPr>
+        <w:rFonts w:ascii="Courier New" w:hAnsi="Courier New" w:hint="default"/>
+        <w:sz w:val="20"/>
+      </w:rPr>
+    </w:lvl>
+    <w:lvl w:ilvl="2" w:tentative="1">
+      <w:start w:val="1"/>
+      <w:numFmt w:val="bullet"/>
+      <w:lvlText w:val=""/>
+      <w:lvlJc w:val="left"/>
+      <w:pPr>
+        <w:tabs>
+          <w:tab w:val="num" w:pos="2160"/>
+        </w:tabs>
+        <w:ind w:left="2160" w:hanging="360"/>
+      </w:pPr>
+      <w:rPr>
+        <w:rFonts w:ascii="Wingdings" w:hAnsi="Wingdings" w:hint="default"/>
+        <w:sz w:val="20"/>
+      </w:rPr>
+    </w:lvl>
+    <w:lvl w:ilvl="3" w:tentative="1">
+      <w:start w:val="1"/>
+      <w:numFmt w:val="bullet"/>
+      <w:lvlText w:val=""/>
+      <w:lvlJc w:val="left"/>
+      <w:pPr>
+        <w:tabs>
+          <w:tab w:val="num" w:pos="2880"/>
+        </w:tabs>
+        <w:ind w:left="2880" w:hanging="360"/>
+      </w:pPr>
+      <w:rPr>
+        <w:rFonts w:ascii="Wingdings" w:hAnsi="Wingdings" w:hint="default"/>
+        <w:sz w:val="20"/>
+      </w:rPr>
+    </w:lvl>
+    <w:lvl w:ilvl="4" w:tentative="1">
+      <w:start w:val="1"/>
+      <w:numFmt w:val="bullet"/>
+      <w:lvlText w:val=""/>
+      <w:lvlJc w:val="left"/>
+      <w:pPr>
+        <w:tabs>
+          <w:tab w:val="num" w:pos="3600"/>
+        </w:tabs>
+        <w:ind w:left="3600" w:hanging="360"/>
+      </w:pPr>
+      <w:rPr>
+        <w:rFonts w:ascii="Wingdings" w:hAnsi="Wingdings" w:hint="default"/>
+        <w:sz w:val="20"/>
+      </w:rPr>
+    </w:lvl>
+    <w:lvl w:ilvl="5" w:tentative="1">
+      <w:start w:val="1"/>
+      <w:numFmt w:val="bullet"/>
+      <w:lvlText w:val=""/>
+      <w:lvlJc w:val="left"/>
+      <w:pPr>
+        <w:tabs>
+          <w:tab w:val="num" w:pos="4320"/>
+        </w:tabs>
+        <w:ind w:left="4320" w:hanging="360"/>
+      </w:pPr>
+      <w:rPr>
+        <w:rFonts w:ascii="Wingdings" w:hAnsi="Wingdings" w:hint="default"/>
+        <w:sz w:val="20"/>
+      </w:rPr>
+    </w:lvl>
+    <w:lvl w:ilvl="6" w:tentative="1">
+      <w:start w:val="1"/>
+      <w:numFmt w:val="bullet"/>
+      <w:lvlText w:val=""/>
+      <w:lvlJc w:val="left"/>
+      <w:pPr>
+        <w:tabs>
+          <w:tab w:val="num" w:pos="5040"/>
+        </w:tabs>
+        <w:ind w:left="5040" w:hanging="360"/>
+      </w:pPr>
+      <w:rPr>
+        <w:rFonts w:ascii="Wingdings" w:hAnsi="Wingdings" w:hint="default"/>
+        <w:sz w:val="20"/>
+      </w:rPr>
+    </w:lvl>
+    <w:lvl w:ilvl="7" w:tentative="1">
+      <w:start w:val="1"/>
+      <w:numFmt w:val="bullet"/>
+      <w:lvlText w:val=""/>
+      <w:lvlJc w:val="left"/>
+      <w:pPr>
+        <w:tabs>
+          <w:tab w:val="num" w:pos="5760"/>
+        </w:tabs>
+        <w:ind w:left="5760" w:hanging="360"/>
+      </w:pPr>
+      <w:rPr>
+        <w:rFonts w:ascii="Wingdings" w:hAnsi="Wingdings" w:hint="default"/>
+        <w:sz w:val="20"/>
+      </w:rPr>
+    </w:lvl>
+    <w:lvl w:ilvl="8" w:tentative="1">
+      <w:start w:val="1"/>
+      <w:numFmt w:val="bullet"/>
+      <w:lvlText w:val=""/>
+      <w:lvlJc w:val="left"/>
+      <w:pPr>
+        <w:tabs>
+          <w:tab w:val="num" w:pos="6480"/>
+        </w:tabs>
+        <w:ind w:left="6480" w:hanging="360"/>
+      </w:pPr>
+      <w:rPr>
+        <w:rFonts w:ascii="Wingdings" w:hAnsi="Wingdings" w:hint="default"/>
+        <w:sz w:val="20"/>
+      </w:rPr>
+    </w:lvl>
+  </w:abstractNum>
+  <w:abstractNum w:abstractNumId="4" w15:restartNumberingAfterBreak="0">
+    <w:nsid w:val="507F60C2"/>
+    <w:multiLevelType w:val="multilevel"/>
+    <w:tmpl w:val="6644CCC8"/>
+    <w:lvl w:ilvl="0">
+      <w:start w:val="1"/>
+      <w:numFmt w:val="decimal"/>
+      <w:lvlText w:val="%1."/>
+      <w:lvlJc w:val="left"/>
+      <w:pPr>
+        <w:tabs>
+          <w:tab w:val="num" w:pos="720"/>
+        </w:tabs>
+        <w:ind w:left="720" w:hanging="360"/>
+      </w:pPr>
+    </w:lvl>
+    <w:lvl w:ilvl="1" w:tentative="1">
+      <w:start w:val="1"/>
+      <w:numFmt w:val="decimal"/>
+      <w:lvlText w:val="%2."/>
+      <w:lvlJc w:val="left"/>
+      <w:pPr>
+        <w:tabs>
+          <w:tab w:val="num" w:pos="1440"/>
+        </w:tabs>
+        <w:ind w:left="1440" w:hanging="360"/>
+      </w:pPr>
+    </w:lvl>
+    <w:lvl w:ilvl="2" w:tentative="1">
+      <w:start w:val="1"/>
+      <w:numFmt w:val="decimal"/>
+      <w:lvlText w:val="%3."/>
+      <w:lvlJc w:val="left"/>
+      <w:pPr>
+        <w:tabs>
+          <w:tab w:val="num" w:pos="2160"/>
+        </w:tabs>
+        <w:ind w:left="2160" w:hanging="360"/>
+      </w:pPr>
+    </w:lvl>
+    <w:lvl w:ilvl="3" w:tentative="1">
+      <w:start w:val="1"/>
+      <w:numFmt w:val="decimal"/>
+      <w:lvlText w:val="%4."/>
+      <w:lvlJc w:val="left"/>
+      <w:pPr>
+        <w:tabs>
+          <w:tab w:val="num" w:pos="2880"/>
+        </w:tabs>
+        <w:ind w:left="2880" w:hanging="360"/>
+      </w:pPr>
+    </w:lvl>
+    <w:lvl w:ilvl="4" w:tentative="1">
+      <w:start w:val="1"/>
+      <w:numFmt w:val="decimal"/>
+      <w:lvlText w:val="%5."/>
+      <w:lvlJc w:val="left"/>
+      <w:pPr>
+        <w:tabs>
+          <w:tab w:val="num" w:pos="3600"/>
+        </w:tabs>
+        <w:ind w:left="3600" w:hanging="360"/>
+      </w:pPr>
+    </w:lvl>
+    <w:lvl w:ilvl="5" w:tentative="1">
+      <w:start w:val="1"/>
+      <w:numFmt w:val="decimal"/>
+      <w:lvlText w:val="%6."/>
+      <w:lvlJc w:val="left"/>
+      <w:pPr>
+        <w:tabs>
+          <w:tab w:val="num" w:pos="4320"/>
+        </w:tabs>
+        <w:ind w:left="4320" w:hanging="360"/>
+      </w:pPr>
+    </w:lvl>
+    <w:lvl w:ilvl="6" w:tentative="1">
+      <w:start w:val="1"/>
+      <w:numFmt w:val="decimal"/>
+      <w:lvlText w:val="%7."/>
+      <w:lvlJc w:val="left"/>
+      <w:pPr>
+        <w:tabs>
+          <w:tab w:val="num" w:pos="5040"/>
+        </w:tabs>
+        <w:ind w:left="5040" w:hanging="360"/>
+      </w:pPr>
+    </w:lvl>
+    <w:lvl w:ilvl="7" w:tentative="1">
+      <w:start w:val="1"/>
+      <w:numFmt w:val="decimal"/>
+      <w:lvlText w:val="%8."/>
+      <w:lvlJc w:val="left"/>
+      <w:pPr>
+        <w:tabs>
+          <w:tab w:val="num" w:pos="5760"/>
+        </w:tabs>
+        <w:ind w:left="5760" w:hanging="360"/>
+      </w:pPr>
+    </w:lvl>
+    <w:lvl w:ilvl="8" w:tentative="1">
+      <w:start w:val="1"/>
+      <w:numFmt w:val="decimal"/>
+      <w:lvlText w:val="%9."/>
+      <w:lvlJc w:val="left"/>
+      <w:pPr>
+        <w:tabs>
+          <w:tab w:val="num" w:pos="6480"/>
+        </w:tabs>
+        <w:ind w:left="6480" w:hanging="360"/>
+      </w:pPr>
+    </w:lvl>
+  </w:abstractNum>
+  <w:abstractNum w:abstractNumId="5" w15:restartNumberingAfterBreak="0">
     <w:nsid w:val="59BA7DE2"/>
     <w:multiLevelType w:val="multilevel"/>
     <w:tmpl w:val="2474EE64"/>
@@ -2830,7 +7487,7 @@
       </w:pPr>
     </w:lvl>
   </w:abstractNum>
-  <w:abstractNum w:abstractNumId="3" w15:restartNumberingAfterBreak="0">
+  <w:abstractNum w:abstractNumId="6" w15:restartNumberingAfterBreak="0">
     <w:nsid w:val="7F3A27A5"/>
     <w:multiLevelType w:val="multilevel"/>
     <w:tmpl w:val="4B1CF596"/>
@@ -2948,16 +7605,25 @@
     </w:lvl>
   </w:abstractNum>
   <w:num w:numId="1" w16cid:durableId="262684813">
+    <w:abstractNumId w:val="6"/>
+  </w:num>
+  <w:num w:numId="2" w16cid:durableId="156305667">
+    <w:abstractNumId w:val="1"/>
+  </w:num>
+  <w:num w:numId="3" w16cid:durableId="424227804">
+    <w:abstractNumId w:val="5"/>
+  </w:num>
+  <w:num w:numId="4" w16cid:durableId="1106191958">
+    <w:abstractNumId w:val="2"/>
+  </w:num>
+  <w:num w:numId="5" w16cid:durableId="284820410">
     <w:abstractNumId w:val="3"/>
   </w:num>
-  <w:num w:numId="2" w16cid:durableId="156305667">
+  <w:num w:numId="6" w16cid:durableId="20713170">
     <w:abstractNumId w:val="0"/>
   </w:num>
-  <w:num w:numId="3" w16cid:durableId="424227804">
-    <w:abstractNumId w:val="2"/>
-  </w:num>
-  <w:num w:numId="4" w16cid:durableId="1106191958">
-    <w:abstractNumId w:val="1"/>
+  <w:num w:numId="7" w16cid:durableId="1657882331">
+    <w:abstractNumId w:val="4"/>
   </w:num>
 </w:numbering>
 </file>

--- a/Documentacion.docx
+++ b/Documentacion.docx
@@ -265,45 +265,20 @@
         <w:t xml:space="preserve">1. El único cambio crítico: ¿Cómo se maneja </w:t>
       </w:r>
       <w:proofErr w:type="spellStart"/>
-      <w:proofErr w:type="gramStart"/>
-      <w:r>
-        <w:rPr>
-          <w:b/>
-          <w:bCs/>
-        </w:rPr>
-        <w:t>db.drop</w:t>
-      </w:r>
-      <w:proofErr w:type="gramEnd"/>
-      <w:r>
-        <w:rPr>
-          <w:b/>
-          <w:bCs/>
-        </w:rPr>
-        <w:t>_</w:t>
-      </w:r>
-      <w:proofErr w:type="gramStart"/>
-      <w:r>
-        <w:rPr>
-          <w:b/>
-          <w:bCs/>
-        </w:rPr>
-        <w:t>all</w:t>
-      </w:r>
-      <w:proofErr w:type="spellEnd"/>
-      <w:r>
-        <w:rPr>
-          <w:b/>
-          <w:bCs/>
-        </w:rPr>
-        <w:t>(</w:t>
-      </w:r>
-      <w:proofErr w:type="gramEnd"/>
-      <w:r>
-        <w:rPr>
-          <w:b/>
-          <w:bCs/>
-        </w:rPr>
-        <w:t>)?</w:t>
+      <w:r>
+        <w:rPr>
+          <w:b/>
+          <w:bCs/>
+        </w:rPr>
+        <w:t>db.drop_all</w:t>
+      </w:r>
+      <w:proofErr w:type="spellEnd"/>
+      <w:r>
+        <w:rPr>
+          <w:b/>
+          <w:bCs/>
+        </w:rPr>
+        <w:t>()?</w:t>
       </w:r>
     </w:p>
     <w:p>
@@ -344,45 +319,20 @@
         </w:rPr>
       </w:pPr>
       <w:proofErr w:type="spellStart"/>
-      <w:proofErr w:type="gramStart"/>
-      <w:r>
-        <w:rPr>
-          <w:b/>
-          <w:bCs/>
-        </w:rPr>
-        <w:t>db.drop</w:t>
-      </w:r>
-      <w:proofErr w:type="gramEnd"/>
-      <w:r>
-        <w:rPr>
-          <w:b/>
-          <w:bCs/>
-        </w:rPr>
-        <w:t>_</w:t>
-      </w:r>
-      <w:proofErr w:type="gramStart"/>
-      <w:r>
-        <w:rPr>
-          <w:b/>
-          <w:bCs/>
-        </w:rPr>
-        <w:t>all</w:t>
-      </w:r>
-      <w:proofErr w:type="spellEnd"/>
-      <w:r>
-        <w:rPr>
-          <w:b/>
-          <w:bCs/>
-        </w:rPr>
-        <w:t>(</w:t>
-      </w:r>
-      <w:proofErr w:type="gramEnd"/>
-      <w:r>
-        <w:rPr>
-          <w:b/>
-          <w:bCs/>
-        </w:rPr>
-        <w:t>)</w:t>
+      <w:r>
+        <w:rPr>
+          <w:b/>
+          <w:bCs/>
+        </w:rPr>
+        <w:t>db.drop_all</w:t>
+      </w:r>
+      <w:proofErr w:type="spellEnd"/>
+      <w:r>
+        <w:rPr>
+          <w:b/>
+          <w:bCs/>
+        </w:rPr>
+        <w:t>()</w:t>
       </w:r>
     </w:p>
     <w:p>
@@ -540,94 +490,44 @@
         <w:t xml:space="preserve"># </w:t>
       </w:r>
       <w:proofErr w:type="spellStart"/>
-      <w:proofErr w:type="gramStart"/>
-      <w:r>
-        <w:rPr>
-          <w:b/>
-          <w:bCs/>
-        </w:rPr>
-        <w:t>db.drop</w:t>
-      </w:r>
-      <w:proofErr w:type="gramEnd"/>
-      <w:r>
-        <w:rPr>
-          <w:b/>
-          <w:bCs/>
-        </w:rPr>
-        <w:t>_</w:t>
-      </w:r>
-      <w:proofErr w:type="gramStart"/>
-      <w:r>
-        <w:rPr>
-          <w:b/>
-          <w:bCs/>
-        </w:rPr>
-        <w:t>all</w:t>
-      </w:r>
-      <w:proofErr w:type="spellEnd"/>
-      <w:r>
-        <w:rPr>
-          <w:b/>
-          <w:bCs/>
-        </w:rPr>
-        <w:t>()  &lt;</w:t>
-      </w:r>
-      <w:proofErr w:type="gramEnd"/>
-      <w:r>
-        <w:rPr>
-          <w:b/>
-          <w:bCs/>
-        </w:rPr>
-        <w:t>-- Lo comentamos para evitar bloqueos en el servidor de producción</w:t>
-      </w:r>
-    </w:p>
-    <w:p>
-      <w:pPr>
-        <w:rPr>
-          <w:b/>
-          <w:bCs/>
-        </w:rPr>
-      </w:pPr>
-      <w:proofErr w:type="spellStart"/>
-      <w:proofErr w:type="gramStart"/>
-      <w:r>
-        <w:rPr>
-          <w:b/>
-          <w:bCs/>
-        </w:rPr>
-        <w:t>db.create</w:t>
-      </w:r>
-      <w:proofErr w:type="gramEnd"/>
-      <w:r>
-        <w:rPr>
-          <w:b/>
-          <w:bCs/>
-        </w:rPr>
-        <w:t>_</w:t>
-      </w:r>
-      <w:proofErr w:type="gramStart"/>
-      <w:r>
-        <w:rPr>
-          <w:b/>
-          <w:bCs/>
-        </w:rPr>
-        <w:t>all</w:t>
-      </w:r>
-      <w:proofErr w:type="spellEnd"/>
-      <w:r>
-        <w:rPr>
-          <w:b/>
-          <w:bCs/>
-        </w:rPr>
-        <w:t>(</w:t>
-      </w:r>
-      <w:proofErr w:type="gramEnd"/>
-      <w:r>
-        <w:rPr>
-          <w:b/>
-          <w:bCs/>
-        </w:rPr>
-        <w:t>)</w:t>
+      <w:r>
+        <w:rPr>
+          <w:b/>
+          <w:bCs/>
+        </w:rPr>
+        <w:t>db.drop_all</w:t>
+      </w:r>
+      <w:proofErr w:type="spellEnd"/>
+      <w:r>
+        <w:rPr>
+          <w:b/>
+          <w:bCs/>
+        </w:rPr>
+        <w:t>()  &lt;-- Lo comentamos para evitar bloqueos en el servidor de producción</w:t>
+      </w:r>
+    </w:p>
+    <w:p>
+      <w:pPr>
+        <w:rPr>
+          <w:b/>
+          <w:bCs/>
+        </w:rPr>
+      </w:pPr>
+      <w:proofErr w:type="spellStart"/>
+      <w:r>
+        <w:rPr>
+          <w:b/>
+          <w:bCs/>
+        </w:rPr>
+        <w:t>db.create_all</w:t>
+      </w:r>
+      <w:proofErr w:type="spellEnd"/>
+      <w:r>
+        <w:rPr>
+          <w:b/>
+          <w:bCs/>
+        </w:rPr>
+        <w:t>()</w:t>
       </w:r>
     </w:p>
     <w:p>
@@ -684,7 +584,6 @@
         </w:rPr>
       </w:pPr>
       <w:proofErr w:type="spellStart"/>
-      <w:proofErr w:type="gramStart"/>
       <w:r>
         <w:rPr>
           <w:b/>
@@ -698,15 +597,7 @@
           <w:b/>
           <w:bCs/>
         </w:rPr>
-        <w:t>(</w:t>
-      </w:r>
-      <w:proofErr w:type="gramEnd"/>
-      <w:r>
-        <w:rPr>
-          <w:b/>
-          <w:bCs/>
-        </w:rPr>
-        <w:t>"</w:t>
+        <w:t>("</w:t>
       </w:r>
       <w:r>
         <w:rPr>
@@ -824,7 +715,6 @@
         </w:rPr>
       </w:pPr>
       <w:proofErr w:type="spellStart"/>
-      <w:proofErr w:type="gramStart"/>
       <w:r>
         <w:rPr>
           <w:b/>
@@ -838,15 +728,7 @@
           <w:b/>
           <w:bCs/>
         </w:rPr>
-        <w:t>(</w:t>
-      </w:r>
-      <w:proofErr w:type="gramEnd"/>
-      <w:r>
-        <w:rPr>
-          <w:b/>
-          <w:bCs/>
-        </w:rPr>
-        <w:t>"</w:t>
+        <w:t>("</w:t>
       </w:r>
       <w:r>
         <w:rPr>
@@ -1065,45 +947,20 @@
         <w:t xml:space="preserve">Abre tu crear_datos.py local, comenta la línea </w:t>
       </w:r>
       <w:proofErr w:type="spellStart"/>
-      <w:proofErr w:type="gramStart"/>
-      <w:r>
-        <w:rPr>
-          <w:b/>
-          <w:bCs/>
-        </w:rPr>
-        <w:t>db.drop</w:t>
-      </w:r>
-      <w:proofErr w:type="gramEnd"/>
-      <w:r>
-        <w:rPr>
-          <w:b/>
-          <w:bCs/>
-        </w:rPr>
-        <w:t>_</w:t>
-      </w:r>
-      <w:proofErr w:type="gramStart"/>
-      <w:r>
-        <w:rPr>
-          <w:b/>
-          <w:bCs/>
-        </w:rPr>
-        <w:t>all</w:t>
-      </w:r>
-      <w:proofErr w:type="spellEnd"/>
-      <w:r>
-        <w:rPr>
-          <w:b/>
-          <w:bCs/>
-        </w:rPr>
-        <w:t>(</w:t>
-      </w:r>
-      <w:proofErr w:type="gramEnd"/>
-      <w:r>
-        <w:rPr>
-          <w:b/>
-          <w:bCs/>
-        </w:rPr>
-        <w:t>).</w:t>
+      <w:r>
+        <w:rPr>
+          <w:b/>
+          <w:bCs/>
+        </w:rPr>
+        <w:t>db.drop_all</w:t>
+      </w:r>
+      <w:proofErr w:type="spellEnd"/>
+      <w:r>
+        <w:rPr>
+          <w:b/>
+          <w:bCs/>
+        </w:rPr>
+        <w:t>().</w:t>
       </w:r>
     </w:p>
     <w:p>
@@ -1274,6 +1131,9 @@
           <w:ilvl w:val="0"/>
           <w:numId w:val="7"/>
         </w:numPr>
+        <w:pBdr>
+          <w:bottom w:val="single" w:sz="6" w:space="1" w:color="auto"/>
+        </w:pBdr>
         <w:rPr>
           <w:b/>
           <w:bCs/>
@@ -1369,7 +1229,1388 @@
     </w:p>
     <w:p>
       <w:pPr>
-        <w:ind w:left="720"/>
+        <w:rPr>
+          <w:b/>
+          <w:bCs/>
+        </w:rPr>
+      </w:pPr>
+      <w:r>
+        <w:rPr>
+          <w:b/>
+          <w:bCs/>
+        </w:rPr>
+        <w:drawing>
+          <wp:inline distT="0" distB="0" distL="0" distR="0" wp14:anchorId="24906B34" wp14:editId="0061B402">
+            <wp:extent cx="5400040" cy="1339850"/>
+            <wp:effectExtent l="0" t="0" r="0" b="0"/>
+            <wp:docPr id="822208902" name="Imagen 1"/>
+            <wp:cNvGraphicFramePr>
+              <a:graphicFrameLocks xmlns:a="http://schemas.openxmlformats.org/drawingml/2006/main" noChangeAspect="1"/>
+            </wp:cNvGraphicFramePr>
+            <a:graphic xmlns:a="http://schemas.openxmlformats.org/drawingml/2006/main">
+              <a:graphicData uri="http://schemas.openxmlformats.org/drawingml/2006/picture">
+                <pic:pic xmlns:pic="http://schemas.openxmlformats.org/drawingml/2006/picture">
+                  <pic:nvPicPr>
+                    <pic:cNvPr id="822208902" name=""/>
+                    <pic:cNvPicPr/>
+                  </pic:nvPicPr>
+                  <pic:blipFill>
+                    <a:blip r:embed="rId5"/>
+                    <a:stretch>
+                      <a:fillRect/>
+                    </a:stretch>
+                  </pic:blipFill>
+                  <pic:spPr>
+                    <a:xfrm>
+                      <a:off x="0" y="0"/>
+                      <a:ext cx="5400040" cy="1339850"/>
+                    </a:xfrm>
+                    <a:prstGeom prst="rect">
+                      <a:avLst/>
+                    </a:prstGeom>
+                  </pic:spPr>
+                </pic:pic>
+              </a:graphicData>
+            </a:graphic>
+          </wp:inline>
+        </w:drawing>
+      </w:r>
+    </w:p>
+    <w:p>
+      <w:pPr>
+        <w:pBdr>
+          <w:bottom w:val="single" w:sz="6" w:space="1" w:color="auto"/>
+        </w:pBdr>
+        <w:rPr>
+          <w:b/>
+          <w:bCs/>
+        </w:rPr>
+      </w:pPr>
+      <w:r>
+        <w:rPr>
+          <w:b/>
+          <w:bCs/>
+        </w:rPr>
+        <w:t xml:space="preserve">Una vez subido mi archivo crear_datos.py debo ejecutarlo en render en donde muestra la imagen, pero una vez finalizado debo volver a restablecer al comando </w:t>
+      </w:r>
+      <w:proofErr w:type="spellStart"/>
+      <w:r>
+        <w:rPr>
+          <w:b/>
+          <w:bCs/>
+        </w:rPr>
+        <w:t>pip</w:t>
+      </w:r>
+      <w:proofErr w:type="spellEnd"/>
+      <w:r>
+        <w:rPr>
+          <w:b/>
+          <w:bCs/>
+        </w:rPr>
+        <w:t xml:space="preserve"> </w:t>
+      </w:r>
+      <w:proofErr w:type="spellStart"/>
+      <w:r>
+        <w:rPr>
+          <w:b/>
+          <w:bCs/>
+        </w:rPr>
+        <w:t>install</w:t>
+      </w:r>
+      <w:proofErr w:type="spellEnd"/>
+      <w:r>
+        <w:rPr>
+          <w:b/>
+          <w:bCs/>
+        </w:rPr>
+        <w:t xml:space="preserve"> -r requirements.txt y eliminar &amp;&amp; Python crear_datos.py, ya que si vuelvo a reiniciar la página se borrará toda la base de datos y la volverá a cargar nuevamente, para evitar este proceso debo restablecer como estaba antes.</w:t>
+      </w:r>
+    </w:p>
+    <w:p>
+      <w:pPr>
+        <w:rPr>
+          <w:b/>
+          <w:bCs/>
+          <w:color w:val="4472C4" w:themeColor="accent1"/>
+        </w:rPr>
+      </w:pPr>
+      <w:r>
+        <w:rPr>
+          <w:b/>
+          <w:bCs/>
+          <w:color w:val="4472C4" w:themeColor="accent1"/>
+        </w:rPr>
+        <w:t>En caso de querer modificar o agregar un campo nuevo en la base de datos</w:t>
+      </w:r>
+    </w:p>
+    <w:p>
+      <w:pPr>
+        <w:rPr>
+          <w:b/>
+          <w:bCs/>
+        </w:rPr>
+      </w:pPr>
+      <w:r>
+        <w:rPr>
+          <w:b/>
+          <w:bCs/>
+        </w:rPr>
+        <w:t>Lo que planteas ahora es uno de los temas más avanzados e importantes en el desarrollo web profesional: las migraciones de bases de datos.</w:t>
+      </w:r>
+    </w:p>
+    <w:p>
+      <w:pPr>
+        <w:rPr>
+          <w:b/>
+          <w:bCs/>
+        </w:rPr>
+      </w:pPr>
+      <w:r>
+        <w:rPr>
+          <w:b/>
+          <w:bCs/>
+        </w:rPr>
+        <w:t xml:space="preserve">Cuando modificas tus modelos de </w:t>
+      </w:r>
+      <w:proofErr w:type="spellStart"/>
+      <w:r>
+        <w:rPr>
+          <w:b/>
+          <w:bCs/>
+        </w:rPr>
+        <w:t>SQLAlchemy</w:t>
+      </w:r>
+      <w:proofErr w:type="spellEnd"/>
+      <w:r>
+        <w:rPr>
+          <w:b/>
+          <w:bCs/>
+        </w:rPr>
+        <w:t xml:space="preserve"> en app.py (por ejemplo, si agregas un campo edad o </w:t>
+      </w:r>
+      <w:proofErr w:type="spellStart"/>
+      <w:r>
+        <w:rPr>
+          <w:b/>
+          <w:bCs/>
+        </w:rPr>
+        <w:t>telefono</w:t>
+      </w:r>
+      <w:proofErr w:type="spellEnd"/>
+      <w:r>
+        <w:rPr>
+          <w:b/>
+          <w:bCs/>
+        </w:rPr>
+        <w:t xml:space="preserve"> a la tabla Alumno), </w:t>
+      </w:r>
+      <w:proofErr w:type="spellStart"/>
+      <w:r>
+        <w:rPr>
+          <w:b/>
+          <w:bCs/>
+        </w:rPr>
+        <w:t>db.create_all</w:t>
+      </w:r>
+      <w:proofErr w:type="spellEnd"/>
+      <w:r>
+        <w:rPr>
+          <w:b/>
+          <w:bCs/>
+        </w:rPr>
+        <w:t xml:space="preserve">() no modificará las tablas que ya existen en Render. </w:t>
+      </w:r>
+      <w:proofErr w:type="spellStart"/>
+      <w:r>
+        <w:rPr>
+          <w:b/>
+          <w:bCs/>
+        </w:rPr>
+        <w:t>SQLAlchemy</w:t>
+      </w:r>
+      <w:proofErr w:type="spellEnd"/>
+      <w:r>
+        <w:rPr>
+          <w:b/>
+          <w:bCs/>
+        </w:rPr>
+        <w:t>, por seguridad, nunca altera una tabla existente para no romperla ni borrar datos.</w:t>
+      </w:r>
+    </w:p>
+    <w:p>
+      <w:pPr>
+        <w:rPr>
+          <w:b/>
+          <w:bCs/>
+        </w:rPr>
+      </w:pPr>
+      <w:r>
+        <w:rPr>
+          <w:b/>
+          <w:bCs/>
+        </w:rPr>
+        <w:t xml:space="preserve">Para resolver esto en el entorno escolar sin agregar herramientas complejas como </w:t>
+      </w:r>
+      <w:r>
+        <w:rPr>
+          <w:b/>
+          <w:bCs/>
+          <w:i/>
+          <w:iCs/>
+        </w:rPr>
+        <w:t>Flask-</w:t>
+      </w:r>
+      <w:proofErr w:type="spellStart"/>
+      <w:r>
+        <w:rPr>
+          <w:b/>
+          <w:bCs/>
+          <w:i/>
+          <w:iCs/>
+        </w:rPr>
+        <w:t>Migrate</w:t>
+      </w:r>
+      <w:proofErr w:type="spellEnd"/>
+      <w:r>
+        <w:rPr>
+          <w:b/>
+          <w:bCs/>
+        </w:rPr>
+        <w:t>, tienes dos procedimientos claros según la etapa del proyecto:</w:t>
+      </w:r>
+    </w:p>
+    <w:p>
+      <w:pPr>
+        <w:rPr>
+          <w:b/>
+          <w:bCs/>
+        </w:rPr>
+      </w:pPr>
+      <w:r>
+        <w:rPr>
+          <w:b/>
+          <w:bCs/>
+        </w:rPr>
+        <w:t>Opción 1: El método rápido de desarrollo (Borrón y cuenta nueva)</w:t>
+      </w:r>
+    </w:p>
+    <w:p>
+      <w:pPr>
+        <w:rPr>
+          <w:b/>
+          <w:bCs/>
+        </w:rPr>
+      </w:pPr>
+      <w:r>
+        <w:rPr>
+          <w:b/>
+          <w:bCs/>
+        </w:rPr>
+        <w:t>Si todavía estás en una etapa donde no te importa que los datos actuales de Render se borren (porque puedes volver a ejecutar tu script crear_datos.py en cualquier momento), el camino más sencillo es vaciar la base de datos para que Render la cree de cero con los nuevos campos.</w:t>
+      </w:r>
+    </w:p>
+    <w:p>
+      <w:pPr>
+        <w:rPr>
+          <w:b/>
+          <w:bCs/>
+        </w:rPr>
+      </w:pPr>
+      <w:r>
+        <w:rPr>
+          <w:b/>
+          <w:bCs/>
+        </w:rPr>
+        <w:t>El procedimiento paso a paso sería:</w:t>
+      </w:r>
+    </w:p>
+    <w:p>
+      <w:pPr>
+        <w:numPr>
+          <w:ilvl w:val="0"/>
+          <w:numId w:val="8"/>
+        </w:numPr>
+        <w:rPr>
+          <w:b/>
+          <w:bCs/>
+        </w:rPr>
+      </w:pPr>
+      <w:r>
+        <w:rPr>
+          <w:b/>
+          <w:bCs/>
+        </w:rPr>
+        <w:t>Modificar el modelo en local: Agregas el nuevo campo en tu archivo app.py.</w:t>
+      </w:r>
+    </w:p>
+    <w:p>
+      <w:pPr>
+        <w:numPr>
+          <w:ilvl w:val="0"/>
+          <w:numId w:val="8"/>
+        </w:numPr>
+        <w:rPr>
+          <w:b/>
+          <w:bCs/>
+        </w:rPr>
+      </w:pPr>
+      <w:r>
+        <w:rPr>
+          <w:b/>
+          <w:bCs/>
+        </w:rPr>
+        <w:t xml:space="preserve">Habilitar temporalmente </w:t>
+      </w:r>
+      <w:proofErr w:type="spellStart"/>
+      <w:r>
+        <w:rPr>
+          <w:b/>
+          <w:bCs/>
+        </w:rPr>
+        <w:t>db.drop_all</w:t>
+      </w:r>
+      <w:proofErr w:type="spellEnd"/>
+      <w:r>
+        <w:rPr>
+          <w:b/>
+          <w:bCs/>
+        </w:rPr>
+        <w:t xml:space="preserve">(): En tu archivo crear_datos.py, </w:t>
+      </w:r>
+      <w:proofErr w:type="spellStart"/>
+      <w:r>
+        <w:rPr>
+          <w:b/>
+          <w:bCs/>
+        </w:rPr>
+        <w:t>descomenta</w:t>
+      </w:r>
+      <w:proofErr w:type="spellEnd"/>
+      <w:r>
+        <w:rPr>
+          <w:b/>
+          <w:bCs/>
+        </w:rPr>
+        <w:t xml:space="preserve"> la línea que habías ocultado:</w:t>
+      </w:r>
+    </w:p>
+    <w:p>
+      <w:pPr>
+        <w:rPr>
+          <w:b/>
+          <w:bCs/>
+        </w:rPr>
+      </w:pPr>
+      <w:r>
+        <w:rPr>
+          <w:b/>
+          <w:bCs/>
+        </w:rPr>
+        <w:lastRenderedPageBreak/>
+        <w:t>Python</w:t>
+      </w:r>
+    </w:p>
+    <w:p>
+      <w:pPr>
+        <w:rPr>
+          <w:b/>
+          <w:bCs/>
+        </w:rPr>
+      </w:pPr>
+      <w:proofErr w:type="spellStart"/>
+      <w:r>
+        <w:rPr>
+          <w:b/>
+          <w:bCs/>
+        </w:rPr>
+        <w:t>db.drop_all</w:t>
+      </w:r>
+      <w:proofErr w:type="spellEnd"/>
+      <w:r>
+        <w:rPr>
+          <w:b/>
+          <w:bCs/>
+        </w:rPr>
+        <w:t>()  # &lt;--- Lo vuelves a activar para que borre todo en Render</w:t>
+      </w:r>
+    </w:p>
+    <w:p>
+      <w:pPr>
+        <w:rPr>
+          <w:b/>
+          <w:bCs/>
+        </w:rPr>
+      </w:pPr>
+      <w:proofErr w:type="spellStart"/>
+      <w:r>
+        <w:rPr>
+          <w:b/>
+          <w:bCs/>
+        </w:rPr>
+        <w:t>db.create_all</w:t>
+      </w:r>
+      <w:proofErr w:type="spellEnd"/>
+      <w:r>
+        <w:rPr>
+          <w:b/>
+          <w:bCs/>
+        </w:rPr>
+        <w:t>()</w:t>
+      </w:r>
+    </w:p>
+    <w:p>
+      <w:pPr>
+        <w:numPr>
+          <w:ilvl w:val="0"/>
+          <w:numId w:val="8"/>
+        </w:numPr>
+        <w:rPr>
+          <w:b/>
+          <w:bCs/>
+        </w:rPr>
+      </w:pPr>
+      <w:r>
+        <w:rPr>
+          <w:b/>
+          <w:bCs/>
+        </w:rPr>
+        <w:t xml:space="preserve">Actualizar la carga de datos: Si el nuevo campo es obligatorio, asegúrate de agregarlo en la lista de </w:t>
+      </w:r>
+      <w:proofErr w:type="spellStart"/>
+      <w:r>
+        <w:rPr>
+          <w:b/>
+          <w:bCs/>
+        </w:rPr>
+        <w:t>alumnos_prueba</w:t>
+      </w:r>
+      <w:proofErr w:type="spellEnd"/>
+      <w:r>
+        <w:rPr>
+          <w:b/>
+          <w:bCs/>
+        </w:rPr>
+        <w:t xml:space="preserve"> dentro de tu crear_datos.py (por ejemplo, si agregaste </w:t>
+      </w:r>
+      <w:proofErr w:type="spellStart"/>
+      <w:r>
+        <w:rPr>
+          <w:b/>
+          <w:bCs/>
+        </w:rPr>
+        <w:t>telefono</w:t>
+      </w:r>
+      <w:proofErr w:type="spellEnd"/>
+      <w:r>
+        <w:rPr>
+          <w:b/>
+          <w:bCs/>
+        </w:rPr>
+        <w:t>, ponle un teléfono de prueba a Luis, Juan y María).</w:t>
+      </w:r>
+    </w:p>
+    <w:p>
+      <w:pPr>
+        <w:numPr>
+          <w:ilvl w:val="0"/>
+          <w:numId w:val="8"/>
+        </w:numPr>
+        <w:rPr>
+          <w:b/>
+          <w:bCs/>
+          <w:lang w:val="en-US"/>
+        </w:rPr>
+      </w:pPr>
+      <w:r>
+        <w:rPr>
+          <w:b/>
+          <w:bCs/>
+          <w:lang w:val="en-US"/>
+        </w:rPr>
+        <w:t>Subir todo a GitHub: git add ., git commit y git push.</w:t>
+      </w:r>
+    </w:p>
+    <w:p>
+      <w:pPr>
+        <w:numPr>
+          <w:ilvl w:val="0"/>
+          <w:numId w:val="8"/>
+        </w:numPr>
+        <w:rPr>
+          <w:b/>
+          <w:bCs/>
+        </w:rPr>
+      </w:pPr>
+      <w:r>
+        <w:rPr>
+          <w:b/>
+          <w:bCs/>
+        </w:rPr>
+        <w:t xml:space="preserve">Ejecutar en Render: Vas a </w:t>
+      </w:r>
+      <w:proofErr w:type="spellStart"/>
+      <w:r>
+        <w:rPr>
+          <w:b/>
+          <w:bCs/>
+        </w:rPr>
+        <w:t>Settings</w:t>
+      </w:r>
+      <w:proofErr w:type="spellEnd"/>
+      <w:r>
+        <w:rPr>
+          <w:b/>
+          <w:bCs/>
+        </w:rPr>
+        <w:t xml:space="preserve"> en Render, pones el </w:t>
+      </w:r>
+      <w:proofErr w:type="spellStart"/>
+      <w:r>
+        <w:rPr>
+          <w:b/>
+          <w:bCs/>
+        </w:rPr>
+        <w:t>Build</w:t>
+      </w:r>
+      <w:proofErr w:type="spellEnd"/>
+      <w:r>
+        <w:rPr>
+          <w:b/>
+          <w:bCs/>
+        </w:rPr>
+        <w:t xml:space="preserve"> </w:t>
+      </w:r>
+      <w:proofErr w:type="spellStart"/>
+      <w:r>
+        <w:rPr>
+          <w:b/>
+          <w:bCs/>
+        </w:rPr>
+        <w:t>Command</w:t>
+      </w:r>
+      <w:proofErr w:type="spellEnd"/>
+      <w:r>
+        <w:rPr>
+          <w:b/>
+          <w:bCs/>
+        </w:rPr>
+        <w:t xml:space="preserve"> con el script (</w:t>
+      </w:r>
+      <w:proofErr w:type="spellStart"/>
+      <w:r>
+        <w:rPr>
+          <w:b/>
+          <w:bCs/>
+        </w:rPr>
+        <w:t>pip</w:t>
+      </w:r>
+      <w:proofErr w:type="spellEnd"/>
+      <w:r>
+        <w:rPr>
+          <w:b/>
+          <w:bCs/>
+        </w:rPr>
+        <w:t xml:space="preserve"> </w:t>
+      </w:r>
+      <w:proofErr w:type="spellStart"/>
+      <w:r>
+        <w:rPr>
+          <w:b/>
+          <w:bCs/>
+        </w:rPr>
+        <w:t>install</w:t>
+      </w:r>
+      <w:proofErr w:type="spellEnd"/>
+      <w:r>
+        <w:rPr>
+          <w:b/>
+          <w:bCs/>
+        </w:rPr>
+        <w:t xml:space="preserve"> -r requirements.txt &amp;&amp; </w:t>
+      </w:r>
+      <w:proofErr w:type="spellStart"/>
+      <w:r>
+        <w:rPr>
+          <w:b/>
+          <w:bCs/>
+        </w:rPr>
+        <w:t>python</w:t>
+      </w:r>
+      <w:proofErr w:type="spellEnd"/>
+      <w:r>
+        <w:rPr>
+          <w:b/>
+          <w:bCs/>
+        </w:rPr>
+        <w:t xml:space="preserve"> crear_datos.py) y esperas a que compile.</w:t>
+      </w:r>
+    </w:p>
+    <w:p>
+      <w:pPr>
+        <w:numPr>
+          <w:ilvl w:val="0"/>
+          <w:numId w:val="8"/>
+        </w:numPr>
+        <w:rPr>
+          <w:b/>
+          <w:bCs/>
+        </w:rPr>
+      </w:pPr>
+      <w:r>
+        <w:rPr>
+          <w:b/>
+          <w:bCs/>
+        </w:rPr>
+        <w:t xml:space="preserve">Limpiar el comando: Una vez que compruebas que la web funciona con los nuevos campos, recuerdas volver a dejar el </w:t>
+      </w:r>
+      <w:proofErr w:type="spellStart"/>
+      <w:r>
+        <w:rPr>
+          <w:b/>
+          <w:bCs/>
+        </w:rPr>
+        <w:t>Build</w:t>
+      </w:r>
+      <w:proofErr w:type="spellEnd"/>
+      <w:r>
+        <w:rPr>
+          <w:b/>
+          <w:bCs/>
+        </w:rPr>
+        <w:t xml:space="preserve"> </w:t>
+      </w:r>
+      <w:proofErr w:type="spellStart"/>
+      <w:r>
+        <w:rPr>
+          <w:b/>
+          <w:bCs/>
+        </w:rPr>
+        <w:t>Command</w:t>
+      </w:r>
+      <w:proofErr w:type="spellEnd"/>
+      <w:r>
+        <w:rPr>
+          <w:b/>
+          <w:bCs/>
+        </w:rPr>
+        <w:t xml:space="preserve"> limpio (</w:t>
+      </w:r>
+      <w:proofErr w:type="spellStart"/>
+      <w:r>
+        <w:rPr>
+          <w:b/>
+          <w:bCs/>
+        </w:rPr>
+        <w:t>pip</w:t>
+      </w:r>
+      <w:proofErr w:type="spellEnd"/>
+      <w:r>
+        <w:rPr>
+          <w:b/>
+          <w:bCs/>
+        </w:rPr>
+        <w:t xml:space="preserve"> </w:t>
+      </w:r>
+      <w:proofErr w:type="spellStart"/>
+      <w:r>
+        <w:rPr>
+          <w:b/>
+          <w:bCs/>
+        </w:rPr>
+        <w:t>install</w:t>
+      </w:r>
+      <w:proofErr w:type="spellEnd"/>
+      <w:r>
+        <w:rPr>
+          <w:b/>
+          <w:bCs/>
+        </w:rPr>
+        <w:t xml:space="preserve"> -r requirements.txt) y comentar el </w:t>
+      </w:r>
+      <w:proofErr w:type="spellStart"/>
+      <w:r>
+        <w:rPr>
+          <w:b/>
+          <w:bCs/>
+        </w:rPr>
+        <w:t>db.drop_all</w:t>
+      </w:r>
+      <w:proofErr w:type="spellEnd"/>
+      <w:r>
+        <w:rPr>
+          <w:b/>
+          <w:bCs/>
+        </w:rPr>
+        <w:t xml:space="preserve">() en tu código local para futuros </w:t>
+      </w:r>
+      <w:proofErr w:type="spellStart"/>
+      <w:r>
+        <w:rPr>
+          <w:b/>
+          <w:bCs/>
+        </w:rPr>
+        <w:t>pushes</w:t>
+      </w:r>
+      <w:proofErr w:type="spellEnd"/>
+      <w:r>
+        <w:rPr>
+          <w:b/>
+          <w:bCs/>
+        </w:rPr>
+        <w:t>.</w:t>
+      </w:r>
+    </w:p>
+    <w:p>
+      <w:pPr>
+        <w:rPr>
+          <w:b/>
+          <w:bCs/>
+        </w:rPr>
+      </w:pPr>
+      <w:r>
+        <w:rPr>
+          <w:b/>
+          <w:bCs/>
+        </w:rPr>
+        <w:t>Opción 2: El método profesional (Modificar la tabla sin perder datos)</w:t>
+      </w:r>
+    </w:p>
+    <w:p>
+      <w:pPr>
+        <w:rPr>
+          <w:b/>
+          <w:bCs/>
+        </w:rPr>
+      </w:pPr>
+      <w:r>
+        <w:rPr>
+          <w:b/>
+          <w:bCs/>
+        </w:rPr>
+        <w:t>Si el proyecto ya avanzó, tus alumnos ya cargaron asistencias reales y no puedes permitirte borrar la base de datos, debes alterar la estructura de la base de datos manualmente. Como Render bloquea la "Shell" en el plan gratuito, el truco consiste en ordenarle a PostgreSQL que agregue la columna mediante un comando SQL directo.</w:t>
+      </w:r>
+    </w:p>
+    <w:p>
+      <w:pPr>
+        <w:rPr>
+          <w:b/>
+          <w:bCs/>
+        </w:rPr>
+      </w:pPr>
+      <w:r>
+        <w:rPr>
+          <w:b/>
+          <w:bCs/>
+        </w:rPr>
+        <w:t xml:space="preserve">Para este ejemplo, supongamos que quieres agregar la columna </w:t>
+      </w:r>
+      <w:proofErr w:type="spellStart"/>
+      <w:r>
+        <w:rPr>
+          <w:b/>
+          <w:bCs/>
+        </w:rPr>
+        <w:t>telefono</w:t>
+      </w:r>
+      <w:proofErr w:type="spellEnd"/>
+      <w:r>
+        <w:rPr>
+          <w:b/>
+          <w:bCs/>
+        </w:rPr>
+        <w:t xml:space="preserve"> (que es de tipo texto/</w:t>
+      </w:r>
+      <w:proofErr w:type="spellStart"/>
+      <w:r>
+        <w:rPr>
+          <w:b/>
+          <w:bCs/>
+        </w:rPr>
+        <w:t>string</w:t>
+      </w:r>
+      <w:proofErr w:type="spellEnd"/>
+      <w:r>
+        <w:rPr>
+          <w:b/>
+          <w:bCs/>
+        </w:rPr>
+        <w:t>) a la tabla alumno.</w:t>
+      </w:r>
+    </w:p>
+    <w:p>
+      <w:pPr>
+        <w:rPr>
+          <w:b/>
+          <w:bCs/>
+        </w:rPr>
+      </w:pPr>
+      <w:r>
+        <w:rPr>
+          <w:b/>
+          <w:bCs/>
+        </w:rPr>
+        <w:t>El procedimiento paso a paso sería:</w:t>
+      </w:r>
+    </w:p>
+    <w:p>
+      <w:pPr>
+        <w:numPr>
+          <w:ilvl w:val="0"/>
+          <w:numId w:val="9"/>
+        </w:numPr>
+        <w:rPr>
+          <w:b/>
+          <w:bCs/>
+        </w:rPr>
+      </w:pPr>
+      <w:r>
+        <w:rPr>
+          <w:b/>
+          <w:bCs/>
+        </w:rPr>
+        <w:t>Modificar el modelo en tu código: Agregas el campo en app.py para que Flask sepa que ahora existe.</w:t>
+      </w:r>
+    </w:p>
+    <w:p>
+      <w:pPr>
+        <w:numPr>
+          <w:ilvl w:val="0"/>
+          <w:numId w:val="9"/>
+        </w:numPr>
+        <w:rPr>
+          <w:b/>
+          <w:bCs/>
+        </w:rPr>
+      </w:pPr>
+      <w:r>
+        <w:rPr>
+          <w:b/>
+          <w:bCs/>
+        </w:rPr>
+        <w:t>Crear un script de alteración: Crea un archivo llamado actualizar_db.py en la raíz de tu proyecto con este código:</w:t>
+      </w:r>
+    </w:p>
+    <w:p>
+      <w:pPr>
+        <w:rPr>
+          <w:b/>
+          <w:bCs/>
+          <w:lang w:val="en-US"/>
+        </w:rPr>
+      </w:pPr>
+      <w:r>
+        <w:rPr>
+          <w:b/>
+          <w:bCs/>
+          <w:lang w:val="en-US"/>
+        </w:rPr>
+        <w:t>Python</w:t>
+      </w:r>
+    </w:p>
+    <w:p>
+      <w:pPr>
+        <w:rPr>
+          <w:b/>
+          <w:bCs/>
+          <w:lang w:val="en-US"/>
+        </w:rPr>
+      </w:pPr>
+      <w:r>
+        <w:rPr>
+          <w:b/>
+          <w:bCs/>
+          <w:lang w:val="en-US"/>
+        </w:rPr>
+        <w:t>from app import app, db</w:t>
+      </w:r>
+    </w:p>
+    <w:p>
+      <w:pPr>
+        <w:rPr>
+          <w:b/>
+          <w:bCs/>
+          <w:lang w:val="en-US"/>
+        </w:rPr>
+      </w:pPr>
+    </w:p>
+    <w:p>
+      <w:pPr>
+        <w:rPr>
+          <w:b/>
+          <w:bCs/>
+          <w:lang w:val="en-US"/>
+        </w:rPr>
+      </w:pPr>
+      <w:r>
+        <w:rPr>
+          <w:b/>
+          <w:bCs/>
+          <w:lang w:val="en-US"/>
+        </w:rPr>
+        <w:t>def agregar_columna():</w:t>
+      </w:r>
+    </w:p>
+    <w:p>
+      <w:pPr>
+        <w:rPr>
+          <w:b/>
+          <w:bCs/>
+          <w:lang w:val="en-US"/>
+        </w:rPr>
+      </w:pPr>
+      <w:r>
+        <w:rPr>
+          <w:b/>
+          <w:bCs/>
+          <w:lang w:val="en-US"/>
+        </w:rPr>
+        <w:t xml:space="preserve">    with app.app_context():</w:t>
+      </w:r>
+    </w:p>
+    <w:p>
+      <w:pPr>
+        <w:rPr>
+          <w:b/>
+          <w:bCs/>
+        </w:rPr>
+      </w:pPr>
+      <w:r>
+        <w:rPr>
+          <w:b/>
+          <w:bCs/>
+          <w:lang w:val="en-US"/>
+        </w:rPr>
+        <w:lastRenderedPageBreak/>
+        <w:t xml:space="preserve">        </w:t>
+      </w:r>
+      <w:r>
+        <w:rPr>
+          <w:b/>
+          <w:bCs/>
+        </w:rPr>
+        <w:t># Ejecutamos una sentencia SQL nativa directamente en PostgreSQL</w:t>
+      </w:r>
+    </w:p>
+    <w:p>
+      <w:pPr>
+        <w:rPr>
+          <w:b/>
+          <w:bCs/>
+        </w:rPr>
+      </w:pPr>
+      <w:r>
+        <w:rPr>
+          <w:b/>
+          <w:bCs/>
+        </w:rPr>
+        <w:t xml:space="preserve">        # Cambia 'alumno' por el nombre de tu tabla en minúsculas y '</w:t>
+      </w:r>
+      <w:proofErr w:type="spellStart"/>
+      <w:r>
+        <w:rPr>
+          <w:b/>
+          <w:bCs/>
+        </w:rPr>
+        <w:t>telefono</w:t>
+      </w:r>
+      <w:proofErr w:type="spellEnd"/>
+      <w:r>
+        <w:rPr>
+          <w:b/>
+          <w:bCs/>
+        </w:rPr>
+        <w:t>' por tu nuevo campo</w:t>
+      </w:r>
+    </w:p>
+    <w:p>
+      <w:pPr>
+        <w:rPr>
+          <w:b/>
+          <w:bCs/>
+          <w:lang w:val="en-US"/>
+        </w:rPr>
+      </w:pPr>
+      <w:r>
+        <w:rPr>
+          <w:b/>
+          <w:bCs/>
+        </w:rPr>
+        <w:t xml:space="preserve">        </w:t>
+      </w:r>
+      <w:r>
+        <w:rPr>
+          <w:b/>
+          <w:bCs/>
+          <w:lang w:val="en-US"/>
+        </w:rPr>
+        <w:t>db.session.execute(db.text("ALTER TABLE alumno ADD COLUMN telefono VARCHAR(100);"))</w:t>
+      </w:r>
+    </w:p>
+    <w:p>
+      <w:pPr>
+        <w:rPr>
+          <w:b/>
+          <w:bCs/>
+          <w:lang w:val="en-US"/>
+        </w:rPr>
+      </w:pPr>
+      <w:r>
+        <w:rPr>
+          <w:b/>
+          <w:bCs/>
+          <w:lang w:val="en-US"/>
+        </w:rPr>
+        <w:t xml:space="preserve">        db.session.commit()</w:t>
+      </w:r>
+    </w:p>
+    <w:p>
+      <w:pPr>
+        <w:rPr>
+          <w:b/>
+          <w:bCs/>
+        </w:rPr>
+      </w:pPr>
+      <w:r>
+        <w:rPr>
+          <w:b/>
+          <w:bCs/>
+          <w:lang w:val="en-US"/>
+        </w:rPr>
+        <w:t xml:space="preserve">        </w:t>
+      </w:r>
+      <w:proofErr w:type="spellStart"/>
+      <w:r>
+        <w:rPr>
+          <w:b/>
+          <w:bCs/>
+        </w:rPr>
+        <w:t>print</w:t>
+      </w:r>
+      <w:proofErr w:type="spellEnd"/>
+      <w:r>
+        <w:rPr>
+          <w:b/>
+          <w:bCs/>
+        </w:rPr>
+        <w:t>("¡Columna agregada con éxito en la base de datos de Render!")</w:t>
+      </w:r>
+    </w:p>
+    <w:p>
+      <w:pPr>
+        <w:rPr>
+          <w:b/>
+          <w:bCs/>
+        </w:rPr>
+      </w:pPr>
+    </w:p>
+    <w:p>
+      <w:pPr>
+        <w:rPr>
+          <w:b/>
+          <w:bCs/>
+          <w:lang w:val="en-US"/>
+        </w:rPr>
+      </w:pPr>
+      <w:r>
+        <w:rPr>
+          <w:b/>
+          <w:bCs/>
+          <w:lang w:val="en-US"/>
+        </w:rPr>
+        <w:t>if __name__ == '__main__':</w:t>
+      </w:r>
+    </w:p>
+    <w:p>
+      <w:pPr>
+        <w:rPr>
+          <w:b/>
+          <w:bCs/>
+        </w:rPr>
+      </w:pPr>
+      <w:r>
+        <w:rPr>
+          <w:b/>
+          <w:bCs/>
+          <w:lang w:val="en-US"/>
+        </w:rPr>
+        <w:t xml:space="preserve">    </w:t>
+      </w:r>
+      <w:proofErr w:type="spellStart"/>
+      <w:r>
+        <w:rPr>
+          <w:b/>
+          <w:bCs/>
+        </w:rPr>
+        <w:t>agregar_columna</w:t>
+      </w:r>
+      <w:proofErr w:type="spellEnd"/>
+      <w:r>
+        <w:rPr>
+          <w:b/>
+          <w:bCs/>
+        </w:rPr>
+        <w:t>()</w:t>
+      </w:r>
+    </w:p>
+    <w:p>
+      <w:pPr>
+        <w:numPr>
+          <w:ilvl w:val="0"/>
+          <w:numId w:val="9"/>
+        </w:numPr>
+        <w:rPr>
+          <w:b/>
+          <w:bCs/>
+        </w:rPr>
+      </w:pPr>
+      <w:r>
+        <w:rPr>
+          <w:b/>
+          <w:bCs/>
+        </w:rPr>
+        <w:t>Subir a GitHub: Subes tanto app.py como actualizar_db.py.</w:t>
+      </w:r>
+    </w:p>
+    <w:p>
+      <w:pPr>
+        <w:numPr>
+          <w:ilvl w:val="0"/>
+          <w:numId w:val="9"/>
+        </w:numPr>
+        <w:rPr>
+          <w:b/>
+          <w:bCs/>
+        </w:rPr>
+      </w:pPr>
+      <w:r>
+        <w:rPr>
+          <w:b/>
+          <w:bCs/>
+        </w:rPr>
+        <w:t xml:space="preserve">Correrlo en Render por única vez: Vas a </w:t>
+      </w:r>
+      <w:proofErr w:type="spellStart"/>
+      <w:r>
+        <w:rPr>
+          <w:b/>
+          <w:bCs/>
+        </w:rPr>
+        <w:t>Settings</w:t>
+      </w:r>
+      <w:proofErr w:type="spellEnd"/>
+      <w:r>
+        <w:rPr>
+          <w:b/>
+          <w:bCs/>
+        </w:rPr>
+        <w:t xml:space="preserve"> en Render y cambias temporalmente tu </w:t>
+      </w:r>
+      <w:proofErr w:type="spellStart"/>
+      <w:r>
+        <w:rPr>
+          <w:b/>
+          <w:bCs/>
+        </w:rPr>
+        <w:t>Build</w:t>
+      </w:r>
+      <w:proofErr w:type="spellEnd"/>
+      <w:r>
+        <w:rPr>
+          <w:b/>
+          <w:bCs/>
+        </w:rPr>
+        <w:t xml:space="preserve"> </w:t>
+      </w:r>
+      <w:proofErr w:type="spellStart"/>
+      <w:r>
+        <w:rPr>
+          <w:b/>
+          <w:bCs/>
+        </w:rPr>
+        <w:t>Command</w:t>
+      </w:r>
+      <w:proofErr w:type="spellEnd"/>
+      <w:r>
+        <w:rPr>
+          <w:b/>
+          <w:bCs/>
+        </w:rPr>
+        <w:t xml:space="preserve"> para que ejecute este script específico:</w:t>
+      </w:r>
+    </w:p>
+    <w:p>
+      <w:pPr>
+        <w:rPr>
+          <w:b/>
+          <w:bCs/>
+          <w:lang w:val="en-US"/>
+        </w:rPr>
+      </w:pPr>
+      <w:r>
+        <w:rPr>
+          <w:b/>
+          <w:bCs/>
+          <w:lang w:val="en-US"/>
+        </w:rPr>
+        <w:t>Bash</w:t>
+      </w:r>
+    </w:p>
+    <w:p>
+      <w:pPr>
+        <w:rPr>
+          <w:b/>
+          <w:bCs/>
+          <w:lang w:val="en-US"/>
+        </w:rPr>
+      </w:pPr>
+      <w:r>
+        <w:rPr>
+          <w:b/>
+          <w:bCs/>
+          <w:lang w:val="en-US"/>
+        </w:rPr>
+        <w:t>pip install -r requirements.txt &amp;&amp; python actualizar_db.py</w:t>
+      </w:r>
+    </w:p>
+    <w:p>
+      <w:pPr>
+        <w:numPr>
+          <w:ilvl w:val="0"/>
+          <w:numId w:val="9"/>
+        </w:numPr>
+        <w:rPr>
+          <w:b/>
+          <w:bCs/>
+        </w:rPr>
+      </w:pPr>
+      <w:r>
+        <w:rPr>
+          <w:b/>
+          <w:bCs/>
+        </w:rPr>
+        <w:t xml:space="preserve">Verificar y restaurar: En cuanto veas en los Logs de Render que se ejecutó con éxito, regresa de inmediato el </w:t>
+      </w:r>
+      <w:proofErr w:type="spellStart"/>
+      <w:r>
+        <w:rPr>
+          <w:b/>
+          <w:bCs/>
+        </w:rPr>
+        <w:t>Build</w:t>
+      </w:r>
+      <w:proofErr w:type="spellEnd"/>
+      <w:r>
+        <w:rPr>
+          <w:b/>
+          <w:bCs/>
+        </w:rPr>
+        <w:t xml:space="preserve"> </w:t>
+      </w:r>
+      <w:proofErr w:type="spellStart"/>
+      <w:r>
+        <w:rPr>
+          <w:b/>
+          <w:bCs/>
+        </w:rPr>
+        <w:t>Command</w:t>
+      </w:r>
+      <w:proofErr w:type="spellEnd"/>
+      <w:r>
+        <w:rPr>
+          <w:b/>
+          <w:bCs/>
+        </w:rPr>
+        <w:t xml:space="preserve"> a la normalidad (</w:t>
+      </w:r>
+      <w:proofErr w:type="spellStart"/>
+      <w:r>
+        <w:rPr>
+          <w:b/>
+          <w:bCs/>
+        </w:rPr>
+        <w:t>pip</w:t>
+      </w:r>
+      <w:proofErr w:type="spellEnd"/>
+      <w:r>
+        <w:rPr>
+          <w:b/>
+          <w:bCs/>
+        </w:rPr>
+        <w:t xml:space="preserve"> </w:t>
+      </w:r>
+      <w:proofErr w:type="spellStart"/>
+      <w:r>
+        <w:rPr>
+          <w:b/>
+          <w:bCs/>
+        </w:rPr>
+        <w:t>install</w:t>
+      </w:r>
+      <w:proofErr w:type="spellEnd"/>
+      <w:r>
+        <w:rPr>
+          <w:b/>
+          <w:bCs/>
+        </w:rPr>
+        <w:t xml:space="preserve"> -r requirements.txt). Si dejas el script puesto, en el próximo </w:t>
+      </w:r>
+      <w:proofErr w:type="spellStart"/>
+      <w:r>
+        <w:rPr>
+          <w:b/>
+          <w:bCs/>
+        </w:rPr>
+        <w:t>push</w:t>
+      </w:r>
+      <w:proofErr w:type="spellEnd"/>
+      <w:r>
+        <w:rPr>
+          <w:b/>
+          <w:bCs/>
+        </w:rPr>
+        <w:t xml:space="preserve"> fallará porque intentará agregar una columna que ya existe.</w:t>
+      </w:r>
+    </w:p>
+    <w:p>
+      <w:pPr>
+        <w:rPr>
+          <w:b/>
+          <w:bCs/>
+        </w:rPr>
+      </w:pPr>
+      <w:r>
+        <w:rPr>
+          <w:rFonts w:ascii="Segoe UI Emoji" w:hAnsi="Segoe UI Emoji" w:cs="Segoe UI Emoji"/>
+          <w:b/>
+          <w:bCs/>
+        </w:rPr>
+        <w:t>💡</w:t>
+      </w:r>
+      <w:r>
+        <w:rPr>
+          <w:b/>
+          <w:bCs/>
+        </w:rPr>
+        <w:t xml:space="preserve"> Recomendación pedagógica para tus alumnos:</w:t>
+      </w:r>
+    </w:p>
+    <w:p>
+      <w:pPr>
+        <w:rPr>
+          <w:b/>
+          <w:bCs/>
+        </w:rPr>
+      </w:pPr>
+      <w:r>
+        <w:rPr>
+          <w:b/>
+          <w:bCs/>
+        </w:rPr>
+        <w:t>Para el nivel escolar, la Opción 1 suele ser la más cómoda porque los obliga a mantener su script crear_datos.py siempre actualizado y les enseña que en las etapas iniciales de un software es normal "reiniciar" el servidor para aplicar cambios estructurales rápidos.</w:t>
+      </w:r>
+    </w:p>
+    <w:p>
+      <w:pPr>
         <w:rPr>
           <w:b/>
           <w:bCs/>
@@ -1398,14 +2639,6 @@
           <w:bCs/>
         </w:rPr>
       </w:pPr>
-    </w:p>
-    <w:p>
-      <w:pPr>
-        <w:rPr>
-          <w:b/>
-          <w:bCs/>
-        </w:rPr>
-      </w:pPr>
       <w:r>
         <w:rPr>
           <w:b/>
@@ -1442,6 +2675,7 @@
           <w:b/>
           <w:bCs/>
         </w:rPr>
+        <w:lastRenderedPageBreak/>
         <w:t>El proceso se divide en dos partes: crear la base de datos en Render y configurar tu código para que se adapte automáticamente si estás en tu computadora o en internet.</w:t>
       </w:r>
     </w:p>
@@ -2031,7 +3265,6 @@
           <w:b/>
           <w:bCs/>
         </w:rPr>
-        <w:lastRenderedPageBreak/>
         <w:t>Para que tu aplicación de Flask sepa dónde conectarse en internet sin exponer contraseñas en GitHub:</w:t>
       </w:r>
     </w:p>
@@ -2395,6 +3628,7 @@
           <w:b/>
           <w:bCs/>
         </w:rPr>
+        <w:lastRenderedPageBreak/>
         <w:t>Modificá</w:t>
       </w:r>
       <w:proofErr w:type="spellEnd"/>
@@ -2833,7 +4067,6 @@
           <w:b/>
           <w:bCs/>
         </w:rPr>
-        <w:lastRenderedPageBreak/>
         <w:t xml:space="preserve">    # Si estamos en tu computadora (local), sigue usando el archivo SQLite de siempre</w:t>
       </w:r>
     </w:p>
@@ -3144,6 +4377,7 @@
           <w:b/>
           <w:bCs/>
         </w:rPr>
+        <w:lastRenderedPageBreak/>
         <w:t>Actualizá</w:t>
       </w:r>
       <w:proofErr w:type="spellEnd"/>
@@ -3505,169 +4739,274 @@
           <w:bCs/>
           <w:lang w:val="en-US"/>
         </w:rPr>
-        <w:t>app.app_</w:t>
-      </w:r>
-      <w:proofErr w:type="gramStart"/>
-      <w:r>
-        <w:rPr>
-          <w:b/>
-          <w:bCs/>
-          <w:lang w:val="en-US"/>
-        </w:rPr>
-        <w:t>context</w:t>
-      </w:r>
-      <w:proofErr w:type="spellEnd"/>
-      <w:r>
-        <w:rPr>
-          <w:b/>
-          <w:bCs/>
-          <w:lang w:val="en-US"/>
+        <w:t>app.app_context</w:t>
+      </w:r>
+      <w:proofErr w:type="spellEnd"/>
+      <w:r>
+        <w:rPr>
+          <w:b/>
+          <w:bCs/>
+          <w:lang w:val="en-US"/>
+        </w:rPr>
+        <w:t>():</w:t>
+      </w:r>
+    </w:p>
+    <w:p>
+      <w:pPr>
+        <w:rPr>
+          <w:b/>
+          <w:bCs/>
+          <w:lang w:val="en-US"/>
+        </w:rPr>
+      </w:pPr>
+      <w:r>
+        <w:rPr>
+          <w:b/>
+          <w:bCs/>
+          <w:lang w:val="en-US"/>
+        </w:rPr>
+        <w:t xml:space="preserve">        </w:t>
+      </w:r>
+      <w:proofErr w:type="spellStart"/>
+      <w:r>
+        <w:rPr>
+          <w:b/>
+          <w:bCs/>
+          <w:lang w:val="en-US"/>
+        </w:rPr>
+        <w:t>db.create_all</w:t>
+      </w:r>
+      <w:proofErr w:type="spellEnd"/>
+      <w:r>
+        <w:rPr>
+          <w:b/>
+          <w:bCs/>
+          <w:lang w:val="en-US"/>
+        </w:rPr>
+        <w:t>()</w:t>
+      </w:r>
+    </w:p>
+    <w:p>
+      <w:pPr>
+        <w:rPr>
+          <w:b/>
+          <w:bCs/>
+          <w:lang w:val="en-US"/>
+        </w:rPr>
+      </w:pPr>
+      <w:r>
+        <w:rPr>
+          <w:b/>
+          <w:bCs/>
+          <w:lang w:val="en-US"/>
+        </w:rPr>
+        <w:t xml:space="preserve">        </w:t>
+      </w:r>
+    </w:p>
+    <w:p>
+      <w:pPr>
+        <w:rPr>
+          <w:b/>
+          <w:bCs/>
+        </w:rPr>
+      </w:pPr>
+      <w:r>
+        <w:rPr>
+          <w:b/>
+          <w:bCs/>
+          <w:lang w:val="en-US"/>
+        </w:rPr>
+        <w:t xml:space="preserve">        </w:t>
+      </w:r>
+      <w:r>
+        <w:rPr>
+          <w:b/>
+          <w:bCs/>
+        </w:rPr>
+        <w:t xml:space="preserve"># Opcional: </w:t>
+      </w:r>
+      <w:proofErr w:type="spellStart"/>
+      <w:r>
+        <w:rPr>
+          <w:b/>
+          <w:bCs/>
+        </w:rPr>
+        <w:t>Podés</w:t>
+      </w:r>
+      <w:proofErr w:type="spellEnd"/>
+      <w:r>
+        <w:rPr>
+          <w:b/>
+          <w:bCs/>
+        </w:rPr>
+        <w:t xml:space="preserve"> meter una validación acá para registrar tu usuario '</w:t>
+      </w:r>
+      <w:proofErr w:type="spellStart"/>
+      <w:r>
+        <w:rPr>
+          <w:b/>
+          <w:bCs/>
+        </w:rPr>
+        <w:t>luis</w:t>
+      </w:r>
+      <w:proofErr w:type="spellEnd"/>
+      <w:r>
+        <w:rPr>
+          <w:b/>
+          <w:bCs/>
+        </w:rPr>
+        <w:t xml:space="preserve">' </w:t>
+      </w:r>
+    </w:p>
+    <w:p>
+      <w:pPr>
+        <w:rPr>
+          <w:b/>
+          <w:bCs/>
+        </w:rPr>
+      </w:pPr>
+      <w:r>
+        <w:rPr>
+          <w:b/>
+          <w:bCs/>
+        </w:rPr>
+        <w:t xml:space="preserve">        # automáticamente si la tabla de Alumnos está vacía en producción.</w:t>
+      </w:r>
+    </w:p>
+    <w:p>
+      <w:pPr>
+        <w:rPr>
+          <w:b/>
+          <w:bCs/>
+        </w:rPr>
+      </w:pPr>
+      <w:r>
+        <w:rPr>
+          <w:b/>
+          <w:bCs/>
+        </w:rPr>
+        <w:t xml:space="preserve">        </w:t>
+      </w:r>
+    </w:p>
+    <w:p>
+      <w:pPr>
+        <w:rPr>
+          <w:b/>
+          <w:bCs/>
+        </w:rPr>
+      </w:pPr>
+      <w:r>
+        <w:rPr>
+          <w:b/>
+          <w:bCs/>
+        </w:rPr>
+        <w:t xml:space="preserve">    </w:t>
+      </w:r>
+      <w:proofErr w:type="spellStart"/>
+      <w:r>
+        <w:rPr>
+          <w:b/>
+          <w:bCs/>
+        </w:rPr>
+        <w:t>app.run</w:t>
+      </w:r>
+      <w:proofErr w:type="spellEnd"/>
+      <w:r>
+        <w:rPr>
+          <w:b/>
+          <w:bCs/>
         </w:rPr>
         <w:t>(</w:t>
       </w:r>
-      <w:proofErr w:type="gramEnd"/>
-      <w:r>
-        <w:rPr>
-          <w:b/>
-          <w:bCs/>
-          <w:lang w:val="en-US"/>
-        </w:rPr>
-        <w:t>):</w:t>
-      </w:r>
-    </w:p>
-    <w:p>
-      <w:pPr>
-        <w:rPr>
-          <w:b/>
-          <w:bCs/>
-          <w:lang w:val="en-US"/>
-        </w:rPr>
-      </w:pPr>
-      <w:r>
-        <w:rPr>
-          <w:b/>
-          <w:bCs/>
-          <w:lang w:val="en-US"/>
-        </w:rPr>
-        <w:t xml:space="preserve">        </w:t>
-      </w:r>
-      <w:proofErr w:type="spellStart"/>
-      <w:proofErr w:type="gramStart"/>
-      <w:r>
-        <w:rPr>
-          <w:b/>
-          <w:bCs/>
-          <w:lang w:val="en-US"/>
-        </w:rPr>
-        <w:t>db.create</w:t>
-      </w:r>
-      <w:proofErr w:type="gramEnd"/>
-      <w:r>
-        <w:rPr>
-          <w:b/>
-          <w:bCs/>
-          <w:lang w:val="en-US"/>
-        </w:rPr>
-        <w:t>_</w:t>
-      </w:r>
-      <w:proofErr w:type="gramStart"/>
-      <w:r>
-        <w:rPr>
-          <w:b/>
-          <w:bCs/>
-          <w:lang w:val="en-US"/>
-        </w:rPr>
-        <w:t>all</w:t>
-      </w:r>
-      <w:proofErr w:type="spellEnd"/>
-      <w:r>
-        <w:rPr>
-          <w:b/>
-          <w:bCs/>
-          <w:lang w:val="en-US"/>
-        </w:rPr>
-        <w:t>(</w:t>
-      </w:r>
-      <w:proofErr w:type="gramEnd"/>
-      <w:r>
-        <w:rPr>
-          <w:b/>
-          <w:bCs/>
-          <w:lang w:val="en-US"/>
-        </w:rPr>
-        <w:t>)</w:t>
-      </w:r>
-    </w:p>
-    <w:p>
-      <w:pPr>
-        <w:rPr>
-          <w:b/>
-          <w:bCs/>
-          <w:lang w:val="en-US"/>
-        </w:rPr>
-      </w:pPr>
-      <w:r>
-        <w:rPr>
-          <w:b/>
-          <w:bCs/>
-          <w:lang w:val="en-US"/>
-        </w:rPr>
-        <w:t xml:space="preserve">        </w:t>
-      </w:r>
-    </w:p>
-    <w:p>
-      <w:pPr>
-        <w:rPr>
-          <w:b/>
-          <w:bCs/>
-        </w:rPr>
-      </w:pPr>
-      <w:r>
-        <w:rPr>
-          <w:b/>
-          <w:bCs/>
-          <w:lang w:val="en-US"/>
-        </w:rPr>
-        <w:t xml:space="preserve">        </w:t>
-      </w:r>
-      <w:r>
-        <w:rPr>
-          <w:b/>
-          <w:bCs/>
-        </w:rPr>
-        <w:t xml:space="preserve"># Opcional: </w:t>
-      </w:r>
-      <w:proofErr w:type="spellStart"/>
-      <w:r>
-        <w:rPr>
-          <w:b/>
-          <w:bCs/>
-        </w:rPr>
-        <w:t>Podés</w:t>
-      </w:r>
-      <w:proofErr w:type="spellEnd"/>
-      <w:r>
-        <w:rPr>
-          <w:b/>
-          <w:bCs/>
-        </w:rPr>
-        <w:t xml:space="preserve"> meter una validación acá para registrar tu usuario '</w:t>
-      </w:r>
-      <w:proofErr w:type="spellStart"/>
-      <w:r>
-        <w:rPr>
-          <w:b/>
-          <w:bCs/>
-        </w:rPr>
-        <w:t>luis</w:t>
-      </w:r>
-      <w:proofErr w:type="spellEnd"/>
-      <w:r>
-        <w:rPr>
-          <w:b/>
-          <w:bCs/>
-        </w:rPr>
-        <w:t xml:space="preserve">' </w:t>
+      <w:proofErr w:type="spellStart"/>
+      <w:r>
+        <w:rPr>
+          <w:b/>
+          <w:bCs/>
+        </w:rPr>
+        <w:t>debug</w:t>
+      </w:r>
+      <w:proofErr w:type="spellEnd"/>
+      <w:r>
+        <w:rPr>
+          <w:b/>
+          <w:bCs/>
+        </w:rPr>
+        <w:t xml:space="preserve">=False) # En producción se recomienda </w:t>
+      </w:r>
+      <w:proofErr w:type="spellStart"/>
+      <w:r>
+        <w:rPr>
+          <w:b/>
+          <w:bCs/>
+        </w:rPr>
+        <w:t>debug</w:t>
+      </w:r>
+      <w:proofErr w:type="spellEnd"/>
+      <w:r>
+        <w:rPr>
+          <w:b/>
+          <w:bCs/>
+        </w:rPr>
+        <w:t>=False</w:t>
+      </w:r>
+    </w:p>
+    <w:p>
+      <w:pPr>
+        <w:rPr>
+          <w:b/>
+          <w:bCs/>
+        </w:rPr>
+      </w:pPr>
+      <w:r>
+        <w:rPr>
+          <w:b/>
+          <w:bCs/>
+        </w:rPr>
+        <w:t>¡Listo! Una vez que se complete el despliegue en Render, tu sistema va a estar respaldado por una base de datos relacional robusta. Las asistencias que tomes y los alumnos que cargues quedarán guardados permanentemente.</w:t>
+      </w:r>
+    </w:p>
+    <w:p>
+      <w:pPr>
+        <w:rPr>
+          <w:b/>
+          <w:bCs/>
+        </w:rPr>
+      </w:pPr>
+    </w:p>
+    <w:p>
+      <w:pPr>
+        <w:rPr>
+          <w:b/>
+          <w:bCs/>
+        </w:rPr>
+      </w:pPr>
+      <w:r>
+        <w:rPr>
+          <w:b/>
+          <w:bCs/>
+        </w:rPr>
+        <w:t>¿Por qué Bootstrap es la mejor opción aquí?</w:t>
+      </w:r>
+    </w:p>
+    <w:p>
+      <w:pPr>
+        <w:rPr>
+          <w:b/>
+          <w:bCs/>
+        </w:rPr>
+      </w:pPr>
+      <w:r>
+        <w:rPr>
+          <w:b/>
+          <w:bCs/>
+        </w:rPr>
+        <w:t>1. El "Efecto Espejo" para tus alumnos</w:t>
+      </w:r>
+    </w:p>
+    <w:p>
+      <w:r>
+        <w:t>Tus alumnos van a navegar por la página. Si ven una interfaz limpia, moderna y responsiva, y luego cuando les enseñas HTML/CSS les muestras cómo se construyó usando Bootstrap, el aprendizaje es inmediato. Les estás vendiendo una tecnología que usas en el mundo real para resolver problemas reales (el diseño responsivo).</w:t>
       </w:r>
     </w:p>
     <w:p>
@@ -3683,157 +5022,6 @@
           <w:bCs/>
         </w:rPr>
         <w:lastRenderedPageBreak/>
-        <w:t xml:space="preserve">        # automáticamente si la tabla de Alumnos está vacía en producción.</w:t>
-      </w:r>
-    </w:p>
-    <w:p>
-      <w:pPr>
-        <w:rPr>
-          <w:b/>
-          <w:bCs/>
-        </w:rPr>
-      </w:pPr>
-      <w:r>
-        <w:rPr>
-          <w:b/>
-          <w:bCs/>
-        </w:rPr>
-        <w:t xml:space="preserve">        </w:t>
-      </w:r>
-    </w:p>
-    <w:p>
-      <w:pPr>
-        <w:rPr>
-          <w:b/>
-          <w:bCs/>
-        </w:rPr>
-      </w:pPr>
-      <w:r>
-        <w:rPr>
-          <w:b/>
-          <w:bCs/>
-        </w:rPr>
-        <w:t xml:space="preserve">    </w:t>
-      </w:r>
-      <w:proofErr w:type="spellStart"/>
-      <w:r>
-        <w:rPr>
-          <w:b/>
-          <w:bCs/>
-        </w:rPr>
-        <w:t>app.run</w:t>
-      </w:r>
-      <w:proofErr w:type="spellEnd"/>
-      <w:r>
-        <w:rPr>
-          <w:b/>
-          <w:bCs/>
-        </w:rPr>
-        <w:t>(</w:t>
-      </w:r>
-      <w:proofErr w:type="spellStart"/>
-      <w:r>
-        <w:rPr>
-          <w:b/>
-          <w:bCs/>
-        </w:rPr>
-        <w:t>debug</w:t>
-      </w:r>
-      <w:proofErr w:type="spellEnd"/>
-      <w:r>
-        <w:rPr>
-          <w:b/>
-          <w:bCs/>
-        </w:rPr>
-        <w:t xml:space="preserve">=False) # En producción se recomienda </w:t>
-      </w:r>
-      <w:proofErr w:type="spellStart"/>
-      <w:r>
-        <w:rPr>
-          <w:b/>
-          <w:bCs/>
-        </w:rPr>
-        <w:t>debug</w:t>
-      </w:r>
-      <w:proofErr w:type="spellEnd"/>
-      <w:r>
-        <w:rPr>
-          <w:b/>
-          <w:bCs/>
-        </w:rPr>
-        <w:t>=False</w:t>
-      </w:r>
-    </w:p>
-    <w:p>
-      <w:pPr>
-        <w:rPr>
-          <w:b/>
-          <w:bCs/>
-        </w:rPr>
-      </w:pPr>
-      <w:r>
-        <w:rPr>
-          <w:b/>
-          <w:bCs/>
-        </w:rPr>
-        <w:t>¡Listo! Una vez que se complete el despliegue en Render, tu sistema va a estar respaldado por una base de datos relacional robusta. Las asistencias que tomes y los alumnos que cargues quedarán guardados permanentemente.</w:t>
-      </w:r>
-    </w:p>
-    <w:p>
-      <w:pPr>
-        <w:rPr>
-          <w:b/>
-          <w:bCs/>
-        </w:rPr>
-      </w:pPr>
-    </w:p>
-    <w:p>
-      <w:pPr>
-        <w:rPr>
-          <w:b/>
-          <w:bCs/>
-        </w:rPr>
-      </w:pPr>
-      <w:r>
-        <w:rPr>
-          <w:b/>
-          <w:bCs/>
-        </w:rPr>
-        <w:t>¿Por qué Bootstrap es la mejor opción aquí?</w:t>
-      </w:r>
-    </w:p>
-    <w:p>
-      <w:pPr>
-        <w:rPr>
-          <w:b/>
-          <w:bCs/>
-        </w:rPr>
-      </w:pPr>
-      <w:r>
-        <w:rPr>
-          <w:b/>
-          <w:bCs/>
-        </w:rPr>
-        <w:t>1. El "Efecto Espejo" para tus alumnos</w:t>
-      </w:r>
-    </w:p>
-    <w:p>
-      <w:r>
-        <w:t>Tus alumnos van a navegar por la página. Si ven una interfaz limpia, moderna y responsiva, y luego cuando les enseñas HTML/CSS les muestras cómo se construyó usando Bootstrap, el aprendizaje es inmediato. Les estás vendiendo una tecnología que usas en el mundo real para resolver problemas reales (el diseño responsivo).</w:t>
-      </w:r>
-    </w:p>
-    <w:p>
-      <w:pPr>
-        <w:rPr>
-          <w:b/>
-          <w:bCs/>
-        </w:rPr>
-      </w:pPr>
-      <w:r>
-        <w:rPr>
-          <w:b/>
-          <w:bCs/>
-        </w:rPr>
         <w:t>2. Velocidad de desarrollo y enfoque</w:t>
       </w:r>
     </w:p>
@@ -3946,7 +5134,6 @@
         <w:t xml:space="preserve">1.Estructura estática con </w:t>
       </w:r>
       <w:proofErr w:type="spellStart"/>
-      <w:proofErr w:type="gramStart"/>
       <w:r>
         <w:rPr>
           <w:b/>
@@ -3958,7 +5145,6 @@
         <w:t>Fase</w:t>
       </w:r>
       <w:proofErr w:type="spellEnd"/>
-      <w:proofErr w:type="gramEnd"/>
       <w:r>
         <w:t xml:space="preserve"> 1: </w:t>
       </w:r>
@@ -4001,7 +5187,6 @@
         <w:t xml:space="preserve">2.Migración a </w:t>
       </w:r>
       <w:proofErr w:type="spellStart"/>
-      <w:proofErr w:type="gramStart"/>
       <w:r>
         <w:rPr>
           <w:b/>
@@ -4013,7 +5198,6 @@
         <w:t>Fase</w:t>
       </w:r>
       <w:proofErr w:type="spellEnd"/>
-      <w:proofErr w:type="gramEnd"/>
       <w:r>
         <w:t xml:space="preserve"> 2: </w:t>
       </w:r>
@@ -4028,7 +5212,6 @@
     </w:p>
     <w:p>
       <w:r>
-        <w:lastRenderedPageBreak/>
         <w:t xml:space="preserve">Una vez que el diseño te guste, monta tu estructura de carpetas en Flask. Lleva tu HTML a la carpeta </w:t>
       </w:r>
       <w:proofErr w:type="spellStart"/>
@@ -4065,7 +5248,6 @@
         <w:t xml:space="preserve">3.Carga de contenidos </w:t>
       </w:r>
       <w:proofErr w:type="spellStart"/>
-      <w:proofErr w:type="gramStart"/>
       <w:r>
         <w:rPr>
           <w:b/>
@@ -4077,7 +5259,6 @@
         <w:t>Fase</w:t>
       </w:r>
       <w:proofErr w:type="spellEnd"/>
-      <w:proofErr w:type="gramEnd"/>
       <w:r>
         <w:t xml:space="preserve"> 3: Lógica.</w:t>
       </w:r>
@@ -4096,7 +5277,6 @@
         <w:t xml:space="preserve">4.Preparación para </w:t>
       </w:r>
       <w:proofErr w:type="spellStart"/>
-      <w:proofErr w:type="gramStart"/>
       <w:r>
         <w:rPr>
           <w:b/>
@@ -4108,7 +5288,6 @@
         <w:t>Fase</w:t>
       </w:r>
       <w:proofErr w:type="spellEnd"/>
-      <w:proofErr w:type="gramEnd"/>
       <w:r>
         <w:t xml:space="preserve"> 4: Despliegue.</w:t>
       </w:r>
@@ -4142,6 +5321,7 @@
         </w:pBdr>
       </w:pPr>
       <w:r>
+        <w:lastRenderedPageBreak/>
         <w:t xml:space="preserve">Si la web fuera </w:t>
       </w:r>
       <w:r>
@@ -4194,15 +5374,7 @@
       </w:r>
       <w:proofErr w:type="spellEnd"/>
       <w:r>
-        <w:t xml:space="preserve"> con los archivos: </w:t>
-      </w:r>
-      <w:proofErr w:type="gramStart"/>
-      <w:r>
-        <w:t>inicio.html ,</w:t>
-      </w:r>
-      <w:proofErr w:type="gramEnd"/>
-      <w:r>
-        <w:t xml:space="preserve"> ofimatica.html, visualstudiocode.html, htmlcss.htm, javascript.html, gitgithub.html, frameworkflask.html, arduino_uno.html en la carpeta </w:t>
+        <w:t xml:space="preserve"> con los archivos: inicio.html , ofimatica.html, visualstudiocode.html, htmlcss.htm, javascript.html, gitgithub.html, frameworkflask.html, arduino_uno.html en la carpeta </w:t>
       </w:r>
       <w:proofErr w:type="spellStart"/>
       <w:r>
@@ -4234,15 +5406,7 @@
       </w:r>
       <w:proofErr w:type="spellEnd"/>
       <w:r>
-        <w:t xml:space="preserve">: donde todavía no tengo nada. </w:t>
-      </w:r>
-      <w:proofErr w:type="gramStart"/>
-      <w:r>
-        <w:t>Además</w:t>
-      </w:r>
-      <w:proofErr w:type="gramEnd"/>
-      <w:r>
-        <w:t xml:space="preserve"> ya cree este código que pertenece app.py que lo tengo en la </w:t>
+        <w:t xml:space="preserve">: donde todavía no tengo nada. Además ya cree este código que pertenece app.py que lo tengo en la </w:t>
       </w:r>
       <w:proofErr w:type="spellStart"/>
       <w:r>
@@ -4312,21 +5476,7 @@
         <w:rPr>
           <w:lang w:val="en-US"/>
         </w:rPr>
-        <w:t>@</w:t>
-      </w:r>
-      <w:proofErr w:type="gramStart"/>
-      <w:r>
-        <w:rPr>
-          <w:lang w:val="en-US"/>
-        </w:rPr>
-        <w:t>app.route</w:t>
-      </w:r>
-      <w:proofErr w:type="gramEnd"/>
-      <w:r>
-        <w:rPr>
-          <w:lang w:val="en-US"/>
-        </w:rPr>
-        <w:t>('/')</w:t>
+        <w:t>@app.route('/')</w:t>
       </w:r>
     </w:p>
     <w:p>
@@ -4342,7 +5492,6 @@
         <w:t xml:space="preserve">def </w:t>
       </w:r>
       <w:proofErr w:type="spellStart"/>
-      <w:proofErr w:type="gramStart"/>
       <w:r>
         <w:rPr>
           <w:lang w:val="en-US"/>
@@ -4354,754 +5503,614 @@
         <w:rPr>
           <w:lang w:val="en-US"/>
         </w:rPr>
+        <w:t>():</w:t>
+      </w:r>
+    </w:p>
+    <w:p>
+      <w:pPr>
+        <w:rPr>
+          <w:lang w:val="en-US"/>
+        </w:rPr>
+      </w:pPr>
+      <w:r>
+        <w:rPr>
+          <w:lang w:val="en-US"/>
+        </w:rPr>
+        <w:t xml:space="preserve">    </w:t>
+      </w:r>
+      <w:r>
+        <w:rPr>
+          <w:lang w:val="en-US"/>
+        </w:rPr>
+        <w:t xml:space="preserve">return </w:t>
+      </w:r>
+      <w:proofErr w:type="spellStart"/>
+      <w:r>
+        <w:rPr>
+          <w:lang w:val="en-US"/>
+        </w:rPr>
+        <w:t>render_template</w:t>
+      </w:r>
+      <w:proofErr w:type="spellEnd"/>
+      <w:r>
+        <w:rPr>
+          <w:lang w:val="en-US"/>
+        </w:rPr>
+        <w:t>('inicio.html')</w:t>
+      </w:r>
+    </w:p>
+    <w:p>
+      <w:pPr>
+        <w:rPr>
+          <w:lang w:val="en-US"/>
+        </w:rPr>
+      </w:pPr>
+    </w:p>
+    <w:p>
+      <w:pPr>
+        <w:rPr>
+          <w:lang w:val="en-US"/>
+        </w:rPr>
+      </w:pPr>
+      <w:r>
+        <w:rPr>
+          <w:lang w:val="en-US"/>
+        </w:rPr>
+        <w:t>@app.route('/Ofimatica')</w:t>
+      </w:r>
+    </w:p>
+    <w:p>
+      <w:pPr>
+        <w:rPr>
+          <w:lang w:val="en-US"/>
+        </w:rPr>
+      </w:pPr>
+      <w:r>
+        <w:rPr>
+          <w:lang w:val="en-US"/>
+        </w:rPr>
+        <w:t xml:space="preserve">def </w:t>
+      </w:r>
+      <w:proofErr w:type="spellStart"/>
+      <w:r>
+        <w:rPr>
+          <w:lang w:val="en-US"/>
+        </w:rPr>
+        <w:t>ofimatica</w:t>
+      </w:r>
+      <w:proofErr w:type="spellEnd"/>
+      <w:r>
+        <w:rPr>
+          <w:lang w:val="en-US"/>
+        </w:rPr>
+        <w:t>():</w:t>
+      </w:r>
+    </w:p>
+    <w:p>
+      <w:pPr>
+        <w:rPr>
+          <w:lang w:val="en-US"/>
+        </w:rPr>
+      </w:pPr>
+      <w:r>
+        <w:rPr>
+          <w:lang w:val="en-US"/>
+        </w:rPr>
+        <w:t xml:space="preserve">    </w:t>
+      </w:r>
+      <w:r>
+        <w:rPr>
+          <w:lang w:val="en-US"/>
+        </w:rPr>
+        <w:t xml:space="preserve">return </w:t>
+      </w:r>
+      <w:proofErr w:type="spellStart"/>
+      <w:r>
+        <w:rPr>
+          <w:lang w:val="en-US"/>
+        </w:rPr>
+        <w:t>render_template</w:t>
+      </w:r>
+      <w:proofErr w:type="spellEnd"/>
+      <w:r>
+        <w:rPr>
+          <w:lang w:val="en-US"/>
+        </w:rPr>
+        <w:t>('ofimatica.html')</w:t>
+      </w:r>
+    </w:p>
+    <w:p>
+      <w:pPr>
+        <w:rPr>
+          <w:lang w:val="en-US"/>
+        </w:rPr>
+      </w:pPr>
+    </w:p>
+    <w:p>
+      <w:pPr>
+        <w:rPr>
+          <w:lang w:val="en-US"/>
+        </w:rPr>
+      </w:pPr>
+      <w:r>
+        <w:rPr>
+          <w:lang w:val="en-US"/>
+        </w:rPr>
+        <w:t>@app.route('\VisualStudioCode')</w:t>
+      </w:r>
+    </w:p>
+    <w:p>
+      <w:pPr>
+        <w:rPr>
+          <w:lang w:val="en-US"/>
+        </w:rPr>
+      </w:pPr>
+      <w:r>
+        <w:rPr>
+          <w:lang w:val="en-US"/>
+        </w:rPr>
+        <w:t xml:space="preserve">def </w:t>
+      </w:r>
+      <w:proofErr w:type="spellStart"/>
+      <w:r>
+        <w:rPr>
+          <w:lang w:val="en-US"/>
+        </w:rPr>
+        <w:t>visualStudioCode</w:t>
+      </w:r>
+      <w:proofErr w:type="spellEnd"/>
+      <w:r>
+        <w:rPr>
+          <w:lang w:val="en-US"/>
+        </w:rPr>
+        <w:t>():</w:t>
+      </w:r>
+    </w:p>
+    <w:p>
+      <w:pPr>
+        <w:rPr>
+          <w:lang w:val="en-US"/>
+        </w:rPr>
+      </w:pPr>
+      <w:r>
+        <w:rPr>
+          <w:lang w:val="en-US"/>
+        </w:rPr>
+        <w:t xml:space="preserve">    return </w:t>
+      </w:r>
+      <w:proofErr w:type="spellStart"/>
+      <w:r>
+        <w:rPr>
+          <w:lang w:val="en-US"/>
+        </w:rPr>
+        <w:t>render_template</w:t>
+      </w:r>
+      <w:proofErr w:type="spellEnd"/>
+      <w:r>
+        <w:rPr>
+          <w:lang w:val="en-US"/>
+        </w:rPr>
+        <w:t>('visualstudiocode.html')</w:t>
+      </w:r>
+    </w:p>
+    <w:p>
+      <w:pPr>
+        <w:rPr>
+          <w:lang w:val="en-US"/>
+        </w:rPr>
+      </w:pPr>
+    </w:p>
+    <w:p>
+      <w:pPr>
+        <w:rPr>
+          <w:lang w:val="en-US"/>
+        </w:rPr>
+      </w:pPr>
+      <w:r>
+        <w:rPr>
+          <w:lang w:val="en-US"/>
+        </w:rPr>
+        <w:t>@app.route('/HTML_CSS')</w:t>
+      </w:r>
+    </w:p>
+    <w:p>
+      <w:pPr>
+        <w:rPr>
+          <w:lang w:val="en-US"/>
+        </w:rPr>
+      </w:pPr>
+      <w:r>
+        <w:rPr>
+          <w:lang w:val="en-US"/>
+        </w:rPr>
+        <w:t xml:space="preserve">def </w:t>
+      </w:r>
+      <w:proofErr w:type="spellStart"/>
+      <w:r>
+        <w:rPr>
+          <w:lang w:val="en-US"/>
+        </w:rPr>
+        <w:t>htmlCss</w:t>
+      </w:r>
+      <w:proofErr w:type="spellEnd"/>
+      <w:r>
+        <w:rPr>
+          <w:lang w:val="en-US"/>
+        </w:rPr>
+        <w:t>():</w:t>
+      </w:r>
+    </w:p>
+    <w:p>
+      <w:pPr>
+        <w:rPr>
+          <w:lang w:val="en-US"/>
+        </w:rPr>
+      </w:pPr>
+      <w:r>
+        <w:rPr>
+          <w:lang w:val="en-US"/>
+        </w:rPr>
+        <w:t xml:space="preserve">    return </w:t>
+      </w:r>
+      <w:proofErr w:type="spellStart"/>
+      <w:r>
+        <w:rPr>
+          <w:lang w:val="en-US"/>
+        </w:rPr>
+        <w:t>render_template</w:t>
+      </w:r>
+      <w:proofErr w:type="spellEnd"/>
+      <w:r>
+        <w:rPr>
+          <w:lang w:val="en-US"/>
+        </w:rPr>
+        <w:t>('htmlcss.htm')</w:t>
+      </w:r>
+    </w:p>
+    <w:p>
+      <w:pPr>
+        <w:rPr>
+          <w:lang w:val="en-US"/>
+        </w:rPr>
+      </w:pPr>
+    </w:p>
+    <w:p>
+      <w:pPr>
+        <w:rPr>
+          <w:lang w:val="en-US"/>
+        </w:rPr>
+      </w:pPr>
+      <w:r>
+        <w:rPr>
+          <w:lang w:val="en-US"/>
+        </w:rPr>
+        <w:t>@app.route('/Javascript')</w:t>
+      </w:r>
+    </w:p>
+    <w:p>
+      <w:pPr>
+        <w:rPr>
+          <w:lang w:val="en-US"/>
+        </w:rPr>
+      </w:pPr>
+      <w:r>
+        <w:rPr>
+          <w:lang w:val="en-US"/>
+        </w:rPr>
+        <w:lastRenderedPageBreak/>
+        <w:t xml:space="preserve">def </w:t>
+      </w:r>
+      <w:proofErr w:type="spellStart"/>
+      <w:r>
+        <w:rPr>
+          <w:lang w:val="en-US"/>
+        </w:rPr>
+        <w:t>javaScript</w:t>
+      </w:r>
+      <w:proofErr w:type="spellEnd"/>
+      <w:r>
+        <w:rPr>
+          <w:lang w:val="en-US"/>
+        </w:rPr>
+        <w:t>():</w:t>
+      </w:r>
+    </w:p>
+    <w:p>
+      <w:pPr>
+        <w:rPr>
+          <w:lang w:val="en-US"/>
+        </w:rPr>
+      </w:pPr>
+      <w:r>
+        <w:rPr>
+          <w:lang w:val="en-US"/>
+        </w:rPr>
+        <w:t xml:space="preserve">    return </w:t>
+      </w:r>
+      <w:proofErr w:type="spellStart"/>
+      <w:r>
+        <w:rPr>
+          <w:lang w:val="en-US"/>
+        </w:rPr>
+        <w:t>render_template</w:t>
+      </w:r>
+      <w:proofErr w:type="spellEnd"/>
+      <w:r>
+        <w:rPr>
+          <w:lang w:val="en-US"/>
+        </w:rPr>
+        <w:t>('javascript.html')</w:t>
+      </w:r>
+    </w:p>
+    <w:p>
+      <w:pPr>
+        <w:rPr>
+          <w:lang w:val="en-US"/>
+        </w:rPr>
+      </w:pPr>
+    </w:p>
+    <w:p>
+      <w:pPr>
+        <w:rPr>
+          <w:lang w:val="en-US"/>
+        </w:rPr>
+      </w:pPr>
+      <w:r>
+        <w:rPr>
+          <w:lang w:val="en-US"/>
+        </w:rPr>
+        <w:t>@app.route('/Git_Github')</w:t>
+      </w:r>
+    </w:p>
+    <w:p>
+      <w:pPr>
+        <w:rPr>
+          <w:lang w:val="en-US"/>
+        </w:rPr>
+      </w:pPr>
+      <w:r>
+        <w:rPr>
+          <w:lang w:val="en-US"/>
+        </w:rPr>
+        <w:t xml:space="preserve">def </w:t>
+      </w:r>
+      <w:proofErr w:type="spellStart"/>
+      <w:r>
+        <w:rPr>
+          <w:lang w:val="en-US"/>
+        </w:rPr>
+        <w:t>gitGitHub</w:t>
+      </w:r>
+      <w:proofErr w:type="spellEnd"/>
+      <w:r>
+        <w:rPr>
+          <w:lang w:val="en-US"/>
+        </w:rPr>
+        <w:t>():</w:t>
+      </w:r>
+    </w:p>
+    <w:p>
+      <w:pPr>
+        <w:rPr>
+          <w:lang w:val="en-US"/>
+        </w:rPr>
+      </w:pPr>
+      <w:r>
+        <w:rPr>
+          <w:lang w:val="en-US"/>
+        </w:rPr>
+        <w:t xml:space="preserve">    return </w:t>
+      </w:r>
+      <w:proofErr w:type="spellStart"/>
+      <w:r>
+        <w:rPr>
+          <w:lang w:val="en-US"/>
+        </w:rPr>
+        <w:t>render_template</w:t>
+      </w:r>
+      <w:proofErr w:type="spellEnd"/>
+      <w:r>
+        <w:rPr>
+          <w:lang w:val="en-US"/>
+        </w:rPr>
+        <w:t>('gitgithub.html')</w:t>
+      </w:r>
+    </w:p>
+    <w:p>
+      <w:pPr>
+        <w:rPr>
+          <w:lang w:val="en-US"/>
+        </w:rPr>
+      </w:pPr>
+    </w:p>
+    <w:p>
+      <w:pPr>
+        <w:rPr>
+          <w:lang w:val="en-US"/>
+        </w:rPr>
+      </w:pPr>
+      <w:r>
+        <w:rPr>
+          <w:lang w:val="en-US"/>
+        </w:rPr>
+        <w:t>@app.route('/frameworkflask')</w:t>
+      </w:r>
+    </w:p>
+    <w:p>
+      <w:pPr>
+        <w:rPr>
+          <w:lang w:val="en-US"/>
+        </w:rPr>
+      </w:pPr>
+      <w:r>
+        <w:rPr>
+          <w:lang w:val="en-US"/>
+        </w:rPr>
+        <w:t xml:space="preserve">def </w:t>
+      </w:r>
+      <w:proofErr w:type="spellStart"/>
+      <w:r>
+        <w:rPr>
+          <w:lang w:val="en-US"/>
+        </w:rPr>
+        <w:t>frameworkFlask</w:t>
+      </w:r>
+      <w:proofErr w:type="spellEnd"/>
+      <w:r>
+        <w:rPr>
+          <w:lang w:val="en-US"/>
+        </w:rPr>
+        <w:t>():</w:t>
+      </w:r>
+    </w:p>
+    <w:p>
+      <w:pPr>
+        <w:rPr>
+          <w:lang w:val="en-US"/>
+        </w:rPr>
+      </w:pPr>
+      <w:r>
+        <w:rPr>
+          <w:lang w:val="en-US"/>
+        </w:rPr>
+        <w:t xml:space="preserve">    return </w:t>
+      </w:r>
+      <w:proofErr w:type="spellStart"/>
+      <w:r>
+        <w:rPr>
+          <w:lang w:val="en-US"/>
+        </w:rPr>
+        <w:t>render_template</w:t>
+      </w:r>
+      <w:proofErr w:type="spellEnd"/>
+      <w:r>
+        <w:rPr>
+          <w:lang w:val="en-US"/>
+        </w:rPr>
+        <w:t>('frameworkflask.html')</w:t>
+      </w:r>
+    </w:p>
+    <w:p>
+      <w:pPr>
+        <w:rPr>
+          <w:lang w:val="en-US"/>
+        </w:rPr>
+      </w:pPr>
+    </w:p>
+    <w:p>
+      <w:pPr>
+        <w:rPr>
+          <w:lang w:val="en-US"/>
+        </w:rPr>
+      </w:pPr>
+      <w:r>
+        <w:rPr>
+          <w:lang w:val="en-US"/>
+        </w:rPr>
+        <w:t>@app.route('/arduino_uno')</w:t>
+      </w:r>
+    </w:p>
+    <w:p>
+      <w:pPr>
+        <w:rPr>
+          <w:lang w:val="en-US"/>
+        </w:rPr>
+      </w:pPr>
+      <w:r>
+        <w:rPr>
+          <w:lang w:val="en-US"/>
+        </w:rPr>
+        <w:t xml:space="preserve">def </w:t>
+      </w:r>
+      <w:proofErr w:type="spellStart"/>
+      <w:r>
+        <w:rPr>
+          <w:lang w:val="en-US"/>
+        </w:rPr>
+        <w:t>arduinoUno</w:t>
+      </w:r>
+      <w:proofErr w:type="spellEnd"/>
+      <w:r>
+        <w:rPr>
+          <w:lang w:val="en-US"/>
+        </w:rPr>
+        <w:t>():</w:t>
+      </w:r>
+    </w:p>
+    <w:p>
+      <w:pPr>
+        <w:rPr>
+          <w:lang w:val="en-US"/>
+        </w:rPr>
+      </w:pPr>
+      <w:r>
+        <w:rPr>
+          <w:lang w:val="en-US"/>
+        </w:rPr>
+        <w:t xml:space="preserve">    return </w:t>
+      </w:r>
+      <w:proofErr w:type="spellStart"/>
+      <w:r>
+        <w:rPr>
+          <w:lang w:val="en-US"/>
+        </w:rPr>
+        <w:t>render_template</w:t>
+      </w:r>
+      <w:proofErr w:type="spellEnd"/>
+      <w:r>
+        <w:rPr>
+          <w:lang w:val="en-US"/>
+        </w:rPr>
+        <w:t>('arduino_uno.html')</w:t>
+      </w:r>
+    </w:p>
+    <w:p>
+      <w:pPr>
+        <w:rPr>
+          <w:lang w:val="en-US"/>
+        </w:rPr>
+      </w:pPr>
+    </w:p>
+    <w:p>
+      <w:pPr>
+        <w:rPr>
+          <w:lang w:val="en-US"/>
+        </w:rPr>
+      </w:pPr>
+      <w:r>
+        <w:rPr>
+          <w:lang w:val="en-US"/>
+        </w:rPr>
+        <w:t>if __name__=='__main__':</w:t>
+      </w:r>
+    </w:p>
+    <w:p>
+      <w:r>
+        <w:rPr>
+          <w:lang w:val="en-US"/>
+        </w:rPr>
+        <w:t xml:space="preserve">    </w:t>
+      </w:r>
+      <w:proofErr w:type="spellStart"/>
+      <w:r>
+        <w:t>app.run</w:t>
+      </w:r>
+      <w:proofErr w:type="spellEnd"/>
+      <w:r>
         <w:t>(</w:t>
       </w:r>
-      <w:proofErr w:type="gramEnd"/>
-      <w:r>
-        <w:rPr>
-          <w:lang w:val="en-US"/>
-        </w:rPr>
-        <w:t>):</w:t>
-      </w:r>
-    </w:p>
-    <w:p>
-      <w:pPr>
-        <w:rPr>
-          <w:lang w:val="en-US"/>
-        </w:rPr>
-      </w:pPr>
-      <w:r>
-        <w:rPr>
-          <w:lang w:val="en-US"/>
-        </w:rPr>
-        <w:t xml:space="preserve">    </w:t>
-      </w:r>
-      <w:r>
-        <w:rPr>
-          <w:lang w:val="en-US"/>
-        </w:rPr>
-        <w:t xml:space="preserve">return </w:t>
-      </w:r>
-      <w:proofErr w:type="spellStart"/>
-      <w:r>
-        <w:rPr>
-          <w:lang w:val="en-US"/>
-        </w:rPr>
-        <w:t>render_template</w:t>
-      </w:r>
-      <w:proofErr w:type="spellEnd"/>
-      <w:r>
-        <w:rPr>
-          <w:lang w:val="en-US"/>
-        </w:rPr>
-        <w:t>('inicio.html')</w:t>
-      </w:r>
-    </w:p>
-    <w:p>
-      <w:pPr>
-        <w:rPr>
-          <w:lang w:val="en-US"/>
-        </w:rPr>
-      </w:pPr>
-    </w:p>
-    <w:p>
-      <w:pPr>
-        <w:rPr>
-          <w:lang w:val="en-US"/>
-        </w:rPr>
-      </w:pPr>
-      <w:r>
-        <w:rPr>
-          <w:lang w:val="en-US"/>
-        </w:rPr>
-        <w:t>@</w:t>
-      </w:r>
-      <w:proofErr w:type="gramStart"/>
-      <w:r>
-        <w:rPr>
-          <w:lang w:val="en-US"/>
-        </w:rPr>
-        <w:t>app.route</w:t>
-      </w:r>
-      <w:proofErr w:type="gramEnd"/>
-      <w:r>
-        <w:rPr>
-          <w:lang w:val="en-US"/>
-        </w:rPr>
-        <w:t>('/Ofimatica')</w:t>
-      </w:r>
-    </w:p>
-    <w:p>
-      <w:pPr>
-        <w:rPr>
-          <w:lang w:val="en-US"/>
-        </w:rPr>
-      </w:pPr>
-      <w:r>
-        <w:rPr>
-          <w:lang w:val="en-US"/>
-        </w:rPr>
-        <w:t xml:space="preserve">def </w:t>
-      </w:r>
-      <w:proofErr w:type="spellStart"/>
-      <w:proofErr w:type="gramStart"/>
-      <w:r>
-        <w:rPr>
-          <w:lang w:val="en-US"/>
-        </w:rPr>
-        <w:t>ofimatica</w:t>
-      </w:r>
-      <w:proofErr w:type="spellEnd"/>
-      <w:r>
-        <w:rPr>
-          <w:lang w:val="en-US"/>
-        </w:rPr>
-        <w:t>(</w:t>
-      </w:r>
-      <w:proofErr w:type="gramEnd"/>
-      <w:r>
-        <w:rPr>
-          <w:lang w:val="en-US"/>
-        </w:rPr>
-        <w:t>):</w:t>
-      </w:r>
-    </w:p>
-    <w:p>
-      <w:pPr>
-        <w:rPr>
-          <w:lang w:val="en-US"/>
-        </w:rPr>
-      </w:pPr>
-      <w:r>
-        <w:rPr>
-          <w:lang w:val="en-US"/>
-        </w:rPr>
-        <w:lastRenderedPageBreak/>
-        <w:t xml:space="preserve">    </w:t>
-      </w:r>
-      <w:r>
-        <w:rPr>
-          <w:lang w:val="en-US"/>
-        </w:rPr>
-        <w:t xml:space="preserve">return </w:t>
-      </w:r>
-      <w:proofErr w:type="spellStart"/>
-      <w:r>
-        <w:rPr>
-          <w:lang w:val="en-US"/>
-        </w:rPr>
-        <w:t>render_template</w:t>
-      </w:r>
-      <w:proofErr w:type="spellEnd"/>
-      <w:r>
-        <w:rPr>
-          <w:lang w:val="en-US"/>
-        </w:rPr>
-        <w:t>('ofimatica.html')</w:t>
-      </w:r>
-    </w:p>
-    <w:p>
-      <w:pPr>
-        <w:rPr>
-          <w:lang w:val="en-US"/>
-        </w:rPr>
-      </w:pPr>
-    </w:p>
-    <w:p>
-      <w:pPr>
-        <w:rPr>
-          <w:lang w:val="en-US"/>
-        </w:rPr>
-      </w:pPr>
-      <w:r>
-        <w:rPr>
-          <w:lang w:val="en-US"/>
-        </w:rPr>
-        <w:t>@</w:t>
-      </w:r>
-      <w:proofErr w:type="gramStart"/>
-      <w:r>
-        <w:rPr>
-          <w:lang w:val="en-US"/>
-        </w:rPr>
-        <w:t>app.route</w:t>
-      </w:r>
-      <w:proofErr w:type="gramEnd"/>
-      <w:r>
-        <w:rPr>
-          <w:lang w:val="en-US"/>
-        </w:rPr>
-        <w:t>('\VisualStudioCode')</w:t>
-      </w:r>
-    </w:p>
-    <w:p>
-      <w:pPr>
-        <w:rPr>
-          <w:lang w:val="en-US"/>
-        </w:rPr>
-      </w:pPr>
-      <w:r>
-        <w:rPr>
-          <w:lang w:val="en-US"/>
-        </w:rPr>
-        <w:t xml:space="preserve">def </w:t>
-      </w:r>
-      <w:proofErr w:type="spellStart"/>
-      <w:proofErr w:type="gramStart"/>
-      <w:r>
-        <w:rPr>
-          <w:lang w:val="en-US"/>
-        </w:rPr>
-        <w:t>visualStudioCode</w:t>
-      </w:r>
-      <w:proofErr w:type="spellEnd"/>
-      <w:r>
-        <w:rPr>
-          <w:lang w:val="en-US"/>
-        </w:rPr>
-        <w:t>(</w:t>
-      </w:r>
-      <w:proofErr w:type="gramEnd"/>
-      <w:r>
-        <w:rPr>
-          <w:lang w:val="en-US"/>
-        </w:rPr>
-        <w:t>):</w:t>
-      </w:r>
-    </w:p>
-    <w:p>
-      <w:pPr>
-        <w:rPr>
-          <w:lang w:val="en-US"/>
-        </w:rPr>
-      </w:pPr>
-      <w:r>
-        <w:rPr>
-          <w:lang w:val="en-US"/>
-        </w:rPr>
-        <w:t xml:space="preserve">    return </w:t>
-      </w:r>
-      <w:proofErr w:type="spellStart"/>
-      <w:r>
-        <w:rPr>
-          <w:lang w:val="en-US"/>
-        </w:rPr>
-        <w:t>render_template</w:t>
-      </w:r>
-      <w:proofErr w:type="spellEnd"/>
-      <w:r>
-        <w:rPr>
-          <w:lang w:val="en-US"/>
-        </w:rPr>
-        <w:t>('visualstudiocode.html')</w:t>
-      </w:r>
-    </w:p>
-    <w:p>
-      <w:pPr>
-        <w:rPr>
-          <w:lang w:val="en-US"/>
-        </w:rPr>
-      </w:pPr>
-    </w:p>
-    <w:p>
-      <w:pPr>
-        <w:rPr>
-          <w:lang w:val="en-US"/>
-        </w:rPr>
-      </w:pPr>
-      <w:r>
-        <w:rPr>
-          <w:lang w:val="en-US"/>
-        </w:rPr>
-        <w:t>@</w:t>
-      </w:r>
-      <w:proofErr w:type="gramStart"/>
-      <w:r>
-        <w:rPr>
-          <w:lang w:val="en-US"/>
-        </w:rPr>
-        <w:t>app.route</w:t>
-      </w:r>
-      <w:proofErr w:type="gramEnd"/>
-      <w:r>
-        <w:rPr>
-          <w:lang w:val="en-US"/>
-        </w:rPr>
-        <w:t>('/HTML_CSS')</w:t>
-      </w:r>
-    </w:p>
-    <w:p>
-      <w:pPr>
-        <w:rPr>
-          <w:lang w:val="en-US"/>
-        </w:rPr>
-      </w:pPr>
-      <w:r>
-        <w:rPr>
-          <w:lang w:val="en-US"/>
-        </w:rPr>
-        <w:t xml:space="preserve">def </w:t>
-      </w:r>
-      <w:proofErr w:type="spellStart"/>
-      <w:proofErr w:type="gramStart"/>
-      <w:r>
-        <w:rPr>
-          <w:lang w:val="en-US"/>
-        </w:rPr>
-        <w:t>htmlCss</w:t>
-      </w:r>
-      <w:proofErr w:type="spellEnd"/>
-      <w:r>
-        <w:rPr>
-          <w:lang w:val="en-US"/>
-        </w:rPr>
-        <w:t>(</w:t>
-      </w:r>
-      <w:proofErr w:type="gramEnd"/>
-      <w:r>
-        <w:rPr>
-          <w:lang w:val="en-US"/>
-        </w:rPr>
-        <w:t>):</w:t>
-      </w:r>
-    </w:p>
-    <w:p>
-      <w:pPr>
-        <w:rPr>
-          <w:lang w:val="en-US"/>
-        </w:rPr>
-      </w:pPr>
-      <w:r>
-        <w:rPr>
-          <w:lang w:val="en-US"/>
-        </w:rPr>
-        <w:t xml:space="preserve">    return </w:t>
-      </w:r>
-      <w:proofErr w:type="spellStart"/>
-      <w:r>
-        <w:rPr>
-          <w:lang w:val="en-US"/>
-        </w:rPr>
-        <w:t>render_template</w:t>
-      </w:r>
-      <w:proofErr w:type="spellEnd"/>
-      <w:r>
-        <w:rPr>
-          <w:lang w:val="en-US"/>
-        </w:rPr>
-        <w:t>('htmlcss.htm')</w:t>
-      </w:r>
-    </w:p>
-    <w:p>
-      <w:pPr>
-        <w:rPr>
-          <w:lang w:val="en-US"/>
-        </w:rPr>
-      </w:pPr>
-    </w:p>
-    <w:p>
-      <w:pPr>
-        <w:rPr>
-          <w:lang w:val="en-US"/>
-        </w:rPr>
-      </w:pPr>
-      <w:r>
-        <w:rPr>
-          <w:lang w:val="en-US"/>
-        </w:rPr>
-        <w:t>@</w:t>
-      </w:r>
-      <w:proofErr w:type="gramStart"/>
-      <w:r>
-        <w:rPr>
-          <w:lang w:val="en-US"/>
-        </w:rPr>
-        <w:t>app.route</w:t>
-      </w:r>
-      <w:proofErr w:type="gramEnd"/>
-      <w:r>
-        <w:rPr>
-          <w:lang w:val="en-US"/>
-        </w:rPr>
-        <w:t>('/Javascript')</w:t>
-      </w:r>
-    </w:p>
-    <w:p>
-      <w:pPr>
-        <w:rPr>
-          <w:lang w:val="en-US"/>
-        </w:rPr>
-      </w:pPr>
-      <w:r>
-        <w:rPr>
-          <w:lang w:val="en-US"/>
-        </w:rPr>
-        <w:t xml:space="preserve">def </w:t>
-      </w:r>
-      <w:proofErr w:type="spellStart"/>
-      <w:proofErr w:type="gramStart"/>
-      <w:r>
-        <w:rPr>
-          <w:lang w:val="en-US"/>
-        </w:rPr>
-        <w:t>javaScript</w:t>
-      </w:r>
-      <w:proofErr w:type="spellEnd"/>
-      <w:r>
-        <w:rPr>
-          <w:lang w:val="en-US"/>
-        </w:rPr>
-        <w:t>(</w:t>
-      </w:r>
-      <w:proofErr w:type="gramEnd"/>
-      <w:r>
-        <w:rPr>
-          <w:lang w:val="en-US"/>
-        </w:rPr>
-        <w:t>):</w:t>
-      </w:r>
-    </w:p>
-    <w:p>
-      <w:pPr>
-        <w:rPr>
-          <w:lang w:val="en-US"/>
-        </w:rPr>
-      </w:pPr>
-      <w:r>
-        <w:rPr>
-          <w:lang w:val="en-US"/>
-        </w:rPr>
-        <w:t xml:space="preserve">    return </w:t>
-      </w:r>
-      <w:proofErr w:type="spellStart"/>
-      <w:r>
-        <w:rPr>
-          <w:lang w:val="en-US"/>
-        </w:rPr>
-        <w:t>render_template</w:t>
-      </w:r>
-      <w:proofErr w:type="spellEnd"/>
-      <w:r>
-        <w:rPr>
-          <w:lang w:val="en-US"/>
-        </w:rPr>
-        <w:t>('javascript.html')</w:t>
-      </w:r>
-    </w:p>
-    <w:p>
-      <w:pPr>
-        <w:rPr>
-          <w:lang w:val="en-US"/>
-        </w:rPr>
-      </w:pPr>
-    </w:p>
-    <w:p>
-      <w:pPr>
-        <w:rPr>
-          <w:lang w:val="en-US"/>
-        </w:rPr>
-      </w:pPr>
-      <w:r>
-        <w:rPr>
-          <w:lang w:val="en-US"/>
-        </w:rPr>
-        <w:t>@</w:t>
-      </w:r>
-      <w:proofErr w:type="gramStart"/>
-      <w:r>
-        <w:rPr>
-          <w:lang w:val="en-US"/>
-        </w:rPr>
-        <w:t>app.route</w:t>
-      </w:r>
-      <w:proofErr w:type="gramEnd"/>
-      <w:r>
-        <w:rPr>
-          <w:lang w:val="en-US"/>
-        </w:rPr>
-        <w:t>('/Git_Github')</w:t>
-      </w:r>
-    </w:p>
-    <w:p>
-      <w:pPr>
-        <w:rPr>
-          <w:lang w:val="en-US"/>
-        </w:rPr>
-      </w:pPr>
-      <w:r>
-        <w:rPr>
-          <w:lang w:val="en-US"/>
-        </w:rPr>
-        <w:t xml:space="preserve">def </w:t>
-      </w:r>
-      <w:proofErr w:type="spellStart"/>
-      <w:proofErr w:type="gramStart"/>
-      <w:r>
-        <w:rPr>
-          <w:lang w:val="en-US"/>
-        </w:rPr>
-        <w:t>gitGitHub</w:t>
-      </w:r>
-      <w:proofErr w:type="spellEnd"/>
-      <w:r>
-        <w:rPr>
-          <w:lang w:val="en-US"/>
-        </w:rPr>
-        <w:t>(</w:t>
-      </w:r>
-      <w:proofErr w:type="gramEnd"/>
-      <w:r>
-        <w:rPr>
-          <w:lang w:val="en-US"/>
-        </w:rPr>
-        <w:t>):</w:t>
-      </w:r>
-    </w:p>
-    <w:p>
-      <w:pPr>
-        <w:rPr>
-          <w:lang w:val="en-US"/>
-        </w:rPr>
-      </w:pPr>
-      <w:r>
-        <w:rPr>
-          <w:lang w:val="en-US"/>
-        </w:rPr>
-        <w:t xml:space="preserve">    return </w:t>
-      </w:r>
-      <w:proofErr w:type="spellStart"/>
-      <w:r>
-        <w:rPr>
-          <w:lang w:val="en-US"/>
-        </w:rPr>
-        <w:t>render_template</w:t>
-      </w:r>
-      <w:proofErr w:type="spellEnd"/>
-      <w:r>
-        <w:rPr>
-          <w:lang w:val="en-US"/>
-        </w:rPr>
-        <w:t>('gitgithub.html')</w:t>
-      </w:r>
-    </w:p>
-    <w:p>
-      <w:pPr>
-        <w:rPr>
-          <w:lang w:val="en-US"/>
-        </w:rPr>
-      </w:pPr>
-    </w:p>
-    <w:p>
-      <w:pPr>
-        <w:rPr>
-          <w:lang w:val="en-US"/>
-        </w:rPr>
-      </w:pPr>
-      <w:r>
-        <w:rPr>
-          <w:lang w:val="en-US"/>
-        </w:rPr>
-        <w:t>@</w:t>
-      </w:r>
-      <w:proofErr w:type="gramStart"/>
-      <w:r>
-        <w:rPr>
-          <w:lang w:val="en-US"/>
-        </w:rPr>
-        <w:t>app.route</w:t>
-      </w:r>
-      <w:proofErr w:type="gramEnd"/>
-      <w:r>
-        <w:rPr>
-          <w:lang w:val="en-US"/>
-        </w:rPr>
-        <w:t>('/frameworkflask')</w:t>
-      </w:r>
-    </w:p>
-    <w:p>
-      <w:pPr>
-        <w:rPr>
-          <w:lang w:val="en-US"/>
-        </w:rPr>
-      </w:pPr>
-      <w:r>
-        <w:rPr>
-          <w:lang w:val="en-US"/>
-        </w:rPr>
-        <w:t xml:space="preserve">def </w:t>
-      </w:r>
-      <w:proofErr w:type="spellStart"/>
-      <w:proofErr w:type="gramStart"/>
-      <w:r>
-        <w:rPr>
-          <w:lang w:val="en-US"/>
-        </w:rPr>
-        <w:t>frameworkFlask</w:t>
-      </w:r>
-      <w:proofErr w:type="spellEnd"/>
-      <w:r>
-        <w:rPr>
-          <w:lang w:val="en-US"/>
-        </w:rPr>
-        <w:t>(</w:t>
-      </w:r>
-      <w:proofErr w:type="gramEnd"/>
-      <w:r>
-        <w:rPr>
-          <w:lang w:val="en-US"/>
-        </w:rPr>
-        <w:t>):</w:t>
-      </w:r>
-    </w:p>
-    <w:p>
-      <w:pPr>
-        <w:rPr>
-          <w:lang w:val="en-US"/>
-        </w:rPr>
-      </w:pPr>
-      <w:r>
-        <w:rPr>
-          <w:lang w:val="en-US"/>
-        </w:rPr>
-        <w:t xml:space="preserve">    return </w:t>
-      </w:r>
-      <w:proofErr w:type="spellStart"/>
-      <w:r>
-        <w:rPr>
-          <w:lang w:val="en-US"/>
-        </w:rPr>
-        <w:t>render_template</w:t>
-      </w:r>
-      <w:proofErr w:type="spellEnd"/>
-      <w:r>
-        <w:rPr>
-          <w:lang w:val="en-US"/>
-        </w:rPr>
-        <w:t>('frameworkflask.html')</w:t>
-      </w:r>
-    </w:p>
-    <w:p>
-      <w:pPr>
-        <w:rPr>
-          <w:lang w:val="en-US"/>
-        </w:rPr>
-      </w:pPr>
-    </w:p>
-    <w:p>
-      <w:pPr>
-        <w:rPr>
-          <w:lang w:val="en-US"/>
-        </w:rPr>
-      </w:pPr>
-      <w:r>
-        <w:rPr>
-          <w:lang w:val="en-US"/>
-        </w:rPr>
-        <w:t>@</w:t>
-      </w:r>
-      <w:proofErr w:type="gramStart"/>
-      <w:r>
-        <w:rPr>
-          <w:lang w:val="en-US"/>
-        </w:rPr>
-        <w:t>app.route</w:t>
-      </w:r>
-      <w:proofErr w:type="gramEnd"/>
-      <w:r>
-        <w:rPr>
-          <w:lang w:val="en-US"/>
-        </w:rPr>
-        <w:t>('/arduino_uno')</w:t>
-      </w:r>
-    </w:p>
-    <w:p>
-      <w:pPr>
-        <w:rPr>
-          <w:lang w:val="en-US"/>
-        </w:rPr>
-      </w:pPr>
-      <w:r>
-        <w:rPr>
-          <w:lang w:val="en-US"/>
-        </w:rPr>
-        <w:t xml:space="preserve">def </w:t>
-      </w:r>
-      <w:proofErr w:type="spellStart"/>
-      <w:proofErr w:type="gramStart"/>
-      <w:r>
-        <w:rPr>
-          <w:lang w:val="en-US"/>
-        </w:rPr>
-        <w:t>arduinoUno</w:t>
-      </w:r>
-      <w:proofErr w:type="spellEnd"/>
-      <w:r>
-        <w:rPr>
-          <w:lang w:val="en-US"/>
-        </w:rPr>
-        <w:t>(</w:t>
-      </w:r>
-      <w:proofErr w:type="gramEnd"/>
-      <w:r>
-        <w:rPr>
-          <w:lang w:val="en-US"/>
-        </w:rPr>
-        <w:t>):</w:t>
-      </w:r>
-    </w:p>
-    <w:p>
-      <w:pPr>
-        <w:rPr>
-          <w:lang w:val="en-US"/>
-        </w:rPr>
-      </w:pPr>
-      <w:r>
-        <w:rPr>
-          <w:lang w:val="en-US"/>
-        </w:rPr>
-        <w:t xml:space="preserve">    return </w:t>
-      </w:r>
-      <w:proofErr w:type="spellStart"/>
-      <w:r>
-        <w:rPr>
-          <w:lang w:val="en-US"/>
-        </w:rPr>
-        <w:t>render_template</w:t>
-      </w:r>
-      <w:proofErr w:type="spellEnd"/>
-      <w:r>
-        <w:rPr>
-          <w:lang w:val="en-US"/>
-        </w:rPr>
-        <w:t>('arduino_uno.html')</w:t>
-      </w:r>
-    </w:p>
-    <w:p>
-      <w:pPr>
-        <w:rPr>
-          <w:lang w:val="en-US"/>
-        </w:rPr>
-      </w:pPr>
-    </w:p>
-    <w:p>
-      <w:pPr>
-        <w:rPr>
-          <w:lang w:val="en-US"/>
-        </w:rPr>
-      </w:pPr>
-      <w:r>
-        <w:rPr>
-          <w:lang w:val="en-US"/>
-        </w:rPr>
-        <w:t>if __name__=='__main__':</w:t>
-      </w:r>
-    </w:p>
-    <w:p>
-      <w:r>
-        <w:rPr>
-          <w:lang w:val="en-US"/>
-        </w:rPr>
-        <w:t xml:space="preserve">    </w:t>
+      <w:proofErr w:type="spellStart"/>
+      <w:r>
+        <w:t>debug</w:t>
+      </w:r>
+      <w:proofErr w:type="spellEnd"/>
+      <w:r>
+        <w:t>=True)</w:t>
+      </w:r>
+    </w:p>
+    <w:p>
+      <w:r>
+        <w:t xml:space="preserve">    """ </w:t>
       </w:r>
       <w:proofErr w:type="spellStart"/>
       <w:r>
@@ -5109,34 +6118,7 @@
       </w:r>
       <w:proofErr w:type="spellEnd"/>
       <w:r>
-        <w:t>(</w:t>
-      </w:r>
-      <w:proofErr w:type="spellStart"/>
-      <w:r>
-        <w:t>debug</w:t>
-      </w:r>
-      <w:proofErr w:type="spellEnd"/>
-      <w:r>
-        <w:t>=True)</w:t>
-      </w:r>
-    </w:p>
-    <w:p>
-      <w:r>
-        <w:lastRenderedPageBreak/>
-        <w:t xml:space="preserve">    """ </w:t>
-      </w:r>
-      <w:proofErr w:type="spellStart"/>
-      <w:proofErr w:type="gramStart"/>
-      <w:r>
-        <w:t>app.run</w:t>
-      </w:r>
-      <w:proofErr w:type="spellEnd"/>
-      <w:r>
-        <w:t>(</w:t>
-      </w:r>
-      <w:proofErr w:type="gramEnd"/>
-      <w:r>
-        <w:t xml:space="preserve">host="0.0.0.0", </w:t>
+        <w:t xml:space="preserve">(host="0.0.0.0", </w:t>
       </w:r>
       <w:proofErr w:type="spellStart"/>
       <w:r>
@@ -5229,15 +6211,8 @@
     </w:p>
     <w:p>
       <w:r>
-        <w:t xml:space="preserve">                &lt;p&gt;Aunque cambies tu nombre local, Windows tiende a recordar el usuario de GitHub de la última persona que trabajó. Si no prestamos atención, ¡subirás tu tarea al perfil de tu </w:t>
-      </w:r>
-      <w:proofErr w:type="gramStart"/>
-      <w:r>
-        <w:t>compañero!&lt;</w:t>
-      </w:r>
-      <w:proofErr w:type="gramEnd"/>
-      <w:r>
-        <w:t>/p&gt;</w:t>
+        <w:lastRenderedPageBreak/>
+        <w:t xml:space="preserve">                &lt;p&gt;Aunque cambies tu nombre local, Windows tiende a recordar el usuario de GitHub de la última persona que trabajó. Si no prestamos atención, ¡subirás tu tarea al perfil de tu compañero!&lt;/p&gt;</w:t>
       </w:r>
     </w:p>
     <w:p>
@@ -5317,15 +6292,7 @@
       </w:r>
       <w:proofErr w:type="spellEnd"/>
       <w:r>
-        <w:t xml:space="preserve">&gt; de GitHub. Este token es una clave larga que reemplaza a tu contraseña tradicional y que solo tú debes </w:t>
-      </w:r>
-      <w:proofErr w:type="gramStart"/>
-      <w:r>
-        <w:t>conocer.&lt;</w:t>
-      </w:r>
-      <w:proofErr w:type="gramEnd"/>
-      <w:r>
-        <w:t>/p&gt;</w:t>
+        <w:t>&gt; de GitHub. Este token es una clave larga que reemplaza a tu contraseña tradicional y que solo tú debes conocer.&lt;/p&gt;</w:t>
       </w:r>
     </w:p>
     <w:p>
@@ -5490,15 +6457,7 @@
       </w:r>
       <w:proofErr w:type="spellEnd"/>
       <w:r>
-        <w:t xml:space="preserve">&gt; Generar tu Token en GitHub (Se hace una sola </w:t>
-      </w:r>
-      <w:proofErr w:type="gramStart"/>
-      <w:r>
-        <w:t>vez)&lt;</w:t>
-      </w:r>
-      <w:proofErr w:type="gramEnd"/>
-      <w:r>
-        <w:t>/h5&gt;</w:t>
+        <w:t>&gt; Generar tu Token en GitHub (Se hace una sola vez)&lt;/h5&gt;</w:t>
       </w:r>
     </w:p>
     <w:p>
@@ -5513,6 +6472,840 @@
       <w:proofErr w:type="spellStart"/>
       <w:r>
         <w:t>ol</w:t>
+      </w:r>
+      <w:proofErr w:type="spellEnd"/>
+      <w:r>
+        <w:t>&gt;</w:t>
+      </w:r>
+    </w:p>
+    <w:p>
+      <w:r>
+        <w:t xml:space="preserve">                        &lt;</w:t>
+      </w:r>
+      <w:proofErr w:type="spellStart"/>
+      <w:r>
+        <w:t>li</w:t>
+      </w:r>
+      <w:proofErr w:type="spellEnd"/>
+      <w:r>
+        <w:t xml:space="preserve">&gt;Ve a tu foto de perfil (arriba a la derecha) </w:t>
+      </w:r>
+      <w:r>
+        <w:rPr>
+          <w:rFonts w:ascii="Segoe UI Emoji" w:hAnsi="Segoe UI Emoji" w:cs="Segoe UI Emoji"/>
+        </w:rPr>
+        <w:t>➡️</w:t>
+      </w:r>
+      <w:r>
+        <w:t xml:space="preserve"> &lt;</w:t>
+      </w:r>
+      <w:proofErr w:type="spellStart"/>
+      <w:r>
+        <w:t>strong</w:t>
+      </w:r>
+      <w:proofErr w:type="spellEnd"/>
+      <w:r>
+        <w:t>&gt;</w:t>
+      </w:r>
+      <w:proofErr w:type="spellStart"/>
+      <w:r>
+        <w:t>Settings</w:t>
+      </w:r>
+      <w:proofErr w:type="spellEnd"/>
+      <w:r>
+        <w:t>&lt;/</w:t>
+      </w:r>
+      <w:proofErr w:type="spellStart"/>
+      <w:r>
+        <w:t>strong</w:t>
+      </w:r>
+      <w:proofErr w:type="spellEnd"/>
+      <w:r>
+        <w:t>&gt; (Configuración).&lt;/</w:t>
+      </w:r>
+      <w:proofErr w:type="spellStart"/>
+      <w:r>
+        <w:t>li</w:t>
+      </w:r>
+      <w:proofErr w:type="spellEnd"/>
+      <w:r>
+        <w:t>&gt;</w:t>
+      </w:r>
+    </w:p>
+    <w:p>
+      <w:r>
+        <w:t xml:space="preserve">                        &lt;</w:t>
+      </w:r>
+      <w:proofErr w:type="spellStart"/>
+      <w:r>
+        <w:t>li</w:t>
+      </w:r>
+      <w:proofErr w:type="spellEnd"/>
+      <w:r>
+        <w:t>&gt;Baja en el menú izquierdo hasta el final y haz clic en &lt;</w:t>
+      </w:r>
+      <w:proofErr w:type="spellStart"/>
+      <w:r>
+        <w:t>strong</w:t>
+      </w:r>
+      <w:proofErr w:type="spellEnd"/>
+      <w:r>
+        <w:t>&gt;</w:t>
+      </w:r>
+      <w:proofErr w:type="spellStart"/>
+      <w:r>
+        <w:t>Developer</w:t>
+      </w:r>
+      <w:proofErr w:type="spellEnd"/>
+      <w:r>
+        <w:t xml:space="preserve"> </w:t>
+      </w:r>
+      <w:proofErr w:type="spellStart"/>
+      <w:r>
+        <w:t>Settings</w:t>
+      </w:r>
+      <w:proofErr w:type="spellEnd"/>
+      <w:r>
+        <w:t>&lt;/</w:t>
+      </w:r>
+      <w:proofErr w:type="spellStart"/>
+      <w:r>
+        <w:t>strong</w:t>
+      </w:r>
+      <w:proofErr w:type="spellEnd"/>
+      <w:r>
+        <w:t>&gt;.&lt;/</w:t>
+      </w:r>
+      <w:proofErr w:type="spellStart"/>
+      <w:r>
+        <w:t>li</w:t>
+      </w:r>
+      <w:proofErr w:type="spellEnd"/>
+      <w:r>
+        <w:t>&gt;</w:t>
+      </w:r>
+    </w:p>
+    <w:p>
+      <w:pPr>
+        <w:rPr>
+          <w:lang w:val="en-US"/>
+        </w:rPr>
+      </w:pPr>
+      <w:r>
+        <w:t xml:space="preserve">                        </w:t>
+      </w:r>
+      <w:r>
+        <w:rPr>
+          <w:lang w:val="en-US"/>
+        </w:rPr>
+        <w:t>&lt;li&gt;</w:t>
+      </w:r>
+      <w:proofErr w:type="spellStart"/>
+      <w:r>
+        <w:rPr>
+          <w:lang w:val="en-US"/>
+        </w:rPr>
+        <w:t>Selecciona</w:t>
+      </w:r>
+      <w:proofErr w:type="spellEnd"/>
+      <w:r>
+        <w:rPr>
+          <w:lang w:val="en-US"/>
+        </w:rPr>
+        <w:t xml:space="preserve"> &lt;strong&gt;Personal access tokens&lt;/strong&gt; </w:t>
+      </w:r>
+      <w:r>
+        <w:rPr>
+          <w:rFonts w:ascii="Segoe UI Emoji" w:hAnsi="Segoe UI Emoji" w:cs="Segoe UI Emoji"/>
+          <w:lang w:val="en-US"/>
+        </w:rPr>
+        <w:t>➡</w:t>
+      </w:r>
+      <w:r>
+        <w:rPr>
+          <w:rFonts w:ascii="Segoe UI Emoji" w:hAnsi="Segoe UI Emoji" w:cs="Segoe UI Emoji"/>
+        </w:rPr>
+        <w:t>️</w:t>
+      </w:r>
+      <w:r>
+        <w:rPr>
+          <w:lang w:val="en-US"/>
+        </w:rPr>
+        <w:t xml:space="preserve"> &lt;strong&gt;Tokens (classic)&lt;/strong&gt;.&lt;/li&gt;</w:t>
+      </w:r>
+    </w:p>
+    <w:p>
+      <w:pPr>
+        <w:rPr>
+          <w:lang w:val="en-US"/>
+        </w:rPr>
+      </w:pPr>
+      <w:r>
+        <w:rPr>
+          <w:lang w:val="en-US"/>
+        </w:rPr>
+        <w:t xml:space="preserve">                        &lt;li&gt;Haz </w:t>
+      </w:r>
+      <w:proofErr w:type="spellStart"/>
+      <w:r>
+        <w:rPr>
+          <w:lang w:val="en-US"/>
+        </w:rPr>
+        <w:t>clic</w:t>
+      </w:r>
+      <w:proofErr w:type="spellEnd"/>
+      <w:r>
+        <w:rPr>
+          <w:lang w:val="en-US"/>
+        </w:rPr>
+        <w:t xml:space="preserve"> </w:t>
+      </w:r>
+      <w:proofErr w:type="spellStart"/>
+      <w:r>
+        <w:rPr>
+          <w:lang w:val="en-US"/>
+        </w:rPr>
+        <w:t>en</w:t>
+      </w:r>
+      <w:proofErr w:type="spellEnd"/>
+      <w:r>
+        <w:rPr>
+          <w:lang w:val="en-US"/>
+        </w:rPr>
+        <w:t xml:space="preserve"> &lt;strong&gt;Generate new token&lt;/strong&gt; (classic).&lt;/li&gt;</w:t>
+      </w:r>
+    </w:p>
+    <w:p>
+      <w:r>
+        <w:rPr>
+          <w:lang w:val="en-US"/>
+        </w:rPr>
+        <w:t xml:space="preserve">                        </w:t>
+      </w:r>
+      <w:r>
+        <w:t>&lt;</w:t>
+      </w:r>
+      <w:proofErr w:type="spellStart"/>
+      <w:r>
+        <w:t>li</w:t>
+      </w:r>
+      <w:proofErr w:type="spellEnd"/>
+      <w:r>
+        <w:t>&gt;Ponle un nombre (</w:t>
+      </w:r>
+      <w:proofErr w:type="spellStart"/>
+      <w:r>
+        <w:t>ej</w:t>
+      </w:r>
+      <w:proofErr w:type="spellEnd"/>
+      <w:r>
+        <w:t>: "</w:t>
+      </w:r>
+      <w:proofErr w:type="spellStart"/>
+      <w:r>
+        <w:t>ClaseComputacion</w:t>
+      </w:r>
+      <w:proofErr w:type="spellEnd"/>
+      <w:r>
+        <w:t>") y tilda la casilla principal que dice &lt;</w:t>
+      </w:r>
+      <w:proofErr w:type="spellStart"/>
+      <w:r>
+        <w:t>strong</w:t>
+      </w:r>
+      <w:proofErr w:type="spellEnd"/>
+      <w:r>
+        <w:t xml:space="preserve"> </w:t>
+      </w:r>
+      <w:proofErr w:type="spellStart"/>
+      <w:r>
+        <w:t>class</w:t>
+      </w:r>
+      <w:proofErr w:type="spellEnd"/>
+      <w:r>
+        <w:t>="</w:t>
+      </w:r>
+      <w:proofErr w:type="spellStart"/>
+      <w:r>
+        <w:t>text-primary</w:t>
+      </w:r>
+      <w:proofErr w:type="spellEnd"/>
+      <w:r>
+        <w:t>"&gt;repo&lt;/</w:t>
+      </w:r>
+      <w:proofErr w:type="spellStart"/>
+      <w:r>
+        <w:t>strong</w:t>
+      </w:r>
+      <w:proofErr w:type="spellEnd"/>
+      <w:r>
+        <w:t>&gt; (esto te da permisos para subir código).&lt;/</w:t>
+      </w:r>
+      <w:proofErr w:type="spellStart"/>
+      <w:r>
+        <w:t>li</w:t>
+      </w:r>
+      <w:proofErr w:type="spellEnd"/>
+      <w:r>
+        <w:t>&gt;</w:t>
+      </w:r>
+    </w:p>
+    <w:p>
+      <w:pPr>
+        <w:rPr>
+          <w:lang w:val="en-US"/>
+        </w:rPr>
+      </w:pPr>
+      <w:r>
+        <w:t xml:space="preserve">                        </w:t>
+      </w:r>
+      <w:r>
+        <w:rPr>
+          <w:lang w:val="en-US"/>
+        </w:rPr>
+        <w:t xml:space="preserve">&lt;li&gt;Haz </w:t>
+      </w:r>
+      <w:proofErr w:type="spellStart"/>
+      <w:r>
+        <w:rPr>
+          <w:lang w:val="en-US"/>
+        </w:rPr>
+        <w:t>clic</w:t>
+      </w:r>
+      <w:proofErr w:type="spellEnd"/>
+      <w:r>
+        <w:rPr>
+          <w:lang w:val="en-US"/>
+        </w:rPr>
+        <w:t xml:space="preserve"> </w:t>
+      </w:r>
+      <w:proofErr w:type="spellStart"/>
+      <w:r>
+        <w:rPr>
+          <w:lang w:val="en-US"/>
+        </w:rPr>
+        <w:t>abajo</w:t>
+      </w:r>
+      <w:proofErr w:type="spellEnd"/>
+      <w:r>
+        <w:rPr>
+          <w:lang w:val="en-US"/>
+        </w:rPr>
+        <w:t xml:space="preserve"> de </w:t>
+      </w:r>
+      <w:proofErr w:type="spellStart"/>
+      <w:r>
+        <w:rPr>
+          <w:lang w:val="en-US"/>
+        </w:rPr>
+        <w:t>todo</w:t>
+      </w:r>
+      <w:proofErr w:type="spellEnd"/>
+      <w:r>
+        <w:rPr>
+          <w:lang w:val="en-US"/>
+        </w:rPr>
+        <w:t xml:space="preserve"> </w:t>
+      </w:r>
+      <w:proofErr w:type="spellStart"/>
+      <w:r>
+        <w:rPr>
+          <w:lang w:val="en-US"/>
+        </w:rPr>
+        <w:t>en</w:t>
+      </w:r>
+      <w:proofErr w:type="spellEnd"/>
+      <w:r>
+        <w:rPr>
+          <w:lang w:val="en-US"/>
+        </w:rPr>
+        <w:t xml:space="preserve"> &lt;strong&gt;Generate token&lt;/strong&gt;.&lt;/li&gt;</w:t>
+      </w:r>
+    </w:p>
+    <w:p>
+      <w:pPr>
+        <w:rPr>
+          <w:lang w:val="en-US"/>
+        </w:rPr>
+      </w:pPr>
+      <w:r>
+        <w:rPr>
+          <w:lang w:val="en-US"/>
+        </w:rPr>
+        <w:t xml:space="preserve">                    &lt;/</w:t>
+      </w:r>
+      <w:proofErr w:type="spellStart"/>
+      <w:r>
+        <w:rPr>
+          <w:lang w:val="en-US"/>
+        </w:rPr>
+        <w:t>ol</w:t>
+      </w:r>
+      <w:proofErr w:type="spellEnd"/>
+      <w:r>
+        <w:rPr>
+          <w:lang w:val="en-US"/>
+        </w:rPr>
+        <w:t>&gt;</w:t>
+      </w:r>
+    </w:p>
+    <w:p>
+      <w:pPr>
+        <w:rPr>
+          <w:lang w:val="en-US"/>
+        </w:rPr>
+      </w:pPr>
+      <w:r>
+        <w:rPr>
+          <w:lang w:val="en-US"/>
+        </w:rPr>
+        <w:lastRenderedPageBreak/>
+        <w:t xml:space="preserve">                    &lt;div class="alert alert-warning py-1 font-monospace small"&gt;</w:t>
+      </w:r>
+    </w:p>
+    <w:p>
+      <w:r>
+        <w:rPr>
+          <w:lang w:val="en-US"/>
+        </w:rPr>
+        <w:t xml:space="preserve">                        </w:t>
+      </w:r>
+      <w:r>
+        <w:rPr>
+          <w:rFonts w:ascii="Segoe UI Emoji" w:hAnsi="Segoe UI Emoji" w:cs="Segoe UI Emoji"/>
+        </w:rPr>
+        <w:t>⚠️</w:t>
+      </w:r>
+      <w:r>
+        <w:t xml:space="preserve"> &lt;</w:t>
+      </w:r>
+      <w:proofErr w:type="spellStart"/>
+      <w:r>
+        <w:t>strong</w:t>
+      </w:r>
+      <w:proofErr w:type="spellEnd"/>
+      <w:r>
+        <w:t>&gt;¡IMPORTANTE!&lt;/</w:t>
+      </w:r>
+      <w:proofErr w:type="spellStart"/>
+      <w:r>
+        <w:t>strong</w:t>
+      </w:r>
+      <w:proofErr w:type="spellEnd"/>
+      <w:r>
+        <w:t xml:space="preserve">&gt; Copia ese código largo que aparece (empieza con </w:t>
+      </w:r>
+      <w:proofErr w:type="spellStart"/>
+      <w:r>
+        <w:t>ghp</w:t>
+      </w:r>
+      <w:proofErr w:type="spellEnd"/>
+      <w:r>
+        <w:t>_...) y guárdalo en un bloc de notas o envíatelo por correo. GitHub NO te lo volverá a mostrar nunca más.</w:t>
+      </w:r>
+    </w:p>
+    <w:p>
+      <w:r>
+        <w:t xml:space="preserve">                    &lt;/</w:t>
+      </w:r>
+      <w:proofErr w:type="spellStart"/>
+      <w:r>
+        <w:t>div</w:t>
+      </w:r>
+      <w:proofErr w:type="spellEnd"/>
+      <w:r>
+        <w:t>&gt;</w:t>
+      </w:r>
+    </w:p>
+    <w:p>
+      <w:r>
+        <w:t xml:space="preserve">                &lt;/</w:t>
+      </w:r>
+      <w:proofErr w:type="spellStart"/>
+      <w:r>
+        <w:t>div</w:t>
+      </w:r>
+      <w:proofErr w:type="spellEnd"/>
+      <w:r>
+        <w:t>&gt;</w:t>
+      </w:r>
+    </w:p>
+    <w:p/>
+    <w:p>
+      <w:r>
+        <w:t xml:space="preserve">                &lt;</w:t>
+      </w:r>
+      <w:proofErr w:type="spellStart"/>
+      <w:r>
+        <w:t>div</w:t>
+      </w:r>
+      <w:proofErr w:type="spellEnd"/>
+      <w:r>
+        <w:t xml:space="preserve"> </w:t>
+      </w:r>
+      <w:proofErr w:type="spellStart"/>
+      <w:r>
+        <w:t>class</w:t>
+      </w:r>
+      <w:proofErr w:type="spellEnd"/>
+      <w:r>
+        <w:t>="mb-4"&gt;</w:t>
+      </w:r>
+    </w:p>
+    <w:p>
+      <w:r>
+        <w:t xml:space="preserve">                    &lt;h5&gt;&lt;</w:t>
+      </w:r>
+      <w:proofErr w:type="spellStart"/>
+      <w:r>
+        <w:t>span</w:t>
+      </w:r>
+      <w:proofErr w:type="spellEnd"/>
+      <w:r>
+        <w:t xml:space="preserve"> </w:t>
+      </w:r>
+      <w:proofErr w:type="spellStart"/>
+      <w:r>
+        <w:t>class</w:t>
+      </w:r>
+      <w:proofErr w:type="spellEnd"/>
+      <w:r>
+        <w:t>="</w:t>
+      </w:r>
+      <w:proofErr w:type="spellStart"/>
+      <w:r>
+        <w:t>badge</w:t>
+      </w:r>
+      <w:proofErr w:type="spellEnd"/>
+      <w:r>
+        <w:t xml:space="preserve"> </w:t>
+      </w:r>
+      <w:proofErr w:type="spellStart"/>
+      <w:r>
+        <w:t>bg-secondary</w:t>
+      </w:r>
+      <w:proofErr w:type="spellEnd"/>
+      <w:r>
+        <w:t xml:space="preserve"> me-2"&gt;Paso 2&lt;/</w:t>
+      </w:r>
+      <w:proofErr w:type="spellStart"/>
+      <w:r>
+        <w:t>span</w:t>
+      </w:r>
+      <w:proofErr w:type="spellEnd"/>
+      <w:r>
+        <w:t>&gt; Desactivar el guardado automático en Windows&lt;/h5&gt;</w:t>
+      </w:r>
+    </w:p>
+    <w:p>
+      <w:r>
+        <w:t xml:space="preserve">                    &lt;p&gt;Antes de hacer el &lt;</w:t>
+      </w:r>
+      <w:proofErr w:type="spellStart"/>
+      <w:r>
+        <w:t>code</w:t>
+      </w:r>
+      <w:proofErr w:type="spellEnd"/>
+      <w:r>
+        <w:t>&gt;</w:t>
+      </w:r>
+      <w:proofErr w:type="spellStart"/>
+      <w:r>
+        <w:t>git</w:t>
+      </w:r>
+      <w:proofErr w:type="spellEnd"/>
+      <w:r>
+        <w:t xml:space="preserve"> </w:t>
+      </w:r>
+      <w:proofErr w:type="spellStart"/>
+      <w:r>
+        <w:t>push</w:t>
+      </w:r>
+      <w:proofErr w:type="spellEnd"/>
+      <w:r>
+        <w:t>&lt;/</w:t>
+      </w:r>
+      <w:proofErr w:type="spellStart"/>
+      <w:r>
+        <w:t>code</w:t>
+      </w:r>
+      <w:proofErr w:type="spellEnd"/>
+      <w:r>
+        <w:t xml:space="preserve">&gt;, abre la terminal en tu proyecto y ejecuta este comando </w:t>
+      </w:r>
+      <w:proofErr w:type="spellStart"/>
+      <w:r>
+        <w:t>comando</w:t>
+      </w:r>
+      <w:proofErr w:type="spellEnd"/>
+      <w:r>
+        <w:t xml:space="preserve"> para decirle a Git: &lt;em&gt;"No guardes ninguna contraseña en esta computadora"&lt;/em&gt;:&lt;/p&gt;</w:t>
+      </w:r>
+    </w:p>
+    <w:p>
+      <w:pPr>
+        <w:rPr>
+          <w:lang w:val="en-US"/>
+        </w:rPr>
+      </w:pPr>
+      <w:r>
+        <w:t xml:space="preserve">                    </w:t>
+      </w:r>
+      <w:r>
+        <w:rPr>
+          <w:lang w:val="en-US"/>
+        </w:rPr>
+        <w:t xml:space="preserve">&lt;div class="p-3 </w:t>
+      </w:r>
+      <w:proofErr w:type="spellStart"/>
+      <w:r>
+        <w:rPr>
+          <w:lang w:val="en-US"/>
+        </w:rPr>
+        <w:t>bg</w:t>
+      </w:r>
+      <w:proofErr w:type="spellEnd"/>
+      <w:r>
+        <w:rPr>
+          <w:lang w:val="en-US"/>
+        </w:rPr>
+        <w:t>-dark text-warning rounded font-monospace small mb-2"&gt;</w:t>
+      </w:r>
+    </w:p>
+    <w:p>
+      <w:pPr>
+        <w:rPr>
+          <w:lang w:val="en-US"/>
+        </w:rPr>
+      </w:pPr>
+      <w:r>
+        <w:rPr>
+          <w:lang w:val="en-US"/>
+        </w:rPr>
+        <w:t xml:space="preserve">                        git config --local </w:t>
+      </w:r>
+      <w:proofErr w:type="spellStart"/>
+      <w:r>
+        <w:rPr>
+          <w:lang w:val="en-US"/>
+        </w:rPr>
+        <w:t>credential.helper</w:t>
+      </w:r>
+      <w:proofErr w:type="spellEnd"/>
+      <w:r>
+        <w:rPr>
+          <w:lang w:val="en-US"/>
+        </w:rPr>
+        <w:t xml:space="preserve"> ""</w:t>
+      </w:r>
+    </w:p>
+    <w:p>
+      <w:r>
+        <w:rPr>
+          <w:lang w:val="en-US"/>
+        </w:rPr>
+        <w:t xml:space="preserve">                    </w:t>
+      </w:r>
+      <w:r>
+        <w:t>&lt;/</w:t>
+      </w:r>
+      <w:proofErr w:type="spellStart"/>
+      <w:r>
+        <w:t>div</w:t>
+      </w:r>
+      <w:proofErr w:type="spellEnd"/>
+      <w:r>
+        <w:t>&gt;</w:t>
+      </w:r>
+    </w:p>
+    <w:p>
+      <w:r>
+        <w:t xml:space="preserve">                    &lt;p </w:t>
+      </w:r>
+      <w:proofErr w:type="spellStart"/>
+      <w:r>
+        <w:t>class</w:t>
+      </w:r>
+      <w:proofErr w:type="spellEnd"/>
+      <w:r>
+        <w:t>="</w:t>
+      </w:r>
+      <w:proofErr w:type="spellStart"/>
+      <w:r>
+        <w:t>small</w:t>
+      </w:r>
+      <w:proofErr w:type="spellEnd"/>
+      <w:r>
+        <w:t xml:space="preserve"> </w:t>
+      </w:r>
+      <w:proofErr w:type="spellStart"/>
+      <w:r>
+        <w:t>text-muted</w:t>
+      </w:r>
+      <w:proofErr w:type="spellEnd"/>
+      <w:r>
+        <w:t>"&gt;Esto asegura que cuando termine la clase, nadie más pueda usar tus accesos.&lt;/p&gt;</w:t>
+      </w:r>
+    </w:p>
+    <w:p>
+      <w:r>
+        <w:t xml:space="preserve">                &lt;/</w:t>
+      </w:r>
+      <w:proofErr w:type="spellStart"/>
+      <w:r>
+        <w:t>div</w:t>
+      </w:r>
+      <w:proofErr w:type="spellEnd"/>
+      <w:r>
+        <w:t>&gt;</w:t>
+      </w:r>
+    </w:p>
+    <w:p/>
+    <w:p>
+      <w:r>
+        <w:t xml:space="preserve">                &lt;</w:t>
+      </w:r>
+      <w:proofErr w:type="spellStart"/>
+      <w:r>
+        <w:t>div</w:t>
+      </w:r>
+      <w:proofErr w:type="spellEnd"/>
+      <w:r>
+        <w:t xml:space="preserve"> </w:t>
+      </w:r>
+      <w:proofErr w:type="spellStart"/>
+      <w:r>
+        <w:t>class</w:t>
+      </w:r>
+      <w:proofErr w:type="spellEnd"/>
+      <w:r>
+        <w:t>="mb-4"&gt;</w:t>
+      </w:r>
+    </w:p>
+    <w:p>
+      <w:r>
+        <w:t xml:space="preserve">                    &lt;h5&gt;&lt;</w:t>
+      </w:r>
+      <w:proofErr w:type="spellStart"/>
+      <w:r>
+        <w:t>span</w:t>
+      </w:r>
+      <w:proofErr w:type="spellEnd"/>
+      <w:r>
+        <w:t xml:space="preserve"> </w:t>
+      </w:r>
+      <w:proofErr w:type="spellStart"/>
+      <w:r>
+        <w:t>class</w:t>
+      </w:r>
+      <w:proofErr w:type="spellEnd"/>
+      <w:r>
+        <w:t>="</w:t>
+      </w:r>
+      <w:proofErr w:type="spellStart"/>
+      <w:r>
+        <w:t>badge</w:t>
+      </w:r>
+      <w:proofErr w:type="spellEnd"/>
+      <w:r>
+        <w:t xml:space="preserve"> </w:t>
+      </w:r>
+      <w:proofErr w:type="spellStart"/>
+      <w:r>
+        <w:t>bg-secondary</w:t>
+      </w:r>
+      <w:proofErr w:type="spellEnd"/>
+      <w:r>
+        <w:t xml:space="preserve"> me-2"&gt;Paso 3&lt;/</w:t>
+      </w:r>
+      <w:proofErr w:type="spellStart"/>
+      <w:r>
+        <w:t>span</w:t>
+      </w:r>
+      <w:proofErr w:type="spellEnd"/>
+      <w:r>
+        <w:t>&gt; Hacer el Push e ingresar las credenciales&lt;/h5&gt;</w:t>
+      </w:r>
+    </w:p>
+    <w:p>
+      <w:r>
+        <w:t xml:space="preserve">                    &lt;p&gt;Cuando ejecutes el comando para subir tu código por primera vez en la clase:&lt;/p&gt;</w:t>
+      </w:r>
+    </w:p>
+    <w:p>
+      <w:pPr>
+        <w:rPr>
+          <w:lang w:val="en-US"/>
+        </w:rPr>
+      </w:pPr>
+      <w:r>
+        <w:t xml:space="preserve">                    </w:t>
+      </w:r>
+      <w:r>
+        <w:rPr>
+          <w:lang w:val="en-US"/>
+        </w:rPr>
+        <w:t xml:space="preserve">&lt;div class="p-3 </w:t>
+      </w:r>
+      <w:proofErr w:type="spellStart"/>
+      <w:r>
+        <w:rPr>
+          <w:lang w:val="en-US"/>
+        </w:rPr>
+        <w:t>bg</w:t>
+      </w:r>
+      <w:proofErr w:type="spellEnd"/>
+      <w:r>
+        <w:rPr>
+          <w:lang w:val="en-US"/>
+        </w:rPr>
+        <w:t>-dark text-light rounded font-monospace small mb-2"&gt;</w:t>
+      </w:r>
+    </w:p>
+    <w:p>
+      <w:pPr>
+        <w:rPr>
+          <w:lang w:val="en-US"/>
+        </w:rPr>
+      </w:pPr>
+      <w:r>
+        <w:rPr>
+          <w:lang w:val="en-US"/>
+        </w:rPr>
+        <w:t xml:space="preserve">                        git push origin main</w:t>
+      </w:r>
+    </w:p>
+    <w:p>
+      <w:pPr>
+        <w:rPr>
+          <w:lang w:val="en-US"/>
+        </w:rPr>
+      </w:pPr>
+      <w:r>
+        <w:rPr>
+          <w:lang w:val="en-US"/>
+        </w:rPr>
+        <w:t xml:space="preserve">                    &lt;/div&gt;</w:t>
+      </w:r>
+    </w:p>
+    <w:p>
+      <w:r>
+        <w:rPr>
+          <w:lang w:val="en-US"/>
+        </w:rPr>
+        <w:t xml:space="preserve">                    </w:t>
+      </w:r>
+      <w:r>
+        <w:t>&lt;p&gt;Git abrirá una ventana flotante o te pedirá en la consola dos datos:&lt;/p&gt;</w:t>
+      </w:r>
+    </w:p>
+    <w:p>
+      <w:r>
+        <w:t xml:space="preserve">                    &lt;</w:t>
+      </w:r>
+      <w:proofErr w:type="spellStart"/>
+      <w:r>
+        <w:t>ul</w:t>
       </w:r>
       <w:proofErr w:type="spellEnd"/>
       <w:r>
@@ -5530,13 +7323,210 @@
       </w:r>
       <w:proofErr w:type="spellEnd"/>
       <w:r>
-        <w:t xml:space="preserve">&gt;Ve a tu foto de perfil (arriba a la derecha) </w:t>
+        <w:t>&gt;&lt;</w:t>
+      </w:r>
+      <w:proofErr w:type="spellStart"/>
+      <w:r>
+        <w:t>strong</w:t>
+      </w:r>
+      <w:proofErr w:type="spellEnd"/>
+      <w:r>
+        <w:t>&gt;</w:t>
+      </w:r>
+      <w:proofErr w:type="spellStart"/>
+      <w:r>
+        <w:t>Username</w:t>
+      </w:r>
+      <w:proofErr w:type="spellEnd"/>
+      <w:r>
+        <w:t>:&lt;/</w:t>
+      </w:r>
+      <w:proofErr w:type="spellStart"/>
+      <w:r>
+        <w:t>strong</w:t>
+      </w:r>
+      <w:proofErr w:type="spellEnd"/>
+      <w:r>
+        <w:t>&gt; Escribe tu usuario de GitHub.&lt;/</w:t>
+      </w:r>
+      <w:proofErr w:type="spellStart"/>
+      <w:r>
+        <w:t>li</w:t>
+      </w:r>
+      <w:proofErr w:type="spellEnd"/>
+      <w:r>
+        <w:t>&gt;</w:t>
+      </w:r>
+    </w:p>
+    <w:p>
+      <w:r>
+        <w:t xml:space="preserve">                        </w:t>
+      </w:r>
+      <w:r>
+        <w:rPr>
+          <w:lang w:val="en-US"/>
+        </w:rPr>
+        <w:t xml:space="preserve">&lt;li&gt;&lt;strong&gt;Password:&lt;/strong&gt; &lt;span class="text-danger </w:t>
+      </w:r>
+      <w:proofErr w:type="spellStart"/>
+      <w:r>
+        <w:rPr>
+          <w:lang w:val="en-US"/>
+        </w:rPr>
+        <w:t>fw</w:t>
+      </w:r>
+      <w:proofErr w:type="spellEnd"/>
+      <w:r>
+        <w:rPr>
+          <w:lang w:val="en-US"/>
+        </w:rPr>
+        <w:t xml:space="preserve">-bold"&gt;NO </w:t>
+      </w:r>
+      <w:proofErr w:type="spellStart"/>
+      <w:r>
+        <w:rPr>
+          <w:lang w:val="en-US"/>
+        </w:rPr>
+        <w:t>pongas</w:t>
+      </w:r>
+      <w:proofErr w:type="spellEnd"/>
+      <w:r>
+        <w:rPr>
+          <w:lang w:val="en-US"/>
+        </w:rPr>
+        <w:t xml:space="preserve"> </w:t>
+      </w:r>
+      <w:proofErr w:type="spellStart"/>
+      <w:r>
+        <w:rPr>
+          <w:lang w:val="en-US"/>
+        </w:rPr>
+        <w:t>tu</w:t>
+      </w:r>
+      <w:proofErr w:type="spellEnd"/>
+      <w:r>
+        <w:rPr>
+          <w:lang w:val="en-US"/>
+        </w:rPr>
+        <w:t xml:space="preserve"> </w:t>
+      </w:r>
+      <w:proofErr w:type="spellStart"/>
+      <w:r>
+        <w:rPr>
+          <w:lang w:val="en-US"/>
+        </w:rPr>
+        <w:t>contraseña</w:t>
+      </w:r>
+      <w:proofErr w:type="spellEnd"/>
+      <w:r>
+        <w:rPr>
+          <w:lang w:val="en-US"/>
+        </w:rPr>
+        <w:t xml:space="preserve"> habitual&lt;/span&gt;. </w:t>
+      </w:r>
+      <w:r>
+        <w:t>Pega aquí el &lt;</w:t>
+      </w:r>
+      <w:proofErr w:type="spellStart"/>
+      <w:r>
+        <w:t>strong</w:t>
+      </w:r>
+      <w:proofErr w:type="spellEnd"/>
+      <w:r>
+        <w:t>&gt;Token (</w:t>
+      </w:r>
+      <w:proofErr w:type="spellStart"/>
+      <w:r>
+        <w:t>ghp</w:t>
+      </w:r>
+      <w:proofErr w:type="spellEnd"/>
+      <w:r>
+        <w:t>_...)&lt;/</w:t>
+      </w:r>
+      <w:proofErr w:type="spellStart"/>
+      <w:r>
+        <w:t>strong</w:t>
+      </w:r>
+      <w:proofErr w:type="spellEnd"/>
+      <w:r>
+        <w:t>&gt; que generaste en el Paso 1.&lt;/</w:t>
+      </w:r>
+      <w:proofErr w:type="spellStart"/>
+      <w:r>
+        <w:t>li</w:t>
+      </w:r>
+      <w:proofErr w:type="spellEnd"/>
+      <w:r>
+        <w:t>&gt;</w:t>
+      </w:r>
+    </w:p>
+    <w:p>
+      <w:pPr>
+        <w:rPr>
+          <w:lang w:val="en-US"/>
+        </w:rPr>
+      </w:pPr>
+      <w:r>
+        <w:t xml:space="preserve">                    </w:t>
+      </w:r>
+      <w:r>
+        <w:rPr>
+          <w:lang w:val="en-US"/>
+        </w:rPr>
+        <w:t>&lt;/ul&gt;</w:t>
+      </w:r>
+    </w:p>
+    <w:p>
+      <w:pPr>
+        <w:rPr>
+          <w:lang w:val="en-US"/>
+        </w:rPr>
+      </w:pPr>
+      <w:r>
+        <w:rPr>
+          <w:lang w:val="en-US"/>
+        </w:rPr>
+        <w:t xml:space="preserve">                &lt;/div&gt;</w:t>
+      </w:r>
+    </w:p>
+    <w:p>
+      <w:pPr>
+        <w:rPr>
+          <w:lang w:val="en-US"/>
+        </w:rPr>
+      </w:pPr>
+      <w:r>
+        <w:rPr>
+          <w:lang w:val="en-US"/>
+        </w:rPr>
+        <w:t xml:space="preserve">                </w:t>
+      </w:r>
+    </w:p>
+    <w:p>
+      <w:pPr>
+        <w:rPr>
+          <w:lang w:val="en-US"/>
+        </w:rPr>
+      </w:pPr>
+      <w:r>
+        <w:rPr>
+          <w:lang w:val="en-US"/>
+        </w:rPr>
+        <w:t xml:space="preserve">                &lt;div class="alert alert-success mb-0" role="alert"&gt;</w:t>
+      </w:r>
+    </w:p>
+    <w:p>
+      <w:r>
+        <w:rPr>
+          <w:lang w:val="en-US"/>
+        </w:rPr>
+        <w:t xml:space="preserve">                    </w:t>
       </w:r>
       <w:r>
         <w:rPr>
           <w:rFonts w:ascii="Segoe UI Emoji" w:hAnsi="Segoe UI Emoji" w:cs="Segoe UI Emoji"/>
         </w:rPr>
-        <w:t>➡️</w:t>
+        <w:t>🎉</w:t>
       </w:r>
       <w:r>
         <w:t xml:space="preserve"> &lt;</w:t>
@@ -5547,1144 +7537,7 @@
       </w:r>
       <w:proofErr w:type="spellEnd"/>
       <w:r>
-        <w:t>&gt;</w:t>
-      </w:r>
-      <w:proofErr w:type="spellStart"/>
-      <w:r>
-        <w:t>Settings</w:t>
-      </w:r>
-      <w:proofErr w:type="spellEnd"/>
-      <w:r>
-        <w:t>&lt;/</w:t>
-      </w:r>
-      <w:proofErr w:type="spellStart"/>
-      <w:r>
-        <w:t>strong</w:t>
-      </w:r>
-      <w:proofErr w:type="spellEnd"/>
-      <w:r>
-        <w:t>&gt; (Configuración</w:t>
-      </w:r>
-      <w:proofErr w:type="gramStart"/>
-      <w:r>
-        <w:t>).&lt;</w:t>
-      </w:r>
-      <w:proofErr w:type="gramEnd"/>
-      <w:r>
-        <w:t>/</w:t>
-      </w:r>
-      <w:proofErr w:type="spellStart"/>
-      <w:r>
-        <w:t>li</w:t>
-      </w:r>
-      <w:proofErr w:type="spellEnd"/>
-      <w:r>
-        <w:t>&gt;</w:t>
-      </w:r>
-    </w:p>
-    <w:p>
-      <w:r>
-        <w:t xml:space="preserve">                        &lt;</w:t>
-      </w:r>
-      <w:proofErr w:type="spellStart"/>
-      <w:r>
-        <w:t>li</w:t>
-      </w:r>
-      <w:proofErr w:type="spellEnd"/>
-      <w:r>
-        <w:t>&gt;Baja en el menú izquierdo hasta el final y haz clic en &lt;</w:t>
-      </w:r>
-      <w:proofErr w:type="spellStart"/>
-      <w:r>
-        <w:t>strong</w:t>
-      </w:r>
-      <w:proofErr w:type="spellEnd"/>
-      <w:r>
-        <w:t>&gt;</w:t>
-      </w:r>
-      <w:proofErr w:type="spellStart"/>
-      <w:r>
-        <w:t>Developer</w:t>
-      </w:r>
-      <w:proofErr w:type="spellEnd"/>
-      <w:r>
-        <w:t xml:space="preserve"> </w:t>
-      </w:r>
-      <w:proofErr w:type="spellStart"/>
-      <w:r>
-        <w:t>Settings</w:t>
-      </w:r>
-      <w:proofErr w:type="spellEnd"/>
-      <w:r>
-        <w:t>&lt;/</w:t>
-      </w:r>
-      <w:proofErr w:type="spellStart"/>
-      <w:r>
-        <w:t>strong</w:t>
-      </w:r>
-      <w:proofErr w:type="spellEnd"/>
-      <w:proofErr w:type="gramStart"/>
-      <w:r>
-        <w:t>&gt;.&lt;</w:t>
-      </w:r>
-      <w:proofErr w:type="gramEnd"/>
-      <w:r>
-        <w:t>/</w:t>
-      </w:r>
-      <w:proofErr w:type="spellStart"/>
-      <w:r>
-        <w:t>li</w:t>
-      </w:r>
-      <w:proofErr w:type="spellEnd"/>
-      <w:r>
-        <w:t>&gt;</w:t>
-      </w:r>
-    </w:p>
-    <w:p>
-      <w:pPr>
-        <w:rPr>
-          <w:lang w:val="en-US"/>
-        </w:rPr>
-      </w:pPr>
-      <w:r>
-        <w:t xml:space="preserve">                        </w:t>
-      </w:r>
-      <w:r>
-        <w:rPr>
-          <w:lang w:val="en-US"/>
-        </w:rPr>
-        <w:t>&lt;li&gt;</w:t>
-      </w:r>
-      <w:proofErr w:type="spellStart"/>
-      <w:r>
-        <w:rPr>
-          <w:lang w:val="en-US"/>
-        </w:rPr>
-        <w:t>Selecciona</w:t>
-      </w:r>
-      <w:proofErr w:type="spellEnd"/>
-      <w:r>
-        <w:rPr>
-          <w:lang w:val="en-US"/>
-        </w:rPr>
-        <w:t xml:space="preserve"> &lt;strong&gt;Personal access tokens&lt;/strong&gt; </w:t>
-      </w:r>
-      <w:r>
-        <w:rPr>
-          <w:rFonts w:ascii="Segoe UI Emoji" w:hAnsi="Segoe UI Emoji" w:cs="Segoe UI Emoji"/>
-          <w:lang w:val="en-US"/>
-        </w:rPr>
-        <w:t>➡</w:t>
-      </w:r>
-      <w:r>
-        <w:rPr>
-          <w:rFonts w:ascii="Segoe UI Emoji" w:hAnsi="Segoe UI Emoji" w:cs="Segoe UI Emoji"/>
-        </w:rPr>
-        <w:t>️</w:t>
-      </w:r>
-      <w:r>
-        <w:rPr>
-          <w:lang w:val="en-US"/>
-        </w:rPr>
-        <w:t xml:space="preserve"> &lt;strong&gt;Tokens (classic)&lt;/strong</w:t>
-      </w:r>
-      <w:proofErr w:type="gramStart"/>
-      <w:r>
-        <w:rPr>
-          <w:lang w:val="en-US"/>
-        </w:rPr>
-        <w:t>&gt;.&lt;</w:t>
-      </w:r>
-      <w:proofErr w:type="gramEnd"/>
-      <w:r>
-        <w:rPr>
-          <w:lang w:val="en-US"/>
-        </w:rPr>
-        <w:t>/li&gt;</w:t>
-      </w:r>
-    </w:p>
-    <w:p>
-      <w:pPr>
-        <w:rPr>
-          <w:lang w:val="en-US"/>
-        </w:rPr>
-      </w:pPr>
-      <w:r>
-        <w:rPr>
-          <w:lang w:val="en-US"/>
-        </w:rPr>
-        <w:t xml:space="preserve">                        &lt;li&gt;Haz </w:t>
-      </w:r>
-      <w:proofErr w:type="spellStart"/>
-      <w:r>
-        <w:rPr>
-          <w:lang w:val="en-US"/>
-        </w:rPr>
-        <w:t>clic</w:t>
-      </w:r>
-      <w:proofErr w:type="spellEnd"/>
-      <w:r>
-        <w:rPr>
-          <w:lang w:val="en-US"/>
-        </w:rPr>
-        <w:t xml:space="preserve"> </w:t>
-      </w:r>
-      <w:proofErr w:type="spellStart"/>
-      <w:r>
-        <w:rPr>
-          <w:lang w:val="en-US"/>
-        </w:rPr>
-        <w:t>en</w:t>
-      </w:r>
-      <w:proofErr w:type="spellEnd"/>
-      <w:r>
-        <w:rPr>
-          <w:lang w:val="en-US"/>
-        </w:rPr>
-        <w:t xml:space="preserve"> &lt;strong&gt;Generate new token&lt;/strong&gt; (classic</w:t>
-      </w:r>
-      <w:proofErr w:type="gramStart"/>
-      <w:r>
-        <w:rPr>
-          <w:lang w:val="en-US"/>
-        </w:rPr>
-        <w:t>).&lt;</w:t>
-      </w:r>
-      <w:proofErr w:type="gramEnd"/>
-      <w:r>
-        <w:rPr>
-          <w:lang w:val="en-US"/>
-        </w:rPr>
-        <w:t>/li&gt;</w:t>
-      </w:r>
-    </w:p>
-    <w:p>
-      <w:r>
-        <w:rPr>
-          <w:lang w:val="en-US"/>
-        </w:rPr>
-        <w:t xml:space="preserve">                        </w:t>
-      </w:r>
-      <w:r>
-        <w:t>&lt;</w:t>
-      </w:r>
-      <w:proofErr w:type="spellStart"/>
-      <w:r>
-        <w:t>li</w:t>
-      </w:r>
-      <w:proofErr w:type="spellEnd"/>
-      <w:r>
-        <w:t>&gt;Ponle un nombre (</w:t>
-      </w:r>
-      <w:proofErr w:type="spellStart"/>
-      <w:r>
-        <w:t>ej</w:t>
-      </w:r>
-      <w:proofErr w:type="spellEnd"/>
-      <w:r>
-        <w:t>: "</w:t>
-      </w:r>
-      <w:proofErr w:type="spellStart"/>
-      <w:r>
-        <w:t>ClaseComputacion</w:t>
-      </w:r>
-      <w:proofErr w:type="spellEnd"/>
-      <w:r>
-        <w:t>") y tilda la casilla principal que dice &lt;</w:t>
-      </w:r>
-      <w:proofErr w:type="spellStart"/>
-      <w:r>
-        <w:t>strong</w:t>
-      </w:r>
-      <w:proofErr w:type="spellEnd"/>
-      <w:r>
-        <w:t xml:space="preserve"> </w:t>
-      </w:r>
-      <w:proofErr w:type="spellStart"/>
-      <w:r>
-        <w:t>class</w:t>
-      </w:r>
-      <w:proofErr w:type="spellEnd"/>
-      <w:r>
-        <w:t>="</w:t>
-      </w:r>
-      <w:proofErr w:type="spellStart"/>
-      <w:r>
-        <w:t>text-primary</w:t>
-      </w:r>
-      <w:proofErr w:type="spellEnd"/>
-      <w:r>
-        <w:t>"&gt;repo&lt;/</w:t>
-      </w:r>
-      <w:proofErr w:type="spellStart"/>
-      <w:r>
-        <w:t>strong</w:t>
-      </w:r>
-      <w:proofErr w:type="spellEnd"/>
-      <w:r>
-        <w:t>&gt; (esto te da permisos para subir código</w:t>
-      </w:r>
-      <w:proofErr w:type="gramStart"/>
-      <w:r>
-        <w:t>).&lt;</w:t>
-      </w:r>
-      <w:proofErr w:type="gramEnd"/>
-      <w:r>
-        <w:t>/</w:t>
-      </w:r>
-      <w:proofErr w:type="spellStart"/>
-      <w:r>
-        <w:t>li</w:t>
-      </w:r>
-      <w:proofErr w:type="spellEnd"/>
-      <w:r>
-        <w:t>&gt;</w:t>
-      </w:r>
-    </w:p>
-    <w:p>
-      <w:pPr>
-        <w:rPr>
-          <w:lang w:val="en-US"/>
-        </w:rPr>
-      </w:pPr>
-      <w:r>
-        <w:t xml:space="preserve">                        </w:t>
-      </w:r>
-      <w:r>
-        <w:rPr>
-          <w:lang w:val="en-US"/>
-        </w:rPr>
-        <w:t xml:space="preserve">&lt;li&gt;Haz </w:t>
-      </w:r>
-      <w:proofErr w:type="spellStart"/>
-      <w:r>
-        <w:rPr>
-          <w:lang w:val="en-US"/>
-        </w:rPr>
-        <w:t>clic</w:t>
-      </w:r>
-      <w:proofErr w:type="spellEnd"/>
-      <w:r>
-        <w:rPr>
-          <w:lang w:val="en-US"/>
-        </w:rPr>
-        <w:t xml:space="preserve"> </w:t>
-      </w:r>
-      <w:proofErr w:type="spellStart"/>
-      <w:r>
-        <w:rPr>
-          <w:lang w:val="en-US"/>
-        </w:rPr>
-        <w:t>abajo</w:t>
-      </w:r>
-      <w:proofErr w:type="spellEnd"/>
-      <w:r>
-        <w:rPr>
-          <w:lang w:val="en-US"/>
-        </w:rPr>
-        <w:t xml:space="preserve"> de </w:t>
-      </w:r>
-      <w:proofErr w:type="spellStart"/>
-      <w:r>
-        <w:rPr>
-          <w:lang w:val="en-US"/>
-        </w:rPr>
-        <w:t>todo</w:t>
-      </w:r>
-      <w:proofErr w:type="spellEnd"/>
-      <w:r>
-        <w:rPr>
-          <w:lang w:val="en-US"/>
-        </w:rPr>
-        <w:t xml:space="preserve"> </w:t>
-      </w:r>
-      <w:proofErr w:type="spellStart"/>
-      <w:r>
-        <w:rPr>
-          <w:lang w:val="en-US"/>
-        </w:rPr>
-        <w:t>en</w:t>
-      </w:r>
-      <w:proofErr w:type="spellEnd"/>
-      <w:r>
-        <w:rPr>
-          <w:lang w:val="en-US"/>
-        </w:rPr>
-        <w:t xml:space="preserve"> &lt;strong&gt;Generate token&lt;/strong</w:t>
-      </w:r>
-      <w:proofErr w:type="gramStart"/>
-      <w:r>
-        <w:rPr>
-          <w:lang w:val="en-US"/>
-        </w:rPr>
-        <w:t>&gt;.&lt;</w:t>
-      </w:r>
-      <w:proofErr w:type="gramEnd"/>
-      <w:r>
-        <w:rPr>
-          <w:lang w:val="en-US"/>
-        </w:rPr>
-        <w:t>/li&gt;</w:t>
-      </w:r>
-    </w:p>
-    <w:p>
-      <w:pPr>
-        <w:rPr>
-          <w:lang w:val="en-US"/>
-        </w:rPr>
-      </w:pPr>
-      <w:r>
-        <w:rPr>
-          <w:lang w:val="en-US"/>
-        </w:rPr>
-        <w:t xml:space="preserve">                    &lt;/</w:t>
-      </w:r>
-      <w:proofErr w:type="spellStart"/>
-      <w:r>
-        <w:rPr>
-          <w:lang w:val="en-US"/>
-        </w:rPr>
-        <w:t>ol</w:t>
-      </w:r>
-      <w:proofErr w:type="spellEnd"/>
-      <w:r>
-        <w:rPr>
-          <w:lang w:val="en-US"/>
-        </w:rPr>
-        <w:t>&gt;</w:t>
-      </w:r>
-    </w:p>
-    <w:p>
-      <w:pPr>
-        <w:rPr>
-          <w:lang w:val="en-US"/>
-        </w:rPr>
-      </w:pPr>
-      <w:r>
-        <w:rPr>
-          <w:lang w:val="en-US"/>
-        </w:rPr>
-        <w:t xml:space="preserve">                    &lt;div class="alert alert-warning py-1 font-monospace small"&gt;</w:t>
-      </w:r>
-    </w:p>
-    <w:p>
-      <w:r>
-        <w:rPr>
-          <w:lang w:val="en-US"/>
-        </w:rPr>
-        <w:t xml:space="preserve">                        </w:t>
-      </w:r>
-      <w:r>
-        <w:rPr>
-          <w:rFonts w:ascii="Segoe UI Emoji" w:hAnsi="Segoe UI Emoji" w:cs="Segoe UI Emoji"/>
-        </w:rPr>
-        <w:t>⚠️</w:t>
-      </w:r>
-      <w:r>
-        <w:t xml:space="preserve"> &lt;</w:t>
-      </w:r>
-      <w:proofErr w:type="spellStart"/>
-      <w:r>
-        <w:t>strong</w:t>
-      </w:r>
-      <w:proofErr w:type="spellEnd"/>
-      <w:proofErr w:type="gramStart"/>
-      <w:r>
-        <w:t>&gt;¡IMPORTANTE!&lt;</w:t>
-      </w:r>
-      <w:proofErr w:type="gramEnd"/>
-      <w:r>
-        <w:t>/</w:t>
-      </w:r>
-      <w:proofErr w:type="spellStart"/>
-      <w:r>
-        <w:t>strong</w:t>
-      </w:r>
-      <w:proofErr w:type="spellEnd"/>
-      <w:r>
-        <w:t xml:space="preserve">&gt; Copia ese código largo que aparece (empieza con </w:t>
-      </w:r>
-      <w:proofErr w:type="spellStart"/>
-      <w:r>
-        <w:t>ghp</w:t>
-      </w:r>
-      <w:proofErr w:type="spellEnd"/>
-      <w:r>
-        <w:t>_...) y guárdalo en un bloc de notas o envíatelo por correo. GitHub NO te lo volverá a mostrar nunca más.</w:t>
-      </w:r>
-    </w:p>
-    <w:p>
-      <w:r>
-        <w:t xml:space="preserve">                    &lt;/</w:t>
-      </w:r>
-      <w:proofErr w:type="spellStart"/>
-      <w:r>
-        <w:t>div</w:t>
-      </w:r>
-      <w:proofErr w:type="spellEnd"/>
-      <w:r>
-        <w:t>&gt;</w:t>
-      </w:r>
-    </w:p>
-    <w:p>
-      <w:r>
-        <w:t xml:space="preserve">                &lt;/</w:t>
-      </w:r>
-      <w:proofErr w:type="spellStart"/>
-      <w:r>
-        <w:t>div</w:t>
-      </w:r>
-      <w:proofErr w:type="spellEnd"/>
-      <w:r>
-        <w:t>&gt;</w:t>
-      </w:r>
-    </w:p>
-    <w:p/>
-    <w:p>
-      <w:r>
-        <w:t xml:space="preserve">                &lt;</w:t>
-      </w:r>
-      <w:proofErr w:type="spellStart"/>
-      <w:r>
-        <w:t>div</w:t>
-      </w:r>
-      <w:proofErr w:type="spellEnd"/>
-      <w:r>
-        <w:t xml:space="preserve"> </w:t>
-      </w:r>
-      <w:proofErr w:type="spellStart"/>
-      <w:r>
-        <w:t>class</w:t>
-      </w:r>
-      <w:proofErr w:type="spellEnd"/>
-      <w:r>
-        <w:t>="mb-4"&gt;</w:t>
-      </w:r>
-    </w:p>
-    <w:p>
-      <w:r>
-        <w:t xml:space="preserve">                    &lt;h5&gt;&lt;</w:t>
-      </w:r>
-      <w:proofErr w:type="spellStart"/>
-      <w:r>
-        <w:t>span</w:t>
-      </w:r>
-      <w:proofErr w:type="spellEnd"/>
-      <w:r>
-        <w:t xml:space="preserve"> </w:t>
-      </w:r>
-      <w:proofErr w:type="spellStart"/>
-      <w:r>
-        <w:t>class</w:t>
-      </w:r>
-      <w:proofErr w:type="spellEnd"/>
-      <w:r>
-        <w:t>="</w:t>
-      </w:r>
-      <w:proofErr w:type="spellStart"/>
-      <w:r>
-        <w:t>badge</w:t>
-      </w:r>
-      <w:proofErr w:type="spellEnd"/>
-      <w:r>
-        <w:t xml:space="preserve"> </w:t>
-      </w:r>
-      <w:proofErr w:type="spellStart"/>
-      <w:r>
-        <w:t>bg-secondary</w:t>
-      </w:r>
-      <w:proofErr w:type="spellEnd"/>
-      <w:r>
-        <w:t xml:space="preserve"> me-2"&gt;Paso 2&lt;/</w:t>
-      </w:r>
-      <w:proofErr w:type="spellStart"/>
-      <w:r>
-        <w:t>span</w:t>
-      </w:r>
-      <w:proofErr w:type="spellEnd"/>
-      <w:r>
-        <w:t>&gt; Desactivar el guardado automático en Windows&lt;/h5&gt;</w:t>
-      </w:r>
-    </w:p>
-    <w:p>
-      <w:r>
-        <w:t xml:space="preserve">                    &lt;p&gt;Antes de hacer el &lt;</w:t>
-      </w:r>
-      <w:proofErr w:type="spellStart"/>
-      <w:r>
-        <w:t>code</w:t>
-      </w:r>
-      <w:proofErr w:type="spellEnd"/>
-      <w:r>
-        <w:t>&gt;</w:t>
-      </w:r>
-      <w:proofErr w:type="spellStart"/>
-      <w:r>
-        <w:t>git</w:t>
-      </w:r>
-      <w:proofErr w:type="spellEnd"/>
-      <w:r>
-        <w:t xml:space="preserve"> </w:t>
-      </w:r>
-      <w:proofErr w:type="spellStart"/>
-      <w:r>
-        <w:t>push</w:t>
-      </w:r>
-      <w:proofErr w:type="spellEnd"/>
-      <w:r>
-        <w:t>&lt;/</w:t>
-      </w:r>
-      <w:proofErr w:type="spellStart"/>
-      <w:r>
-        <w:t>code</w:t>
-      </w:r>
-      <w:proofErr w:type="spellEnd"/>
-      <w:r>
-        <w:t xml:space="preserve">&gt;, abre la terminal en tu proyecto y ejecuta este comando </w:t>
-      </w:r>
-      <w:proofErr w:type="spellStart"/>
-      <w:r>
-        <w:t>comando</w:t>
-      </w:r>
-      <w:proofErr w:type="spellEnd"/>
-      <w:r>
-        <w:t xml:space="preserve"> para decirle a Git: &lt;em&gt;"No guardes ninguna contraseña en esta computadora"&lt;/em&gt;:&lt;/p&gt;</w:t>
-      </w:r>
-    </w:p>
-    <w:p>
-      <w:pPr>
-        <w:rPr>
-          <w:lang w:val="en-US"/>
-        </w:rPr>
-      </w:pPr>
-      <w:r>
-        <w:t xml:space="preserve">                    </w:t>
-      </w:r>
-      <w:r>
-        <w:rPr>
-          <w:lang w:val="en-US"/>
-        </w:rPr>
-        <w:t xml:space="preserve">&lt;div class="p-3 </w:t>
-      </w:r>
-      <w:proofErr w:type="spellStart"/>
-      <w:r>
-        <w:rPr>
-          <w:lang w:val="en-US"/>
-        </w:rPr>
-        <w:t>bg</w:t>
-      </w:r>
-      <w:proofErr w:type="spellEnd"/>
-      <w:r>
-        <w:rPr>
-          <w:lang w:val="en-US"/>
-        </w:rPr>
-        <w:t>-dark text-warning rounded font-monospace small mb-2"&gt;</w:t>
-      </w:r>
-    </w:p>
-    <w:p>
-      <w:pPr>
-        <w:rPr>
-          <w:lang w:val="en-US"/>
-        </w:rPr>
-      </w:pPr>
-      <w:r>
-        <w:rPr>
-          <w:lang w:val="en-US"/>
-        </w:rPr>
-        <w:t xml:space="preserve">                        git config --local </w:t>
-      </w:r>
-      <w:proofErr w:type="spellStart"/>
-      <w:proofErr w:type="gramStart"/>
-      <w:r>
-        <w:rPr>
-          <w:lang w:val="en-US"/>
-        </w:rPr>
-        <w:t>credential.helper</w:t>
-      </w:r>
-      <w:proofErr w:type="spellEnd"/>
-      <w:proofErr w:type="gramEnd"/>
-      <w:r>
-        <w:rPr>
-          <w:lang w:val="en-US"/>
-        </w:rPr>
-        <w:t xml:space="preserve"> ""</w:t>
-      </w:r>
-    </w:p>
-    <w:p>
-      <w:r>
-        <w:rPr>
-          <w:lang w:val="en-US"/>
-        </w:rPr>
-        <w:t xml:space="preserve">                    </w:t>
-      </w:r>
-      <w:r>
-        <w:t>&lt;/</w:t>
-      </w:r>
-      <w:proofErr w:type="spellStart"/>
-      <w:r>
-        <w:t>div</w:t>
-      </w:r>
-      <w:proofErr w:type="spellEnd"/>
-      <w:r>
-        <w:t>&gt;</w:t>
-      </w:r>
-    </w:p>
-    <w:p>
-      <w:r>
-        <w:t xml:space="preserve">                    &lt;p </w:t>
-      </w:r>
-      <w:proofErr w:type="spellStart"/>
-      <w:r>
-        <w:t>class</w:t>
-      </w:r>
-      <w:proofErr w:type="spellEnd"/>
-      <w:r>
-        <w:t>="</w:t>
-      </w:r>
-      <w:proofErr w:type="spellStart"/>
-      <w:r>
-        <w:t>small</w:t>
-      </w:r>
-      <w:proofErr w:type="spellEnd"/>
-      <w:r>
-        <w:t xml:space="preserve"> </w:t>
-      </w:r>
-      <w:proofErr w:type="spellStart"/>
-      <w:r>
-        <w:t>text-muted</w:t>
-      </w:r>
-      <w:proofErr w:type="spellEnd"/>
-      <w:r>
-        <w:t xml:space="preserve">"&gt;Esto asegura que cuando termine la clase, nadie más pueda usar tus </w:t>
-      </w:r>
-      <w:proofErr w:type="gramStart"/>
-      <w:r>
-        <w:t>accesos.&lt;</w:t>
-      </w:r>
-      <w:proofErr w:type="gramEnd"/>
-      <w:r>
-        <w:t>/p&gt;</w:t>
-      </w:r>
-    </w:p>
-    <w:p>
-      <w:r>
-        <w:t xml:space="preserve">                &lt;/</w:t>
-      </w:r>
-      <w:proofErr w:type="spellStart"/>
-      <w:r>
-        <w:t>div</w:t>
-      </w:r>
-      <w:proofErr w:type="spellEnd"/>
-      <w:r>
-        <w:t>&gt;</w:t>
-      </w:r>
-    </w:p>
-    <w:p/>
-    <w:p>
-      <w:r>
-        <w:t xml:space="preserve">                &lt;</w:t>
-      </w:r>
-      <w:proofErr w:type="spellStart"/>
-      <w:r>
-        <w:t>div</w:t>
-      </w:r>
-      <w:proofErr w:type="spellEnd"/>
-      <w:r>
-        <w:t xml:space="preserve"> </w:t>
-      </w:r>
-      <w:proofErr w:type="spellStart"/>
-      <w:r>
-        <w:t>class</w:t>
-      </w:r>
-      <w:proofErr w:type="spellEnd"/>
-      <w:r>
-        <w:t>="mb-4"&gt;</w:t>
-      </w:r>
-    </w:p>
-    <w:p>
-      <w:r>
-        <w:t xml:space="preserve">                    &lt;h5&gt;&lt;</w:t>
-      </w:r>
-      <w:proofErr w:type="spellStart"/>
-      <w:r>
-        <w:t>span</w:t>
-      </w:r>
-      <w:proofErr w:type="spellEnd"/>
-      <w:r>
-        <w:t xml:space="preserve"> </w:t>
-      </w:r>
-      <w:proofErr w:type="spellStart"/>
-      <w:r>
-        <w:t>class</w:t>
-      </w:r>
-      <w:proofErr w:type="spellEnd"/>
-      <w:r>
-        <w:t>="</w:t>
-      </w:r>
-      <w:proofErr w:type="spellStart"/>
-      <w:r>
-        <w:t>badge</w:t>
-      </w:r>
-      <w:proofErr w:type="spellEnd"/>
-      <w:r>
-        <w:t xml:space="preserve"> </w:t>
-      </w:r>
-      <w:proofErr w:type="spellStart"/>
-      <w:r>
-        <w:t>bg-secondary</w:t>
-      </w:r>
-      <w:proofErr w:type="spellEnd"/>
-      <w:r>
-        <w:t xml:space="preserve"> me-2"&gt;Paso 3&lt;/</w:t>
-      </w:r>
-      <w:proofErr w:type="spellStart"/>
-      <w:r>
-        <w:t>span</w:t>
-      </w:r>
-      <w:proofErr w:type="spellEnd"/>
-      <w:r>
-        <w:t>&gt; Hacer el Push e ingresar las credenciales&lt;/h5&gt;</w:t>
-      </w:r>
-    </w:p>
-    <w:p>
-      <w:r>
-        <w:t xml:space="preserve">                    &lt;p&gt;Cuando ejecutes el comando para subir tu código por primera vez en la clase:&lt;/p&gt;</w:t>
-      </w:r>
-    </w:p>
-    <w:p>
-      <w:pPr>
-        <w:rPr>
-          <w:lang w:val="en-US"/>
-        </w:rPr>
-      </w:pPr>
-      <w:r>
-        <w:t xml:space="preserve">                    </w:t>
-      </w:r>
-      <w:r>
-        <w:rPr>
-          <w:lang w:val="en-US"/>
-        </w:rPr>
-        <w:t xml:space="preserve">&lt;div class="p-3 </w:t>
-      </w:r>
-      <w:proofErr w:type="spellStart"/>
-      <w:r>
-        <w:rPr>
-          <w:lang w:val="en-US"/>
-        </w:rPr>
-        <w:t>bg</w:t>
-      </w:r>
-      <w:proofErr w:type="spellEnd"/>
-      <w:r>
-        <w:rPr>
-          <w:lang w:val="en-US"/>
-        </w:rPr>
-        <w:t>-dark text-light rounded font-monospace small mb-2"&gt;</w:t>
-      </w:r>
-    </w:p>
-    <w:p>
-      <w:pPr>
-        <w:rPr>
-          <w:lang w:val="en-US"/>
-        </w:rPr>
-      </w:pPr>
-      <w:r>
-        <w:rPr>
-          <w:lang w:val="en-US"/>
-        </w:rPr>
-        <w:t xml:space="preserve">                        git push origin main</w:t>
-      </w:r>
-    </w:p>
-    <w:p>
-      <w:pPr>
-        <w:rPr>
-          <w:lang w:val="en-US"/>
-        </w:rPr>
-      </w:pPr>
-      <w:r>
-        <w:rPr>
-          <w:lang w:val="en-US"/>
-        </w:rPr>
-        <w:t xml:space="preserve">                    &lt;/div&gt;</w:t>
-      </w:r>
-    </w:p>
-    <w:p>
-      <w:r>
-        <w:rPr>
-          <w:lang w:val="en-US"/>
-        </w:rPr>
-        <w:t xml:space="preserve">                    </w:t>
-      </w:r>
-      <w:r>
-        <w:t>&lt;p&gt;Git abrirá una ventana flotante o te pedirá en la consola dos datos:&lt;/p&gt;</w:t>
-      </w:r>
-    </w:p>
-    <w:p>
-      <w:r>
-        <w:t xml:space="preserve">                    &lt;</w:t>
-      </w:r>
-      <w:proofErr w:type="spellStart"/>
-      <w:r>
-        <w:t>ul</w:t>
-      </w:r>
-      <w:proofErr w:type="spellEnd"/>
-      <w:r>
-        <w:t>&gt;</w:t>
-      </w:r>
-    </w:p>
-    <w:p>
-      <w:r>
-        <w:t xml:space="preserve">                        &lt;</w:t>
-      </w:r>
-      <w:proofErr w:type="spellStart"/>
-      <w:r>
-        <w:t>li</w:t>
-      </w:r>
-      <w:proofErr w:type="spellEnd"/>
-      <w:r>
-        <w:t>&gt;&lt;</w:t>
-      </w:r>
-      <w:proofErr w:type="spellStart"/>
-      <w:r>
-        <w:t>strong</w:t>
-      </w:r>
-      <w:proofErr w:type="spellEnd"/>
-      <w:r>
-        <w:t>&gt;</w:t>
-      </w:r>
-      <w:proofErr w:type="spellStart"/>
-      <w:r>
-        <w:t>Username</w:t>
-      </w:r>
-      <w:proofErr w:type="spellEnd"/>
-      <w:r>
-        <w:t>:&lt;/</w:t>
-      </w:r>
-      <w:proofErr w:type="spellStart"/>
-      <w:r>
-        <w:t>strong</w:t>
-      </w:r>
-      <w:proofErr w:type="spellEnd"/>
-      <w:r>
-        <w:t xml:space="preserve">&gt; Escribe tu usuario de </w:t>
-      </w:r>
-      <w:proofErr w:type="gramStart"/>
-      <w:r>
-        <w:t>GitHub.&lt;</w:t>
-      </w:r>
-      <w:proofErr w:type="gramEnd"/>
-      <w:r>
-        <w:t>/</w:t>
-      </w:r>
-      <w:proofErr w:type="spellStart"/>
-      <w:r>
-        <w:t>li</w:t>
-      </w:r>
-      <w:proofErr w:type="spellEnd"/>
-      <w:r>
-        <w:t>&gt;</w:t>
-      </w:r>
-    </w:p>
-    <w:p>
-      <w:r>
-        <w:t xml:space="preserve">                        </w:t>
-      </w:r>
-      <w:r>
-        <w:rPr>
-          <w:lang w:val="en-US"/>
-        </w:rPr>
-        <w:t xml:space="preserve">&lt;li&gt;&lt;strong&gt;Password:&lt;/strong&gt; &lt;span class="text-danger </w:t>
-      </w:r>
-      <w:proofErr w:type="spellStart"/>
-      <w:r>
-        <w:rPr>
-          <w:lang w:val="en-US"/>
-        </w:rPr>
-        <w:t>fw</w:t>
-      </w:r>
-      <w:proofErr w:type="spellEnd"/>
-      <w:r>
-        <w:rPr>
-          <w:lang w:val="en-US"/>
-        </w:rPr>
-        <w:t xml:space="preserve">-bold"&gt;NO </w:t>
-      </w:r>
-      <w:proofErr w:type="spellStart"/>
-      <w:r>
-        <w:rPr>
-          <w:lang w:val="en-US"/>
-        </w:rPr>
-        <w:t>pongas</w:t>
-      </w:r>
-      <w:proofErr w:type="spellEnd"/>
-      <w:r>
-        <w:rPr>
-          <w:lang w:val="en-US"/>
-        </w:rPr>
-        <w:t xml:space="preserve"> </w:t>
-      </w:r>
-      <w:proofErr w:type="spellStart"/>
-      <w:r>
-        <w:rPr>
-          <w:lang w:val="en-US"/>
-        </w:rPr>
-        <w:t>tu</w:t>
-      </w:r>
-      <w:proofErr w:type="spellEnd"/>
-      <w:r>
-        <w:rPr>
-          <w:lang w:val="en-US"/>
-        </w:rPr>
-        <w:t xml:space="preserve"> </w:t>
-      </w:r>
-      <w:proofErr w:type="spellStart"/>
-      <w:r>
-        <w:rPr>
-          <w:lang w:val="en-US"/>
-        </w:rPr>
-        <w:t>contraseña</w:t>
-      </w:r>
-      <w:proofErr w:type="spellEnd"/>
-      <w:r>
-        <w:rPr>
-          <w:lang w:val="en-US"/>
-        </w:rPr>
-        <w:t xml:space="preserve"> habitual&lt;/span&gt;. </w:t>
-      </w:r>
-      <w:r>
-        <w:t>Pega aquí el &lt;</w:t>
-      </w:r>
-      <w:proofErr w:type="spellStart"/>
-      <w:r>
-        <w:t>strong</w:t>
-      </w:r>
-      <w:proofErr w:type="spellEnd"/>
-      <w:r>
-        <w:t>&gt;Token (</w:t>
-      </w:r>
-      <w:proofErr w:type="spellStart"/>
-      <w:r>
-        <w:t>ghp</w:t>
-      </w:r>
-      <w:proofErr w:type="spellEnd"/>
-      <w:r>
-        <w:t>_</w:t>
-      </w:r>
-      <w:proofErr w:type="gramStart"/>
-      <w:r>
-        <w:t>...)&lt;</w:t>
-      </w:r>
-      <w:proofErr w:type="gramEnd"/>
-      <w:r>
-        <w:t>/</w:t>
-      </w:r>
-      <w:proofErr w:type="spellStart"/>
-      <w:r>
-        <w:t>strong</w:t>
-      </w:r>
-      <w:proofErr w:type="spellEnd"/>
-      <w:r>
-        <w:t xml:space="preserve">&gt; que generaste en el Paso </w:t>
-      </w:r>
-      <w:proofErr w:type="gramStart"/>
-      <w:r>
-        <w:t>1.&lt;</w:t>
-      </w:r>
-      <w:proofErr w:type="gramEnd"/>
-      <w:r>
-        <w:t>/</w:t>
-      </w:r>
-      <w:proofErr w:type="spellStart"/>
-      <w:r>
-        <w:t>li</w:t>
-      </w:r>
-      <w:proofErr w:type="spellEnd"/>
-      <w:r>
-        <w:t>&gt;</w:t>
-      </w:r>
-    </w:p>
-    <w:p>
-      <w:pPr>
-        <w:rPr>
-          <w:lang w:val="en-US"/>
-        </w:rPr>
-      </w:pPr>
-      <w:r>
-        <w:t xml:space="preserve">                    </w:t>
-      </w:r>
-      <w:r>
-        <w:rPr>
-          <w:lang w:val="en-US"/>
-        </w:rPr>
-        <w:t>&lt;/ul&gt;</w:t>
-      </w:r>
-    </w:p>
-    <w:p>
-      <w:pPr>
-        <w:rPr>
-          <w:lang w:val="en-US"/>
-        </w:rPr>
-      </w:pPr>
-      <w:r>
-        <w:rPr>
-          <w:lang w:val="en-US"/>
-        </w:rPr>
-        <w:t xml:space="preserve">                &lt;/div&gt;</w:t>
-      </w:r>
-    </w:p>
-    <w:p>
-      <w:pPr>
-        <w:rPr>
-          <w:lang w:val="en-US"/>
-        </w:rPr>
-      </w:pPr>
-      <w:r>
-        <w:rPr>
-          <w:lang w:val="en-US"/>
-        </w:rPr>
-        <w:t xml:space="preserve">                </w:t>
-      </w:r>
-    </w:p>
-    <w:p>
-      <w:pPr>
-        <w:rPr>
-          <w:lang w:val="en-US"/>
-        </w:rPr>
-      </w:pPr>
-      <w:r>
-        <w:rPr>
-          <w:lang w:val="en-US"/>
-        </w:rPr>
-        <w:t xml:space="preserve">                &lt;div class="alert alert-success mb-0" role="alert"&gt;</w:t>
-      </w:r>
-    </w:p>
-    <w:p>
-      <w:r>
-        <w:rPr>
-          <w:lang w:val="en-US"/>
-        </w:rPr>
-        <w:t xml:space="preserve">                    </w:t>
-      </w:r>
-      <w:r>
-        <w:rPr>
-          <w:rFonts w:ascii="Segoe UI Emoji" w:hAnsi="Segoe UI Emoji" w:cs="Segoe UI Emoji"/>
-        </w:rPr>
-        <w:t>🎉</w:t>
-      </w:r>
-      <w:r>
-        <w:t xml:space="preserve"> &lt;</w:t>
-      </w:r>
-      <w:proofErr w:type="spellStart"/>
-      <w:r>
-        <w:t>strong</w:t>
-      </w:r>
-      <w:proofErr w:type="spellEnd"/>
-      <w:proofErr w:type="gramStart"/>
-      <w:r>
-        <w:t>&gt;¡Listo!&lt;</w:t>
-      </w:r>
-      <w:proofErr w:type="gramEnd"/>
-      <w:r>
-        <w:t>/</w:t>
+        <w:t>&gt;¡Listo!&lt;/</w:t>
       </w:r>
       <w:proofErr w:type="spellStart"/>
       <w:r>
@@ -7488,6 +8341,232 @@
     </w:lvl>
   </w:abstractNum>
   <w:abstractNum w:abstractNumId="6" w15:restartNumberingAfterBreak="0">
+    <w:nsid w:val="5D222623"/>
+    <w:multiLevelType w:val="multilevel"/>
+    <w:tmpl w:val="9E8A9AE6"/>
+    <w:lvl w:ilvl="0">
+      <w:start w:val="1"/>
+      <w:numFmt w:val="decimal"/>
+      <w:lvlText w:val="%1."/>
+      <w:lvlJc w:val="left"/>
+      <w:pPr>
+        <w:tabs>
+          <w:tab w:val="num" w:pos="720"/>
+        </w:tabs>
+        <w:ind w:left="720" w:hanging="360"/>
+      </w:pPr>
+    </w:lvl>
+    <w:lvl w:ilvl="1" w:tentative="1">
+      <w:start w:val="1"/>
+      <w:numFmt w:val="decimal"/>
+      <w:lvlText w:val="%2."/>
+      <w:lvlJc w:val="left"/>
+      <w:pPr>
+        <w:tabs>
+          <w:tab w:val="num" w:pos="1440"/>
+        </w:tabs>
+        <w:ind w:left="1440" w:hanging="360"/>
+      </w:pPr>
+    </w:lvl>
+    <w:lvl w:ilvl="2" w:tentative="1">
+      <w:start w:val="1"/>
+      <w:numFmt w:val="decimal"/>
+      <w:lvlText w:val="%3."/>
+      <w:lvlJc w:val="left"/>
+      <w:pPr>
+        <w:tabs>
+          <w:tab w:val="num" w:pos="2160"/>
+        </w:tabs>
+        <w:ind w:left="2160" w:hanging="360"/>
+      </w:pPr>
+    </w:lvl>
+    <w:lvl w:ilvl="3" w:tentative="1">
+      <w:start w:val="1"/>
+      <w:numFmt w:val="decimal"/>
+      <w:lvlText w:val="%4."/>
+      <w:lvlJc w:val="left"/>
+      <w:pPr>
+        <w:tabs>
+          <w:tab w:val="num" w:pos="2880"/>
+        </w:tabs>
+        <w:ind w:left="2880" w:hanging="360"/>
+      </w:pPr>
+    </w:lvl>
+    <w:lvl w:ilvl="4" w:tentative="1">
+      <w:start w:val="1"/>
+      <w:numFmt w:val="decimal"/>
+      <w:lvlText w:val="%5."/>
+      <w:lvlJc w:val="left"/>
+      <w:pPr>
+        <w:tabs>
+          <w:tab w:val="num" w:pos="3600"/>
+        </w:tabs>
+        <w:ind w:left="3600" w:hanging="360"/>
+      </w:pPr>
+    </w:lvl>
+    <w:lvl w:ilvl="5" w:tentative="1">
+      <w:start w:val="1"/>
+      <w:numFmt w:val="decimal"/>
+      <w:lvlText w:val="%6."/>
+      <w:lvlJc w:val="left"/>
+      <w:pPr>
+        <w:tabs>
+          <w:tab w:val="num" w:pos="4320"/>
+        </w:tabs>
+        <w:ind w:left="4320" w:hanging="360"/>
+      </w:pPr>
+    </w:lvl>
+    <w:lvl w:ilvl="6" w:tentative="1">
+      <w:start w:val="1"/>
+      <w:numFmt w:val="decimal"/>
+      <w:lvlText w:val="%7."/>
+      <w:lvlJc w:val="left"/>
+      <w:pPr>
+        <w:tabs>
+          <w:tab w:val="num" w:pos="5040"/>
+        </w:tabs>
+        <w:ind w:left="5040" w:hanging="360"/>
+      </w:pPr>
+    </w:lvl>
+    <w:lvl w:ilvl="7" w:tentative="1">
+      <w:start w:val="1"/>
+      <w:numFmt w:val="decimal"/>
+      <w:lvlText w:val="%8."/>
+      <w:lvlJc w:val="left"/>
+      <w:pPr>
+        <w:tabs>
+          <w:tab w:val="num" w:pos="5760"/>
+        </w:tabs>
+        <w:ind w:left="5760" w:hanging="360"/>
+      </w:pPr>
+    </w:lvl>
+    <w:lvl w:ilvl="8" w:tentative="1">
+      <w:start w:val="1"/>
+      <w:numFmt w:val="decimal"/>
+      <w:lvlText w:val="%9."/>
+      <w:lvlJc w:val="left"/>
+      <w:pPr>
+        <w:tabs>
+          <w:tab w:val="num" w:pos="6480"/>
+        </w:tabs>
+        <w:ind w:left="6480" w:hanging="360"/>
+      </w:pPr>
+    </w:lvl>
+  </w:abstractNum>
+  <w:abstractNum w:abstractNumId="7" w15:restartNumberingAfterBreak="0">
+    <w:nsid w:val="764F7DF3"/>
+    <w:multiLevelType w:val="multilevel"/>
+    <w:tmpl w:val="65A00C30"/>
+    <w:lvl w:ilvl="0">
+      <w:start w:val="1"/>
+      <w:numFmt w:val="decimal"/>
+      <w:lvlText w:val="%1."/>
+      <w:lvlJc w:val="left"/>
+      <w:pPr>
+        <w:tabs>
+          <w:tab w:val="num" w:pos="720"/>
+        </w:tabs>
+        <w:ind w:left="720" w:hanging="360"/>
+      </w:pPr>
+    </w:lvl>
+    <w:lvl w:ilvl="1" w:tentative="1">
+      <w:start w:val="1"/>
+      <w:numFmt w:val="decimal"/>
+      <w:lvlText w:val="%2."/>
+      <w:lvlJc w:val="left"/>
+      <w:pPr>
+        <w:tabs>
+          <w:tab w:val="num" w:pos="1440"/>
+        </w:tabs>
+        <w:ind w:left="1440" w:hanging="360"/>
+      </w:pPr>
+    </w:lvl>
+    <w:lvl w:ilvl="2" w:tentative="1">
+      <w:start w:val="1"/>
+      <w:numFmt w:val="decimal"/>
+      <w:lvlText w:val="%3."/>
+      <w:lvlJc w:val="left"/>
+      <w:pPr>
+        <w:tabs>
+          <w:tab w:val="num" w:pos="2160"/>
+        </w:tabs>
+        <w:ind w:left="2160" w:hanging="360"/>
+      </w:pPr>
+    </w:lvl>
+    <w:lvl w:ilvl="3" w:tentative="1">
+      <w:start w:val="1"/>
+      <w:numFmt w:val="decimal"/>
+      <w:lvlText w:val="%4."/>
+      <w:lvlJc w:val="left"/>
+      <w:pPr>
+        <w:tabs>
+          <w:tab w:val="num" w:pos="2880"/>
+        </w:tabs>
+        <w:ind w:left="2880" w:hanging="360"/>
+      </w:pPr>
+    </w:lvl>
+    <w:lvl w:ilvl="4" w:tentative="1">
+      <w:start w:val="1"/>
+      <w:numFmt w:val="decimal"/>
+      <w:lvlText w:val="%5."/>
+      <w:lvlJc w:val="left"/>
+      <w:pPr>
+        <w:tabs>
+          <w:tab w:val="num" w:pos="3600"/>
+        </w:tabs>
+        <w:ind w:left="3600" w:hanging="360"/>
+      </w:pPr>
+    </w:lvl>
+    <w:lvl w:ilvl="5" w:tentative="1">
+      <w:start w:val="1"/>
+      <w:numFmt w:val="decimal"/>
+      <w:lvlText w:val="%6."/>
+      <w:lvlJc w:val="left"/>
+      <w:pPr>
+        <w:tabs>
+          <w:tab w:val="num" w:pos="4320"/>
+        </w:tabs>
+        <w:ind w:left="4320" w:hanging="360"/>
+      </w:pPr>
+    </w:lvl>
+    <w:lvl w:ilvl="6" w:tentative="1">
+      <w:start w:val="1"/>
+      <w:numFmt w:val="decimal"/>
+      <w:lvlText w:val="%7."/>
+      <w:lvlJc w:val="left"/>
+      <w:pPr>
+        <w:tabs>
+          <w:tab w:val="num" w:pos="5040"/>
+        </w:tabs>
+        <w:ind w:left="5040" w:hanging="360"/>
+      </w:pPr>
+    </w:lvl>
+    <w:lvl w:ilvl="7" w:tentative="1">
+      <w:start w:val="1"/>
+      <w:numFmt w:val="decimal"/>
+      <w:lvlText w:val="%8."/>
+      <w:lvlJc w:val="left"/>
+      <w:pPr>
+        <w:tabs>
+          <w:tab w:val="num" w:pos="5760"/>
+        </w:tabs>
+        <w:ind w:left="5760" w:hanging="360"/>
+      </w:pPr>
+    </w:lvl>
+    <w:lvl w:ilvl="8" w:tentative="1">
+      <w:start w:val="1"/>
+      <w:numFmt w:val="decimal"/>
+      <w:lvlText w:val="%9."/>
+      <w:lvlJc w:val="left"/>
+      <w:pPr>
+        <w:tabs>
+          <w:tab w:val="num" w:pos="6480"/>
+        </w:tabs>
+        <w:ind w:left="6480" w:hanging="360"/>
+      </w:pPr>
+    </w:lvl>
+  </w:abstractNum>
+  <w:abstractNum w:abstractNumId="8" w15:restartNumberingAfterBreak="0">
     <w:nsid w:val="7F3A27A5"/>
     <w:multiLevelType w:val="multilevel"/>
     <w:tmpl w:val="4B1CF596"/>
@@ -7605,7 +8684,7 @@
     </w:lvl>
   </w:abstractNum>
   <w:num w:numId="1" w16cid:durableId="262684813">
-    <w:abstractNumId w:val="6"/>
+    <w:abstractNumId w:val="8"/>
   </w:num>
   <w:num w:numId="2" w16cid:durableId="156305667">
     <w:abstractNumId w:val="1"/>
@@ -7624,6 +8703,12 @@
   </w:num>
   <w:num w:numId="7" w16cid:durableId="1657882331">
     <w:abstractNumId w:val="4"/>
+  </w:num>
+  <w:num w:numId="8" w16cid:durableId="2100322913">
+    <w:abstractNumId w:val="6"/>
+  </w:num>
+  <w:num w:numId="9" w16cid:durableId="134300193">
+    <w:abstractNumId w:val="7"/>
   </w:num>
 </w:numbering>
 </file>

--- a/Documentacion.docx
+++ b/Documentacion.docx
@@ -1727,7 +1727,25 @@
           <w:bCs/>
           <w:lang w:val="en-US"/>
         </w:rPr>
-        <w:t>Subir todo a GitHub: git add ., git commit y git push.</w:t>
+        <w:t xml:space="preserve">Subir </w:t>
+      </w:r>
+      <w:proofErr w:type="spellStart"/>
+      <w:r>
+        <w:rPr>
+          <w:b/>
+          <w:bCs/>
+          <w:lang w:val="en-US"/>
+        </w:rPr>
+        <w:t>todo</w:t>
+      </w:r>
+      <w:proofErr w:type="spellEnd"/>
+      <w:r>
+        <w:rPr>
+          <w:b/>
+          <w:bCs/>
+          <w:lang w:val="en-US"/>
+        </w:rPr>
+        <w:t xml:space="preserve"> a GitHub: git add ., git commit y git push.</w:t>
       </w:r>
     </w:p>
     <w:p>
@@ -2121,50 +2139,96 @@
           <w:bCs/>
           <w:lang w:val="en-US"/>
         </w:rPr>
-        <w:t>from app import app, db</w:t>
-      </w:r>
-    </w:p>
-    <w:p>
-      <w:pPr>
-        <w:rPr>
-          <w:b/>
-          <w:bCs/>
-          <w:lang w:val="en-US"/>
-        </w:rPr>
-      </w:pPr>
-    </w:p>
-    <w:p>
-      <w:pPr>
-        <w:rPr>
-          <w:b/>
-          <w:bCs/>
-          <w:lang w:val="en-US"/>
-        </w:rPr>
-      </w:pPr>
-      <w:r>
-        <w:rPr>
-          <w:b/>
-          <w:bCs/>
-          <w:lang w:val="en-US"/>
-        </w:rPr>
-        <w:t>def agregar_columna():</w:t>
-      </w:r>
-    </w:p>
-    <w:p>
-      <w:pPr>
-        <w:rPr>
-          <w:b/>
-          <w:bCs/>
-          <w:lang w:val="en-US"/>
-        </w:rPr>
-      </w:pPr>
-      <w:r>
-        <w:rPr>
-          <w:b/>
-          <w:bCs/>
-          <w:lang w:val="en-US"/>
-        </w:rPr>
-        <w:t xml:space="preserve">    with app.app_context():</w:t>
+        <w:t xml:space="preserve">from app import app, </w:t>
+      </w:r>
+      <w:proofErr w:type="spellStart"/>
+      <w:r>
+        <w:rPr>
+          <w:b/>
+          <w:bCs/>
+          <w:lang w:val="en-US"/>
+        </w:rPr>
+        <w:t>db</w:t>
+      </w:r>
+      <w:proofErr w:type="spellEnd"/>
+    </w:p>
+    <w:p>
+      <w:pPr>
+        <w:rPr>
+          <w:b/>
+          <w:bCs/>
+          <w:lang w:val="en-US"/>
+        </w:rPr>
+      </w:pPr>
+    </w:p>
+    <w:p>
+      <w:pPr>
+        <w:rPr>
+          <w:b/>
+          <w:bCs/>
+          <w:lang w:val="en-US"/>
+        </w:rPr>
+      </w:pPr>
+      <w:r>
+        <w:rPr>
+          <w:b/>
+          <w:bCs/>
+          <w:lang w:val="en-US"/>
+        </w:rPr>
+        <w:t xml:space="preserve">def </w:t>
+      </w:r>
+      <w:proofErr w:type="spellStart"/>
+      <w:r>
+        <w:rPr>
+          <w:b/>
+          <w:bCs/>
+          <w:lang w:val="en-US"/>
+        </w:rPr>
+        <w:t>agregar_columna</w:t>
+      </w:r>
+      <w:proofErr w:type="spellEnd"/>
+      <w:r>
+        <w:rPr>
+          <w:b/>
+          <w:bCs/>
+          <w:lang w:val="en-US"/>
+        </w:rPr>
+        <w:t>():</w:t>
+      </w:r>
+    </w:p>
+    <w:p>
+      <w:pPr>
+        <w:rPr>
+          <w:b/>
+          <w:bCs/>
+          <w:lang w:val="en-US"/>
+        </w:rPr>
+      </w:pPr>
+      <w:r>
+        <w:rPr>
+          <w:b/>
+          <w:bCs/>
+          <w:lang w:val="en-US"/>
+        </w:rPr>
+        <w:t xml:space="preserve">    with </w:t>
+      </w:r>
+      <w:proofErr w:type="spellStart"/>
+      <w:r>
+        <w:rPr>
+          <w:b/>
+          <w:bCs/>
+          <w:lang w:val="en-US"/>
+        </w:rPr>
+        <w:t>app.app_context</w:t>
+      </w:r>
+      <w:proofErr w:type="spellEnd"/>
+      <w:r>
+        <w:rPr>
+          <w:b/>
+          <w:bCs/>
+          <w:lang w:val="en-US"/>
+        </w:rPr>
+        <w:t>():</w:t>
       </w:r>
     </w:p>
     <w:p>
@@ -2237,30 +2301,112 @@
         </w:rPr>
         <w:t xml:space="preserve">        </w:t>
       </w:r>
-      <w:r>
-        <w:rPr>
-          <w:b/>
-          <w:bCs/>
-          <w:lang w:val="en-US"/>
-        </w:rPr>
-        <w:t>db.session.execute(db.text("ALTER TABLE alumno ADD COLUMN telefono VARCHAR(100);"))</w:t>
-      </w:r>
-    </w:p>
-    <w:p>
-      <w:pPr>
-        <w:rPr>
-          <w:b/>
-          <w:bCs/>
-          <w:lang w:val="en-US"/>
-        </w:rPr>
-      </w:pPr>
-      <w:r>
-        <w:rPr>
-          <w:b/>
-          <w:bCs/>
-          <w:lang w:val="en-US"/>
-        </w:rPr>
-        <w:t xml:space="preserve">        db.session.commit()</w:t>
+      <w:proofErr w:type="spellStart"/>
+      <w:r>
+        <w:rPr>
+          <w:b/>
+          <w:bCs/>
+          <w:lang w:val="en-US"/>
+        </w:rPr>
+        <w:t>db.session.execute</w:t>
+      </w:r>
+      <w:proofErr w:type="spellEnd"/>
+      <w:r>
+        <w:rPr>
+          <w:b/>
+          <w:bCs/>
+          <w:lang w:val="en-US"/>
+        </w:rPr>
+        <w:t>(</w:t>
+      </w:r>
+      <w:proofErr w:type="spellStart"/>
+      <w:r>
+        <w:rPr>
+          <w:b/>
+          <w:bCs/>
+          <w:lang w:val="en-US"/>
+        </w:rPr>
+        <w:t>db.text</w:t>
+      </w:r>
+      <w:proofErr w:type="spellEnd"/>
+      <w:r>
+        <w:rPr>
+          <w:b/>
+          <w:bCs/>
+          <w:lang w:val="en-US"/>
+        </w:rPr>
+        <w:t xml:space="preserve">("ALTER TABLE </w:t>
+      </w:r>
+      <w:proofErr w:type="spellStart"/>
+      <w:r>
+        <w:rPr>
+          <w:b/>
+          <w:bCs/>
+          <w:lang w:val="en-US"/>
+        </w:rPr>
+        <w:t>alumno</w:t>
+      </w:r>
+      <w:proofErr w:type="spellEnd"/>
+      <w:r>
+        <w:rPr>
+          <w:b/>
+          <w:bCs/>
+          <w:lang w:val="en-US"/>
+        </w:rPr>
+        <w:t xml:space="preserve"> ADD COLUMN </w:t>
+      </w:r>
+      <w:proofErr w:type="spellStart"/>
+      <w:r>
+        <w:rPr>
+          <w:b/>
+          <w:bCs/>
+          <w:lang w:val="en-US"/>
+        </w:rPr>
+        <w:t>telefono</w:t>
+      </w:r>
+      <w:proofErr w:type="spellEnd"/>
+      <w:r>
+        <w:rPr>
+          <w:b/>
+          <w:bCs/>
+          <w:lang w:val="en-US"/>
+        </w:rPr>
+        <w:t xml:space="preserve"> VARCHAR(100);"))</w:t>
+      </w:r>
+    </w:p>
+    <w:p>
+      <w:pPr>
+        <w:rPr>
+          <w:b/>
+          <w:bCs/>
+          <w:lang w:val="en-US"/>
+        </w:rPr>
+      </w:pPr>
+      <w:r>
+        <w:rPr>
+          <w:b/>
+          <w:bCs/>
+          <w:lang w:val="en-US"/>
+        </w:rPr>
+        <w:t xml:space="preserve">        </w:t>
+      </w:r>
+      <w:proofErr w:type="spellStart"/>
+      <w:r>
+        <w:rPr>
+          <w:b/>
+          <w:bCs/>
+          <w:lang w:val="en-US"/>
+        </w:rPr>
+        <w:t>db.session.commit</w:t>
+      </w:r>
+      <w:proofErr w:type="spellEnd"/>
+      <w:r>
+        <w:rPr>
+          <w:b/>
+          <w:bCs/>
+          <w:lang w:val="en-US"/>
+        </w:rPr>
+        <w:t>()</w:t>
       </w:r>
     </w:p>
     <w:p>
@@ -2611,26 +2757,1081 @@
     </w:p>
     <w:p>
       <w:pPr>
-        <w:rPr>
-          <w:b/>
-          <w:bCs/>
-        </w:rPr>
-      </w:pPr>
-    </w:p>
-    <w:p>
-      <w:pPr>
-        <w:rPr>
-          <w:b/>
-          <w:bCs/>
-        </w:rPr>
-      </w:pPr>
-      <w:r>
-        <w:rPr>
-          <w:b/>
-          <w:bCs/>
-        </w:rPr>
-        <w:t>---------------------------------------------</w:t>
-      </w:r>
+        <w:pBdr>
+          <w:bottom w:val="single" w:sz="6" w:space="1" w:color="auto"/>
+        </w:pBdr>
+        <w:rPr>
+          <w:b/>
+          <w:bCs/>
+        </w:rPr>
+      </w:pPr>
+    </w:p>
+    <w:p>
+      <w:pPr>
+        <w:rPr>
+          <w:b/>
+          <w:bCs/>
+          <w:color w:val="4472C4" w:themeColor="accent1"/>
+        </w:rPr>
+      </w:pPr>
+      <w:r>
+        <w:rPr>
+          <w:b/>
+          <w:bCs/>
+          <w:color w:val="4472C4" w:themeColor="accent1"/>
+        </w:rPr>
+        <w:t xml:space="preserve">Modificación del </w:t>
+      </w:r>
+      <w:proofErr w:type="spellStart"/>
+      <w:r>
+        <w:rPr>
+          <w:b/>
+          <w:bCs/>
+          <w:color w:val="4472C4" w:themeColor="accent1"/>
+        </w:rPr>
+        <w:t>turno_id</w:t>
+      </w:r>
+      <w:proofErr w:type="spellEnd"/>
+    </w:p>
+    <w:p>
+      <w:pPr>
+        <w:rPr>
+          <w:b/>
+          <w:bCs/>
+        </w:rPr>
+      </w:pPr>
+      <w:r>
+        <w:rPr>
+          <w:b/>
+          <w:bCs/>
+        </w:rPr>
+        <w:t>¡Excelente decisión! Separar los turnos por cada día real de cursada mantendrá tu interfaz web impecable, evitará confusiones y les dará a tus alumnos una experiencia de usuario mucho más profesional.</w:t>
+      </w:r>
+    </w:p>
+    <w:p>
+      <w:pPr>
+        <w:rPr>
+          <w:b/>
+          <w:bCs/>
+        </w:rPr>
+      </w:pPr>
+      <w:r>
+        <w:rPr>
+          <w:b/>
+          <w:bCs/>
+        </w:rPr>
+        <w:t>Aquí tienes el procedimiento pautado, claro y ordenado cronológicamente para aplicar este cambio de forma segura en Render y en tu archivo CSV:</w:t>
+      </w:r>
+    </w:p>
+    <w:p>
+      <w:pPr>
+        <w:rPr>
+          <w:b/>
+          <w:bCs/>
+        </w:rPr>
+      </w:pPr>
+      <w:r>
+        <w:rPr>
+          <w:b/>
+          <w:bCs/>
+        </w:rPr>
+        <w:t>Fase 1: Modificar el código local y actualizar GitHub</w:t>
+      </w:r>
+    </w:p>
+    <w:p>
+      <w:pPr>
+        <w:numPr>
+          <w:ilvl w:val="0"/>
+          <w:numId w:val="10"/>
+        </w:numPr>
+        <w:rPr>
+          <w:b/>
+          <w:bCs/>
+        </w:rPr>
+      </w:pPr>
+      <w:r>
+        <w:rPr>
+          <w:b/>
+          <w:bCs/>
+        </w:rPr>
+        <w:lastRenderedPageBreak/>
+        <w:t xml:space="preserve">Actualizar los turnos en crear_datos.py: Abre el archivo crear_datos.py en tu computadora y modifica la lista de </w:t>
+      </w:r>
+      <w:proofErr w:type="spellStart"/>
+      <w:r>
+        <w:rPr>
+          <w:b/>
+          <w:bCs/>
+        </w:rPr>
+        <w:t>turnos_taller</w:t>
+      </w:r>
+      <w:proofErr w:type="spellEnd"/>
+      <w:r>
+        <w:rPr>
+          <w:b/>
+          <w:bCs/>
+        </w:rPr>
+        <w:t xml:space="preserve"> para desglosar la tarde. Asegúrate de que la línea </w:t>
+      </w:r>
+      <w:proofErr w:type="spellStart"/>
+      <w:r>
+        <w:rPr>
+          <w:b/>
+          <w:bCs/>
+        </w:rPr>
+        <w:t>db.drop_all</w:t>
+      </w:r>
+      <w:proofErr w:type="spellEnd"/>
+      <w:r>
+        <w:rPr>
+          <w:b/>
+          <w:bCs/>
+        </w:rPr>
+        <w:t xml:space="preserve">() esté </w:t>
+      </w:r>
+      <w:proofErr w:type="spellStart"/>
+      <w:r>
+        <w:rPr>
+          <w:b/>
+          <w:bCs/>
+        </w:rPr>
+        <w:t>descomentada</w:t>
+      </w:r>
+      <w:proofErr w:type="spellEnd"/>
+      <w:r>
+        <w:rPr>
+          <w:b/>
+          <w:bCs/>
+        </w:rPr>
+        <w:t xml:space="preserve"> para este proceso:</w:t>
+      </w:r>
+    </w:p>
+    <w:p>
+      <w:pPr>
+        <w:pBdr>
+          <w:bottom w:val="single" w:sz="6" w:space="1" w:color="auto"/>
+        </w:pBdr>
+        <w:rPr>
+          <w:b/>
+          <w:bCs/>
+        </w:rPr>
+      </w:pPr>
+    </w:p>
+    <w:p>
+      <w:pPr>
+        <w:rPr>
+          <w:b/>
+          <w:bCs/>
+          <w:color w:val="4472C4" w:themeColor="accent1"/>
+        </w:rPr>
+      </w:pPr>
+      <w:r>
+        <w:rPr>
+          <w:b/>
+          <w:bCs/>
+          <w:color w:val="4472C4" w:themeColor="accent1"/>
+        </w:rPr>
+        <w:t xml:space="preserve">Importante cuando el </w:t>
+      </w:r>
+      <w:proofErr w:type="spellStart"/>
+      <w:r>
+        <w:rPr>
+          <w:b/>
+          <w:bCs/>
+          <w:color w:val="4472C4" w:themeColor="accent1"/>
+        </w:rPr>
+        <w:t>push</w:t>
+      </w:r>
+      <w:proofErr w:type="spellEnd"/>
+      <w:r>
+        <w:rPr>
+          <w:b/>
+          <w:bCs/>
+          <w:color w:val="4472C4" w:themeColor="accent1"/>
+        </w:rPr>
+        <w:t xml:space="preserve"> no funciona se debe limpiar </w:t>
+      </w:r>
+      <w:proofErr w:type="spellStart"/>
+      <w:r>
+        <w:rPr>
+          <w:b/>
+          <w:bCs/>
+          <w:color w:val="4472C4" w:themeColor="accent1"/>
+        </w:rPr>
+        <w:t>dns</w:t>
+      </w:r>
+      <w:proofErr w:type="spellEnd"/>
+      <w:r>
+        <w:rPr>
+          <w:b/>
+          <w:bCs/>
+          <w:color w:val="4472C4" w:themeColor="accent1"/>
+        </w:rPr>
+        <w:t xml:space="preserve"> y conflictos de red:</w:t>
+      </w:r>
+    </w:p>
+    <w:p>
+      <w:pPr>
+        <w:rPr>
+          <w:b/>
+          <w:bCs/>
+        </w:rPr>
+      </w:pPr>
+      <w:r>
+        <w:rPr>
+          <w:b/>
+          <w:bCs/>
+        </w:rPr>
+        <w:t xml:space="preserve">Ese error, </w:t>
+      </w:r>
+      <w:proofErr w:type="spellStart"/>
+      <w:r>
+        <w:rPr>
+          <w:b/>
+          <w:bCs/>
+        </w:rPr>
+        <w:t>Could</w:t>
+      </w:r>
+      <w:proofErr w:type="spellEnd"/>
+      <w:r>
+        <w:rPr>
+          <w:b/>
+          <w:bCs/>
+        </w:rPr>
+        <w:t xml:space="preserve"> </w:t>
+      </w:r>
+      <w:proofErr w:type="spellStart"/>
+      <w:r>
+        <w:rPr>
+          <w:b/>
+          <w:bCs/>
+        </w:rPr>
+        <w:t>not</w:t>
+      </w:r>
+      <w:proofErr w:type="spellEnd"/>
+      <w:r>
+        <w:rPr>
+          <w:b/>
+          <w:bCs/>
+        </w:rPr>
+        <w:t xml:space="preserve"> </w:t>
+      </w:r>
+      <w:proofErr w:type="spellStart"/>
+      <w:r>
+        <w:rPr>
+          <w:b/>
+          <w:bCs/>
+        </w:rPr>
+        <w:t>resolve</w:t>
+      </w:r>
+      <w:proofErr w:type="spellEnd"/>
+      <w:r>
+        <w:rPr>
+          <w:b/>
+          <w:bCs/>
+        </w:rPr>
+        <w:t xml:space="preserve"> host: github.com, significa que tu computadora no está pudiendo "encontrar" a GitHub en internet. Es un problema de conexión a la red o de DNS (el sistema que traduce nombres como github.com en direcciones IP). </w:t>
+      </w:r>
+    </w:p>
+    <w:p>
+      <w:pPr>
+        <w:rPr>
+          <w:b/>
+          <w:bCs/>
+        </w:rPr>
+      </w:pPr>
+      <w:r>
+        <w:rPr>
+          <w:b/>
+          <w:bCs/>
+        </w:rPr>
+        <w:t>GitHub</w:t>
+      </w:r>
+    </w:p>
+    <w:p>
+      <w:pPr>
+        <w:rPr>
+          <w:b/>
+          <w:bCs/>
+        </w:rPr>
+      </w:pPr>
+      <w:r>
+        <w:rPr>
+          <w:b/>
+          <w:bCs/>
+        </w:rPr>
+        <w:t xml:space="preserve">Dado que estás en una escuela técnica (por la ruta eetpn614 asumo que es la E.E.T.P. </w:t>
+      </w:r>
+      <w:proofErr w:type="spellStart"/>
+      <w:r>
+        <w:rPr>
+          <w:b/>
+          <w:bCs/>
+        </w:rPr>
+        <w:t>N°</w:t>
+      </w:r>
+      <w:proofErr w:type="spellEnd"/>
+      <w:r>
+        <w:rPr>
+          <w:b/>
+          <w:bCs/>
+        </w:rPr>
+        <w:t xml:space="preserve"> 614), es muy común que esto suceda por las restricciones de la red escolar.</w:t>
+      </w:r>
+    </w:p>
+    <w:p>
+      <w:pPr>
+        <w:rPr>
+          <w:b/>
+          <w:bCs/>
+        </w:rPr>
+      </w:pPr>
+      <w:r>
+        <w:rPr>
+          <w:b/>
+          <w:bCs/>
+        </w:rPr>
+        <w:t>Aquí tienes los pasos para solucionarlo, de lo más simple a lo más técnico:</w:t>
+      </w:r>
+    </w:p>
+    <w:p>
+      <w:pPr>
+        <w:rPr>
+          <w:b/>
+          <w:bCs/>
+        </w:rPr>
+      </w:pPr>
+      <w:r>
+        <w:rPr>
+          <w:b/>
+          <w:bCs/>
+        </w:rPr>
+        <w:t>1. Comprobación básica de Internet</w:t>
+      </w:r>
+    </w:p>
+    <w:p>
+      <w:pPr>
+        <w:rPr>
+          <w:b/>
+          <w:bCs/>
+        </w:rPr>
+      </w:pPr>
+      <w:r>
+        <w:rPr>
+          <w:b/>
+          <w:bCs/>
+        </w:rPr>
+        <w:t>Asegúrate de que la computadora tenga internet abriendo el navegador y entrando a cualquier página (como Google o el propio GitHub).</w:t>
+      </w:r>
+    </w:p>
+    <w:p>
+      <w:pPr>
+        <w:numPr>
+          <w:ilvl w:val="0"/>
+          <w:numId w:val="11"/>
+        </w:numPr>
+        <w:rPr>
+          <w:b/>
+          <w:bCs/>
+        </w:rPr>
+      </w:pPr>
+      <w:r>
+        <w:rPr>
+          <w:b/>
+          <w:bCs/>
+        </w:rPr>
+        <w:t xml:space="preserve">Si el navegador no carga: El problema es el cable o el </w:t>
+      </w:r>
+      <w:proofErr w:type="spellStart"/>
+      <w:r>
+        <w:rPr>
+          <w:b/>
+          <w:bCs/>
+        </w:rPr>
+        <w:t>Wi</w:t>
+      </w:r>
+      <w:proofErr w:type="spellEnd"/>
+      <w:r>
+        <w:rPr>
+          <w:b/>
+          <w:bCs/>
+        </w:rPr>
+        <w:t>-Fi de la escuela.</w:t>
+      </w:r>
+    </w:p>
+    <w:p>
+      <w:pPr>
+        <w:numPr>
+          <w:ilvl w:val="0"/>
+          <w:numId w:val="11"/>
+        </w:numPr>
+        <w:rPr>
+          <w:b/>
+          <w:bCs/>
+        </w:rPr>
+      </w:pPr>
+      <w:r>
+        <w:rPr>
+          <w:b/>
+          <w:bCs/>
+        </w:rPr>
+        <w:t>Si el navegador SÍ carga pero Git falla: Pasa al punto 2.</w:t>
+      </w:r>
+    </w:p>
+    <w:p>
+      <w:pPr>
+        <w:rPr>
+          <w:b/>
+          <w:bCs/>
+        </w:rPr>
+      </w:pPr>
+      <w:r>
+        <w:rPr>
+          <w:b/>
+          <w:bCs/>
+        </w:rPr>
+        <w:t>2. Limpiar el caché de DNS (Muy efectivo)</w:t>
+      </w:r>
+    </w:p>
+    <w:p>
+      <w:pPr>
+        <w:rPr>
+          <w:b/>
+          <w:bCs/>
+        </w:rPr>
+      </w:pPr>
+      <w:r>
+        <w:rPr>
+          <w:b/>
+          <w:bCs/>
+        </w:rPr>
+        <w:t>A veces el sistema "se marea" con las direcciones guardadas. Ejecuta este comando en la misma terminal donde estás trabajando:</w:t>
+      </w:r>
+    </w:p>
+    <w:p>
+      <w:pPr>
+        <w:rPr>
+          <w:b/>
+          <w:bCs/>
+        </w:rPr>
+      </w:pPr>
+      <w:r>
+        <w:rPr>
+          <w:b/>
+          <w:bCs/>
+        </w:rPr>
+        <w:t>DOS</w:t>
+      </w:r>
+    </w:p>
+    <w:p>
+      <w:pPr>
+        <w:rPr>
+          <w:b/>
+          <w:bCs/>
+        </w:rPr>
+      </w:pPr>
+      <w:proofErr w:type="spellStart"/>
+      <w:r>
+        <w:rPr>
+          <w:b/>
+          <w:bCs/>
+        </w:rPr>
+        <w:t>ipconfig</w:t>
+      </w:r>
+      <w:proofErr w:type="spellEnd"/>
+      <w:r>
+        <w:rPr>
+          <w:b/>
+          <w:bCs/>
+        </w:rPr>
+        <w:t xml:space="preserve"> /</w:t>
+      </w:r>
+      <w:proofErr w:type="spellStart"/>
+      <w:r>
+        <w:rPr>
+          <w:b/>
+          <w:bCs/>
+        </w:rPr>
+        <w:t>flushdns</w:t>
+      </w:r>
+      <w:proofErr w:type="spellEnd"/>
+    </w:p>
+    <w:p>
+      <w:pPr>
+        <w:rPr>
+          <w:b/>
+          <w:bCs/>
+        </w:rPr>
+      </w:pPr>
+      <w:r>
+        <w:rPr>
+          <w:b/>
+          <w:bCs/>
+        </w:rPr>
+        <w:t xml:space="preserve">Luego intenta el </w:t>
+      </w:r>
+      <w:proofErr w:type="spellStart"/>
+      <w:r>
+        <w:rPr>
+          <w:b/>
+          <w:bCs/>
+        </w:rPr>
+        <w:t>git</w:t>
+      </w:r>
+      <w:proofErr w:type="spellEnd"/>
+      <w:r>
+        <w:rPr>
+          <w:b/>
+          <w:bCs/>
+        </w:rPr>
+        <w:t xml:space="preserve"> </w:t>
+      </w:r>
+      <w:proofErr w:type="spellStart"/>
+      <w:r>
+        <w:rPr>
+          <w:b/>
+          <w:bCs/>
+        </w:rPr>
+        <w:t>push</w:t>
+      </w:r>
+      <w:proofErr w:type="spellEnd"/>
+      <w:r>
+        <w:rPr>
+          <w:b/>
+          <w:bCs/>
+        </w:rPr>
+        <w:t xml:space="preserve"> nuevamente.</w:t>
+      </w:r>
+    </w:p>
+    <w:p>
+      <w:pPr>
+        <w:rPr>
+          <w:b/>
+          <w:bCs/>
+        </w:rPr>
+      </w:pPr>
+      <w:r>
+        <w:rPr>
+          <w:b/>
+          <w:bCs/>
+        </w:rPr>
+        <w:t>3. El problema del Firewall/Proxy escolar (Caso muy probable)</w:t>
+      </w:r>
+    </w:p>
+    <w:p>
+      <w:pPr>
+        <w:rPr>
+          <w:b/>
+          <w:bCs/>
+        </w:rPr>
+      </w:pPr>
+      <w:r>
+        <w:rPr>
+          <w:b/>
+          <w:bCs/>
+        </w:rPr>
+        <w:t xml:space="preserve">Las redes de las escuelas suelen tener Firewalls que bloquean las conexiones de programas externos como Git, aunque el navegador funcione. </w:t>
+      </w:r>
+    </w:p>
+    <w:p>
+      <w:pPr>
+        <w:rPr>
+          <w:b/>
+          <w:bCs/>
+        </w:rPr>
+      </w:pPr>
+      <w:proofErr w:type="spellStart"/>
+      <w:r>
+        <w:rPr>
+          <w:b/>
+          <w:bCs/>
+        </w:rPr>
+        <w:t>Fastvue</w:t>
+      </w:r>
+      <w:proofErr w:type="spellEnd"/>
+      <w:r>
+        <w:rPr>
+          <w:b/>
+          <w:bCs/>
+        </w:rPr>
+        <w:t xml:space="preserve"> </w:t>
+      </w:r>
+      <w:proofErr w:type="spellStart"/>
+      <w:r>
+        <w:rPr>
+          <w:b/>
+          <w:bCs/>
+        </w:rPr>
+        <w:t>Reporter</w:t>
+      </w:r>
+      <w:proofErr w:type="spellEnd"/>
+    </w:p>
+    <w:p>
+      <w:pPr>
+        <w:numPr>
+          <w:ilvl w:val="0"/>
+          <w:numId w:val="12"/>
+        </w:numPr>
+        <w:rPr>
+          <w:b/>
+          <w:bCs/>
+        </w:rPr>
+      </w:pPr>
+      <w:r>
+        <w:rPr>
+          <w:b/>
+          <w:bCs/>
+        </w:rPr>
+        <w:t xml:space="preserve">Prueba con tus datos móviles: Si tienes posibilidad, conecta la computadora un momento al </w:t>
+      </w:r>
+      <w:proofErr w:type="spellStart"/>
+      <w:r>
+        <w:rPr>
+          <w:b/>
+          <w:bCs/>
+        </w:rPr>
+        <w:t>Wi</w:t>
+      </w:r>
+      <w:proofErr w:type="spellEnd"/>
+      <w:r>
+        <w:rPr>
+          <w:b/>
+          <w:bCs/>
+        </w:rPr>
+        <w:t>-Fi de tu celular (</w:t>
+      </w:r>
+      <w:proofErr w:type="spellStart"/>
+      <w:r>
+        <w:rPr>
+          <w:b/>
+          <w:bCs/>
+        </w:rPr>
+        <w:t>Hotspot</w:t>
+      </w:r>
+      <w:proofErr w:type="spellEnd"/>
+      <w:r>
+        <w:rPr>
+          <w:b/>
+          <w:bCs/>
+        </w:rPr>
+        <w:t xml:space="preserve">) e intenta el </w:t>
+      </w:r>
+      <w:proofErr w:type="spellStart"/>
+      <w:r>
+        <w:rPr>
+          <w:b/>
+          <w:bCs/>
+        </w:rPr>
+        <w:t>git</w:t>
+      </w:r>
+      <w:proofErr w:type="spellEnd"/>
+      <w:r>
+        <w:rPr>
+          <w:b/>
+          <w:bCs/>
+        </w:rPr>
+        <w:t xml:space="preserve"> </w:t>
+      </w:r>
+      <w:proofErr w:type="spellStart"/>
+      <w:r>
+        <w:rPr>
+          <w:b/>
+          <w:bCs/>
+        </w:rPr>
+        <w:t>push</w:t>
+      </w:r>
+      <w:proofErr w:type="spellEnd"/>
+      <w:r>
+        <w:rPr>
+          <w:b/>
+          <w:bCs/>
+        </w:rPr>
+        <w:t>. Si funciona con tus datos, confirma que el problema es el bloqueo de la red de la escuela.</w:t>
+      </w:r>
+    </w:p>
+    <w:p>
+      <w:pPr>
+        <w:numPr>
+          <w:ilvl w:val="0"/>
+          <w:numId w:val="12"/>
+        </w:numPr>
+        <w:rPr>
+          <w:b/>
+          <w:bCs/>
+        </w:rPr>
+      </w:pPr>
+      <w:r>
+        <w:rPr>
+          <w:b/>
+          <w:bCs/>
+        </w:rPr>
+        <w:lastRenderedPageBreak/>
+        <w:t>Proxy: Si la escuela usa un Proxy para navegar, Git no lo sabe. Deberías configurar el proxy en Git (esto suele ser más complejo y requiere los datos del servidor de la escuela).</w:t>
+      </w:r>
+    </w:p>
+    <w:p>
+      <w:pPr>
+        <w:rPr>
+          <w:b/>
+          <w:bCs/>
+        </w:rPr>
+      </w:pPr>
+      <w:r>
+        <w:rPr>
+          <w:b/>
+          <w:bCs/>
+        </w:rPr>
+        <w:t>4. Cambiar los DNS de la computadora</w:t>
+      </w:r>
+    </w:p>
+    <w:p>
+      <w:pPr>
+        <w:rPr>
+          <w:b/>
+          <w:bCs/>
+        </w:rPr>
+      </w:pPr>
+      <w:r>
+        <w:rPr>
+          <w:b/>
+          <w:bCs/>
+        </w:rPr>
+        <w:t>Si tienes permisos de administrador, intenta cambiar los DNS de tu conexión de red a los de Google, que son más confiables que los automáticos:</w:t>
+      </w:r>
+    </w:p>
+    <w:p>
+      <w:pPr>
+        <w:numPr>
+          <w:ilvl w:val="0"/>
+          <w:numId w:val="13"/>
+        </w:numPr>
+        <w:rPr>
+          <w:b/>
+          <w:bCs/>
+        </w:rPr>
+      </w:pPr>
+      <w:r>
+        <w:rPr>
+          <w:b/>
+          <w:bCs/>
+        </w:rPr>
+        <w:t>DNS Primario: 8.8.8.8</w:t>
+      </w:r>
+    </w:p>
+    <w:p>
+      <w:pPr>
+        <w:numPr>
+          <w:ilvl w:val="0"/>
+          <w:numId w:val="13"/>
+        </w:numPr>
+        <w:rPr>
+          <w:b/>
+          <w:bCs/>
+        </w:rPr>
+      </w:pPr>
+      <w:r>
+        <w:rPr>
+          <w:b/>
+          <w:bCs/>
+        </w:rPr>
+        <w:t>DNS Secundario: 8.8.4.4</w:t>
+      </w:r>
+    </w:p>
+    <w:p>
+      <w:pPr>
+        <w:rPr>
+          <w:b/>
+          <w:bCs/>
+        </w:rPr>
+      </w:pPr>
+      <w:r>
+        <w:rPr>
+          <w:b/>
+          <w:bCs/>
+        </w:rPr>
+        <w:t>5. ¿GitHub está caído? (Poco probable)</w:t>
+      </w:r>
+    </w:p>
+    <w:p>
+      <w:pPr>
+        <w:rPr>
+          <w:b/>
+          <w:bCs/>
+        </w:rPr>
+      </w:pPr>
+      <w:r>
+        <w:rPr>
+          <w:b/>
+          <w:bCs/>
+        </w:rPr>
+        <w:t xml:space="preserve">Aunque es raro, puedes entrar a </w:t>
+      </w:r>
+      <w:hyperlink r:id="rId6" w:tgtFrame="_blank" w:history="1">
+        <w:r>
+          <w:rPr>
+            <w:rStyle w:val="Hipervnculo"/>
+            <w:b/>
+            <w:bCs/>
+          </w:rPr>
+          <w:t>githubstatus.com</w:t>
+        </w:r>
+      </w:hyperlink>
+      <w:r>
+        <w:rPr>
+          <w:b/>
+          <w:bCs/>
+        </w:rPr>
+        <w:t xml:space="preserve"> desde tu celular para ver si el servicio tiene problemas a nivel mundial.</w:t>
+      </w:r>
+    </w:p>
+    <w:p>
+      <w:pPr>
+        <w:rPr>
+          <w:b/>
+          <w:bCs/>
+        </w:rPr>
+      </w:pPr>
+      <w:r>
+        <w:rPr>
+          <w:rFonts w:ascii="Segoe UI Emoji" w:hAnsi="Segoe UI Emoji" w:cs="Segoe UI Emoji"/>
+          <w:b/>
+          <w:bCs/>
+        </w:rPr>
+        <w:t>💡</w:t>
+      </w:r>
+      <w:r>
+        <w:rPr>
+          <w:b/>
+          <w:bCs/>
+        </w:rPr>
+        <w:t xml:space="preserve"> Mi recomendación para tu clase hoy: Si estás con los alumnos y necesitas que suban el código sí o sí pero la red escolar no colabora:</w:t>
+      </w:r>
+    </w:p>
+    <w:p>
+      <w:pPr>
+        <w:numPr>
+          <w:ilvl w:val="0"/>
+          <w:numId w:val="14"/>
+        </w:numPr>
+        <w:rPr>
+          <w:b/>
+          <w:bCs/>
+        </w:rPr>
+      </w:pPr>
+      <w:r>
+        <w:rPr>
+          <w:b/>
+          <w:bCs/>
+        </w:rPr>
+        <w:t xml:space="preserve">Pídeles que guarden los cambios localmente con el </w:t>
+      </w:r>
+      <w:proofErr w:type="spellStart"/>
+      <w:r>
+        <w:rPr>
+          <w:b/>
+          <w:bCs/>
+        </w:rPr>
+        <w:t>git</w:t>
+      </w:r>
+      <w:proofErr w:type="spellEnd"/>
+      <w:r>
+        <w:rPr>
+          <w:b/>
+          <w:bCs/>
+        </w:rPr>
+        <w:t xml:space="preserve"> </w:t>
+      </w:r>
+      <w:proofErr w:type="spellStart"/>
+      <w:r>
+        <w:rPr>
+          <w:b/>
+          <w:bCs/>
+        </w:rPr>
+        <w:t>commit</w:t>
+      </w:r>
+      <w:proofErr w:type="spellEnd"/>
+      <w:r>
+        <w:rPr>
+          <w:b/>
+          <w:bCs/>
+        </w:rPr>
+        <w:t xml:space="preserve"> que ya hicieron.</w:t>
+      </w:r>
+    </w:p>
+    <w:p>
+      <w:pPr>
+        <w:numPr>
+          <w:ilvl w:val="0"/>
+          <w:numId w:val="14"/>
+        </w:numPr>
+        <w:rPr>
+          <w:b/>
+          <w:bCs/>
+        </w:rPr>
+      </w:pPr>
+      <w:r>
+        <w:rPr>
+          <w:b/>
+          <w:bCs/>
+        </w:rPr>
+        <w:t xml:space="preserve">Si el internet de la escuela sigue bloqueando a Git, que intenten el </w:t>
+      </w:r>
+      <w:proofErr w:type="spellStart"/>
+      <w:r>
+        <w:rPr>
+          <w:b/>
+          <w:bCs/>
+        </w:rPr>
+        <w:t>git</w:t>
+      </w:r>
+      <w:proofErr w:type="spellEnd"/>
+      <w:r>
+        <w:rPr>
+          <w:b/>
+          <w:bCs/>
+        </w:rPr>
+        <w:t xml:space="preserve"> </w:t>
+      </w:r>
+      <w:proofErr w:type="spellStart"/>
+      <w:r>
+        <w:rPr>
+          <w:b/>
+          <w:bCs/>
+        </w:rPr>
+        <w:t>push</w:t>
+      </w:r>
+      <w:proofErr w:type="spellEnd"/>
+      <w:r>
+        <w:rPr>
+          <w:b/>
+          <w:bCs/>
+        </w:rPr>
+        <w:t xml:space="preserve"> al final de la clase usando sus datos móviles o al llegar a sus casas.</w:t>
+      </w:r>
+    </w:p>
+    <w:p>
+      <w:pPr>
+        <w:numPr>
+          <w:ilvl w:val="0"/>
+          <w:numId w:val="14"/>
+        </w:numPr>
+        <w:rPr>
+          <w:b/>
+          <w:bCs/>
+        </w:rPr>
+      </w:pPr>
+      <w:r>
+        <w:rPr>
+          <w:b/>
+          <w:bCs/>
+        </w:rPr>
+        <w:t xml:space="preserve">Plan B: Pueden descargar el proyecto comprimido en un .zip y subirlo manualmente a la web de GitHub (botón </w:t>
+      </w:r>
+      <w:r>
+        <w:rPr>
+          <w:b/>
+          <w:bCs/>
+          <w:i/>
+          <w:iCs/>
+        </w:rPr>
+        <w:t>Add file</w:t>
+      </w:r>
+      <w:r>
+        <w:rPr>
+          <w:b/>
+          <w:bCs/>
+        </w:rPr>
+        <w:t xml:space="preserve"> -&gt; </w:t>
+      </w:r>
+      <w:proofErr w:type="spellStart"/>
+      <w:r>
+        <w:rPr>
+          <w:b/>
+          <w:bCs/>
+          <w:i/>
+          <w:iCs/>
+        </w:rPr>
+        <w:t>Upload</w:t>
+      </w:r>
+      <w:proofErr w:type="spellEnd"/>
+      <w:r>
+        <w:rPr>
+          <w:b/>
+          <w:bCs/>
+          <w:i/>
+          <w:iCs/>
+        </w:rPr>
+        <w:t xml:space="preserve"> files</w:t>
+      </w:r>
+      <w:r>
+        <w:rPr>
+          <w:b/>
+          <w:bCs/>
+        </w:rPr>
+        <w:t>), aunque no es lo ideal para aprender Git, sirve para no frenar la clase de Render.</w:t>
+      </w:r>
+    </w:p>
+    <w:p>
+      <w:pPr>
+        <w:rPr>
+          <w:b/>
+          <w:bCs/>
+        </w:rPr>
+      </w:pPr>
+      <w:r>
+        <w:rPr>
+          <w:b/>
+          <w:bCs/>
+        </w:rPr>
+        <w:t xml:space="preserve">¿Pudiste probar con otra red o realizar el </w:t>
+      </w:r>
+      <w:proofErr w:type="spellStart"/>
+      <w:r>
+        <w:rPr>
+          <w:b/>
+          <w:bCs/>
+        </w:rPr>
+        <w:t>flushdns</w:t>
+      </w:r>
+      <w:proofErr w:type="spellEnd"/>
+      <w:r>
+        <w:rPr>
+          <w:b/>
+          <w:bCs/>
+        </w:rPr>
+        <w:t>?</w:t>
+      </w:r>
+    </w:p>
+    <w:p>
+      <w:pPr>
+        <w:rPr>
+          <w:b/>
+          <w:bCs/>
+        </w:rPr>
+      </w:pPr>
+    </w:p>
+    <w:p>
+      <w:pPr>
+        <w:rPr>
+          <w:b/>
+          <w:bCs/>
+        </w:rPr>
+      </w:pPr>
+      <w:r>
+        <w:rPr>
+          <w:b/>
+          <w:bCs/>
+        </w:rPr>
+        <w:t>--------------------------------------------------</w:t>
+      </w:r>
+    </w:p>
+    <w:p>
+      <w:pPr>
+        <w:rPr>
+          <w:b/>
+          <w:bCs/>
+        </w:rPr>
+      </w:pPr>
     </w:p>
     <w:p>
       <w:pPr>
@@ -2675,7 +3876,6 @@
           <w:b/>
           <w:bCs/>
         </w:rPr>
-        <w:lastRenderedPageBreak/>
         <w:t>El proceso se divide en dos partes: crear la base de datos en Render y configurar tu código para que se adapte automáticamente si estás en tu computadora o en internet.</w:t>
       </w:r>
     </w:p>
@@ -2711,6 +3911,7 @@
           <w:b/>
           <w:bCs/>
         </w:rPr>
+        <w:lastRenderedPageBreak/>
         <w:t>Entrá</w:t>
       </w:r>
       <w:proofErr w:type="spellEnd"/>
@@ -3628,46 +4829,46 @@
           <w:b/>
           <w:bCs/>
         </w:rPr>
+        <w:t>Modificá</w:t>
+      </w:r>
+      <w:proofErr w:type="spellEnd"/>
+      <w:r>
+        <w:rPr>
+          <w:b/>
+          <w:bCs/>
+        </w:rPr>
+        <w:t xml:space="preserve"> la configuración de la base de datos en tu app.py para que quede de esta manera:</w:t>
+      </w:r>
+    </w:p>
+    <w:p>
+      <w:pPr>
+        <w:rPr>
+          <w:b/>
+          <w:bCs/>
+        </w:rPr>
+      </w:pPr>
+      <w:r>
+        <w:rPr>
+          <w:b/>
+          <w:bCs/>
+        </w:rPr>
+        <w:t>Python</w:t>
+      </w:r>
+    </w:p>
+    <w:p>
+      <w:pPr>
+        <w:rPr>
+          <w:b/>
+          <w:bCs/>
+        </w:rPr>
+      </w:pPr>
+      <w:proofErr w:type="spellStart"/>
+      <w:r>
+        <w:rPr>
+          <w:b/>
+          <w:bCs/>
+        </w:rPr>
         <w:lastRenderedPageBreak/>
-        <w:t>Modificá</w:t>
-      </w:r>
-      <w:proofErr w:type="spellEnd"/>
-      <w:r>
-        <w:rPr>
-          <w:b/>
-          <w:bCs/>
-        </w:rPr>
-        <w:t xml:space="preserve"> la configuración de la base de datos en tu app.py para que quede de esta manera:</w:t>
-      </w:r>
-    </w:p>
-    <w:p>
-      <w:pPr>
-        <w:rPr>
-          <w:b/>
-          <w:bCs/>
-        </w:rPr>
-      </w:pPr>
-      <w:r>
-        <w:rPr>
-          <w:b/>
-          <w:bCs/>
-        </w:rPr>
-        <w:t>Python</w:t>
-      </w:r>
-    </w:p>
-    <w:p>
-      <w:pPr>
-        <w:rPr>
-          <w:b/>
-          <w:bCs/>
-        </w:rPr>
-      </w:pPr>
-      <w:proofErr w:type="spellStart"/>
-      <w:r>
-        <w:rPr>
-          <w:b/>
-          <w:bCs/>
-        </w:rPr>
         <w:t>import</w:t>
       </w:r>
       <w:proofErr w:type="spellEnd"/>
@@ -4377,7 +5578,6 @@
           <w:b/>
           <w:bCs/>
         </w:rPr>
-        <w:lastRenderedPageBreak/>
         <w:t>Actualizá</w:t>
       </w:r>
       <w:proofErr w:type="spellEnd"/>
@@ -4460,6 +5660,7 @@
           <w:b/>
           <w:bCs/>
         </w:rPr>
+        <w:lastRenderedPageBreak/>
         <w:t>Subí este cambio a GitHub (</w:t>
       </w:r>
       <w:proofErr w:type="spellStart"/>
@@ -5021,13 +6222,16 @@
           <w:b/>
           <w:bCs/>
         </w:rPr>
+        <w:t>2. Velocidad de desarrollo y enfoque</w:t>
+      </w:r>
+    </w:p>
+    <w:p>
+      <w:r>
+        <w:t xml:space="preserve">Tu objetivo principal es estructurar el contenido de la asignatura: subir apuntes de ofimática, código de ejemplo de Python/Flask, y guías de JavaScript. Si te pones a </w:t>
+      </w:r>
+      <w:r>
         <w:lastRenderedPageBreak/>
-        <w:t>2. Velocidad de desarrollo y enfoque</w:t>
-      </w:r>
-    </w:p>
-    <w:p>
-      <w:r>
-        <w:t xml:space="preserve">Tu objetivo principal es estructurar el contenido de la asignatura: subir apuntes de ofimática, código de ejemplo de Python/Flask, y guías de JavaScript. Si te pones a renegar escribiendo </w:t>
+        <w:t xml:space="preserve">renegar escribiendo </w:t>
       </w:r>
       <w:r>
         <w:rPr>
@@ -5321,7 +6525,6 @@
         </w:pBdr>
       </w:pPr>
       <w:r>
-        <w:lastRenderedPageBreak/>
         <w:t xml:space="preserve">Si la web fuera </w:t>
       </w:r>
       <w:r>
@@ -5348,7 +6551,11 @@
       </w:r>
       <w:proofErr w:type="spellEnd"/>
       <w:r>
-        <w:t xml:space="preserve"> y @media a nivel atómico. Pero como tu web es un portal de contenidos completo que abarca desde ofimática hasta Flask, priorizar la velocidad y robustez de Bootstrap es la decisión más inteligente.</w:t>
+        <w:t xml:space="preserve"> y @media a nivel atómico. Pero como tu web es un portal de contenidos completo que abarca desde ofimática </w:t>
+      </w:r>
+      <w:r>
+        <w:lastRenderedPageBreak/>
+        <w:t>hasta Flask, priorizar la velocidad y robustez de Bootstrap es la decisión más inteligente.</w:t>
       </w:r>
     </w:p>
     <w:p>
@@ -5797,7 +7004,6 @@
         <w:rPr>
           <w:lang w:val="en-US"/>
         </w:rPr>
-        <w:lastRenderedPageBreak/>
         <w:t xml:space="preserve">def </w:t>
       </w:r>
       <w:proofErr w:type="spellStart"/>
@@ -6211,12 +7417,12 @@
     </w:p>
     <w:p>
       <w:r>
+        <w:t xml:space="preserve">                &lt;p&gt;Aunque cambies tu nombre local, Windows tiende a recordar el usuario de GitHub de la última persona que trabajó. Si no prestamos atención, ¡subirás tu tarea al perfil de tu compañero!&lt;/p&gt;</w:t>
+      </w:r>
+    </w:p>
+    <w:p>
+      <w:r>
         <w:lastRenderedPageBreak/>
-        <w:t xml:space="preserve">                &lt;p&gt;Aunque cambies tu nombre local, Windows tiende a recordar el usuario de GitHub de la última persona que trabajó. Si no prestamos atención, ¡subirás tu tarea al perfil de tu compañero!&lt;/p&gt;</w:t>
-      </w:r>
-    </w:p>
-    <w:p>
-      <w:r>
         <w:t xml:space="preserve">                &lt;</w:t>
       </w:r>
       <w:proofErr w:type="spellStart"/>
@@ -6859,15 +8065,15 @@
         <w:rPr>
           <w:lang w:val="en-US"/>
         </w:rPr>
+        <w:t xml:space="preserve">                    &lt;div class="alert alert-warning py-1 font-monospace small"&gt;</w:t>
+      </w:r>
+    </w:p>
+    <w:p>
+      <w:r>
+        <w:rPr>
+          <w:lang w:val="en-US"/>
+        </w:rPr>
         <w:lastRenderedPageBreak/>
-        <w:t xml:space="preserve">                    &lt;div class="alert alert-warning py-1 font-monospace small"&gt;</w:t>
-      </w:r>
-    </w:p>
-    <w:p>
-      <w:r>
-        <w:rPr>
-          <w:lang w:val="en-US"/>
-        </w:rPr>
         <w:t xml:space="preserve">                        </w:t>
       </w:r>
       <w:r>
@@ -7314,52 +8520,52 @@
     </w:p>
     <w:p>
       <w:r>
+        <w:t xml:space="preserve">                        &lt;</w:t>
+      </w:r>
+      <w:proofErr w:type="spellStart"/>
+      <w:r>
+        <w:t>li</w:t>
+      </w:r>
+      <w:proofErr w:type="spellEnd"/>
+      <w:r>
+        <w:t>&gt;&lt;</w:t>
+      </w:r>
+      <w:proofErr w:type="spellStart"/>
+      <w:r>
+        <w:t>strong</w:t>
+      </w:r>
+      <w:proofErr w:type="spellEnd"/>
+      <w:r>
+        <w:t>&gt;</w:t>
+      </w:r>
+      <w:proofErr w:type="spellStart"/>
+      <w:r>
+        <w:t>Username</w:t>
+      </w:r>
+      <w:proofErr w:type="spellEnd"/>
+      <w:r>
+        <w:t>:&lt;/</w:t>
+      </w:r>
+      <w:proofErr w:type="spellStart"/>
+      <w:r>
+        <w:t>strong</w:t>
+      </w:r>
+      <w:proofErr w:type="spellEnd"/>
+      <w:r>
+        <w:t>&gt; Escribe tu usuario de GitHub.&lt;/</w:t>
+      </w:r>
+      <w:proofErr w:type="spellStart"/>
+      <w:r>
+        <w:t>li</w:t>
+      </w:r>
+      <w:proofErr w:type="spellEnd"/>
+      <w:r>
+        <w:t>&gt;</w:t>
+      </w:r>
+    </w:p>
+    <w:p>
+      <w:r>
         <w:lastRenderedPageBreak/>
-        <w:t xml:space="preserve">                        &lt;</w:t>
-      </w:r>
-      <w:proofErr w:type="spellStart"/>
-      <w:r>
-        <w:t>li</w:t>
-      </w:r>
-      <w:proofErr w:type="spellEnd"/>
-      <w:r>
-        <w:t>&gt;&lt;</w:t>
-      </w:r>
-      <w:proofErr w:type="spellStart"/>
-      <w:r>
-        <w:t>strong</w:t>
-      </w:r>
-      <w:proofErr w:type="spellEnd"/>
-      <w:r>
-        <w:t>&gt;</w:t>
-      </w:r>
-      <w:proofErr w:type="spellStart"/>
-      <w:r>
-        <w:t>Username</w:t>
-      </w:r>
-      <w:proofErr w:type="spellEnd"/>
-      <w:r>
-        <w:t>:&lt;/</w:t>
-      </w:r>
-      <w:proofErr w:type="spellStart"/>
-      <w:r>
-        <w:t>strong</w:t>
-      </w:r>
-      <w:proofErr w:type="spellEnd"/>
-      <w:r>
-        <w:t>&gt; Escribe tu usuario de GitHub.&lt;/</w:t>
-      </w:r>
-      <w:proofErr w:type="spellStart"/>
-      <w:r>
-        <w:t>li</w:t>
-      </w:r>
-      <w:proofErr w:type="spellEnd"/>
-      <w:r>
-        <w:t>&gt;</w:t>
-      </w:r>
-    </w:p>
-    <w:p>
-      <w:r>
         <w:t xml:space="preserve">                        </w:t>
       </w:r>
       <w:r>
@@ -7587,6 +8793,155 @@
 <file path=word/numbering.xml><?xml version="1.0" encoding="utf-8"?>
 <w:numbering xmlns:wpc="http://schemas.microsoft.com/office/word/2010/wordprocessingCanvas" xmlns:cx="http://schemas.microsoft.com/office/drawing/2014/chartex" xmlns:cx1="http://schemas.microsoft.com/office/drawing/2015/9/8/chartex" xmlns:cx2="http://schemas.microsoft.com/office/drawing/2015/10/21/chartex" xmlns:cx3="http://schemas.microsoft.com/office/drawing/2016/5/9/chartex" xmlns:cx4="http://schemas.microsoft.com/office/drawing/2016/5/10/chartex" xmlns:cx5="http://schemas.microsoft.com/office/drawing/2016/5/11/chartex" xmlns:cx6="http://schemas.microsoft.com/office/drawing/2016/5/12/chartex" xmlns:cx7="http://schemas.microsoft.com/office/drawing/2016/5/13/chartex" xmlns:cx8="http://schemas.microsoft.com/office/drawing/2016/5/14/chartex" xmlns:mc="http://schemas.openxmlformats.org/markup-compatibility/2006" xmlns:aink="http://schemas.microsoft.com/office/drawing/2016/ink" xmlns:am3d="http://schemas.microsoft.com/office/drawing/2017/model3d" xmlns:o="urn:schemas-microsoft-com:office:office" xmlns:oel="http://schemas.microsoft.com/office/2019/extlst" xmlns:r="http://schemas.openxmlformats.org/officeDocument/2006/relationships" xmlns:m="http://schemas.openxmlformats.org/officeDocument/2006/math" xmlns:v="urn:schemas-microsoft-com:vml" xmlns:wp14="http://schemas.microsoft.com/office/word/2010/wordprocessingDrawing" xmlns:wp="http://schemas.openxmlformats.org/drawingml/2006/wordprocessingDrawing" xmlns:w10="urn:schemas-microsoft-com:office:word" xmlns:w="http://schemas.openxmlformats.org/wordprocessingml/2006/main" xmlns:w14="http://schemas.microsoft.com/office/word/2010/wordml" xmlns:w15="http://schemas.microsoft.com/office/word/2012/wordml" xmlns:w16cex="http://schemas.microsoft.com/office/word/2018/wordml/cex" xmlns:w16cid="http://schemas.microsoft.com/office/word/2016/wordml/cid" xmlns:w16="http://schemas.microsoft.com/office/word/2018/wordml" xmlns:w16du="http://schemas.microsoft.com/office/word/2023/wordml/word16du" xmlns:w16sdtdh="http://schemas.microsoft.com/office/word/2020/wordml/sdtdatahash" xmlns:w16sdtfl="http://schemas.microsoft.com/office/word/2024/wordml/sdtformatlock" xmlns:w16se="http://schemas.microsoft.com/office/word/2015/wordml/symex" xmlns:wpg="http://schemas.microsoft.com/office/word/2010/wordprocessingGroup" xmlns:wpi="http://schemas.microsoft.com/office/word/2010/wordprocessingInk" xmlns:wne="http://schemas.microsoft.com/office/word/2006/wordml" xmlns:wps="http://schemas.microsoft.com/office/word/2010/wordprocessingShape" mc:Ignorable="w14 w15 w16se w16cid w16 w16cex w16sdtdh w16sdtfl w16du wp14">
   <w:abstractNum w:abstractNumId="0" w15:restartNumberingAfterBreak="0">
+    <w:nsid w:val="0A4B0E65"/>
+    <w:multiLevelType w:val="multilevel"/>
+    <w:tmpl w:val="CAEEB4D2"/>
+    <w:lvl w:ilvl="0">
+      <w:start w:val="1"/>
+      <w:numFmt w:val="bullet"/>
+      <w:lvlText w:val=""/>
+      <w:lvlJc w:val="left"/>
+      <w:pPr>
+        <w:tabs>
+          <w:tab w:val="num" w:pos="720"/>
+        </w:tabs>
+        <w:ind w:left="720" w:hanging="360"/>
+      </w:pPr>
+      <w:rPr>
+        <w:rFonts w:ascii="Symbol" w:hAnsi="Symbol" w:hint="default"/>
+        <w:sz w:val="20"/>
+      </w:rPr>
+    </w:lvl>
+    <w:lvl w:ilvl="1" w:tentative="1">
+      <w:start w:val="1"/>
+      <w:numFmt w:val="bullet"/>
+      <w:lvlText w:val="o"/>
+      <w:lvlJc w:val="left"/>
+      <w:pPr>
+        <w:tabs>
+          <w:tab w:val="num" w:pos="1440"/>
+        </w:tabs>
+        <w:ind w:left="1440" w:hanging="360"/>
+      </w:pPr>
+      <w:rPr>
+        <w:rFonts w:ascii="Courier New" w:hAnsi="Courier New" w:hint="default"/>
+        <w:sz w:val="20"/>
+      </w:rPr>
+    </w:lvl>
+    <w:lvl w:ilvl="2" w:tentative="1">
+      <w:start w:val="1"/>
+      <w:numFmt w:val="bullet"/>
+      <w:lvlText w:val=""/>
+      <w:lvlJc w:val="left"/>
+      <w:pPr>
+        <w:tabs>
+          <w:tab w:val="num" w:pos="2160"/>
+        </w:tabs>
+        <w:ind w:left="2160" w:hanging="360"/>
+      </w:pPr>
+      <w:rPr>
+        <w:rFonts w:ascii="Wingdings" w:hAnsi="Wingdings" w:hint="default"/>
+        <w:sz w:val="20"/>
+      </w:rPr>
+    </w:lvl>
+    <w:lvl w:ilvl="3" w:tentative="1">
+      <w:start w:val="1"/>
+      <w:numFmt w:val="bullet"/>
+      <w:lvlText w:val=""/>
+      <w:lvlJc w:val="left"/>
+      <w:pPr>
+        <w:tabs>
+          <w:tab w:val="num" w:pos="2880"/>
+        </w:tabs>
+        <w:ind w:left="2880" w:hanging="360"/>
+      </w:pPr>
+      <w:rPr>
+        <w:rFonts w:ascii="Wingdings" w:hAnsi="Wingdings" w:hint="default"/>
+        <w:sz w:val="20"/>
+      </w:rPr>
+    </w:lvl>
+    <w:lvl w:ilvl="4" w:tentative="1">
+      <w:start w:val="1"/>
+      <w:numFmt w:val="bullet"/>
+      <w:lvlText w:val=""/>
+      <w:lvlJc w:val="left"/>
+      <w:pPr>
+        <w:tabs>
+          <w:tab w:val="num" w:pos="3600"/>
+        </w:tabs>
+        <w:ind w:left="3600" w:hanging="360"/>
+      </w:pPr>
+      <w:rPr>
+        <w:rFonts w:ascii="Wingdings" w:hAnsi="Wingdings" w:hint="default"/>
+        <w:sz w:val="20"/>
+      </w:rPr>
+    </w:lvl>
+    <w:lvl w:ilvl="5" w:tentative="1">
+      <w:start w:val="1"/>
+      <w:numFmt w:val="bullet"/>
+      <w:lvlText w:val=""/>
+      <w:lvlJc w:val="left"/>
+      <w:pPr>
+        <w:tabs>
+          <w:tab w:val="num" w:pos="4320"/>
+        </w:tabs>
+        <w:ind w:left="4320" w:hanging="360"/>
+      </w:pPr>
+      <w:rPr>
+        <w:rFonts w:ascii="Wingdings" w:hAnsi="Wingdings" w:hint="default"/>
+        <w:sz w:val="20"/>
+      </w:rPr>
+    </w:lvl>
+    <w:lvl w:ilvl="6" w:tentative="1">
+      <w:start w:val="1"/>
+      <w:numFmt w:val="bullet"/>
+      <w:lvlText w:val=""/>
+      <w:lvlJc w:val="left"/>
+      <w:pPr>
+        <w:tabs>
+          <w:tab w:val="num" w:pos="5040"/>
+        </w:tabs>
+        <w:ind w:left="5040" w:hanging="360"/>
+      </w:pPr>
+      <w:rPr>
+        <w:rFonts w:ascii="Wingdings" w:hAnsi="Wingdings" w:hint="default"/>
+        <w:sz w:val="20"/>
+      </w:rPr>
+    </w:lvl>
+    <w:lvl w:ilvl="7" w:tentative="1">
+      <w:start w:val="1"/>
+      <w:numFmt w:val="bullet"/>
+      <w:lvlText w:val=""/>
+      <w:lvlJc w:val="left"/>
+      <w:pPr>
+        <w:tabs>
+          <w:tab w:val="num" w:pos="5760"/>
+        </w:tabs>
+        <w:ind w:left="5760" w:hanging="360"/>
+      </w:pPr>
+      <w:rPr>
+        <w:rFonts w:ascii="Wingdings" w:hAnsi="Wingdings" w:hint="default"/>
+        <w:sz w:val="20"/>
+      </w:rPr>
+    </w:lvl>
+    <w:lvl w:ilvl="8" w:tentative="1">
+      <w:start w:val="1"/>
+      <w:numFmt w:val="bullet"/>
+      <w:lvlText w:val=""/>
+      <w:lvlJc w:val="left"/>
+      <w:pPr>
+        <w:tabs>
+          <w:tab w:val="num" w:pos="6480"/>
+        </w:tabs>
+        <w:ind w:left="6480" w:hanging="360"/>
+      </w:pPr>
+      <w:rPr>
+        <w:rFonts w:ascii="Wingdings" w:hAnsi="Wingdings" w:hint="default"/>
+        <w:sz w:val="20"/>
+      </w:rPr>
+    </w:lvl>
+  </w:abstractNum>
+  <w:abstractNum w:abstractNumId="1" w15:restartNumberingAfterBreak="0">
     <w:nsid w:val="1C563F8E"/>
     <w:multiLevelType w:val="multilevel"/>
     <w:tmpl w:val="D81093DC"/>
@@ -7735,7 +9090,7 @@
       </w:rPr>
     </w:lvl>
   </w:abstractNum>
-  <w:abstractNum w:abstractNumId="1" w15:restartNumberingAfterBreak="0">
+  <w:abstractNum w:abstractNumId="2" w15:restartNumberingAfterBreak="0">
     <w:nsid w:val="2234539D"/>
     <w:multiLevelType w:val="multilevel"/>
     <w:tmpl w:val="DA244A56"/>
@@ -7848,7 +9203,156 @@
       </w:pPr>
     </w:lvl>
   </w:abstractNum>
-  <w:abstractNum w:abstractNumId="2" w15:restartNumberingAfterBreak="0">
+  <w:abstractNum w:abstractNumId="3" w15:restartNumberingAfterBreak="0">
+    <w:nsid w:val="265A7152"/>
+    <w:multiLevelType w:val="multilevel"/>
+    <w:tmpl w:val="28FA42B8"/>
+    <w:lvl w:ilvl="0">
+      <w:start w:val="1"/>
+      <w:numFmt w:val="bullet"/>
+      <w:lvlText w:val=""/>
+      <w:lvlJc w:val="left"/>
+      <w:pPr>
+        <w:tabs>
+          <w:tab w:val="num" w:pos="720"/>
+        </w:tabs>
+        <w:ind w:left="720" w:hanging="360"/>
+      </w:pPr>
+      <w:rPr>
+        <w:rFonts w:ascii="Symbol" w:hAnsi="Symbol" w:hint="default"/>
+        <w:sz w:val="20"/>
+      </w:rPr>
+    </w:lvl>
+    <w:lvl w:ilvl="1" w:tentative="1">
+      <w:start w:val="1"/>
+      <w:numFmt w:val="bullet"/>
+      <w:lvlText w:val="o"/>
+      <w:lvlJc w:val="left"/>
+      <w:pPr>
+        <w:tabs>
+          <w:tab w:val="num" w:pos="1440"/>
+        </w:tabs>
+        <w:ind w:left="1440" w:hanging="360"/>
+      </w:pPr>
+      <w:rPr>
+        <w:rFonts w:ascii="Courier New" w:hAnsi="Courier New" w:hint="default"/>
+        <w:sz w:val="20"/>
+      </w:rPr>
+    </w:lvl>
+    <w:lvl w:ilvl="2" w:tentative="1">
+      <w:start w:val="1"/>
+      <w:numFmt w:val="bullet"/>
+      <w:lvlText w:val=""/>
+      <w:lvlJc w:val="left"/>
+      <w:pPr>
+        <w:tabs>
+          <w:tab w:val="num" w:pos="2160"/>
+        </w:tabs>
+        <w:ind w:left="2160" w:hanging="360"/>
+      </w:pPr>
+      <w:rPr>
+        <w:rFonts w:ascii="Wingdings" w:hAnsi="Wingdings" w:hint="default"/>
+        <w:sz w:val="20"/>
+      </w:rPr>
+    </w:lvl>
+    <w:lvl w:ilvl="3" w:tentative="1">
+      <w:start w:val="1"/>
+      <w:numFmt w:val="bullet"/>
+      <w:lvlText w:val=""/>
+      <w:lvlJc w:val="left"/>
+      <w:pPr>
+        <w:tabs>
+          <w:tab w:val="num" w:pos="2880"/>
+        </w:tabs>
+        <w:ind w:left="2880" w:hanging="360"/>
+      </w:pPr>
+      <w:rPr>
+        <w:rFonts w:ascii="Wingdings" w:hAnsi="Wingdings" w:hint="default"/>
+        <w:sz w:val="20"/>
+      </w:rPr>
+    </w:lvl>
+    <w:lvl w:ilvl="4" w:tentative="1">
+      <w:start w:val="1"/>
+      <w:numFmt w:val="bullet"/>
+      <w:lvlText w:val=""/>
+      <w:lvlJc w:val="left"/>
+      <w:pPr>
+        <w:tabs>
+          <w:tab w:val="num" w:pos="3600"/>
+        </w:tabs>
+        <w:ind w:left="3600" w:hanging="360"/>
+      </w:pPr>
+      <w:rPr>
+        <w:rFonts w:ascii="Wingdings" w:hAnsi="Wingdings" w:hint="default"/>
+        <w:sz w:val="20"/>
+      </w:rPr>
+    </w:lvl>
+    <w:lvl w:ilvl="5" w:tentative="1">
+      <w:start w:val="1"/>
+      <w:numFmt w:val="bullet"/>
+      <w:lvlText w:val=""/>
+      <w:lvlJc w:val="left"/>
+      <w:pPr>
+        <w:tabs>
+          <w:tab w:val="num" w:pos="4320"/>
+        </w:tabs>
+        <w:ind w:left="4320" w:hanging="360"/>
+      </w:pPr>
+      <w:rPr>
+        <w:rFonts w:ascii="Wingdings" w:hAnsi="Wingdings" w:hint="default"/>
+        <w:sz w:val="20"/>
+      </w:rPr>
+    </w:lvl>
+    <w:lvl w:ilvl="6" w:tentative="1">
+      <w:start w:val="1"/>
+      <w:numFmt w:val="bullet"/>
+      <w:lvlText w:val=""/>
+      <w:lvlJc w:val="left"/>
+      <w:pPr>
+        <w:tabs>
+          <w:tab w:val="num" w:pos="5040"/>
+        </w:tabs>
+        <w:ind w:left="5040" w:hanging="360"/>
+      </w:pPr>
+      <w:rPr>
+        <w:rFonts w:ascii="Wingdings" w:hAnsi="Wingdings" w:hint="default"/>
+        <w:sz w:val="20"/>
+      </w:rPr>
+    </w:lvl>
+    <w:lvl w:ilvl="7" w:tentative="1">
+      <w:start w:val="1"/>
+      <w:numFmt w:val="bullet"/>
+      <w:lvlText w:val=""/>
+      <w:lvlJc w:val="left"/>
+      <w:pPr>
+        <w:tabs>
+          <w:tab w:val="num" w:pos="5760"/>
+        </w:tabs>
+        <w:ind w:left="5760" w:hanging="360"/>
+      </w:pPr>
+      <w:rPr>
+        <w:rFonts w:ascii="Wingdings" w:hAnsi="Wingdings" w:hint="default"/>
+        <w:sz w:val="20"/>
+      </w:rPr>
+    </w:lvl>
+    <w:lvl w:ilvl="8" w:tentative="1">
+      <w:start w:val="1"/>
+      <w:numFmt w:val="bullet"/>
+      <w:lvlText w:val=""/>
+      <w:lvlJc w:val="left"/>
+      <w:pPr>
+        <w:tabs>
+          <w:tab w:val="num" w:pos="6480"/>
+        </w:tabs>
+        <w:ind w:left="6480" w:hanging="360"/>
+      </w:pPr>
+      <w:rPr>
+        <w:rFonts w:ascii="Wingdings" w:hAnsi="Wingdings" w:hint="default"/>
+        <w:sz w:val="20"/>
+      </w:rPr>
+    </w:lvl>
+  </w:abstractNum>
+  <w:abstractNum w:abstractNumId="4" w15:restartNumberingAfterBreak="0">
     <w:nsid w:val="4CA8055D"/>
     <w:multiLevelType w:val="multilevel"/>
     <w:tmpl w:val="DA48AD50"/>
@@ -7961,7 +9465,7 @@
       </w:pPr>
     </w:lvl>
   </w:abstractNum>
-  <w:abstractNum w:abstractNumId="3" w15:restartNumberingAfterBreak="0">
+  <w:abstractNum w:abstractNumId="5" w15:restartNumberingAfterBreak="0">
     <w:nsid w:val="4FAF446E"/>
     <w:multiLevelType w:val="multilevel"/>
     <w:tmpl w:val="FAFE94E8"/>
@@ -8110,7 +9614,120 @@
       </w:rPr>
     </w:lvl>
   </w:abstractNum>
-  <w:abstractNum w:abstractNumId="4" w15:restartNumberingAfterBreak="0">
+  <w:abstractNum w:abstractNumId="6" w15:restartNumberingAfterBreak="0">
+    <w:nsid w:val="506450B7"/>
+    <w:multiLevelType w:val="multilevel"/>
+    <w:tmpl w:val="71368BFE"/>
+    <w:lvl w:ilvl="0">
+      <w:start w:val="1"/>
+      <w:numFmt w:val="decimal"/>
+      <w:lvlText w:val="%1."/>
+      <w:lvlJc w:val="left"/>
+      <w:pPr>
+        <w:tabs>
+          <w:tab w:val="num" w:pos="720"/>
+        </w:tabs>
+        <w:ind w:left="720" w:hanging="360"/>
+      </w:pPr>
+    </w:lvl>
+    <w:lvl w:ilvl="1" w:tentative="1">
+      <w:start w:val="1"/>
+      <w:numFmt w:val="decimal"/>
+      <w:lvlText w:val="%2."/>
+      <w:lvlJc w:val="left"/>
+      <w:pPr>
+        <w:tabs>
+          <w:tab w:val="num" w:pos="1440"/>
+        </w:tabs>
+        <w:ind w:left="1440" w:hanging="360"/>
+      </w:pPr>
+    </w:lvl>
+    <w:lvl w:ilvl="2" w:tentative="1">
+      <w:start w:val="1"/>
+      <w:numFmt w:val="decimal"/>
+      <w:lvlText w:val="%3."/>
+      <w:lvlJc w:val="left"/>
+      <w:pPr>
+        <w:tabs>
+          <w:tab w:val="num" w:pos="2160"/>
+        </w:tabs>
+        <w:ind w:left="2160" w:hanging="360"/>
+      </w:pPr>
+    </w:lvl>
+    <w:lvl w:ilvl="3" w:tentative="1">
+      <w:start w:val="1"/>
+      <w:numFmt w:val="decimal"/>
+      <w:lvlText w:val="%4."/>
+      <w:lvlJc w:val="left"/>
+      <w:pPr>
+        <w:tabs>
+          <w:tab w:val="num" w:pos="2880"/>
+        </w:tabs>
+        <w:ind w:left="2880" w:hanging="360"/>
+      </w:pPr>
+    </w:lvl>
+    <w:lvl w:ilvl="4" w:tentative="1">
+      <w:start w:val="1"/>
+      <w:numFmt w:val="decimal"/>
+      <w:lvlText w:val="%5."/>
+      <w:lvlJc w:val="left"/>
+      <w:pPr>
+        <w:tabs>
+          <w:tab w:val="num" w:pos="3600"/>
+        </w:tabs>
+        <w:ind w:left="3600" w:hanging="360"/>
+      </w:pPr>
+    </w:lvl>
+    <w:lvl w:ilvl="5" w:tentative="1">
+      <w:start w:val="1"/>
+      <w:numFmt w:val="decimal"/>
+      <w:lvlText w:val="%6."/>
+      <w:lvlJc w:val="left"/>
+      <w:pPr>
+        <w:tabs>
+          <w:tab w:val="num" w:pos="4320"/>
+        </w:tabs>
+        <w:ind w:left="4320" w:hanging="360"/>
+      </w:pPr>
+    </w:lvl>
+    <w:lvl w:ilvl="6" w:tentative="1">
+      <w:start w:val="1"/>
+      <w:numFmt w:val="decimal"/>
+      <w:lvlText w:val="%7."/>
+      <w:lvlJc w:val="left"/>
+      <w:pPr>
+        <w:tabs>
+          <w:tab w:val="num" w:pos="5040"/>
+        </w:tabs>
+        <w:ind w:left="5040" w:hanging="360"/>
+      </w:pPr>
+    </w:lvl>
+    <w:lvl w:ilvl="7" w:tentative="1">
+      <w:start w:val="1"/>
+      <w:numFmt w:val="decimal"/>
+      <w:lvlText w:val="%8."/>
+      <w:lvlJc w:val="left"/>
+      <w:pPr>
+        <w:tabs>
+          <w:tab w:val="num" w:pos="5760"/>
+        </w:tabs>
+        <w:ind w:left="5760" w:hanging="360"/>
+      </w:pPr>
+    </w:lvl>
+    <w:lvl w:ilvl="8" w:tentative="1">
+      <w:start w:val="1"/>
+      <w:numFmt w:val="decimal"/>
+      <w:lvlText w:val="%9."/>
+      <w:lvlJc w:val="left"/>
+      <w:pPr>
+        <w:tabs>
+          <w:tab w:val="num" w:pos="6480"/>
+        </w:tabs>
+        <w:ind w:left="6480" w:hanging="360"/>
+      </w:pPr>
+    </w:lvl>
+  </w:abstractNum>
+  <w:abstractNum w:abstractNumId="7" w15:restartNumberingAfterBreak="0">
     <w:nsid w:val="507F60C2"/>
     <w:multiLevelType w:val="multilevel"/>
     <w:tmpl w:val="6644CCC8"/>
@@ -8223,7 +9840,7 @@
       </w:pPr>
     </w:lvl>
   </w:abstractNum>
-  <w:abstractNum w:abstractNumId="5" w15:restartNumberingAfterBreak="0">
+  <w:abstractNum w:abstractNumId="8" w15:restartNumberingAfterBreak="0">
     <w:nsid w:val="59BA7DE2"/>
     <w:multiLevelType w:val="multilevel"/>
     <w:tmpl w:val="2474EE64"/>
@@ -8340,7 +9957,7 @@
       </w:pPr>
     </w:lvl>
   </w:abstractNum>
-  <w:abstractNum w:abstractNumId="6" w15:restartNumberingAfterBreak="0">
+  <w:abstractNum w:abstractNumId="9" w15:restartNumberingAfterBreak="0">
     <w:nsid w:val="5D222623"/>
     <w:multiLevelType w:val="multilevel"/>
     <w:tmpl w:val="9E8A9AE6"/>
@@ -8453,7 +10070,269 @@
       </w:pPr>
     </w:lvl>
   </w:abstractNum>
-  <w:abstractNum w:abstractNumId="7" w15:restartNumberingAfterBreak="0">
+  <w:abstractNum w:abstractNumId="10" w15:restartNumberingAfterBreak="0">
+    <w:nsid w:val="64F552F6"/>
+    <w:multiLevelType w:val="multilevel"/>
+    <w:tmpl w:val="EB3AD756"/>
+    <w:lvl w:ilvl="0">
+      <w:start w:val="1"/>
+      <w:numFmt w:val="decimal"/>
+      <w:lvlText w:val="%1."/>
+      <w:lvlJc w:val="left"/>
+      <w:pPr>
+        <w:tabs>
+          <w:tab w:val="num" w:pos="720"/>
+        </w:tabs>
+        <w:ind w:left="720" w:hanging="360"/>
+      </w:pPr>
+    </w:lvl>
+    <w:lvl w:ilvl="1" w:tentative="1">
+      <w:start w:val="1"/>
+      <w:numFmt w:val="decimal"/>
+      <w:lvlText w:val="%2."/>
+      <w:lvlJc w:val="left"/>
+      <w:pPr>
+        <w:tabs>
+          <w:tab w:val="num" w:pos="1440"/>
+        </w:tabs>
+        <w:ind w:left="1440" w:hanging="360"/>
+      </w:pPr>
+    </w:lvl>
+    <w:lvl w:ilvl="2" w:tentative="1">
+      <w:start w:val="1"/>
+      <w:numFmt w:val="decimal"/>
+      <w:lvlText w:val="%3."/>
+      <w:lvlJc w:val="left"/>
+      <w:pPr>
+        <w:tabs>
+          <w:tab w:val="num" w:pos="2160"/>
+        </w:tabs>
+        <w:ind w:left="2160" w:hanging="360"/>
+      </w:pPr>
+    </w:lvl>
+    <w:lvl w:ilvl="3" w:tentative="1">
+      <w:start w:val="1"/>
+      <w:numFmt w:val="decimal"/>
+      <w:lvlText w:val="%4."/>
+      <w:lvlJc w:val="left"/>
+      <w:pPr>
+        <w:tabs>
+          <w:tab w:val="num" w:pos="2880"/>
+        </w:tabs>
+        <w:ind w:left="2880" w:hanging="360"/>
+      </w:pPr>
+    </w:lvl>
+    <w:lvl w:ilvl="4" w:tentative="1">
+      <w:start w:val="1"/>
+      <w:numFmt w:val="decimal"/>
+      <w:lvlText w:val="%5."/>
+      <w:lvlJc w:val="left"/>
+      <w:pPr>
+        <w:tabs>
+          <w:tab w:val="num" w:pos="3600"/>
+        </w:tabs>
+        <w:ind w:left="3600" w:hanging="360"/>
+      </w:pPr>
+    </w:lvl>
+    <w:lvl w:ilvl="5" w:tentative="1">
+      <w:start w:val="1"/>
+      <w:numFmt w:val="decimal"/>
+      <w:lvlText w:val="%6."/>
+      <w:lvlJc w:val="left"/>
+      <w:pPr>
+        <w:tabs>
+          <w:tab w:val="num" w:pos="4320"/>
+        </w:tabs>
+        <w:ind w:left="4320" w:hanging="360"/>
+      </w:pPr>
+    </w:lvl>
+    <w:lvl w:ilvl="6" w:tentative="1">
+      <w:start w:val="1"/>
+      <w:numFmt w:val="decimal"/>
+      <w:lvlText w:val="%7."/>
+      <w:lvlJc w:val="left"/>
+      <w:pPr>
+        <w:tabs>
+          <w:tab w:val="num" w:pos="5040"/>
+        </w:tabs>
+        <w:ind w:left="5040" w:hanging="360"/>
+      </w:pPr>
+    </w:lvl>
+    <w:lvl w:ilvl="7" w:tentative="1">
+      <w:start w:val="1"/>
+      <w:numFmt w:val="decimal"/>
+      <w:lvlText w:val="%8."/>
+      <w:lvlJc w:val="left"/>
+      <w:pPr>
+        <w:tabs>
+          <w:tab w:val="num" w:pos="5760"/>
+        </w:tabs>
+        <w:ind w:left="5760" w:hanging="360"/>
+      </w:pPr>
+    </w:lvl>
+    <w:lvl w:ilvl="8" w:tentative="1">
+      <w:start w:val="1"/>
+      <w:numFmt w:val="decimal"/>
+      <w:lvlText w:val="%9."/>
+      <w:lvlJc w:val="left"/>
+      <w:pPr>
+        <w:tabs>
+          <w:tab w:val="num" w:pos="6480"/>
+        </w:tabs>
+        <w:ind w:left="6480" w:hanging="360"/>
+      </w:pPr>
+    </w:lvl>
+  </w:abstractNum>
+  <w:abstractNum w:abstractNumId="11" w15:restartNumberingAfterBreak="0">
+    <w:nsid w:val="67E91705"/>
+    <w:multiLevelType w:val="multilevel"/>
+    <w:tmpl w:val="9904A614"/>
+    <w:lvl w:ilvl="0">
+      <w:start w:val="1"/>
+      <w:numFmt w:val="bullet"/>
+      <w:lvlText w:val=""/>
+      <w:lvlJc w:val="left"/>
+      <w:pPr>
+        <w:tabs>
+          <w:tab w:val="num" w:pos="720"/>
+        </w:tabs>
+        <w:ind w:left="720" w:hanging="360"/>
+      </w:pPr>
+      <w:rPr>
+        <w:rFonts w:ascii="Symbol" w:hAnsi="Symbol" w:hint="default"/>
+        <w:sz w:val="20"/>
+      </w:rPr>
+    </w:lvl>
+    <w:lvl w:ilvl="1" w:tentative="1">
+      <w:start w:val="1"/>
+      <w:numFmt w:val="bullet"/>
+      <w:lvlText w:val="o"/>
+      <w:lvlJc w:val="left"/>
+      <w:pPr>
+        <w:tabs>
+          <w:tab w:val="num" w:pos="1440"/>
+        </w:tabs>
+        <w:ind w:left="1440" w:hanging="360"/>
+      </w:pPr>
+      <w:rPr>
+        <w:rFonts w:ascii="Courier New" w:hAnsi="Courier New" w:hint="default"/>
+        <w:sz w:val="20"/>
+      </w:rPr>
+    </w:lvl>
+    <w:lvl w:ilvl="2" w:tentative="1">
+      <w:start w:val="1"/>
+      <w:numFmt w:val="bullet"/>
+      <w:lvlText w:val=""/>
+      <w:lvlJc w:val="left"/>
+      <w:pPr>
+        <w:tabs>
+          <w:tab w:val="num" w:pos="2160"/>
+        </w:tabs>
+        <w:ind w:left="2160" w:hanging="360"/>
+      </w:pPr>
+      <w:rPr>
+        <w:rFonts w:ascii="Wingdings" w:hAnsi="Wingdings" w:hint="default"/>
+        <w:sz w:val="20"/>
+      </w:rPr>
+    </w:lvl>
+    <w:lvl w:ilvl="3" w:tentative="1">
+      <w:start w:val="1"/>
+      <w:numFmt w:val="bullet"/>
+      <w:lvlText w:val=""/>
+      <w:lvlJc w:val="left"/>
+      <w:pPr>
+        <w:tabs>
+          <w:tab w:val="num" w:pos="2880"/>
+        </w:tabs>
+        <w:ind w:left="2880" w:hanging="360"/>
+      </w:pPr>
+      <w:rPr>
+        <w:rFonts w:ascii="Wingdings" w:hAnsi="Wingdings" w:hint="default"/>
+        <w:sz w:val="20"/>
+      </w:rPr>
+    </w:lvl>
+    <w:lvl w:ilvl="4" w:tentative="1">
+      <w:start w:val="1"/>
+      <w:numFmt w:val="bullet"/>
+      <w:lvlText w:val=""/>
+      <w:lvlJc w:val="left"/>
+      <w:pPr>
+        <w:tabs>
+          <w:tab w:val="num" w:pos="3600"/>
+        </w:tabs>
+        <w:ind w:left="3600" w:hanging="360"/>
+      </w:pPr>
+      <w:rPr>
+        <w:rFonts w:ascii="Wingdings" w:hAnsi="Wingdings" w:hint="default"/>
+        <w:sz w:val="20"/>
+      </w:rPr>
+    </w:lvl>
+    <w:lvl w:ilvl="5" w:tentative="1">
+      <w:start w:val="1"/>
+      <w:numFmt w:val="bullet"/>
+      <w:lvlText w:val=""/>
+      <w:lvlJc w:val="left"/>
+      <w:pPr>
+        <w:tabs>
+          <w:tab w:val="num" w:pos="4320"/>
+        </w:tabs>
+        <w:ind w:left="4320" w:hanging="360"/>
+      </w:pPr>
+      <w:rPr>
+        <w:rFonts w:ascii="Wingdings" w:hAnsi="Wingdings" w:hint="default"/>
+        <w:sz w:val="20"/>
+      </w:rPr>
+    </w:lvl>
+    <w:lvl w:ilvl="6" w:tentative="1">
+      <w:start w:val="1"/>
+      <w:numFmt w:val="bullet"/>
+      <w:lvlText w:val=""/>
+      <w:lvlJc w:val="left"/>
+      <w:pPr>
+        <w:tabs>
+          <w:tab w:val="num" w:pos="5040"/>
+        </w:tabs>
+        <w:ind w:left="5040" w:hanging="360"/>
+      </w:pPr>
+      <w:rPr>
+        <w:rFonts w:ascii="Wingdings" w:hAnsi="Wingdings" w:hint="default"/>
+        <w:sz w:val="20"/>
+      </w:rPr>
+    </w:lvl>
+    <w:lvl w:ilvl="7" w:tentative="1">
+      <w:start w:val="1"/>
+      <w:numFmt w:val="bullet"/>
+      <w:lvlText w:val=""/>
+      <w:lvlJc w:val="left"/>
+      <w:pPr>
+        <w:tabs>
+          <w:tab w:val="num" w:pos="5760"/>
+        </w:tabs>
+        <w:ind w:left="5760" w:hanging="360"/>
+      </w:pPr>
+      <w:rPr>
+        <w:rFonts w:ascii="Wingdings" w:hAnsi="Wingdings" w:hint="default"/>
+        <w:sz w:val="20"/>
+      </w:rPr>
+    </w:lvl>
+    <w:lvl w:ilvl="8" w:tentative="1">
+      <w:start w:val="1"/>
+      <w:numFmt w:val="bullet"/>
+      <w:lvlText w:val=""/>
+      <w:lvlJc w:val="left"/>
+      <w:pPr>
+        <w:tabs>
+          <w:tab w:val="num" w:pos="6480"/>
+        </w:tabs>
+        <w:ind w:left="6480" w:hanging="360"/>
+      </w:pPr>
+      <w:rPr>
+        <w:rFonts w:ascii="Wingdings" w:hAnsi="Wingdings" w:hint="default"/>
+        <w:sz w:val="20"/>
+      </w:rPr>
+    </w:lvl>
+  </w:abstractNum>
+  <w:abstractNum w:abstractNumId="12" w15:restartNumberingAfterBreak="0">
     <w:nsid w:val="764F7DF3"/>
     <w:multiLevelType w:val="multilevel"/>
     <w:tmpl w:val="65A00C30"/>
@@ -8566,7 +10445,7 @@
       </w:pPr>
     </w:lvl>
   </w:abstractNum>
-  <w:abstractNum w:abstractNumId="8" w15:restartNumberingAfterBreak="0">
+  <w:abstractNum w:abstractNumId="13" w15:restartNumberingAfterBreak="0">
     <w:nsid w:val="7F3A27A5"/>
     <w:multiLevelType w:val="multilevel"/>
     <w:tmpl w:val="4B1CF596"/>
@@ -8684,31 +10563,46 @@
     </w:lvl>
   </w:abstractNum>
   <w:num w:numId="1" w16cid:durableId="262684813">
+    <w:abstractNumId w:val="13"/>
+  </w:num>
+  <w:num w:numId="2" w16cid:durableId="156305667">
+    <w:abstractNumId w:val="2"/>
+  </w:num>
+  <w:num w:numId="3" w16cid:durableId="424227804">
     <w:abstractNumId w:val="8"/>
   </w:num>
-  <w:num w:numId="2" w16cid:durableId="156305667">
+  <w:num w:numId="4" w16cid:durableId="1106191958">
+    <w:abstractNumId w:val="4"/>
+  </w:num>
+  <w:num w:numId="5" w16cid:durableId="284820410">
+    <w:abstractNumId w:val="5"/>
+  </w:num>
+  <w:num w:numId="6" w16cid:durableId="20713170">
     <w:abstractNumId w:val="1"/>
   </w:num>
-  <w:num w:numId="3" w16cid:durableId="424227804">
-    <w:abstractNumId w:val="5"/>
+  <w:num w:numId="7" w16cid:durableId="1657882331">
+    <w:abstractNumId w:val="7"/>
   </w:num>
-  <w:num w:numId="4" w16cid:durableId="1106191958">
-    <w:abstractNumId w:val="2"/>
+  <w:num w:numId="8" w16cid:durableId="2100322913">
+    <w:abstractNumId w:val="9"/>
   </w:num>
-  <w:num w:numId="5" w16cid:durableId="284820410">
+  <w:num w:numId="9" w16cid:durableId="134300193">
+    <w:abstractNumId w:val="12"/>
+  </w:num>
+  <w:num w:numId="10" w16cid:durableId="1213037260">
+    <w:abstractNumId w:val="10"/>
+  </w:num>
+  <w:num w:numId="11" w16cid:durableId="1677919359">
+    <w:abstractNumId w:val="11"/>
+  </w:num>
+  <w:num w:numId="12" w16cid:durableId="2020737257">
     <w:abstractNumId w:val="3"/>
   </w:num>
-  <w:num w:numId="6" w16cid:durableId="20713170">
+  <w:num w:numId="13" w16cid:durableId="1128741993">
     <w:abstractNumId w:val="0"/>
   </w:num>
-  <w:num w:numId="7" w16cid:durableId="1657882331">
-    <w:abstractNumId w:val="4"/>
-  </w:num>
-  <w:num w:numId="8" w16cid:durableId="2100322913">
+  <w:num w:numId="14" w16cid:durableId="233513244">
     <w:abstractNumId w:val="6"/>
-  </w:num>
-  <w:num w:numId="9" w16cid:durableId="134300193">
-    <w:abstractNumId w:val="7"/>
   </w:num>
 </w:numbering>
 </file>
@@ -9629,6 +11523,29 @@
       <w:spacing w:val="5"/>
     </w:rPr>
   </w:style>
+  <w:style w:type="character" w:styleId="Hipervnculo">
+    <w:name w:val="Hyperlink"/>
+    <w:basedOn w:val="Fuentedeprrafopredeter"/>
+    <w:uiPriority w:val="99"/>
+    <w:unhideWhenUsed/>
+    <w:rsid w:val="00C1366A"/>
+    <w:rPr>
+      <w:color w:val="0563C1" w:themeColor="hyperlink"/>
+      <w:u w:val="single"/>
+    </w:rPr>
+  </w:style>
+  <w:style w:type="character" w:styleId="Mencinsinresolver">
+    <w:name w:val="Unresolved Mention"/>
+    <w:basedOn w:val="Fuentedeprrafopredeter"/>
+    <w:uiPriority w:val="99"/>
+    <w:semiHidden/>
+    <w:unhideWhenUsed/>
+    <w:rsid w:val="00C1366A"/>
+    <w:rPr>
+      <w:color w:val="605E5C"/>
+      <w:shd w:val="clear" w:color="auto" w:fill="E1DFDD"/>
+    </w:rPr>
+  </w:style>
 </w:styles>
 </file>
 
